--- a/downloads/guion-jaquebot-2026.docx
+++ b/downloads/guion-jaquebot-2026.docx
@@ -1993,7 +1993,7 @@
         <w:widowControl/>
       </w:pPr>
       <w:r>
-        <w:t>JaqueBot, Ajedrez que cobra movimiento. Ahora presentamos el video de nuestro proceso.</w:t>
+        <w:t>Presentamos tres minutos de diseño, pruebas y construcción de JaqueBot.</w:t>
       </w:r>
     </w:p>
     <w:p>
@@ -2251,7 +2251,7 @@
                 <w:b w:val="0"/>
                 <w:sz w:val="18"/>
               </w:rPr>
-              <w:t>Idea del proyecto y esquema de consulta a ChatGPT Codex</w:t>
+              <w:t>Idea, repositorio real de EduSCARA, modelo y lista de piezas</w:t>
             </w:r>
           </w:p>
         </w:tc>
@@ -2321,7 +2321,7 @@
                 <w:b w:val="0"/>
                 <w:sz w:val="18"/>
               </w:rPr>
-              <w:t>Desarrollo y ajustes</w:t>
+              <w:t>Desarrollo y fracaso</w:t>
             </w:r>
           </w:p>
         </w:tc>
@@ -2353,7 +2353,7 @@
                 <w:b w:val="0"/>
                 <w:sz w:val="18"/>
               </w:rPr>
-              <w:t>Pruebas de movimiento, interfaces y explicación de la depuración</w:t>
+              <w:t>Impresión 3D, ajustes y extractos reales de conversaciones con Codex</w:t>
             </w:r>
           </w:p>
         </w:tc>
@@ -2455,7 +2455,7 @@
                 <w:b w:val="0"/>
                 <w:sz w:val="18"/>
               </w:rPr>
-              <w:t>Diseño, piezas, herramientas, ensamble y conexiones del equipo</w:t>
+              <w:t>Timelapse de armado, soldadura, fijaciones, fotos y dos aplicaciones</w:t>
             </w:r>
           </w:p>
         </w:tc>
@@ -2525,7 +2525,7 @@
                 <w:b w:val="0"/>
                 <w:sz w:val="18"/>
               </w:rPr>
-              <w:t>El resultado</w:t>
+              <w:t>El éxito</w:t>
             </w:r>
           </w:p>
         </w:tc>
@@ -2557,7 +2557,7 @@
                 <w:b w:val="0"/>
                 <w:sz w:val="18"/>
               </w:rPr>
-              <w:t>Prototipo, pruebas disponibles, equipo y cierre de JaqueBot</w:t>
+              <w:t>Pruebas disponibles del prototipo, equipo y cierre de JaqueBot</w:t>
             </w:r>
           </w:p>
         </w:tc>
@@ -2574,7 +2574,7 @@
           <w:color w:val="414141"/>
           <w:sz w:val="19"/>
         </w:rPr>
-        <w:t>El tramo de 150 a 180 segundos usa el prototipo y las pruebas disponibles. Se reemplazará por el clip final de funcionamiento completo cuando el equipo lo aporte. La consulta a la IA se muestra como esquema o reconstrucción gráfica identificada, no como captura histórica.</w:t>
+        <w:t>El video reúne 26 evidencias del equipo, narración masculina en español latinoamericano de ElevenLabs y música. La interfaz animada de Codex reproduce extractos reales del 25 de septiembre, 4 y 11 de octubre de 2026, con el rótulo Conversación real · extractos · interfaz recreada. El cierre usa las pruebas disponibles; después se incorporará la grabación del funcionamiento completo.</w:t>
       </w:r>
     </w:p>
     <w:p>
@@ -2609,7 +2609,7 @@
         <w:rPr>
           <w:sz w:val="20"/>
         </w:rPr>
-        <w:t>JaqueBot nació de una idea: explorar cómo un brazo robótico puede mover y clasificar objetos para ayudar a optimizar tareas repetitivas. Nosotros elegimos el ajedrez para demostrar esa capacidad. Cada jugada exige reconocer una pieza, calcular un destino y convertir una decisión digital en movimiento físico. Así conectamos lo que aprendimos en sistemas con un prototipo real.</w:t>
+        <w:t>¿Cómo convertir una idea en un robot capaz de actuar? En el colegio nos propusimos explorar una tarea real: mover objetos para ayudar a optimizar procesos repetitivos. Elegimos el ajedrez como demostración. Partimos de EduSCARA, una plataforma abierta: consultamos su publicación, descargamos el modelo y revisamos las piezas. Ahí empezó JaqueBot.</w:t>
       </w:r>
     </w:p>
     <w:p>
@@ -2623,7 +2623,7 @@
           <w:b/>
           <w:sz w:val="20"/>
         </w:rPr>
-        <w:t>00:30 a 01:30   Desarrollo y ajustes</w:t>
+        <w:t>00:30 a 01:30   Desarrollo y fracaso</w:t>
       </w:r>
     </w:p>
     <w:p>
@@ -2635,7 +2635,7 @@
         <w:rPr>
           <w:sz w:val="20"/>
         </w:rPr>
-        <w:t>El desarrollo reunió mecánica, electrónica y programación. Usamos ChatGPT Codex como apoyo para revisar soluciones, describiendo el hardware disponible, sus límites y el protocolo del robot. La inteligencia artificial necesitó orientación y comprobación. Durante una captura aparecieron lecturas distintas de posición. Aprendimos que recibir una respuesta del controlador no demuestra que el brazo haya llegado. Reforzamos la verificación con lecturas consecutivas y evitamos repetir automáticamente un traslado fallido. También ajustamos la coordinación del estacionamiento y de la herramienta. Los registros de estas pruebas nos ayudaron a encontrar problemas y decidir qué revisar antes de continuar.</w:t>
+        <w:t>La lista de piezas se convirtió en trabajo de taller: impresión en tres dimensiones, pruebas de ajuste y primeros montajes. Pero ensamblar no bastaba. Había que coordinar sensores, motores y código. Con ChatGPT Codex describimos el hardware, revisamos Python y el firmware de la STM32, y contrastamos cada propuesta con pruebas. Hubo calibraciones incompletas y posiciones que no coincidían con lo esperado. Una respuesta del controlador no significaba que el brazo hubiera llegado. Por eso reforzamos la verificación con tres lecturas consecutivas y evitamos repetir automáticamente un traslado fallido. No avanzamos por adivinar: observamos, registramos y corregimos. Cada intento nos enseñó algo.</w:t>
       </w:r>
     </w:p>
     <w:p>
@@ -2661,7 +2661,7 @@
         <w:rPr>
           <w:sz w:val="20"/>
         </w:rPr>
-        <w:t>En Autodesk Fusion adaptamos la plataforma EduSCARA y el conjunto del tablero, las piezas y los soportes. La fabricación y el ensamble hicieron tangible el diseño. Integramos los servomotores, los potenciómetros, la NUCLEO y la Raspberry Pi con su cámara. El electroimán añadió la posibilidad de sujetar y liberar las piezas. Construimos dos aplicaciones. JaqueBot manual permite preparar y controlar el brazo, mover sus articulaciones y probar la herramienta. JaqueBot Ajedrez combina visión con ArUco, reglas de juego y el motor Stockfish. La aplicación organiza los movimientos y comprueba el resultado antes de continuar. Cada componente cumple una función dentro del mismo sistema.</w:t>
+        <w:t>Después vino la integración. Engranajes, eslabones, tornillos y soportes: cada pieza debía encajar. Soldamos conexiones, ordenamos cables y fijamos los componentes. En Autodesk Fusion adaptamos el conjunto del tablero, las piezas y la cámara. La Raspberry Pi coordina el sistema; la NUCLEO controla el movimiento. El electroimán permite sujetar y liberar. También construimos dos aplicaciones. JaqueBot manual prepara y controla el brazo. JaqueBot Ajedrez observa el tablero con la cámara y etiquetas ArUco; verifica las reglas y consulta a Stockfish para elegir una jugada. Nuestra aplicación transforma esa decisión en una secuencia de movimientos. Diseño, electrónica y programación dejaron de ser partes separadas: empezaron a trabajar juntas.</w:t>
       </w:r>
     </w:p>
     <w:p>
@@ -2675,7 +2675,7 @@
           <w:b/>
           <w:sz w:val="20"/>
         </w:rPr>
-        <w:t>02:30 a 03:00   El resultado</w:t>
+        <w:t>02:30 a 03:00   El éxito</w:t>
       </w:r>
     </w:p>
     <w:p>
@@ -2687,7 +2687,7 @@
         <w:rPr>
           <w:sz w:val="20"/>
         </w:rPr>
-        <w:t>Hoy presentamos el prototipo terminado. La aplicación calcula una jugada y el brazo activa el electroimán para mover la pieza. El tablero pequeño requiere supervisión: piezas cercanas pueden levantarse juntas. Para producción tendríamos que adaptar el tamaño y la herramienta, y medir el desempeño. Somos estudiantes de once C. JaqueBot: ajedrez que cobra movimiento.</w:t>
+        <w:t>Hoy, JaqueBot reúne dos aplicaciones y un prototipo terminado. El programa calcula la jugada y coordina el brazo y el electroimán. Aún requiere supervisión: en este tablero pequeño, piezas cercanas pueden levantarse juntas. Para una aplicación industrial adaptaríamos tamaño y herramienta, y mediríamos su desempeño. Esto es lo que construimos y aprendimos. JaqueBot: una idea que cobra movimiento.</w:t>
       </w:r>
     </w:p>
     <w:p>

--- a/downloads/guion-jaquebot-2026.docx
+++ b/downloads/guion-jaquebot-2026.docx
@@ -5,7 +5,6 @@
     <w:p>
       <w:pPr>
         <w:pStyle w:val="Title"/>
-        <w:widowControl/>
       </w:pPr>
       <w:r>
         <w:t>Guion de sustentación de JaqueBot</w:t>
@@ -14,27 +13,22 @@
     <w:p>
       <w:pPr>
         <w:pStyle w:val="Subtitle"/>
-        <w:widowControl/>
       </w:pPr>
       <w:r>
-        <w:t>Proyecto Grado 11C 2026</w:t>
+        <w:t>Proyecto de grado 11C 2026</w:t>
       </w:r>
     </w:p>
     <w:p>
-      <w:pPr>
-        <w:widowControl/>
-      </w:pPr>
-      <w:r>
-        <w:t>Este guion indica qué decir, qué mostrar y cuándo cambiar de voz. Acompaña la web inmersiva y la demostración supervisada del prototipo terminado. Los seis bloques incluyen la demostración dentro de los doce minutos de exposición.</w:t>
+      <w:r>
+        <w:t>Este guion acompaña las diapositivas actuales y explica el proyecto a personas sin conocimientos previos de robótica. Indica qué dice cada rol, qué debe mostrar y cuándo cambia de expositor. El objetivo es que el público comprenda para qué sirve el brazo, cómo lo construimos, cómo funciona y qué aprendimos.</w:t>
       </w:r>
     </w:p>
     <w:p>
       <w:pPr>
         <w:pStyle w:val="Heading1"/>
-        <w:widowControl/>
       </w:pPr>
       <w:r>
-        <w:t>Plan de la sustentación</w:t>
+        <w:t>Distribución de los veinte minutos</w:t>
       </w:r>
     </w:p>
     <w:tbl>
@@ -45,15 +39,4183 @@
         <w:tblLook w:firstColumn="1" w:firstRow="1" w:lastColumn="0" w:lastRow="0" w:noHBand="0" w:noVBand="1" w:val="04A0"/>
       </w:tblPr>
       <w:tblGrid>
-        <w:gridCol w:w="1584"/>
-        <w:gridCol w:w="2923"/>
-        <w:gridCol w:w="5198"/>
+        <w:gridCol w:w="1555"/>
+        <w:gridCol w:w="2880"/>
+        <w:gridCol w:w="5299"/>
       </w:tblGrid>
       <w:tr>
         <w:trPr>
+          <w:cantSplit/>
           <w:tblHeader/>
+        </w:trPr>
+        <w:tc>
+          <w:tcPr>
+            <w:tcW w:type="dxa" w:w="1555"/>
+            <w:vAlign w:val="center"/>
+            <w:tcBorders>
+              <w:top w:val="single" w:sz="4" w:color="D9D9D9"/>
+              <w:left w:val="single" w:sz="4" w:color="D9D9D9"/>
+              <w:bottom w:val="single" w:sz="4" w:color="D9D9D9"/>
+              <w:right w:val="single" w:sz="4" w:color="D9D9D9"/>
+              <w:insideH w:val="single" w:sz="4" w:color="D9D9D9"/>
+              <w:insideV w:val="single" w:sz="4" w:color="D9D9D9"/>
+            </w:tcBorders>
+            <w:tcMar>
+              <w:top w:w="90" w:type="dxa"/>
+              <w:bottom w:w="90" w:type="dxa"/>
+              <w:left w:w="90" w:type="dxa"/>
+              <w:right w:w="90" w:type="dxa"/>
+            </w:tcMar>
+            <w:shd w:fill="E8EDF0"/>
+          </w:tcPr>
+          <w:p>
+            <w:pPr>
+              <w:spacing w:after="0" w:line="252" w:lineRule="auto"/>
+            </w:pPr>
+            <w:r>
+              <w:rPr>
+                <w:b/>
+                <w:sz w:val="19"/>
+              </w:rPr>
+              <w:t>Tiempo</w:t>
+            </w:r>
+          </w:p>
+        </w:tc>
+        <w:tc>
+          <w:tcPr>
+            <w:tcW w:type="dxa" w:w="2880"/>
+            <w:vAlign w:val="center"/>
+            <w:tcBorders>
+              <w:top w:val="single" w:sz="4" w:color="D9D9D9"/>
+              <w:left w:val="single" w:sz="4" w:color="D9D9D9"/>
+              <w:bottom w:val="single" w:sz="4" w:color="D9D9D9"/>
+              <w:right w:val="single" w:sz="4" w:color="D9D9D9"/>
+              <w:insideH w:val="single" w:sz="4" w:color="D9D9D9"/>
+              <w:insideV w:val="single" w:sz="4" w:color="D9D9D9"/>
+            </w:tcBorders>
+            <w:tcMar>
+              <w:top w:w="90" w:type="dxa"/>
+              <w:bottom w:w="90" w:type="dxa"/>
+              <w:left w:w="90" w:type="dxa"/>
+              <w:right w:w="90" w:type="dxa"/>
+            </w:tcMar>
+            <w:shd w:fill="E8EDF0"/>
+          </w:tcPr>
+          <w:p>
+            <w:pPr>
+              <w:spacing w:after="0" w:line="252" w:lineRule="auto"/>
+            </w:pPr>
+            <w:r>
+              <w:rPr>
+                <w:b/>
+                <w:sz w:val="19"/>
+              </w:rPr>
+              <w:t>Responsable</w:t>
+            </w:r>
+          </w:p>
+        </w:tc>
+        <w:tc>
+          <w:tcPr>
+            <w:tcW w:type="dxa" w:w="5299"/>
+            <w:vAlign w:val="center"/>
+            <w:tcBorders>
+              <w:top w:val="single" w:sz="4" w:color="D9D9D9"/>
+              <w:left w:val="single" w:sz="4" w:color="D9D9D9"/>
+              <w:bottom w:val="single" w:sz="4" w:color="D9D9D9"/>
+              <w:right w:val="single" w:sz="4" w:color="D9D9D9"/>
+              <w:insideH w:val="single" w:sz="4" w:color="D9D9D9"/>
+              <w:insideV w:val="single" w:sz="4" w:color="D9D9D9"/>
+            </w:tcBorders>
+            <w:tcMar>
+              <w:top w:w="90" w:type="dxa"/>
+              <w:bottom w:w="90" w:type="dxa"/>
+              <w:left w:w="90" w:type="dxa"/>
+              <w:right w:w="90" w:type="dxa"/>
+            </w:tcMar>
+            <w:shd w:fill="E8EDF0"/>
+          </w:tcPr>
+          <w:p>
+            <w:pPr>
+              <w:spacing w:after="0" w:line="252" w:lineRule="auto"/>
+            </w:pPr>
+            <w:r>
+              <w:rPr>
+                <w:b/>
+                <w:sz w:val="19"/>
+              </w:rPr>
+              <w:t>Qué explica o muestra</w:t>
+            </w:r>
+          </w:p>
+        </w:tc>
+      </w:tr>
+      <w:tr>
+        <w:trPr>
           <w:cantSplit/>
         </w:trPr>
+        <w:tc>
+          <w:tcPr>
+            <w:tcW w:type="dxa" w:w="1555"/>
+            <w:vAlign w:val="center"/>
+            <w:tcBorders>
+              <w:top w:val="single" w:sz="4" w:color="D9D9D9"/>
+              <w:left w:val="single" w:sz="4" w:color="D9D9D9"/>
+              <w:bottom w:val="single" w:sz="4" w:color="D9D9D9"/>
+              <w:right w:val="single" w:sz="4" w:color="D9D9D9"/>
+              <w:insideH w:val="single" w:sz="4" w:color="D9D9D9"/>
+              <w:insideV w:val="single" w:sz="4" w:color="D9D9D9"/>
+            </w:tcBorders>
+            <w:tcMar>
+              <w:top w:w="90" w:type="dxa"/>
+              <w:bottom w:w="90" w:type="dxa"/>
+              <w:left w:w="90" w:type="dxa"/>
+              <w:right w:w="90" w:type="dxa"/>
+            </w:tcMar>
+          </w:tcPr>
+          <w:p>
+            <w:pPr>
+              <w:spacing w:after="0" w:line="252" w:lineRule="auto"/>
+            </w:pPr>
+            <w:r>
+              <w:rPr>
+                <w:b w:val="0"/>
+                <w:sz w:val="19"/>
+              </w:rPr>
+              <w:t>00:00 a 02:00</w:t>
+            </w:r>
+          </w:p>
+        </w:tc>
+        <w:tc>
+          <w:tcPr>
+            <w:tcW w:type="dxa" w:w="2880"/>
+            <w:vAlign w:val="center"/>
+            <w:tcBorders>
+              <w:top w:val="single" w:sz="4" w:color="D9D9D9"/>
+              <w:left w:val="single" w:sz="4" w:color="D9D9D9"/>
+              <w:bottom w:val="single" w:sz="4" w:color="D9D9D9"/>
+              <w:right w:val="single" w:sz="4" w:color="D9D9D9"/>
+              <w:insideH w:val="single" w:sz="4" w:color="D9D9D9"/>
+              <w:insideV w:val="single" w:sz="4" w:color="D9D9D9"/>
+            </w:tcBorders>
+            <w:tcMar>
+              <w:top w:w="90" w:type="dxa"/>
+              <w:bottom w:w="90" w:type="dxa"/>
+              <w:left w:w="90" w:type="dxa"/>
+              <w:right w:w="90" w:type="dxa"/>
+            </w:tcMar>
+          </w:tcPr>
+          <w:p>
+            <w:pPr>
+              <w:spacing w:after="0" w:line="252" w:lineRule="auto"/>
+            </w:pPr>
+            <w:r>
+              <w:rPr>
+                <w:b w:val="0"/>
+                <w:sz w:val="19"/>
+              </w:rPr>
+              <w:t>Gestor de proyecto</w:t>
+            </w:r>
+          </w:p>
+        </w:tc>
+        <w:tc>
+          <w:tcPr>
+            <w:tcW w:type="dxa" w:w="5299"/>
+            <w:vAlign w:val="center"/>
+            <w:tcBorders>
+              <w:top w:val="single" w:sz="4" w:color="D9D9D9"/>
+              <w:left w:val="single" w:sz="4" w:color="D9D9D9"/>
+              <w:bottom w:val="single" w:sz="4" w:color="D9D9D9"/>
+              <w:right w:val="single" w:sz="4" w:color="D9D9D9"/>
+              <w:insideH w:val="single" w:sz="4" w:color="D9D9D9"/>
+              <w:insideV w:val="single" w:sz="4" w:color="D9D9D9"/>
+            </w:tcBorders>
+            <w:tcMar>
+              <w:top w:w="90" w:type="dxa"/>
+              <w:bottom w:w="90" w:type="dxa"/>
+              <w:left w:w="90" w:type="dxa"/>
+              <w:right w:w="90" w:type="dxa"/>
+            </w:tcMar>
+          </w:tcPr>
+          <w:p>
+            <w:pPr>
+              <w:spacing w:after="0" w:line="252" w:lineRule="auto"/>
+            </w:pPr>
+            <w:r>
+              <w:rPr>
+                <w:b w:val="0"/>
+                <w:sz w:val="19"/>
+              </w:rPr>
+              <w:t>Objetivo, utilidad y resumen breve de recursos</w:t>
+            </w:r>
+          </w:p>
+        </w:tc>
+      </w:tr>
+      <w:tr>
+        <w:trPr>
+          <w:cantSplit/>
+        </w:trPr>
+        <w:tc>
+          <w:tcPr>
+            <w:tcW w:type="dxa" w:w="1555"/>
+            <w:vAlign w:val="center"/>
+            <w:tcBorders>
+              <w:top w:val="single" w:sz="4" w:color="D9D9D9"/>
+              <w:left w:val="single" w:sz="4" w:color="D9D9D9"/>
+              <w:bottom w:val="single" w:sz="4" w:color="D9D9D9"/>
+              <w:right w:val="single" w:sz="4" w:color="D9D9D9"/>
+              <w:insideH w:val="single" w:sz="4" w:color="D9D9D9"/>
+              <w:insideV w:val="single" w:sz="4" w:color="D9D9D9"/>
+            </w:tcBorders>
+            <w:tcMar>
+              <w:top w:w="90" w:type="dxa"/>
+              <w:bottom w:w="90" w:type="dxa"/>
+              <w:left w:w="90" w:type="dxa"/>
+              <w:right w:w="90" w:type="dxa"/>
+            </w:tcMar>
+          </w:tcPr>
+          <w:p>
+            <w:pPr>
+              <w:spacing w:after="0" w:line="252" w:lineRule="auto"/>
+            </w:pPr>
+            <w:r>
+              <w:rPr>
+                <w:b w:val="0"/>
+                <w:sz w:val="19"/>
+              </w:rPr>
+              <w:t>02:00 a 04:00</w:t>
+            </w:r>
+          </w:p>
+        </w:tc>
+        <w:tc>
+          <w:tcPr>
+            <w:tcW w:type="dxa" w:w="2880"/>
+            <w:vAlign w:val="center"/>
+            <w:tcBorders>
+              <w:top w:val="single" w:sz="4" w:color="D9D9D9"/>
+              <w:left w:val="single" w:sz="4" w:color="D9D9D9"/>
+              <w:bottom w:val="single" w:sz="4" w:color="D9D9D9"/>
+              <w:right w:val="single" w:sz="4" w:color="D9D9D9"/>
+              <w:insideH w:val="single" w:sz="4" w:color="D9D9D9"/>
+              <w:insideV w:val="single" w:sz="4" w:color="D9D9D9"/>
+            </w:tcBorders>
+            <w:tcMar>
+              <w:top w:w="90" w:type="dxa"/>
+              <w:bottom w:w="90" w:type="dxa"/>
+              <w:left w:w="90" w:type="dxa"/>
+              <w:right w:w="90" w:type="dxa"/>
+            </w:tcMar>
+          </w:tcPr>
+          <w:p>
+            <w:pPr>
+              <w:spacing w:after="0" w:line="252" w:lineRule="auto"/>
+            </w:pPr>
+            <w:r>
+              <w:rPr>
+                <w:b w:val="0"/>
+                <w:sz w:val="19"/>
+              </w:rPr>
+              <w:t>Ingeniero de IA</w:t>
+            </w:r>
+          </w:p>
+        </w:tc>
+        <w:tc>
+          <w:tcPr>
+            <w:tcW w:type="dxa" w:w="5299"/>
+            <w:vAlign w:val="center"/>
+            <w:tcBorders>
+              <w:top w:val="single" w:sz="4" w:color="D9D9D9"/>
+              <w:left w:val="single" w:sz="4" w:color="D9D9D9"/>
+              <w:bottom w:val="single" w:sz="4" w:color="D9D9D9"/>
+              <w:right w:val="single" w:sz="4" w:color="D9D9D9"/>
+              <w:insideH w:val="single" w:sz="4" w:color="D9D9D9"/>
+              <w:insideV w:val="single" w:sz="4" w:color="D9D9D9"/>
+            </w:tcBorders>
+            <w:tcMar>
+              <w:top w:w="90" w:type="dxa"/>
+              <w:bottom w:w="90" w:type="dxa"/>
+              <w:left w:w="90" w:type="dxa"/>
+              <w:right w:w="90" w:type="dxa"/>
+            </w:tcMar>
+          </w:tcPr>
+          <w:p>
+            <w:pPr>
+              <w:spacing w:after="0" w:line="252" w:lineRule="auto"/>
+            </w:pPr>
+            <w:r>
+              <w:rPr>
+                <w:b w:val="0"/>
+                <w:sz w:val="19"/>
+              </w:rPr>
+              <w:t>Ayuda de Codex y revisión de errores</w:t>
+            </w:r>
+          </w:p>
+        </w:tc>
+      </w:tr>
+      <w:tr>
+        <w:trPr>
+          <w:cantSplit/>
+        </w:trPr>
+        <w:tc>
+          <w:tcPr>
+            <w:tcW w:type="dxa" w:w="1555"/>
+            <w:vAlign w:val="center"/>
+            <w:tcBorders>
+              <w:top w:val="single" w:sz="4" w:color="D9D9D9"/>
+              <w:left w:val="single" w:sz="4" w:color="D9D9D9"/>
+              <w:bottom w:val="single" w:sz="4" w:color="D9D9D9"/>
+              <w:right w:val="single" w:sz="4" w:color="D9D9D9"/>
+              <w:insideH w:val="single" w:sz="4" w:color="D9D9D9"/>
+              <w:insideV w:val="single" w:sz="4" w:color="D9D9D9"/>
+            </w:tcBorders>
+            <w:tcMar>
+              <w:top w:w="90" w:type="dxa"/>
+              <w:bottom w:w="90" w:type="dxa"/>
+              <w:left w:w="90" w:type="dxa"/>
+              <w:right w:w="90" w:type="dxa"/>
+            </w:tcMar>
+          </w:tcPr>
+          <w:p>
+            <w:pPr>
+              <w:spacing w:after="0" w:line="252" w:lineRule="auto"/>
+            </w:pPr>
+            <w:r>
+              <w:rPr>
+                <w:b w:val="0"/>
+                <w:sz w:val="19"/>
+              </w:rPr>
+              <w:t>04:00 a 06:00</w:t>
+            </w:r>
+          </w:p>
+        </w:tc>
+        <w:tc>
+          <w:tcPr>
+            <w:tcW w:type="dxa" w:w="2880"/>
+            <w:vAlign w:val="center"/>
+            <w:tcBorders>
+              <w:top w:val="single" w:sz="4" w:color="D9D9D9"/>
+              <w:left w:val="single" w:sz="4" w:color="D9D9D9"/>
+              <w:bottom w:val="single" w:sz="4" w:color="D9D9D9"/>
+              <w:right w:val="single" w:sz="4" w:color="D9D9D9"/>
+              <w:insideH w:val="single" w:sz="4" w:color="D9D9D9"/>
+              <w:insideV w:val="single" w:sz="4" w:color="D9D9D9"/>
+            </w:tcBorders>
+            <w:tcMar>
+              <w:top w:w="90" w:type="dxa"/>
+              <w:bottom w:w="90" w:type="dxa"/>
+              <w:left w:w="90" w:type="dxa"/>
+              <w:right w:w="90" w:type="dxa"/>
+            </w:tcMar>
+          </w:tcPr>
+          <w:p>
+            <w:pPr>
+              <w:spacing w:after="0" w:line="252" w:lineRule="auto"/>
+            </w:pPr>
+            <w:r>
+              <w:rPr>
+                <w:b w:val="0"/>
+                <w:sz w:val="19"/>
+              </w:rPr>
+              <w:t>Hardware primer aprendiz</w:t>
+            </w:r>
+          </w:p>
+        </w:tc>
+        <w:tc>
+          <w:tcPr>
+            <w:tcW w:type="dxa" w:w="5299"/>
+            <w:vAlign w:val="center"/>
+            <w:tcBorders>
+              <w:top w:val="single" w:sz="4" w:color="D9D9D9"/>
+              <w:left w:val="single" w:sz="4" w:color="D9D9D9"/>
+              <w:bottom w:val="single" w:sz="4" w:color="D9D9D9"/>
+              <w:right w:val="single" w:sz="4" w:color="D9D9D9"/>
+              <w:insideH w:val="single" w:sz="4" w:color="D9D9D9"/>
+              <w:insideV w:val="single" w:sz="4" w:color="D9D9D9"/>
+            </w:tcBorders>
+            <w:tcMar>
+              <w:top w:w="90" w:type="dxa"/>
+              <w:bottom w:w="90" w:type="dxa"/>
+              <w:left w:w="90" w:type="dxa"/>
+              <w:right w:w="90" w:type="dxa"/>
+            </w:tcMar>
+          </w:tcPr>
+          <w:p>
+            <w:pPr>
+              <w:spacing w:after="0" w:line="252" w:lineRule="auto"/>
+            </w:pPr>
+            <w:r>
+              <w:rPr>
+                <w:b w:val="0"/>
+                <w:sz w:val="19"/>
+              </w:rPr>
+              <w:t>Movimiento, sensores de posición e imán</w:t>
+            </w:r>
+          </w:p>
+        </w:tc>
+      </w:tr>
+      <w:tr>
+        <w:trPr>
+          <w:cantSplit/>
+        </w:trPr>
+        <w:tc>
+          <w:tcPr>
+            <w:tcW w:type="dxa" w:w="1555"/>
+            <w:vAlign w:val="center"/>
+            <w:tcBorders>
+              <w:top w:val="single" w:sz="4" w:color="D9D9D9"/>
+              <w:left w:val="single" w:sz="4" w:color="D9D9D9"/>
+              <w:bottom w:val="single" w:sz="4" w:color="D9D9D9"/>
+              <w:right w:val="single" w:sz="4" w:color="D9D9D9"/>
+              <w:insideH w:val="single" w:sz="4" w:color="D9D9D9"/>
+              <w:insideV w:val="single" w:sz="4" w:color="D9D9D9"/>
+            </w:tcBorders>
+            <w:tcMar>
+              <w:top w:w="90" w:type="dxa"/>
+              <w:bottom w:w="90" w:type="dxa"/>
+              <w:left w:w="90" w:type="dxa"/>
+              <w:right w:w="90" w:type="dxa"/>
+            </w:tcMar>
+          </w:tcPr>
+          <w:p>
+            <w:pPr>
+              <w:spacing w:after="0" w:line="252" w:lineRule="auto"/>
+            </w:pPr>
+            <w:r>
+              <w:rPr>
+                <w:b w:val="0"/>
+                <w:sz w:val="19"/>
+              </w:rPr>
+              <w:t>06:00 a 08:00</w:t>
+            </w:r>
+          </w:p>
+        </w:tc>
+        <w:tc>
+          <w:tcPr>
+            <w:tcW w:type="dxa" w:w="2880"/>
+            <w:vAlign w:val="center"/>
+            <w:tcBorders>
+              <w:top w:val="single" w:sz="4" w:color="D9D9D9"/>
+              <w:left w:val="single" w:sz="4" w:color="D9D9D9"/>
+              <w:bottom w:val="single" w:sz="4" w:color="D9D9D9"/>
+              <w:right w:val="single" w:sz="4" w:color="D9D9D9"/>
+              <w:insideH w:val="single" w:sz="4" w:color="D9D9D9"/>
+              <w:insideV w:val="single" w:sz="4" w:color="D9D9D9"/>
+            </w:tcBorders>
+            <w:tcMar>
+              <w:top w:w="90" w:type="dxa"/>
+              <w:bottom w:w="90" w:type="dxa"/>
+              <w:left w:w="90" w:type="dxa"/>
+              <w:right w:w="90" w:type="dxa"/>
+            </w:tcMar>
+          </w:tcPr>
+          <w:p>
+            <w:pPr>
+              <w:spacing w:after="0" w:line="252" w:lineRule="auto"/>
+            </w:pPr>
+            <w:r>
+              <w:rPr>
+                <w:b w:val="0"/>
+                <w:sz w:val="19"/>
+              </w:rPr>
+              <w:t>Hardware segundo aprendiz</w:t>
+            </w:r>
+          </w:p>
+        </w:tc>
+        <w:tc>
+          <w:tcPr>
+            <w:tcW w:type="dxa" w:w="5299"/>
+            <w:vAlign w:val="center"/>
+            <w:tcBorders>
+              <w:top w:val="single" w:sz="4" w:color="D9D9D9"/>
+              <w:left w:val="single" w:sz="4" w:color="D9D9D9"/>
+              <w:bottom w:val="single" w:sz="4" w:color="D9D9D9"/>
+              <w:right w:val="single" w:sz="4" w:color="D9D9D9"/>
+              <w:insideH w:val="single" w:sz="4" w:color="D9D9D9"/>
+              <w:insideV w:val="single" w:sz="4" w:color="D9D9D9"/>
+            </w:tcBorders>
+            <w:tcMar>
+              <w:top w:w="90" w:type="dxa"/>
+              <w:bottom w:w="90" w:type="dxa"/>
+              <w:left w:w="90" w:type="dxa"/>
+              <w:right w:w="90" w:type="dxa"/>
+            </w:tcMar>
+          </w:tcPr>
+          <w:p>
+            <w:pPr>
+              <w:spacing w:after="0" w:line="252" w:lineRule="auto"/>
+            </w:pPr>
+            <w:r>
+              <w:rPr>
+                <w:b w:val="0"/>
+                <w:sz w:val="19"/>
+              </w:rPr>
+              <w:t>Cámara, computadora, placa y conexiones</w:t>
+            </w:r>
+          </w:p>
+        </w:tc>
+      </w:tr>
+      <w:tr>
+        <w:trPr>
+          <w:cantSplit/>
+        </w:trPr>
+        <w:tc>
+          <w:tcPr>
+            <w:tcW w:type="dxa" w:w="1555"/>
+            <w:vAlign w:val="center"/>
+            <w:tcBorders>
+              <w:top w:val="single" w:sz="4" w:color="D9D9D9"/>
+              <w:left w:val="single" w:sz="4" w:color="D9D9D9"/>
+              <w:bottom w:val="single" w:sz="4" w:color="D9D9D9"/>
+              <w:right w:val="single" w:sz="4" w:color="D9D9D9"/>
+              <w:insideH w:val="single" w:sz="4" w:color="D9D9D9"/>
+              <w:insideV w:val="single" w:sz="4" w:color="D9D9D9"/>
+            </w:tcBorders>
+            <w:tcMar>
+              <w:top w:w="90" w:type="dxa"/>
+              <w:bottom w:w="90" w:type="dxa"/>
+              <w:left w:w="90" w:type="dxa"/>
+              <w:right w:w="90" w:type="dxa"/>
+            </w:tcMar>
+          </w:tcPr>
+          <w:p>
+            <w:pPr>
+              <w:spacing w:after="0" w:line="252" w:lineRule="auto"/>
+            </w:pPr>
+            <w:r>
+              <w:rPr>
+                <w:b w:val="0"/>
+                <w:sz w:val="19"/>
+              </w:rPr>
+              <w:t>08:00 a 10:00</w:t>
+            </w:r>
+          </w:p>
+        </w:tc>
+        <w:tc>
+          <w:tcPr>
+            <w:tcW w:type="dxa" w:w="2880"/>
+            <w:vAlign w:val="center"/>
+            <w:tcBorders>
+              <w:top w:val="single" w:sz="4" w:color="D9D9D9"/>
+              <w:left w:val="single" w:sz="4" w:color="D9D9D9"/>
+              <w:bottom w:val="single" w:sz="4" w:color="D9D9D9"/>
+              <w:right w:val="single" w:sz="4" w:color="D9D9D9"/>
+              <w:insideH w:val="single" w:sz="4" w:color="D9D9D9"/>
+              <w:insideV w:val="single" w:sz="4" w:color="D9D9D9"/>
+            </w:tcBorders>
+            <w:tcMar>
+              <w:top w:w="90" w:type="dxa"/>
+              <w:bottom w:w="90" w:type="dxa"/>
+              <w:left w:w="90" w:type="dxa"/>
+              <w:right w:w="90" w:type="dxa"/>
+            </w:tcMar>
+          </w:tcPr>
+          <w:p>
+            <w:pPr>
+              <w:spacing w:after="0" w:line="252" w:lineRule="auto"/>
+            </w:pPr>
+            <w:r>
+              <w:rPr>
+                <w:b w:val="0"/>
+                <w:sz w:val="19"/>
+              </w:rPr>
+              <w:t>Desarrollador</w:t>
+            </w:r>
+          </w:p>
+        </w:tc>
+        <w:tc>
+          <w:tcPr>
+            <w:tcW w:type="dxa" w:w="5299"/>
+            <w:vAlign w:val="center"/>
+            <w:tcBorders>
+              <w:top w:val="single" w:sz="4" w:color="D9D9D9"/>
+              <w:left w:val="single" w:sz="4" w:color="D9D9D9"/>
+              <w:bottom w:val="single" w:sz="4" w:color="D9D9D9"/>
+              <w:right w:val="single" w:sz="4" w:color="D9D9D9"/>
+              <w:insideH w:val="single" w:sz="4" w:color="D9D9D9"/>
+              <w:insideV w:val="single" w:sz="4" w:color="D9D9D9"/>
+            </w:tcBorders>
+            <w:tcMar>
+              <w:top w:w="90" w:type="dxa"/>
+              <w:bottom w:w="90" w:type="dxa"/>
+              <w:left w:w="90" w:type="dxa"/>
+              <w:right w:w="90" w:type="dxa"/>
+            </w:tcMar>
+          </w:tcPr>
+          <w:p>
+            <w:pPr>
+              <w:spacing w:after="0" w:line="252" w:lineRule="auto"/>
+            </w:pPr>
+            <w:r>
+              <w:rPr>
+                <w:b w:val="0"/>
+                <w:sz w:val="19"/>
+              </w:rPr>
+              <w:t>Dos aplicaciones y una jugada paso a paso</w:t>
+            </w:r>
+          </w:p>
+        </w:tc>
+      </w:tr>
+      <w:tr>
+        <w:trPr>
+          <w:cantSplit/>
+        </w:trPr>
+        <w:tc>
+          <w:tcPr>
+            <w:tcW w:type="dxa" w:w="1555"/>
+            <w:vAlign w:val="center"/>
+            <w:tcBorders>
+              <w:top w:val="single" w:sz="4" w:color="D9D9D9"/>
+              <w:left w:val="single" w:sz="4" w:color="D9D9D9"/>
+              <w:bottom w:val="single" w:sz="4" w:color="D9D9D9"/>
+              <w:right w:val="single" w:sz="4" w:color="D9D9D9"/>
+              <w:insideH w:val="single" w:sz="4" w:color="D9D9D9"/>
+              <w:insideV w:val="single" w:sz="4" w:color="D9D9D9"/>
+            </w:tcBorders>
+            <w:tcMar>
+              <w:top w:w="90" w:type="dxa"/>
+              <w:bottom w:w="90" w:type="dxa"/>
+              <w:left w:w="90" w:type="dxa"/>
+              <w:right w:w="90" w:type="dxa"/>
+            </w:tcMar>
+          </w:tcPr>
+          <w:p>
+            <w:pPr>
+              <w:spacing w:after="0" w:line="252" w:lineRule="auto"/>
+            </w:pPr>
+            <w:r>
+              <w:rPr>
+                <w:b w:val="0"/>
+                <w:sz w:val="19"/>
+              </w:rPr>
+              <w:t>10:00 a 12:00</w:t>
+            </w:r>
+          </w:p>
+        </w:tc>
+        <w:tc>
+          <w:tcPr>
+            <w:tcW w:type="dxa" w:w="2880"/>
+            <w:vAlign w:val="center"/>
+            <w:tcBorders>
+              <w:top w:val="single" w:sz="4" w:color="D9D9D9"/>
+              <w:left w:val="single" w:sz="4" w:color="D9D9D9"/>
+              <w:bottom w:val="single" w:sz="4" w:color="D9D9D9"/>
+              <w:right w:val="single" w:sz="4" w:color="D9D9D9"/>
+              <w:insideH w:val="single" w:sz="4" w:color="D9D9D9"/>
+              <w:insideV w:val="single" w:sz="4" w:color="D9D9D9"/>
+            </w:tcBorders>
+            <w:tcMar>
+              <w:top w:w="90" w:type="dxa"/>
+              <w:bottom w:w="90" w:type="dxa"/>
+              <w:left w:w="90" w:type="dxa"/>
+              <w:right w:w="90" w:type="dxa"/>
+            </w:tcMar>
+          </w:tcPr>
+          <w:p>
+            <w:pPr>
+              <w:spacing w:after="0" w:line="252" w:lineRule="auto"/>
+            </w:pPr>
+            <w:r>
+              <w:rPr>
+                <w:b w:val="0"/>
+                <w:sz w:val="19"/>
+              </w:rPr>
+              <w:t>Maquetador y cierre del gestor</w:t>
+            </w:r>
+          </w:p>
+        </w:tc>
+        <w:tc>
+          <w:tcPr>
+            <w:tcW w:type="dxa" w:w="5299"/>
+            <w:vAlign w:val="center"/>
+            <w:tcBorders>
+              <w:top w:val="single" w:sz="4" w:color="D9D9D9"/>
+              <w:left w:val="single" w:sz="4" w:color="D9D9D9"/>
+              <w:bottom w:val="single" w:sz="4" w:color="D9D9D9"/>
+              <w:right w:val="single" w:sz="4" w:color="D9D9D9"/>
+              <w:insideH w:val="single" w:sz="4" w:color="D9D9D9"/>
+              <w:insideV w:val="single" w:sz="4" w:color="D9D9D9"/>
+            </w:tcBorders>
+            <w:tcMar>
+              <w:top w:w="90" w:type="dxa"/>
+              <w:bottom w:w="90" w:type="dxa"/>
+              <w:left w:w="90" w:type="dxa"/>
+              <w:right w:w="90" w:type="dxa"/>
+            </w:tcMar>
+          </w:tcPr>
+          <w:p>
+            <w:pPr>
+              <w:spacing w:after="0" w:line="252" w:lineRule="auto"/>
+            </w:pPr>
+            <w:r>
+              <w:rPr>
+                <w:b w:val="0"/>
+                <w:sz w:val="19"/>
+              </w:rPr>
+              <w:t>Construcción, prueba, límites y aprendizajes</w:t>
+            </w:r>
+          </w:p>
+        </w:tc>
+      </w:tr>
+      <w:tr>
+        <w:trPr>
+          <w:cantSplit/>
+        </w:trPr>
+        <w:tc>
+          <w:tcPr>
+            <w:tcW w:type="dxa" w:w="1555"/>
+            <w:vAlign w:val="center"/>
+            <w:tcBorders>
+              <w:top w:val="single" w:sz="4" w:color="D9D9D9"/>
+              <w:left w:val="single" w:sz="4" w:color="D9D9D9"/>
+              <w:bottom w:val="single" w:sz="4" w:color="D9D9D9"/>
+              <w:right w:val="single" w:sz="4" w:color="D9D9D9"/>
+              <w:insideH w:val="single" w:sz="4" w:color="D9D9D9"/>
+              <w:insideV w:val="single" w:sz="4" w:color="D9D9D9"/>
+            </w:tcBorders>
+            <w:tcMar>
+              <w:top w:w="90" w:type="dxa"/>
+              <w:bottom w:w="90" w:type="dxa"/>
+              <w:left w:w="90" w:type="dxa"/>
+              <w:right w:w="90" w:type="dxa"/>
+            </w:tcMar>
+          </w:tcPr>
+          <w:p>
+            <w:pPr>
+              <w:spacing w:after="0" w:line="252" w:lineRule="auto"/>
+            </w:pPr>
+            <w:r>
+              <w:rPr>
+                <w:b w:val="0"/>
+                <w:sz w:val="19"/>
+              </w:rPr>
+              <w:t>12:00 a 15:00</w:t>
+            </w:r>
+          </w:p>
+        </w:tc>
+        <w:tc>
+          <w:tcPr>
+            <w:tcW w:type="dxa" w:w="2880"/>
+            <w:vAlign w:val="center"/>
+            <w:tcBorders>
+              <w:top w:val="single" w:sz="4" w:color="D9D9D9"/>
+              <w:left w:val="single" w:sz="4" w:color="D9D9D9"/>
+              <w:bottom w:val="single" w:sz="4" w:color="D9D9D9"/>
+              <w:right w:val="single" w:sz="4" w:color="D9D9D9"/>
+              <w:insideH w:val="single" w:sz="4" w:color="D9D9D9"/>
+              <w:insideV w:val="single" w:sz="4" w:color="D9D9D9"/>
+            </w:tcBorders>
+            <w:tcMar>
+              <w:top w:w="90" w:type="dxa"/>
+              <w:bottom w:w="90" w:type="dxa"/>
+              <w:left w:w="90" w:type="dxa"/>
+              <w:right w:w="90" w:type="dxa"/>
+            </w:tcMar>
+          </w:tcPr>
+          <w:p>
+            <w:pPr>
+              <w:spacing w:after="0" w:line="252" w:lineRule="auto"/>
+            </w:pPr>
+            <w:r>
+              <w:rPr>
+                <w:b w:val="0"/>
+                <w:sz w:val="19"/>
+              </w:rPr>
+              <w:t>Videoclip del proceso</w:t>
+            </w:r>
+          </w:p>
+        </w:tc>
+        <w:tc>
+          <w:tcPr>
+            <w:tcW w:type="dxa" w:w="5299"/>
+            <w:vAlign w:val="center"/>
+            <w:tcBorders>
+              <w:top w:val="single" w:sz="4" w:color="D9D9D9"/>
+              <w:left w:val="single" w:sz="4" w:color="D9D9D9"/>
+              <w:bottom w:val="single" w:sz="4" w:color="D9D9D9"/>
+              <w:right w:val="single" w:sz="4" w:color="D9D9D9"/>
+              <w:insideH w:val="single" w:sz="4" w:color="D9D9D9"/>
+              <w:insideV w:val="single" w:sz="4" w:color="D9D9D9"/>
+            </w:tcBorders>
+            <w:tcMar>
+              <w:top w:w="90" w:type="dxa"/>
+              <w:bottom w:w="90" w:type="dxa"/>
+              <w:left w:w="90" w:type="dxa"/>
+              <w:right w:w="90" w:type="dxa"/>
+            </w:tcMar>
+          </w:tcPr>
+          <w:p>
+            <w:pPr>
+              <w:spacing w:after="0" w:line="252" w:lineRule="auto"/>
+            </w:pPr>
+            <w:r>
+              <w:rPr>
+                <w:b w:val="0"/>
+                <w:sz w:val="19"/>
+              </w:rPr>
+              <w:t>Reto 30 s; desarrollo 60 s; construcción 60 s; resultado 30 s</w:t>
+            </w:r>
+          </w:p>
+        </w:tc>
+      </w:tr>
+      <w:tr>
+        <w:trPr>
+          <w:cantSplit/>
+        </w:trPr>
+        <w:tc>
+          <w:tcPr>
+            <w:tcW w:type="dxa" w:w="1555"/>
+            <w:vAlign w:val="center"/>
+            <w:tcBorders>
+              <w:top w:val="single" w:sz="4" w:color="D9D9D9"/>
+              <w:left w:val="single" w:sz="4" w:color="D9D9D9"/>
+              <w:bottom w:val="single" w:sz="4" w:color="D9D9D9"/>
+              <w:right w:val="single" w:sz="4" w:color="D9D9D9"/>
+              <w:insideH w:val="single" w:sz="4" w:color="D9D9D9"/>
+              <w:insideV w:val="single" w:sz="4" w:color="D9D9D9"/>
+            </w:tcBorders>
+            <w:tcMar>
+              <w:top w:w="90" w:type="dxa"/>
+              <w:bottom w:w="90" w:type="dxa"/>
+              <w:left w:w="90" w:type="dxa"/>
+              <w:right w:w="90" w:type="dxa"/>
+            </w:tcMar>
+          </w:tcPr>
+          <w:p>
+            <w:pPr>
+              <w:spacing w:after="0" w:line="252" w:lineRule="auto"/>
+            </w:pPr>
+            <w:r>
+              <w:rPr>
+                <w:b w:val="0"/>
+                <w:sz w:val="19"/>
+              </w:rPr>
+              <w:t>15:00 a 20:00</w:t>
+            </w:r>
+          </w:p>
+        </w:tc>
+        <w:tc>
+          <w:tcPr>
+            <w:tcW w:type="dxa" w:w="2880"/>
+            <w:vAlign w:val="center"/>
+            <w:tcBorders>
+              <w:top w:val="single" w:sz="4" w:color="D9D9D9"/>
+              <w:left w:val="single" w:sz="4" w:color="D9D9D9"/>
+              <w:bottom w:val="single" w:sz="4" w:color="D9D9D9"/>
+              <w:right w:val="single" w:sz="4" w:color="D9D9D9"/>
+              <w:insideH w:val="single" w:sz="4" w:color="D9D9D9"/>
+              <w:insideV w:val="single" w:sz="4" w:color="D9D9D9"/>
+            </w:tcBorders>
+            <w:tcMar>
+              <w:top w:w="90" w:type="dxa"/>
+              <w:bottom w:w="90" w:type="dxa"/>
+              <w:left w:w="90" w:type="dxa"/>
+              <w:right w:w="90" w:type="dxa"/>
+            </w:tcMar>
+          </w:tcPr>
+          <w:p>
+            <w:pPr>
+              <w:spacing w:after="0" w:line="252" w:lineRule="auto"/>
+            </w:pPr>
+            <w:r>
+              <w:rPr>
+                <w:b w:val="0"/>
+                <w:sz w:val="19"/>
+              </w:rPr>
+              <w:t>Todo el equipo</w:t>
+            </w:r>
+          </w:p>
+        </w:tc>
+        <w:tc>
+          <w:tcPr>
+            <w:tcW w:type="dxa" w:w="5299"/>
+            <w:vAlign w:val="center"/>
+            <w:tcBorders>
+              <w:top w:val="single" w:sz="4" w:color="D9D9D9"/>
+              <w:left w:val="single" w:sz="4" w:color="D9D9D9"/>
+              <w:bottom w:val="single" w:sz="4" w:color="D9D9D9"/>
+              <w:right w:val="single" w:sz="4" w:color="D9D9D9"/>
+              <w:insideH w:val="single" w:sz="4" w:color="D9D9D9"/>
+              <w:insideV w:val="single" w:sz="4" w:color="D9D9D9"/>
+            </w:tcBorders>
+            <w:tcMar>
+              <w:top w:w="90" w:type="dxa"/>
+              <w:bottom w:w="90" w:type="dxa"/>
+              <w:left w:w="90" w:type="dxa"/>
+              <w:right w:w="90" w:type="dxa"/>
+            </w:tcMar>
+          </w:tcPr>
+          <w:p>
+            <w:pPr>
+              <w:spacing w:after="0" w:line="252" w:lineRule="auto"/>
+            </w:pPr>
+            <w:r>
+              <w:rPr>
+                <w:b w:val="0"/>
+                <w:sz w:val="19"/>
+              </w:rPr>
+              <w:t>Preguntas del jurado según el área de cada rol</w:t>
+            </w:r>
+          </w:p>
+        </w:tc>
+      </w:tr>
+    </w:tbl>
+    <w:p>
+      <w:pPr>
+        <w:spacing w:after="20"/>
+      </w:pPr>
+      <w:r>
+        <w:rPr>
+          <w:sz w:val="4"/>
+        </w:rPr>
+      </w:r>
+    </w:p>
+    <w:p>
+      <w:pPr>
+        <w:pStyle w:val="Heading1"/>
+      </w:pPr>
+      <w:r>
+        <w:t>Cómo usar y ensayar el guion</w:t>
+      </w:r>
+    </w:p>
+    <w:p>
+      <w:r>
+        <w:rPr>
+          <w:sz w:val="21"/>
+        </w:rPr>
+        <w:t>Se lee únicamente el texto de cada intervención. Las indicaciones en cursiva ayudan a mostrar los componentes y las evidencias. El glosario y las respuestas son apoyo para estudiar; el presupuesto detallado queda al final y no se lee durante la exposición.</w:t>
+      </w:r>
+    </w:p>
+    <w:p>
+      <w:r>
+        <w:rPr>
+          <w:sz w:val="21"/>
+        </w:rPr>
+        <w:t>Ensayen con cronómetro y hablen con calma. La demostración ya está incluida en los doce minutos. Dejen unos veinte segundos para observarla y usen una secuencia breve preparada. No aceleren el robot para cumplir un tiempo.</w:t>
+      </w:r>
+    </w:p>
+    <w:p>
+      <w:r>
+        <w:rPr>
+          <w:sz w:val="21"/>
+        </w:rPr>
+        <w:t>La web presenta el modelo 3D y las evidencias. El prototipo se maneja desde su aplicación real. Cada explicación debe acompañarse señalando el componente que se está nombrando.</w:t>
+      </w:r>
+    </w:p>
+    <w:p>
+      <w:r/>
+      <w:hyperlink r:id="rId11">
+        <w:r>
+          <w:rPr>
+            <w:color w:val="173D5A"/>
+            <w:u w:val="single"/>
+            <w:sz w:val="21"/>
+          </w:rPr>
+          <w:t>Abrir la presentación de JaqueBot</w:t>
+        </w:r>
+      </w:hyperlink>
+    </w:p>
+    <w:p>
+      <w:r>
+        <w:br w:type="page"/>
+      </w:r>
+    </w:p>
+    <w:p>
+      <w:pPr>
+        <w:pStyle w:val="Heading1"/>
+      </w:pPr>
+      <w:r>
+        <w:t>Gestor de proyecto</w:t>
+      </w:r>
+    </w:p>
+    <w:p>
+      <w:pPr>
+        <w:pStyle w:val="Subtitle"/>
+      </w:pPr>
+      <w:r>
+        <w:t>00:00 a 02:00</w:t>
+      </w:r>
+    </w:p>
+    <w:p>
+      <w:r>
+        <w:rPr>
+          <w:b/>
+          <w:sz w:val="20"/>
+        </w:rPr>
+        <w:t xml:space="preserve">Qué debe quedar claro. </w:t>
+      </w:r>
+      <w:r>
+        <w:rPr>
+          <w:sz w:val="20"/>
+        </w:rPr>
+        <w:t>Presentar desde el inicio el objetivo, la utilidad y el recorrido completo del proyecto. Resumir el presupuesto en un máximo de 25 segundos y dejar los cálculos en un anexo.</w:t>
+      </w:r>
+    </w:p>
+    <w:p>
+      <w:pPr>
+        <w:spacing w:after="180"/>
+      </w:pPr>
+      <w:r>
+        <w:rPr>
+          <w:i/>
+          <w:sz w:val="19"/>
+        </w:rPr>
+        <w:t>Qué mostrar. Abrir los capítulos 1, 2 y 3. Explicar el objetivo y señalar el recorrido cámara → programas → placa → movimiento → revisión. Pasar brevemente al capítulo 15 para el resumen de presupuesto. La tabla completa se consulta en el anexo; no leer filas, sumas largas ni centavos. No operar el brazo en este bloque.</w:t>
+      </w:r>
+    </w:p>
+    <w:p>
+      <w:pPr>
+        <w:pStyle w:val="Heading2"/>
+      </w:pPr>
+      <w:r>
+        <w:t>Presentación y objetivo</w:t>
+      </w:r>
+    </w:p>
+    <w:p>
+      <w:pPr>
+        <w:keepNext/>
+        <w:spacing w:after="80"/>
+      </w:pPr>
+      <w:r>
+        <w:rPr>
+          <w:sz w:val="18"/>
+        </w:rPr>
+        <w:t xml:space="preserve">00:00 a 00:30   |   </w:t>
+      </w:r>
+      <w:hyperlink r:id="rId11">
+        <w:r>
+          <w:rPr>
+            <w:color w:val="173D5A"/>
+            <w:u w:val="single"/>
+            <w:sz w:val="19"/>
+          </w:rPr>
+          <w:t>Capítulo 1</w:t>
+        </w:r>
+      </w:hyperlink>
+    </w:p>
+    <w:p>
+      <w:r>
+        <w:t>Buenos días, jurados, docentes y compañeros. Somos JaqueBot, del grado once C de la Institución Educativa Carlos Julio Torrado Peñaranda, del Técnico en Sistemas Teleinformáticos. Nuestro objetivo fue desarrollar un brazo robótico para mover objetos y explorar cómo agilizar tareas repetitivas. Hoy presentamos el prototipo construido: Ajedrez que cobra movimiento.</w:t>
+      </w:r>
+    </w:p>
+    <w:p>
+      <w:pPr>
+        <w:pStyle w:val="Heading2"/>
+      </w:pPr>
+      <w:r>
+        <w:t>Para qué sirve</w:t>
+      </w:r>
+    </w:p>
+    <w:p>
+      <w:pPr>
+        <w:keepNext/>
+        <w:spacing w:after="80"/>
+      </w:pPr>
+      <w:r>
+        <w:rPr>
+          <w:sz w:val="18"/>
+        </w:rPr>
+        <w:t xml:space="preserve">00:30 a 01:05   |   </w:t>
+      </w:r>
+      <w:hyperlink r:id="rId12">
+        <w:r>
+          <w:rPr>
+            <w:color w:val="173D5A"/>
+            <w:u w:val="single"/>
+            <w:sz w:val="19"/>
+          </w:rPr>
+          <w:t>Capítulo 2</w:t>
+        </w:r>
+      </w:hyperlink>
+    </w:p>
+    <w:p>
+      <w:r>
+        <w:t>Imaginen una empresa que separa cajas de medicamentos por destino. Un brazo más grande podría llevar cada caja al lugar indicado por su etiqueta, agilizar el trabajo y reducir errores; tendríamos que comprobarlo. En Tiempos modernos, Charles Chaplin mostró lo agotador de repetir movimientos en una fábrica. Nos interesa reducir ese esfuerzo repetitivo de hombros y brazos. En el colegio elegimos el ajedrez para demostrar la idea de reconocer, decidir y trasladar.</w:t>
+      </w:r>
+    </w:p>
+    <w:p>
+      <w:pPr>
+        <w:pStyle w:val="Heading2"/>
+      </w:pPr>
+      <w:r>
+        <w:t>Qué construimos</w:t>
+      </w:r>
+    </w:p>
+    <w:p>
+      <w:pPr>
+        <w:keepNext/>
+        <w:spacing w:after="80"/>
+      </w:pPr>
+      <w:r>
+        <w:rPr>
+          <w:sz w:val="18"/>
+        </w:rPr>
+        <w:t xml:space="preserve">01:05 a 01:35   |   </w:t>
+      </w:r>
+      <w:hyperlink r:id="rId13">
+        <w:r>
+          <w:rPr>
+            <w:color w:val="173D5A"/>
+            <w:u w:val="single"/>
+            <w:sz w:val="19"/>
+          </w:rPr>
+          <w:t>Capítulo 3</w:t>
+        </w:r>
+      </w:hyperlink>
+    </w:p>
+    <w:p>
+      <w:r>
+        <w:t>Para demostrar esa idea usamos EduSCARA, un diseño educativo publicado, y construimos el prototipo. Creamos una aplicación para probar el brazo y otra para jugar ajedrez. El recorrido es sencillo: la cámara observa, el programa interpreta, la placa recibe instrucciones y los motores actúan. Después se revisa el resultado. Las pruebas requieren supervisión.</w:t>
+      </w:r>
+    </w:p>
+    <w:p>
+      <w:pPr>
+        <w:pStyle w:val="Heading2"/>
+      </w:pPr>
+      <w:r>
+        <w:t>Presupuesto breve detalle en el anexo</w:t>
+      </w:r>
+    </w:p>
+    <w:p>
+      <w:pPr>
+        <w:keepNext/>
+        <w:spacing w:after="80"/>
+      </w:pPr>
+      <w:r>
+        <w:rPr>
+          <w:sz w:val="18"/>
+        </w:rPr>
+        <w:t xml:space="preserve">01:35 a 01:55   |   </w:t>
+      </w:r>
+      <w:hyperlink r:id="rId14">
+        <w:r>
+          <w:rPr>
+            <w:color w:val="173D5A"/>
+            <w:u w:val="single"/>
+            <w:sz w:val="19"/>
+          </w:rPr>
+          <w:t>Capítulo 15</w:t>
+        </w:r>
+      </w:hyperlink>
+    </w:p>
+    <w:p>
+      <w:r>
+        <w:t>El presupuesto está en el anexo. Las compras documentadas rondan los setecientos cuarenta mil pesos. Aprovechamos la Raspberry y la cámara prestadas por el profesor Ricardo: así evitamos comprarlas para este prototipo. Ahora explicaremos cómo programamos y comprobamos el sistema.</w:t>
+      </w:r>
+    </w:p>
+    <w:p>
+      <w:pPr>
+        <w:spacing w:after="180"/>
+      </w:pPr>
+      <w:r>
+        <w:rPr>
+          <w:i/>
+          <w:sz w:val="19"/>
+        </w:rPr>
+        <w:t>01:55 a 02:00 - dejar cinco segundos para el cambio de expositor.</w:t>
+      </w:r>
+    </w:p>
+    <w:p>
+      <w:r>
+        <w:br w:type="page"/>
+      </w:r>
+    </w:p>
+    <w:p>
+      <w:pPr>
+        <w:pStyle w:val="Heading1"/>
+      </w:pPr>
+      <w:r>
+        <w:t>Ingeniero de IA</w:t>
+      </w:r>
+    </w:p>
+    <w:p>
+      <w:pPr>
+        <w:pStyle w:val="Subtitle"/>
+      </w:pPr>
+      <w:r>
+        <w:t>02:00 a 04:00</w:t>
+      </w:r>
+    </w:p>
+    <w:p>
+      <w:r>
+        <w:rPr>
+          <w:b/>
+          <w:sz w:val="20"/>
+        </w:rPr>
+        <w:t xml:space="preserve">Qué debe quedar claro. </w:t>
+      </w:r>
+      <w:r>
+        <w:rPr>
+          <w:sz w:val="20"/>
+        </w:rPr>
+        <w:t>Explicar la ayuda de Codex, la participación real del equipo y un aprendizaje concreto al resolver errores.</w:t>
+      </w:r>
+    </w:p>
+    <w:p>
+      <w:pPr>
+        <w:spacing w:after="180"/>
+      </w:pPr>
+      <w:r>
+        <w:rPr>
+          <w:i/>
+          <w:sz w:val="19"/>
+        </w:rPr>
+        <w:t>Qué mostrar. Abrir el capítulo 4. Mostrar la conversación reconstruida y su identificación. Relacionar lo mostrado con el código y los registros del proyecto. No presentar una reconstrucción como captura literal del historial ni atribuir a Codex la elección de jugadas.</w:t>
+      </w:r>
+    </w:p>
+    <w:p>
+      <w:pPr>
+        <w:pStyle w:val="Heading2"/>
+      </w:pPr>
+      <w:r>
+        <w:t>Cómo nos ayudó la inteligencia artificial</w:t>
+      </w:r>
+    </w:p>
+    <w:p>
+      <w:pPr>
+        <w:keepNext/>
+        <w:spacing w:after="80"/>
+      </w:pPr>
+      <w:r>
+        <w:rPr>
+          <w:sz w:val="18"/>
+        </w:rPr>
+        <w:t xml:space="preserve">02:00 a 03:00   |   </w:t>
+      </w:r>
+      <w:hyperlink r:id="rId15">
+        <w:r>
+          <w:rPr>
+            <w:color w:val="173D5A"/>
+            <w:u w:val="single"/>
+            <w:sz w:val="19"/>
+          </w:rPr>
+          <w:t>Capítulo 4</w:t>
+        </w:r>
+      </w:hyperlink>
+    </w:p>
+    <w:p>
+      <w:r>
+        <w:t>Usamos ChatGPT Codex, una herramienta de inteligencia artificial que ayuda a entender, escribir y revisar programas mediante una conversación. La elegimos para adaptar el código de EduSCARA y construir las dos aplicaciones. Primero explicábamos qué componentes teníamos, qué queríamos lograr, los límites del brazo y qué problema observábamos. Por ejemplo: el brazo recibió una orden, pero la posición leída no coincide con el destino. Después pedíamos revisar esa parte sin cambiar lo que ya funcionaba. Codex proponía cambios y pruebas; nosotros aportábamos medidas, observábamos el robot y comprobábamos el resultado. La ayuda era útil porque permitía trabajar un problema por partes. Recibir una respuesta convincente no era suficiente para darla por correcta.</w:t>
+      </w:r>
+    </w:p>
+    <w:p>
+      <w:pPr>
+        <w:pStyle w:val="Heading2"/>
+      </w:pPr>
+      <w:r>
+        <w:t>Qué aprendimos de los errores</w:t>
+      </w:r>
+    </w:p>
+    <w:p>
+      <w:pPr>
+        <w:keepNext/>
+        <w:spacing w:after="80"/>
+      </w:pPr>
+      <w:r>
+        <w:rPr>
+          <w:sz w:val="18"/>
+        </w:rPr>
+        <w:t xml:space="preserve">03:00 a 04:00   |   </w:t>
+      </w:r>
+      <w:hyperlink r:id="rId15">
+        <w:r>
+          <w:rPr>
+            <w:color w:val="173D5A"/>
+            <w:u w:val="single"/>
+            <w:sz w:val="19"/>
+          </w:rPr>
+          <w:t>Capítulo 4</w:t>
+        </w:r>
+      </w:hyperlink>
+    </w:p>
+    <w:p>
+      <w:r>
+        <w:t>Durante una captura de ajedrez encontramos lecturas de posición distintas. Aprendimos algo sencillo: que el controlador responda que recibió una orden no demuestra que el brazo ya llegó. Por eso reforzamos el programa para revisar varias lecturas de posición y bloquear la operación si no coinciden con lo esperado. Tampoco debe repetir un traslado fallido sin revisar dónde quedó la pieza. Esto mejoró la comprobación del programa; para conocer la causa física debemos observar y medir el montaje. Aprendimos a registrar los fallos, guardar versiones y cambiar una cosa cada vez. La inteligencia artificial apoyó la programación; el equipo siguió siendo responsable de construir, probar y explicar lo realizado.</w:t>
+      </w:r>
+    </w:p>
+    <w:p>
+      <w:r>
+        <w:br w:type="page"/>
+      </w:r>
+    </w:p>
+    <w:p>
+      <w:pPr>
+        <w:pStyle w:val="Heading1"/>
+      </w:pPr>
+      <w:r>
+        <w:t>Hardware primer aprendiz</w:t>
+      </w:r>
+    </w:p>
+    <w:p>
+      <w:pPr>
+        <w:pStyle w:val="Subtitle"/>
+      </w:pPr>
+      <w:r>
+        <w:t>04:00 a 06:00</w:t>
+      </w:r>
+    </w:p>
+    <w:p>
+      <w:r>
+        <w:rPr>
+          <w:b/>
+          <w:sz w:val="20"/>
+        </w:rPr>
+        <w:t xml:space="preserve">Qué debe quedar claro. </w:t>
+      </w:r>
+      <w:r>
+        <w:rPr>
+          <w:sz w:val="20"/>
+        </w:rPr>
+        <w:t>Explicar cómo se mueve el brazo y cómo toma y suelta las piezas, usando los componentes visibles.</w:t>
+      </w:r>
+    </w:p>
+    <w:p>
+      <w:pPr>
+        <w:spacing w:after="180"/>
+      </w:pPr>
+      <w:r>
+        <w:rPr>
+          <w:i/>
+          <w:sz w:val="19"/>
+        </w:rPr>
+        <w:t>Qué mostrar. Abrir los capítulos 5 y 6. Señalar base, codo, piezas impresas, servomotores, sensores de posición y electroimán en el modelo 3D y en el prototipo quieto. Mantener las manos fuera de su recorrido cuando esté funcionando.</w:t>
+      </w:r>
+    </w:p>
+    <w:p>
+      <w:pPr>
+        <w:pStyle w:val="Heading2"/>
+      </w:pPr>
+      <w:r>
+        <w:t>Estructura motores y sensores</w:t>
+      </w:r>
+    </w:p>
+    <w:p>
+      <w:pPr>
+        <w:keepNext/>
+        <w:spacing w:after="80"/>
+      </w:pPr>
+      <w:r>
+        <w:rPr>
+          <w:sz w:val="18"/>
+        </w:rPr>
+        <w:t xml:space="preserve">04:00 a 05:00   |   </w:t>
+      </w:r>
+      <w:hyperlink r:id="rId16">
+        <w:r>
+          <w:rPr>
+            <w:color w:val="173D5A"/>
+            <w:u w:val="single"/>
+            <w:sz w:val="19"/>
+          </w:rPr>
+          <w:t>Capítulo 5</w:t>
+        </w:r>
+      </w:hyperlink>
+    </w:p>
+    <w:p>
+      <w:r>
+        <w:t>Esta es la parte que produce el movimiento. La base gira y el codo cambia la posición del extremo, de forma parecida a nuestro brazo. Usamos servomotores: motores que reciben la orden de girar hasta una posición determinada. Es como una puerta que debe abrirse hasta cierto ángulo: necesitamos que alcance una posición, no que dé vueltas sin parar. Los engranajes transmiten ese movimiento y los tornillos sujetan el conjunto. Los potenciómetros son como perillas que cambian una señal al girar; los usamos como sensores, es decir, para obtener información de la posición. El programa interpreta esa señal para estimar cuánto giraron la base y el codo. Los usamos para comparar la posición esperada con la leída. Una pieza floja puede afectar esa precisión, aunque el programa esté bien escrito.</w:t>
+      </w:r>
+    </w:p>
+    <w:p>
+      <w:pPr>
+        <w:pStyle w:val="Heading2"/>
+      </w:pPr>
+      <w:r>
+        <w:t>Subir recoger y soltar</w:t>
+      </w:r>
+    </w:p>
+    <w:p>
+      <w:pPr>
+        <w:keepNext/>
+        <w:spacing w:after="80"/>
+      </w:pPr>
+      <w:r>
+        <w:rPr>
+          <w:sz w:val="18"/>
+        </w:rPr>
+        <w:t xml:space="preserve">05:00 a 06:00   |   </w:t>
+      </w:r>
+      <w:hyperlink r:id="rId17">
+        <w:r>
+          <w:rPr>
+            <w:color w:val="173D5A"/>
+            <w:u w:val="single"/>
+            <w:sz w:val="19"/>
+          </w:rPr>
+          <w:t>Capítulo 6</w:t>
+        </w:r>
+      </w:hyperlink>
+    </w:p>
+    <w:p>
+      <w:r>
+        <w:t>El extremo también puede subir y bajar. En la pantalla ese movimiento se llama eje Z; aquí significa simplemente altura de la herramienta. Para tomar una pieza usamos un electroimán, un dispositivo que atrae una parte metálica cuando recibe electricidad. Lo elegimos porque podemos encenderlo para sujetar y apagarlo para liberar. La secuencia es acercarse, bajar, encender el imán, subir, trasladar, bajar y soltar. Las piezas deben tener una parte que el imán pueda atraer. La pantalla indica si se ordenó encenderlo, pero no mide la fuerza ni confirma cuántas piezas levantó. Tampoco tenemos un sensor que mida directamente la altura. Por eso comprobamos la preparación y observamos la toma y la liberación.</w:t>
+      </w:r>
+    </w:p>
+    <w:p>
+      <w:r>
+        <w:br w:type="page"/>
+      </w:r>
+    </w:p>
+    <w:p>
+      <w:pPr>
+        <w:pStyle w:val="Heading1"/>
+      </w:pPr>
+      <w:r>
+        <w:t>Hardware segundo aprendiz</w:t>
+      </w:r>
+    </w:p>
+    <w:p>
+      <w:pPr>
+        <w:pStyle w:val="Subtitle"/>
+      </w:pPr>
+      <w:r>
+        <w:t>06:00 a 08:00</w:t>
+      </w:r>
+    </w:p>
+    <w:p>
+      <w:r>
+        <w:rPr>
+          <w:b/>
+          <w:sz w:val="20"/>
+        </w:rPr>
+        <w:t xml:space="preserve">Qué debe quedar claro. </w:t>
+      </w:r>
+      <w:r>
+        <w:rPr>
+          <w:sz w:val="20"/>
+        </w:rPr>
+        <w:t>Mostrar qué permite ver el tablero, qué hace cada placa y por qué se necesitan alimentación y preparación adecuadas.</w:t>
+      </w:r>
+    </w:p>
+    <w:p>
+      <w:pPr>
+        <w:spacing w:after="180"/>
+      </w:pPr>
+      <w:r>
+        <w:rPr>
+          <w:i/>
+          <w:sz w:val="19"/>
+        </w:rPr>
+        <w:t>Qué mostrar. Abrir los capítulos 7 y 8. Enfocar primero la Raspberry Pi, después la cámara Sony, las etiquetas de las piezas, la NUCLEO y la alimentación. Explicar las conexiones sin convertir el guion en instrucciones de cableado. No confundir la vista 3D con una lectura del robot en ese momento.</w:t>
+      </w:r>
+    </w:p>
+    <w:p>
+      <w:pPr>
+        <w:pStyle w:val="Heading2"/>
+      </w:pPr>
+      <w:r>
+        <w:t>La computadora y los ojos del robot</w:t>
+      </w:r>
+    </w:p>
+    <w:p>
+      <w:pPr>
+        <w:keepNext/>
+        <w:spacing w:after="80"/>
+      </w:pPr>
+      <w:r>
+        <w:rPr>
+          <w:sz w:val="18"/>
+        </w:rPr>
+        <w:t xml:space="preserve">06:00 a 07:00   |   </w:t>
+      </w:r>
+      <w:hyperlink r:id="rId18">
+        <w:r>
+          <w:rPr>
+            <w:color w:val="173D5A"/>
+            <w:u w:val="single"/>
+            <w:sz w:val="19"/>
+          </w:rPr>
+          <w:t>Capítulo 7</w:t>
+        </w:r>
+      </w:hyperlink>
+    </w:p>
+    <w:p>
+      <w:r>
+        <w:t>La Raspberry Pi es una computadora pequeña que organiza el trabajo: ejecuta las aplicaciones, recibe la imagen y coordina lo que debe ocurrir. La cámara es una Raspberry Pi AI Camera con sensor Sony. Su función aquí es fotografiar el tablero; no decide la jugada. Sobre las piezas hay etiquetas ArUco: pequeños dibujos cuadrados con una identidad distinta, como una etiqueta con el nombre de cada pieza. Los elegimos para distinguir las piezas con más claridad. OpenCV es un conjunto de herramientas para analizar imágenes; lo usamos para reconocer esas etiquetas y ubicarlas. Antes debemos calibrar: enseñar la relación entre lo que aparece en la imagen, las casillas y los lugares que alcanza el brazo. Si movemos cámara o tablero, revisamos esa relación.</w:t>
+      </w:r>
+    </w:p>
+    <w:p>
+      <w:pPr>
+        <w:pStyle w:val="Heading2"/>
+      </w:pPr>
+      <w:r>
+        <w:t>La placa que ejecuta las órdenes</w:t>
+      </w:r>
+    </w:p>
+    <w:p>
+      <w:pPr>
+        <w:keepNext/>
+        <w:spacing w:after="80"/>
+      </w:pPr>
+      <w:r>
+        <w:rPr>
+          <w:sz w:val="18"/>
+        </w:rPr>
+        <w:t xml:space="preserve">07:00 a 08:00   |   </w:t>
+      </w:r>
+      <w:hyperlink r:id="rId19">
+        <w:r>
+          <w:rPr>
+            <w:color w:val="173D5A"/>
+            <w:u w:val="single"/>
+            <w:sz w:val="19"/>
+          </w:rPr>
+          <w:t>Capítulo 8</w:t>
+        </w:r>
+      </w:hyperlink>
+    </w:p>
+    <w:p>
+      <w:r>
+        <w:t>La NUCLEO es la otra placa del proyecto y contiene un controlador STM32. Es un pequeño circuito programable que recibe instrucciones de la Raspberry por un cable USB y produce las señales para los motores y el electroimán. Por ese mismo cable devuelve lecturas de posición y respuestas, para que la aplicación las revise. Lo usamos porque el diseño EduSCARA ya organiza ese control con esta placa. Así, la Raspberry coordina la tarea y la STM32 ejecuta las órdenes físicas. Las fuentes de alimentación entregan la electricidad adecuada a cada parte. El módulo del imán funciona como un interruptor electrónico: la placa da la orden y el módulo maneja la corriente que necesita el imán. Revisamos conexiones, polaridad y recorrido libre. Mantenemos accesible el corte físico de alimentación; un botón en pantalla no sustituye ese corte.</w:t>
+      </w:r>
+    </w:p>
+    <w:p>
+      <w:r>
+        <w:br w:type="page"/>
+      </w:r>
+    </w:p>
+    <w:p>
+      <w:pPr>
+        <w:pStyle w:val="Heading1"/>
+      </w:pPr>
+      <w:r>
+        <w:t>Desarrollador</w:t>
+      </w:r>
+    </w:p>
+    <w:p>
+      <w:pPr>
+        <w:pStyle w:val="Subtitle"/>
+      </w:pPr>
+      <w:r>
+        <w:t>08:00 a 10:00</w:t>
+      </w:r>
+    </w:p>
+    <w:p>
+      <w:r>
+        <w:rPr>
+          <w:b/>
+          <w:sz w:val="20"/>
+        </w:rPr>
+        <w:t xml:space="preserve">Qué debe quedar claro. </w:t>
+      </w:r>
+      <w:r>
+        <w:rPr>
+          <w:sz w:val="20"/>
+        </w:rPr>
+        <w:t>Explicar las dos aplicaciones y seguir una jugada de ejemplo de principio a fin, aclarando la función de Stockfish.</w:t>
+      </w:r>
+    </w:p>
+    <w:p>
+      <w:pPr>
+        <w:spacing w:after="180"/>
+      </w:pPr>
+      <w:r>
+        <w:rPr>
+          <w:i/>
+          <w:sz w:val="19"/>
+        </w:rPr>
+        <w:t>Qué mostrar. Abrir los capítulos 9 y 10. Mostrar las capturas reales de ambas aplicaciones. Usar la secuencia e2 a e4 como ejemplo narrado; no prometer una respuesta fija de Stockfish ni ejecutar valores del guion como órdenes de movimiento. Si se nombran Python o C, usar la explicación del glosario en una respuesta, no añadir una lista de lenguajes a la exposición.</w:t>
+      </w:r>
+    </w:p>
+    <w:p>
+      <w:pPr>
+        <w:pStyle w:val="Heading2"/>
+      </w:pPr>
+      <w:r>
+        <w:t>La aplicación de control manual</w:t>
+      </w:r>
+    </w:p>
+    <w:p>
+      <w:pPr>
+        <w:keepNext/>
+        <w:spacing w:after="80"/>
+      </w:pPr>
+      <w:r>
+        <w:rPr>
+          <w:sz w:val="18"/>
+        </w:rPr>
+        <w:t xml:space="preserve">08:00 a 08:50   |   </w:t>
+      </w:r>
+      <w:hyperlink r:id="rId20">
+        <w:r>
+          <w:rPr>
+            <w:color w:val="173D5A"/>
+            <w:u w:val="single"/>
+            <w:sz w:val="19"/>
+          </w:rPr>
+          <w:t>Capítulo 9</w:t>
+        </w:r>
+      </w:hyperlink>
+    </w:p>
+    <w:p>
+      <w:r>
+        <w:t>JaqueBot manual permite preparar una posición y pedir el movimiento desde botones. También sube o baja la herramienta y controla el imán. La hicimos para probar cada parte antes de unirla al ajedrez. Preparar un destino no mueve el robot: debe confirmarse la orden. El programa guarda datos, como la posición deseada y la leída. Al comenzar prepara la comunicación; luego espera acciones del usuario y comprueba condiciones. Si no confirma la llegada, bloquea el siguiente paso. Es parecido a seguir una receta: no continúa si falta un paso anterior. Las dos aplicaciones comparten el mismo brazo; por eso una sola puede controlarlo a la vez.</w:t>
+      </w:r>
+    </w:p>
+    <w:p>
+      <w:pPr>
+        <w:pStyle w:val="Heading2"/>
+      </w:pPr>
+      <w:r>
+        <w:t>La aplicación de ajedrez y Stockfish</w:t>
+      </w:r>
+    </w:p>
+    <w:p>
+      <w:pPr>
+        <w:keepNext/>
+        <w:spacing w:after="80"/>
+      </w:pPr>
+      <w:r>
+        <w:rPr>
+          <w:sz w:val="18"/>
+        </w:rPr>
+        <w:t xml:space="preserve">08:50 a 10:00   |   </w:t>
+      </w:r>
+      <w:hyperlink r:id="rId21">
+        <w:r>
+          <w:rPr>
+            <w:color w:val="173D5A"/>
+            <w:u w:val="single"/>
+            <w:sz w:val="19"/>
+          </w:rPr>
+          <w:t>Capítulo 10</w:t>
+        </w:r>
+      </w:hyperlink>
+    </w:p>
+    <w:p>
+      <w:r>
+        <w:t>JaqueBot Ajedrez reúne cámara, reglas y movimientos. Usa Stockfish, un programa especializado en calcular jugadas de ajedrez. Analiza la posición y elige una respuesta; lo usamos para contar con un jugador digital ya desarrollado. No reconoce las imágenes ni mueve motores. Otro programa, python-chess, comprueba las reglas, y nuestra aplicación conecta todo. Imaginemos que una persona lleva un peón de e dos a e cuatro y pulsa Terminé mi jugada. La cámara observa el cambio; el programa comprueba si es válido y consulta a Stockfish. Cuando recibe la respuesta, prepara el recorrido del brazo y coordina el imán para trasladar la pieza. Al terminar, retira el brazo y revisa otra imagen. Stockfish calcula la jugada; Codex nos ayudó a programar el sistema. Son funciones diferentes.</w:t>
+      </w:r>
+    </w:p>
+    <w:p>
+      <w:r>
+        <w:br w:type="page"/>
+      </w:r>
+    </w:p>
+    <w:p>
+      <w:pPr>
+        <w:pStyle w:val="Heading1"/>
+      </w:pPr>
+      <w:r>
+        <w:t>Maquetador</w:t>
+      </w:r>
+    </w:p>
+    <w:p>
+      <w:pPr>
+        <w:pStyle w:val="Subtitle"/>
+      </w:pPr>
+      <w:r>
+        <w:t>10:00 a 11:55</w:t>
+      </w:r>
+    </w:p>
+    <w:p>
+      <w:r>
+        <w:rPr>
+          <w:b/>
+          <w:sz w:val="20"/>
+        </w:rPr>
+        <w:t xml:space="preserve">Qué debe quedar claro. </w:t>
+      </w:r>
+      <w:r>
+        <w:rPr>
+          <w:sz w:val="20"/>
+        </w:rPr>
+        <w:t>Contar cómo se construyó, mostrar una prueba supervisada y explicar con honestidad el límite actual y los aprendizajes.</w:t>
+      </w:r>
+    </w:p>
+    <w:p>
+      <w:pPr>
+        <w:spacing w:after="180"/>
+      </w:pPr>
+      <w:r>
+        <w:rPr>
+          <w:i/>
+          <w:sz w:val="19"/>
+        </w:rPr>
+        <w:t>Qué mostrar. Orden de capítulos: 12, 11, 13, 14 y 16. Tener preparada una prueba breve y ensayada. Una persona opera la aplicación real y otra supervisa la toma y el recorrido. Reservar 20 segundos de observación sin hablar dentro del bloque de demostración de 10:25 a 11:15. Si la prueba física no está preparada, explicar el recorrido con el modelo y usar los registros disponibles como evidencia, identificándolos; no anunciar un resultado que no se esté viendo.</w:t>
+      </w:r>
+    </w:p>
+    <w:p>
+      <w:pPr>
+        <w:pStyle w:val="Heading2"/>
+      </w:pPr>
+      <w:r>
+        <w:t>Cómo se construyó</w:t>
+      </w:r>
+    </w:p>
+    <w:p>
+      <w:pPr>
+        <w:keepNext/>
+        <w:spacing w:after="80"/>
+      </w:pPr>
+      <w:r>
+        <w:rPr>
+          <w:sz w:val="18"/>
+        </w:rPr>
+        <w:t xml:space="preserve">10:00 a 10:25   |   </w:t>
+      </w:r>
+      <w:hyperlink r:id="rId22">
+        <w:r>
+          <w:rPr>
+            <w:color w:val="173D5A"/>
+            <w:u w:val="single"/>
+            <w:sz w:val="19"/>
+          </w:rPr>
+          <w:t>Capítulo 12</w:t>
+        </w:r>
+      </w:hyperlink>
+    </w:p>
+    <w:p>
+      <w:r>
+        <w:t>Descargamos los archivos de EduSCARA. Usamos Autodesk Fusion, un programa para ajustar piezas en tres dimensiones. La impresión 3D fabrica objetos añadiendo plástico por capas. Después ensamblamos engranajes y motores, fijamos soportes, soldamos conexiones y organizamos cables. Probamos cada parte antes de unir el sistema.</w:t>
+      </w:r>
+    </w:p>
+    <w:p>
+      <w:pPr>
+        <w:pStyle w:val="Heading2"/>
+      </w:pPr>
+      <w:r>
+        <w:t>Demostración supervisada</w:t>
+      </w:r>
+    </w:p>
+    <w:p>
+      <w:pPr>
+        <w:keepNext/>
+        <w:spacing w:after="80"/>
+      </w:pPr>
+      <w:r>
+        <w:rPr>
+          <w:sz w:val="18"/>
+        </w:rPr>
+        <w:t xml:space="preserve">10:25 a 11:15   |   </w:t>
+      </w:r>
+      <w:hyperlink r:id="rId23">
+        <w:r>
+          <w:rPr>
+            <w:color w:val="173D5A"/>
+            <w:u w:val="single"/>
+            <w:sz w:val="19"/>
+          </w:rPr>
+          <w:t>Capítulo 11</w:t>
+        </w:r>
+      </w:hyperlink>
+    </w:p>
+    <w:p>
+      <w:r>
+        <w:t>Ahora observamos la prueba preparada. El programa decide el destino; el brazo se acerca, el imán recoge y la pieza se libera al llegar. Supervisamos que tome una sola pieza. Después la cámara toma otra imagen para comprobar. La aplicación controla el robot; el modelo ayuda a explicar.</w:t>
+      </w:r>
+    </w:p>
+    <w:p>
+      <w:pPr>
+        <w:pStyle w:val="Heading2"/>
+      </w:pPr>
+      <w:r>
+        <w:t>Qué dificultad permanece</w:t>
+      </w:r>
+    </w:p>
+    <w:p>
+      <w:pPr>
+        <w:keepNext/>
+        <w:spacing w:after="80"/>
+      </w:pPr>
+      <w:r>
+        <w:rPr>
+          <w:sz w:val="18"/>
+        </w:rPr>
+        <w:t xml:space="preserve">11:15 a 11:30   |   </w:t>
+      </w:r>
+      <w:hyperlink r:id="rId24">
+        <w:r>
+          <w:rPr>
+            <w:color w:val="173D5A"/>
+            <w:u w:val="single"/>
+            <w:sz w:val="19"/>
+          </w:rPr>
+          <w:t>Capítulo 13</w:t>
+        </w:r>
+      </w:hyperlink>
+    </w:p>
+    <w:p>
+      <w:r>
+        <w:t>El tablero es pequeño y las piezas están muy juntas. A veces el imán puede levantar más de una. Por eso supervisamos las pruebas: el prototipo no puede trabajar solo en cualquier situación.</w:t>
+      </w:r>
+    </w:p>
+    <w:p>
+      <w:pPr>
+        <w:pStyle w:val="Heading2"/>
+      </w:pPr>
+      <w:r>
+        <w:t>Qué cambiaría para otra tarea</w:t>
+      </w:r>
+    </w:p>
+    <w:p>
+      <w:pPr>
+        <w:keepNext/>
+        <w:spacing w:after="80"/>
+      </w:pPr>
+      <w:r>
+        <w:rPr>
+          <w:sz w:val="18"/>
+        </w:rPr>
+        <w:t xml:space="preserve">11:30 a 11:40   |   </w:t>
+      </w:r>
+      <w:hyperlink r:id="rId25">
+        <w:r>
+          <w:rPr>
+            <w:color w:val="173D5A"/>
+            <w:u w:val="single"/>
+            <w:sz w:val="19"/>
+          </w:rPr>
+          <w:t>Capítulo 14</w:t>
+        </w:r>
+      </w:hyperlink>
+    </w:p>
+    <w:p>
+      <w:r>
+        <w:t>Para esa empresa adaptaríamos tamaño, herramienta y sensores. Mediríamos tiempos y errores antes de afirmar que el brazo mejora la tarea.</w:t>
+      </w:r>
+    </w:p>
+    <w:p>
+      <w:pPr>
+        <w:pStyle w:val="Heading2"/>
+      </w:pPr>
+      <w:r>
+        <w:t>Qué aprendimos</w:t>
+      </w:r>
+    </w:p>
+    <w:p>
+      <w:pPr>
+        <w:keepNext/>
+        <w:spacing w:after="80"/>
+      </w:pPr>
+      <w:r>
+        <w:rPr>
+          <w:sz w:val="18"/>
+        </w:rPr>
+        <w:t xml:space="preserve">11:40 a 11:55   |   </w:t>
+      </w:r>
+      <w:hyperlink r:id="rId26">
+        <w:r>
+          <w:rPr>
+            <w:color w:val="173D5A"/>
+            <w:u w:val="single"/>
+            <w:sz w:val="19"/>
+          </w:rPr>
+          <w:t>Capítulo 16</w:t>
+        </w:r>
+      </w:hyperlink>
+    </w:p>
+    <w:p>
+      <w:r>
+        <w:t>Aprendimos a ensamblar, programar y repartir tareas. También a medir antes de suponer y probar por partes para encontrar errores. Entendimos que diseño, conexiones y programa deben trabajar juntos.</w:t>
+      </w:r>
+    </w:p>
+    <w:p>
+      <w:pPr>
+        <w:pStyle w:val="Heading2"/>
+      </w:pPr>
+      <w:r>
+        <w:t>Paso al video por el gestor</w:t>
+      </w:r>
+    </w:p>
+    <w:p>
+      <w:pPr>
+        <w:spacing w:after="80"/>
+      </w:pPr>
+      <w:r>
+        <w:rPr>
+          <w:sz w:val="18"/>
+        </w:rPr>
+        <w:t>11:55 a 12:00   |   Gestor de proyecto</w:t>
+      </w:r>
+    </w:p>
+    <w:p>
+      <w:r>
+        <w:t>Veamos en tres minutos cómo construimos y probamos JaqueBot.</w:t>
+      </w:r>
+    </w:p>
+    <w:p>
+      <w:pPr>
+        <w:spacing w:after="180"/>
+      </w:pPr>
+      <w:r>
+        <w:rPr>
+          <w:i/>
+          <w:sz w:val="19"/>
+        </w:rPr>
+        <w:t>El video ocupa los tres minutos siguientes. Después, el equipo dispone de cinco minutos para responder al jurado.</w:t>
+      </w:r>
+    </w:p>
+    <w:p>
+      <w:r>
+        <w:br w:type="page"/>
+      </w:r>
+    </w:p>
+    <w:p>
+      <w:pPr>
+        <w:pStyle w:val="Heading1"/>
+      </w:pPr>
+      <w:r>
+        <w:t>Palabras del proyecto explicadas</w:t>
+      </w:r>
+    </w:p>
+    <w:p>
+      <w:pPr>
+        <w:spacing w:after="200"/>
+      </w:pPr>
+      <w:r>
+        <w:rPr>
+          <w:sz w:val="20"/>
+        </w:rPr>
+        <w:t>Apoyo para entender y responder. No se lee como una lista durante la exposición.</w:t>
+      </w:r>
+    </w:p>
+    <w:p>
+      <w:pPr>
+        <w:spacing w:after="120" w:line="254" w:lineRule="auto"/>
+      </w:pPr>
+      <w:r>
+        <w:rPr>
+          <w:sz w:val="20"/>
+        </w:rPr>
+      </w:r>
+      <w:r>
+        <w:rPr>
+          <w:b/>
+          <w:sz w:val="20"/>
+        </w:rPr>
+        <w:t xml:space="preserve">Brazo robótico. </w:t>
+      </w:r>
+      <w:r>
+        <w:rPr>
+          <w:b/>
+          <w:sz w:val="20"/>
+        </w:rPr>
+        <w:t xml:space="preserve">Qué es: </w:t>
+      </w:r>
+      <w:r>
+        <w:rPr>
+          <w:sz w:val="20"/>
+        </w:rPr>
+        <w:t xml:space="preserve">Un mecanismo con partes móviles que pueden colocarse mediante un programa. </w:t>
+      </w:r>
+      <w:r>
+        <w:rPr>
+          <w:b/>
+          <w:sz w:val="20"/>
+        </w:rPr>
+        <w:t xml:space="preserve">Para qué sirve: </w:t>
+      </w:r>
+      <w:r>
+        <w:rPr>
+          <w:sz w:val="20"/>
+        </w:rPr>
+        <w:t xml:space="preserve">Llevar una herramienta hasta un objeto y trasladarlo. </w:t>
+      </w:r>
+      <w:r>
+        <w:rPr>
+          <w:b/>
+          <w:sz w:val="20"/>
+        </w:rPr>
+        <w:t xml:space="preserve">Por qué se usó: </w:t>
+      </w:r>
+      <w:r>
+        <w:rPr>
+          <w:sz w:val="20"/>
+        </w:rPr>
+        <w:t>Permite explorar tareas repetitivas de recoger, mover y, con adaptación, clasificar objetos.</w:t>
+      </w:r>
+    </w:p>
+    <w:p>
+      <w:pPr>
+        <w:spacing w:after="120" w:line="254" w:lineRule="auto"/>
+      </w:pPr>
+      <w:r>
+        <w:rPr>
+          <w:sz w:val="20"/>
+        </w:rPr>
+      </w:r>
+      <w:r>
+        <w:rPr>
+          <w:b/>
+          <w:sz w:val="20"/>
+        </w:rPr>
+        <w:t xml:space="preserve">EduSCARA. </w:t>
+      </w:r>
+      <w:r>
+        <w:rPr>
+          <w:b/>
+          <w:sz w:val="20"/>
+        </w:rPr>
+        <w:t xml:space="preserve">Qué es: </w:t>
+      </w:r>
+      <w:r>
+        <w:rPr>
+          <w:sz w:val="20"/>
+        </w:rPr>
+        <w:t xml:space="preserve">Un diseño abierto de brazo robótico educativo con archivos y código publicados. </w:t>
+      </w:r>
+      <w:r>
+        <w:rPr>
+          <w:b/>
+          <w:sz w:val="20"/>
+        </w:rPr>
+        <w:t xml:space="preserve">Para qué sirve: </w:t>
+      </w:r>
+      <w:r>
+        <w:rPr>
+          <w:sz w:val="20"/>
+        </w:rPr>
+        <w:t xml:space="preserve">Servir como base de estructura y control. </w:t>
+      </w:r>
+      <w:r>
+        <w:rPr>
+          <w:b/>
+          <w:sz w:val="20"/>
+        </w:rPr>
+        <w:t xml:space="preserve">Por qué se usó: </w:t>
+      </w:r>
+      <w:r>
+        <w:rPr>
+          <w:sz w:val="20"/>
+        </w:rPr>
+        <w:t>Permite estudiar un proyecto existente y dedicar el trabajo escolar al montaje, las adaptaciones y las aplicaciones. Se reconoce a sus autores.</w:t>
+      </w:r>
+    </w:p>
+    <w:p>
+      <w:pPr>
+        <w:spacing w:after="120" w:line="254" w:lineRule="auto"/>
+      </w:pPr>
+      <w:r>
+        <w:rPr>
+          <w:sz w:val="20"/>
+        </w:rPr>
+      </w:r>
+      <w:r>
+        <w:rPr>
+          <w:b/>
+          <w:sz w:val="20"/>
+        </w:rPr>
+        <w:t xml:space="preserve">Autodesk Fusion. </w:t>
+      </w:r>
+      <w:r>
+        <w:rPr>
+          <w:b/>
+          <w:sz w:val="20"/>
+        </w:rPr>
+        <w:t xml:space="preserve">Qué es: </w:t>
+      </w:r>
+      <w:r>
+        <w:rPr>
+          <w:sz w:val="20"/>
+        </w:rPr>
+        <w:t xml:space="preserve">Un programa de diseño de objetos en tres dimensiones. </w:t>
+      </w:r>
+      <w:r>
+        <w:rPr>
+          <w:b/>
+          <w:sz w:val="20"/>
+        </w:rPr>
+        <w:t xml:space="preserve">Para qué sirve: </w:t>
+      </w:r>
+      <w:r>
+        <w:rPr>
+          <w:sz w:val="20"/>
+        </w:rPr>
+        <w:t xml:space="preserve">Revisar medidas y adaptar el tablero, piezas y soportes antes de fabricarlos. </w:t>
+      </w:r>
+      <w:r>
+        <w:rPr>
+          <w:b/>
+          <w:sz w:val="20"/>
+        </w:rPr>
+        <w:t xml:space="preserve">Por qué se usó: </w:t>
+      </w:r>
+      <w:r>
+        <w:rPr>
+          <w:sz w:val="20"/>
+        </w:rPr>
+        <w:t>Permite comprobar cómo encajan las partes y preparar las adaptaciones del proyecto.</w:t>
+      </w:r>
+    </w:p>
+    <w:p>
+      <w:pPr>
+        <w:spacing w:after="120" w:line="254" w:lineRule="auto"/>
+      </w:pPr>
+      <w:r>
+        <w:rPr>
+          <w:sz w:val="20"/>
+        </w:rPr>
+      </w:r>
+      <w:r>
+        <w:rPr>
+          <w:b/>
+          <w:sz w:val="20"/>
+        </w:rPr>
+        <w:t xml:space="preserve">Impresión 3D. </w:t>
+      </w:r>
+      <w:r>
+        <w:rPr>
+          <w:b/>
+          <w:sz w:val="20"/>
+        </w:rPr>
+        <w:t xml:space="preserve">Qué es: </w:t>
+      </w:r>
+      <w:r>
+        <w:rPr>
+          <w:sz w:val="20"/>
+        </w:rPr>
+        <w:t xml:space="preserve">Una forma de fabricar que construye el objeto añadiendo material por capas. </w:t>
+      </w:r>
+      <w:r>
+        <w:rPr>
+          <w:b/>
+          <w:sz w:val="20"/>
+        </w:rPr>
+        <w:t xml:space="preserve">Para qué sirve: </w:t>
+      </w:r>
+      <w:r>
+        <w:rPr>
+          <w:sz w:val="20"/>
+        </w:rPr>
+        <w:t xml:space="preserve">Convertir archivos de diseño en piezas físicas del robot y su montaje. </w:t>
+      </w:r>
+      <w:r>
+        <w:rPr>
+          <w:b/>
+          <w:sz w:val="20"/>
+        </w:rPr>
+        <w:t xml:space="preserve">Por qué se usó: </w:t>
+      </w:r>
+      <w:r>
+        <w:rPr>
+          <w:sz w:val="20"/>
+        </w:rPr>
+        <w:t>Permite producir y modificar piezas adaptadas al proyecto. En este caso se utilizó material plástico.</w:t>
+      </w:r>
+    </w:p>
+    <w:p>
+      <w:pPr>
+        <w:spacing w:after="120" w:line="254" w:lineRule="auto"/>
+      </w:pPr>
+      <w:r>
+        <w:rPr>
+          <w:sz w:val="20"/>
+        </w:rPr>
+      </w:r>
+      <w:r>
+        <w:rPr>
+          <w:b/>
+          <w:sz w:val="20"/>
+        </w:rPr>
+        <w:t xml:space="preserve">Servomotor. </w:t>
+      </w:r>
+      <w:r>
+        <w:rPr>
+          <w:b/>
+          <w:sz w:val="20"/>
+        </w:rPr>
+        <w:t xml:space="preserve">Qué es: </w:t>
+      </w:r>
+      <w:r>
+        <w:rPr>
+          <w:sz w:val="20"/>
+        </w:rPr>
+        <w:t xml:space="preserve">Un motor que recibe una orden para alcanzar una posición determinada. </w:t>
+      </w:r>
+      <w:r>
+        <w:rPr>
+          <w:b/>
+          <w:sz w:val="20"/>
+        </w:rPr>
+        <w:t xml:space="preserve">Para qué sirve: </w:t>
+      </w:r>
+      <w:r>
+        <w:rPr>
+          <w:sz w:val="20"/>
+        </w:rPr>
+        <w:t xml:space="preserve">Mover la base, el codo o el mecanismo vertical según el montaje. </w:t>
+      </w:r>
+      <w:r>
+        <w:rPr>
+          <w:b/>
+          <w:sz w:val="20"/>
+        </w:rPr>
+        <w:t xml:space="preserve">Por qué se usó: </w:t>
+      </w:r>
+      <w:r>
+        <w:rPr>
+          <w:sz w:val="20"/>
+        </w:rPr>
+        <w:t>El robot necesita dirigir la herramienta a lugares concretos, no mantener un giro continuo. La orden por sí sola no prueba precisión física.</w:t>
+      </w:r>
+    </w:p>
+    <w:p>
+      <w:pPr>
+        <w:spacing w:after="120" w:line="254" w:lineRule="auto"/>
+      </w:pPr>
+      <w:r>
+        <w:rPr>
+          <w:sz w:val="20"/>
+        </w:rPr>
+      </w:r>
+      <w:r>
+        <w:rPr>
+          <w:b/>
+          <w:sz w:val="20"/>
+        </w:rPr>
+        <w:t xml:space="preserve">Potenciómetro. </w:t>
+      </w:r>
+      <w:r>
+        <w:rPr>
+          <w:b/>
+          <w:sz w:val="20"/>
+        </w:rPr>
+        <w:t xml:space="preserve">Qué es: </w:t>
+      </w:r>
+      <w:r>
+        <w:rPr>
+          <w:sz w:val="20"/>
+        </w:rPr>
+        <w:t xml:space="preserve">Un componente cuya señal eléctrica cambia cuando gira. </w:t>
+      </w:r>
+      <w:r>
+        <w:rPr>
+          <w:b/>
+          <w:sz w:val="20"/>
+        </w:rPr>
+        <w:t xml:space="preserve">Para qué sirve: </w:t>
+      </w:r>
+      <w:r>
+        <w:rPr>
+          <w:sz w:val="20"/>
+        </w:rPr>
+        <w:t xml:space="preserve">Usarse como sensor para estimar el ángulo de la base o del codo. </w:t>
+      </w:r>
+      <w:r>
+        <w:rPr>
+          <w:b/>
+          <w:sz w:val="20"/>
+        </w:rPr>
+        <w:t xml:space="preserve">Por qué se usó: </w:t>
+      </w:r>
+      <w:r>
+        <w:rPr>
+          <w:sz w:val="20"/>
+        </w:rPr>
+        <w:t>Permite comparar dónde se esperaba llegar con lo que indica el montaje.</w:t>
+      </w:r>
+    </w:p>
+    <w:p>
+      <w:pPr>
+        <w:spacing w:after="120" w:line="254" w:lineRule="auto"/>
+      </w:pPr>
+      <w:r>
+        <w:rPr>
+          <w:sz w:val="20"/>
+        </w:rPr>
+      </w:r>
+      <w:r>
+        <w:rPr>
+          <w:b/>
+          <w:sz w:val="20"/>
+        </w:rPr>
+        <w:t xml:space="preserve">Sensor. </w:t>
+      </w:r>
+      <w:r>
+        <w:rPr>
+          <w:b/>
+          <w:sz w:val="20"/>
+        </w:rPr>
+        <w:t xml:space="preserve">Qué es: </w:t>
+      </w:r>
+      <w:r>
+        <w:rPr>
+          <w:sz w:val="20"/>
+        </w:rPr>
+        <w:t xml:space="preserve">Un elemento que convierte una característica física, como posición o luz, en información. </w:t>
+      </w:r>
+      <w:r>
+        <w:rPr>
+          <w:b/>
+          <w:sz w:val="20"/>
+        </w:rPr>
+        <w:t xml:space="preserve">Para qué sirve: </w:t>
+      </w:r>
+      <w:r>
+        <w:rPr>
+          <w:sz w:val="20"/>
+        </w:rPr>
+        <w:t xml:space="preserve">Aportar datos al programa. </w:t>
+      </w:r>
+      <w:r>
+        <w:rPr>
+          <w:b/>
+          <w:sz w:val="20"/>
+        </w:rPr>
+        <w:t xml:space="preserve">Por qué se usó: </w:t>
+      </w:r>
+      <w:r>
+        <w:rPr>
+          <w:sz w:val="20"/>
+        </w:rPr>
+        <w:t>Ayuda a comprobar lo que ocurre. En JaqueBot no todos los estados se miden: faltan sensores directos de altura y agarre.</w:t>
+      </w:r>
+    </w:p>
+    <w:p>
+      <w:pPr>
+        <w:spacing w:after="120" w:line="254" w:lineRule="auto"/>
+      </w:pPr>
+      <w:r>
+        <w:rPr>
+          <w:sz w:val="20"/>
+        </w:rPr>
+      </w:r>
+      <w:r>
+        <w:rPr>
+          <w:b/>
+          <w:sz w:val="20"/>
+        </w:rPr>
+        <w:t xml:space="preserve">Eje Z. </w:t>
+      </w:r>
+      <w:r>
+        <w:rPr>
+          <w:b/>
+          <w:sz w:val="20"/>
+        </w:rPr>
+        <w:t xml:space="preserve">Qué es: </w:t>
+      </w:r>
+      <w:r>
+        <w:rPr>
+          <w:sz w:val="20"/>
+        </w:rPr>
+        <w:t xml:space="preserve">El nombre del movimiento vertical del extremo. </w:t>
+      </w:r>
+      <w:r>
+        <w:rPr>
+          <w:b/>
+          <w:sz w:val="20"/>
+        </w:rPr>
+        <w:t xml:space="preserve">Para qué sirve: </w:t>
+      </w:r>
+      <w:r>
+        <w:rPr>
+          <w:sz w:val="20"/>
+        </w:rPr>
+        <w:t xml:space="preserve">Subir y bajar la herramienta al recoger o dejar una pieza. </w:t>
+      </w:r>
+      <w:r>
+        <w:rPr>
+          <w:b/>
+          <w:sz w:val="20"/>
+        </w:rPr>
+        <w:t xml:space="preserve">Por qué se usó: </w:t>
+      </w:r>
+      <w:r>
+        <w:rPr>
+          <w:sz w:val="20"/>
+        </w:rPr>
+        <w:t>El brazo debe pasar sobre las otras piezas y acercarse al objeto solo cuando corresponde.</w:t>
+      </w:r>
+    </w:p>
+    <w:p>
+      <w:pPr>
+        <w:spacing w:after="120" w:line="254" w:lineRule="auto"/>
+      </w:pPr>
+      <w:r>
+        <w:rPr>
+          <w:sz w:val="20"/>
+        </w:rPr>
+      </w:r>
+      <w:r>
+        <w:rPr>
+          <w:b/>
+          <w:sz w:val="20"/>
+        </w:rPr>
+        <w:t xml:space="preserve">Electroimán. </w:t>
+      </w:r>
+      <w:r>
+        <w:rPr>
+          <w:b/>
+          <w:sz w:val="20"/>
+        </w:rPr>
+        <w:t xml:space="preserve">Qué es: </w:t>
+      </w:r>
+      <w:r>
+        <w:rPr>
+          <w:sz w:val="20"/>
+        </w:rPr>
+        <w:t xml:space="preserve">Un dispositivo que produce atracción magnética cuando recibe electricidad. </w:t>
+      </w:r>
+      <w:r>
+        <w:rPr>
+          <w:b/>
+          <w:sz w:val="20"/>
+        </w:rPr>
+        <w:t xml:space="preserve">Para qué sirve: </w:t>
+      </w:r>
+      <w:r>
+        <w:rPr>
+          <w:sz w:val="20"/>
+        </w:rPr>
+        <w:t xml:space="preserve">Tomar y liberar la parte metálica de una pieza. </w:t>
+      </w:r>
+      <w:r>
+        <w:rPr>
+          <w:b/>
+          <w:sz w:val="20"/>
+        </w:rPr>
+        <w:t xml:space="preserve">Por qué se usó: </w:t>
+      </w:r>
+      <w:r>
+        <w:rPr>
+          <w:sz w:val="20"/>
+        </w:rPr>
+        <w:t>Permite controlar la sujeción desde el programa, encendiéndolo o apagándolo. No atrae cualquier material ni garantiza recoger una sola pieza.</w:t>
+      </w:r>
+    </w:p>
+    <w:p>
+      <w:pPr>
+        <w:spacing w:after="120" w:line="254" w:lineRule="auto"/>
+      </w:pPr>
+      <w:r>
+        <w:rPr>
+          <w:sz w:val="20"/>
+        </w:rPr>
+      </w:r>
+      <w:r>
+        <w:rPr>
+          <w:b/>
+          <w:sz w:val="20"/>
+        </w:rPr>
+        <w:t xml:space="preserve">Raspberry Pi. </w:t>
+      </w:r>
+      <w:r>
+        <w:rPr>
+          <w:b/>
+          <w:sz w:val="20"/>
+        </w:rPr>
+        <w:t xml:space="preserve">Qué es: </w:t>
+      </w:r>
+      <w:r>
+        <w:rPr>
+          <w:sz w:val="20"/>
+        </w:rPr>
+        <w:t xml:space="preserve">Una computadora pequeña montada en una placa. </w:t>
+      </w:r>
+      <w:r>
+        <w:rPr>
+          <w:b/>
+          <w:sz w:val="20"/>
+        </w:rPr>
+        <w:t xml:space="preserve">Para qué sirve: </w:t>
+      </w:r>
+      <w:r>
+        <w:rPr>
+          <w:sz w:val="20"/>
+        </w:rPr>
+        <w:t xml:space="preserve">Ejecutar las aplicaciones, procesar las imágenes y coordinar la tarea. </w:t>
+      </w:r>
+      <w:r>
+        <w:rPr>
+          <w:b/>
+          <w:sz w:val="20"/>
+        </w:rPr>
+        <w:t xml:space="preserve">Por qué se usó: </w:t>
+      </w:r>
+      <w:r>
+        <w:rPr>
+          <w:sz w:val="20"/>
+        </w:rPr>
+        <w:t>Reúne en el prototipo la interfaz, el análisis del tablero y el cálculo de jugadas.</w:t>
+      </w:r>
+    </w:p>
+    <w:p>
+      <w:pPr>
+        <w:spacing w:after="120" w:line="254" w:lineRule="auto"/>
+      </w:pPr>
+      <w:r>
+        <w:rPr>
+          <w:sz w:val="20"/>
+        </w:rPr>
+      </w:r>
+      <w:r>
+        <w:rPr>
+          <w:b/>
+          <w:sz w:val="20"/>
+        </w:rPr>
+        <w:t xml:space="preserve">Raspberry Pi AI Camera / sensor Sony. </w:t>
+      </w:r>
+      <w:r>
+        <w:rPr>
+          <w:b/>
+          <w:sz w:val="20"/>
+        </w:rPr>
+        <w:t xml:space="preserve">Qué es: </w:t>
+      </w:r>
+      <w:r>
+        <w:rPr>
+          <w:sz w:val="20"/>
+        </w:rPr>
+        <w:t xml:space="preserve">El módulo de cámara utilizado para obtener las imágenes; su sensor es Sony IMX500. </w:t>
+      </w:r>
+      <w:r>
+        <w:rPr>
+          <w:b/>
+          <w:sz w:val="20"/>
+        </w:rPr>
+        <w:t xml:space="preserve">Para qué sirve: </w:t>
+      </w:r>
+      <w:r>
+        <w:rPr>
+          <w:sz w:val="20"/>
+        </w:rPr>
+        <w:t xml:space="preserve">Observar el tablero y las etiquetas de las piezas. </w:t>
+      </w:r>
+      <w:r>
+        <w:rPr>
+          <w:b/>
+          <w:sz w:val="20"/>
+        </w:rPr>
+        <w:t xml:space="preserve">Por qué se usó: </w:t>
+      </w:r>
+      <w:r>
+        <w:rPr>
+          <w:sz w:val="20"/>
+        </w:rPr>
+        <w:t>Proporciona las imágenes que analiza la Raspberry. El nombre AI Camera no significa que en esta aplicación su sensor elija jugadas ni que haga por sí mismo el reconocimiento ArUco.</w:t>
+      </w:r>
+    </w:p>
+    <w:p>
+      <w:pPr>
+        <w:spacing w:after="120" w:line="254" w:lineRule="auto"/>
+      </w:pPr>
+      <w:r>
+        <w:rPr>
+          <w:sz w:val="20"/>
+        </w:rPr>
+      </w:r>
+      <w:r>
+        <w:rPr>
+          <w:b/>
+          <w:sz w:val="20"/>
+        </w:rPr>
+        <w:t xml:space="preserve">ArUco. </w:t>
+      </w:r>
+      <w:r>
+        <w:rPr>
+          <w:b/>
+          <w:sz w:val="20"/>
+        </w:rPr>
+        <w:t xml:space="preserve">Qué es: </w:t>
+      </w:r>
+      <w:r>
+        <w:rPr>
+          <w:sz w:val="20"/>
+        </w:rPr>
+        <w:t xml:space="preserve">Una familia de etiquetas cuadradas con dibujos que representan identidades. </w:t>
+      </w:r>
+      <w:r>
+        <w:rPr>
+          <w:b/>
+          <w:sz w:val="20"/>
+        </w:rPr>
+        <w:t xml:space="preserve">Para qué sirve: </w:t>
+      </w:r>
+      <w:r>
+        <w:rPr>
+          <w:sz w:val="20"/>
+        </w:rPr>
+        <w:t xml:space="preserve">Distinguir piezas y ubicar referencias del tablero en la imagen. </w:t>
+      </w:r>
+      <w:r>
+        <w:rPr>
+          <w:b/>
+          <w:sz w:val="20"/>
+        </w:rPr>
+        <w:t xml:space="preserve">Por qué se usó: </w:t>
+      </w:r>
+      <w:r>
+        <w:rPr>
+          <w:sz w:val="20"/>
+        </w:rPr>
+        <w:t>Permite reconocer identidades definidas en lugar de depender solo de la apariencia o del color de una pieza.</w:t>
+      </w:r>
+    </w:p>
+    <w:p>
+      <w:pPr>
+        <w:spacing w:after="120" w:line="254" w:lineRule="auto"/>
+      </w:pPr>
+      <w:r>
+        <w:rPr>
+          <w:sz w:val="20"/>
+        </w:rPr>
+      </w:r>
+      <w:r>
+        <w:rPr>
+          <w:b/>
+          <w:sz w:val="20"/>
+        </w:rPr>
+        <w:t xml:space="preserve">OpenCV. </w:t>
+      </w:r>
+      <w:r>
+        <w:rPr>
+          <w:b/>
+          <w:sz w:val="20"/>
+        </w:rPr>
+        <w:t xml:space="preserve">Qué es: </w:t>
+      </w:r>
+      <w:r>
+        <w:rPr>
+          <w:sz w:val="20"/>
+        </w:rPr>
+        <w:t xml:space="preserve">Un conjunto de herramientas de programación para trabajar con imágenes. </w:t>
+      </w:r>
+      <w:r>
+        <w:rPr>
+          <w:b/>
+          <w:sz w:val="20"/>
+        </w:rPr>
+        <w:t xml:space="preserve">Para qué sirve: </w:t>
+      </w:r>
+      <w:r>
+        <w:rPr>
+          <w:sz w:val="20"/>
+        </w:rPr>
+        <w:t xml:space="preserve">Reconocer las etiquetas y situarlas en el tablero. </w:t>
+      </w:r>
+      <w:r>
+        <w:rPr>
+          <w:b/>
+          <w:sz w:val="20"/>
+        </w:rPr>
+        <w:t xml:space="preserve">Por qué se usó: </w:t>
+      </w:r>
+      <w:r>
+        <w:rPr>
+          <w:sz w:val="20"/>
+        </w:rPr>
+        <w:t>Aporta funciones de visión ya desarrolladas que el equipo integra en su aplicación.</w:t>
+      </w:r>
+    </w:p>
+    <w:p>
+      <w:r>
+        <w:br w:type="page"/>
+      </w:r>
+    </w:p>
+    <w:p>
+      <w:pPr>
+        <w:pStyle w:val="Heading1"/>
+      </w:pPr>
+      <w:r>
+        <w:t>Programas y conexiones explicados</w:t>
+      </w:r>
+    </w:p>
+    <w:p>
+      <w:pPr>
+        <w:spacing w:after="200"/>
+      </w:pPr>
+      <w:r>
+        <w:rPr>
+          <w:sz w:val="20"/>
+        </w:rPr>
+        <w:t>Apoyo para entender y responder. No se lee como una lista durante la exposición.</w:t>
+      </w:r>
+    </w:p>
+    <w:p>
+      <w:pPr>
+        <w:spacing w:after="120" w:line="254" w:lineRule="auto"/>
+      </w:pPr>
+      <w:r>
+        <w:rPr>
+          <w:sz w:val="20"/>
+        </w:rPr>
+      </w:r>
+      <w:r>
+        <w:rPr>
+          <w:b/>
+          <w:sz w:val="20"/>
+        </w:rPr>
+        <w:t xml:space="preserve">Calibrar. </w:t>
+      </w:r>
+      <w:r>
+        <w:rPr>
+          <w:b/>
+          <w:sz w:val="20"/>
+        </w:rPr>
+        <w:t xml:space="preserve">Qué es: </w:t>
+      </w:r>
+      <w:r>
+        <w:rPr>
+          <w:sz w:val="20"/>
+        </w:rPr>
+        <w:t xml:space="preserve">Medir y guardar referencias para relacionar el programa con el montaje real. </w:t>
+      </w:r>
+      <w:r>
+        <w:rPr>
+          <w:b/>
+          <w:sz w:val="20"/>
+        </w:rPr>
+        <w:t xml:space="preserve">Para qué sirve: </w:t>
+      </w:r>
+      <w:r>
+        <w:rPr>
+          <w:sz w:val="20"/>
+        </w:rPr>
+        <w:t xml:space="preserve">Saber dónde está cada casilla y qué movimiento corresponde. </w:t>
+      </w:r>
+      <w:r>
+        <w:rPr>
+          <w:b/>
+          <w:sz w:val="20"/>
+        </w:rPr>
+        <w:t xml:space="preserve">Por qué se usó: </w:t>
+      </w:r>
+      <w:r>
+        <w:rPr>
+          <w:sz w:val="20"/>
+        </w:rPr>
+        <w:t>Una imagen o un número no coinciden automáticamente con una posición física. Cámara, tablero y motores requieren sus propias comprobaciones.</w:t>
+      </w:r>
+    </w:p>
+    <w:p>
+      <w:pPr>
+        <w:spacing w:after="120" w:line="254" w:lineRule="auto"/>
+      </w:pPr>
+      <w:r>
+        <w:rPr>
+          <w:sz w:val="20"/>
+        </w:rPr>
+      </w:r>
+      <w:r>
+        <w:rPr>
+          <w:b/>
+          <w:sz w:val="20"/>
+        </w:rPr>
+        <w:t xml:space="preserve">NUCLEO / STM32. </w:t>
+      </w:r>
+      <w:r>
+        <w:rPr>
+          <w:b/>
+          <w:sz w:val="20"/>
+        </w:rPr>
+        <w:t xml:space="preserve">Qué es: </w:t>
+      </w:r>
+      <w:r>
+        <w:rPr>
+          <w:sz w:val="20"/>
+        </w:rPr>
+        <w:t xml:space="preserve">NUCLEO es la placa utilizada; STM32 es el circuito programable que contiene. </w:t>
+      </w:r>
+      <w:r>
+        <w:rPr>
+          <w:b/>
+          <w:sz w:val="20"/>
+        </w:rPr>
+        <w:t xml:space="preserve">Para qué sirve: </w:t>
+      </w:r>
+      <w:r>
+        <w:rPr>
+          <w:sz w:val="20"/>
+        </w:rPr>
+        <w:t xml:space="preserve">Recibir órdenes por USB, producir señales para el movimiento y consultar los sensores. </w:t>
+      </w:r>
+      <w:r>
+        <w:rPr>
+          <w:b/>
+          <w:sz w:val="20"/>
+        </w:rPr>
+        <w:t xml:space="preserve">Por qué se usó: </w:t>
+      </w:r>
+      <w:r>
+        <w:rPr>
+          <w:sz w:val="20"/>
+        </w:rPr>
+        <w:t>Forma parte del control original de EduSCARA y permite que la Raspberry se concentre en coordinar las aplicaciones.</w:t>
+      </w:r>
+    </w:p>
+    <w:p>
+      <w:pPr>
+        <w:spacing w:after="120" w:line="254" w:lineRule="auto"/>
+      </w:pPr>
+      <w:r>
+        <w:rPr>
+          <w:sz w:val="20"/>
+        </w:rPr>
+      </w:r>
+      <w:r>
+        <w:rPr>
+          <w:b/>
+          <w:sz w:val="20"/>
+        </w:rPr>
+        <w:t xml:space="preserve">USB. </w:t>
+      </w:r>
+      <w:r>
+        <w:rPr>
+          <w:b/>
+          <w:sz w:val="20"/>
+        </w:rPr>
+        <w:t xml:space="preserve">Qué es: </w:t>
+      </w:r>
+      <w:r>
+        <w:rPr>
+          <w:sz w:val="20"/>
+        </w:rPr>
+        <w:t xml:space="preserve">Una conexión por cable para intercambiar datos. </w:t>
+      </w:r>
+      <w:r>
+        <w:rPr>
+          <w:b/>
+          <w:sz w:val="20"/>
+        </w:rPr>
+        <w:t xml:space="preserve">Para qué sirve: </w:t>
+      </w:r>
+      <w:r>
+        <w:rPr>
+          <w:sz w:val="20"/>
+        </w:rPr>
+        <w:t xml:space="preserve">Comunicar las órdenes y respuestas entre la Raspberry y la placa de control. </w:t>
+      </w:r>
+      <w:r>
+        <w:rPr>
+          <w:b/>
+          <w:sz w:val="20"/>
+        </w:rPr>
+        <w:t xml:space="preserve">Por qué se usó: </w:t>
+      </w:r>
+      <w:r>
+        <w:rPr>
+          <w:sz w:val="20"/>
+        </w:rPr>
+        <w:t>Es el enlace que utiliza el control existente. Solo una aplicación lo controla a la vez.</w:t>
+      </w:r>
+    </w:p>
+    <w:p>
+      <w:pPr>
+        <w:spacing w:after="120" w:line="254" w:lineRule="auto"/>
+      </w:pPr>
+      <w:r>
+        <w:rPr>
+          <w:sz w:val="20"/>
+        </w:rPr>
+      </w:r>
+      <w:r>
+        <w:rPr>
+          <w:b/>
+          <w:sz w:val="20"/>
+        </w:rPr>
+        <w:t xml:space="preserve">Fuente de alimentación. </w:t>
+      </w:r>
+      <w:r>
+        <w:rPr>
+          <w:b/>
+          <w:sz w:val="20"/>
+        </w:rPr>
+        <w:t xml:space="preserve">Qué es: </w:t>
+      </w:r>
+      <w:r>
+        <w:rPr>
+          <w:sz w:val="20"/>
+        </w:rPr>
+        <w:t xml:space="preserve">Un dispositivo que entrega electricidad con las características que necesita un equipo. </w:t>
+      </w:r>
+      <w:r>
+        <w:rPr>
+          <w:b/>
+          <w:sz w:val="20"/>
+        </w:rPr>
+        <w:t xml:space="preserve">Para qué sirve: </w:t>
+      </w:r>
+      <w:r>
+        <w:rPr>
+          <w:sz w:val="20"/>
+        </w:rPr>
+        <w:t xml:space="preserve">Alimentar computadora, motores o electroimán según el circuito. </w:t>
+      </w:r>
+      <w:r>
+        <w:rPr>
+          <w:b/>
+          <w:sz w:val="20"/>
+        </w:rPr>
+        <w:t xml:space="preserve">Por qué se usó: </w:t>
+      </w:r>
+      <w:r>
+        <w:rPr>
+          <w:sz w:val="20"/>
+        </w:rPr>
+        <w:t>Esos elementos no se alimentan todos de la misma forma; una salida de control no debe suministrar directamente toda la corriente del imán.</w:t>
+      </w:r>
+    </w:p>
+    <w:p>
+      <w:pPr>
+        <w:spacing w:after="120" w:line="254" w:lineRule="auto"/>
+      </w:pPr>
+      <w:r>
+        <w:rPr>
+          <w:sz w:val="20"/>
+        </w:rPr>
+      </w:r>
+      <w:r>
+        <w:rPr>
+          <w:b/>
+          <w:sz w:val="20"/>
+        </w:rPr>
+        <w:t xml:space="preserve">MOSFET / módulo de potencia. </w:t>
+      </w:r>
+      <w:r>
+        <w:rPr>
+          <w:b/>
+          <w:sz w:val="20"/>
+        </w:rPr>
+        <w:t xml:space="preserve">Qué es: </w:t>
+      </w:r>
+      <w:r>
+        <w:rPr>
+          <w:sz w:val="20"/>
+        </w:rPr>
+        <w:t xml:space="preserve">Un interruptor electrónico controlado por una señal pequeña. </w:t>
+      </w:r>
+      <w:r>
+        <w:rPr>
+          <w:b/>
+          <w:sz w:val="20"/>
+        </w:rPr>
+        <w:t xml:space="preserve">Para qué sirve: </w:t>
+      </w:r>
+      <w:r>
+        <w:rPr>
+          <w:sz w:val="20"/>
+        </w:rPr>
+        <w:t xml:space="preserve">Permitir o cortar la corriente que alimenta el electroimán. </w:t>
+      </w:r>
+      <w:r>
+        <w:rPr>
+          <w:b/>
+          <w:sz w:val="20"/>
+        </w:rPr>
+        <w:t xml:space="preserve">Por qué se usó: </w:t>
+      </w:r>
+      <w:r>
+        <w:rPr>
+          <w:sz w:val="20"/>
+        </w:rPr>
+        <w:t>La placa da la orden y el módulo maneja la corriente del dispositivo. Las protecciones concretas se describen únicamente según el circuito instalado y comprobado.</w:t>
+      </w:r>
+    </w:p>
+    <w:p>
+      <w:pPr>
+        <w:spacing w:after="120" w:line="254" w:lineRule="auto"/>
+      </w:pPr>
+      <w:r>
+        <w:rPr>
+          <w:sz w:val="20"/>
+        </w:rPr>
+      </w:r>
+      <w:r>
+        <w:rPr>
+          <w:b/>
+          <w:sz w:val="20"/>
+        </w:rPr>
+        <w:t xml:space="preserve">Aplicación manual. </w:t>
+      </w:r>
+      <w:r>
+        <w:rPr>
+          <w:b/>
+          <w:sz w:val="20"/>
+        </w:rPr>
+        <w:t xml:space="preserve">Qué es: </w:t>
+      </w:r>
+      <w:r>
+        <w:rPr>
+          <w:sz w:val="20"/>
+        </w:rPr>
+        <w:t xml:space="preserve">La pantalla con botones para controlar el brazo. </w:t>
+      </w:r>
+      <w:r>
+        <w:rPr>
+          <w:b/>
+          <w:sz w:val="20"/>
+        </w:rPr>
+        <w:t xml:space="preserve">Para qué sirve: </w:t>
+      </w:r>
+      <w:r>
+        <w:rPr>
+          <w:sz w:val="20"/>
+        </w:rPr>
+        <w:t xml:space="preserve">Preparar y probar por separado movimiento, altura e imán. </w:t>
+      </w:r>
+      <w:r>
+        <w:rPr>
+          <w:b/>
+          <w:sz w:val="20"/>
+        </w:rPr>
+        <w:t xml:space="preserve">Por qué se usó: </w:t>
+      </w:r>
+      <w:r>
+        <w:rPr>
+          <w:sz w:val="20"/>
+        </w:rPr>
+        <w:t>Permite aprender y detectar problemas antes de coordinar una jugada completa.</w:t>
+      </w:r>
+    </w:p>
+    <w:p>
+      <w:pPr>
+        <w:spacing w:after="120" w:line="254" w:lineRule="auto"/>
+      </w:pPr>
+      <w:r>
+        <w:rPr>
+          <w:sz w:val="20"/>
+        </w:rPr>
+      </w:r>
+      <w:r>
+        <w:rPr>
+          <w:b/>
+          <w:sz w:val="20"/>
+        </w:rPr>
+        <w:t xml:space="preserve">Stockfish. </w:t>
+      </w:r>
+      <w:r>
+        <w:rPr>
+          <w:b/>
+          <w:sz w:val="20"/>
+        </w:rPr>
+        <w:t xml:space="preserve">Qué es: </w:t>
+      </w:r>
+      <w:r>
+        <w:rPr>
+          <w:sz w:val="20"/>
+        </w:rPr>
+        <w:t xml:space="preserve">Un programa especializado en analizar posiciones de ajedrez y calcular jugadas. </w:t>
+      </w:r>
+      <w:r>
+        <w:rPr>
+          <w:b/>
+          <w:sz w:val="20"/>
+        </w:rPr>
+        <w:t xml:space="preserve">Para qué sirve: </w:t>
+      </w:r>
+      <w:r>
+        <w:rPr>
+          <w:sz w:val="20"/>
+        </w:rPr>
+        <w:t xml:space="preserve">Elegir la respuesta del robot durante una partida. </w:t>
+      </w:r>
+      <w:r>
+        <w:rPr>
+          <w:b/>
+          <w:sz w:val="20"/>
+        </w:rPr>
+        <w:t xml:space="preserve">Por qué se usó: </w:t>
+      </w:r>
+      <w:r>
+        <w:rPr>
+          <w:sz w:val="20"/>
+        </w:rPr>
+        <w:t>Permite usar un jugador digital ya desarrollado y concentrar el trabajo en conectar tablero, reglas y movimiento. No reconoce imágenes ni controla motores.</w:t>
+      </w:r>
+    </w:p>
+    <w:p>
+      <w:pPr>
+        <w:spacing w:after="120" w:line="254" w:lineRule="auto"/>
+      </w:pPr>
+      <w:r>
+        <w:rPr>
+          <w:sz w:val="20"/>
+        </w:rPr>
+      </w:r>
+      <w:r>
+        <w:rPr>
+          <w:b/>
+          <w:sz w:val="20"/>
+        </w:rPr>
+        <w:t xml:space="preserve">python-chess. </w:t>
+      </w:r>
+      <w:r>
+        <w:rPr>
+          <w:b/>
+          <w:sz w:val="20"/>
+        </w:rPr>
+        <w:t xml:space="preserve">Qué es: </w:t>
+      </w:r>
+      <w:r>
+        <w:rPr>
+          <w:sz w:val="20"/>
+        </w:rPr>
+        <w:t xml:space="preserve">Un conjunto de herramientas de programación con las reglas y el estado de una partida. </w:t>
+      </w:r>
+      <w:r>
+        <w:rPr>
+          <w:b/>
+          <w:sz w:val="20"/>
+        </w:rPr>
+        <w:t xml:space="preserve">Para qué sirve: </w:t>
+      </w:r>
+      <w:r>
+        <w:rPr>
+          <w:sz w:val="20"/>
+        </w:rPr>
+        <w:t xml:space="preserve">Comprobar movimientos y mantener la posición del ajedrez. </w:t>
+      </w:r>
+      <w:r>
+        <w:rPr>
+          <w:b/>
+          <w:sz w:val="20"/>
+        </w:rPr>
+        <w:t xml:space="preserve">Por qué se usó: </w:t>
+      </w:r>
+      <w:r>
+        <w:rPr>
+          <w:sz w:val="20"/>
+        </w:rPr>
+        <w:t>Evita que el equipo tenga que reescribir todas las reglas para reunirlas con la cámara y Stockfish.</w:t>
+      </w:r>
+    </w:p>
+    <w:p>
+      <w:pPr>
+        <w:spacing w:after="120" w:line="254" w:lineRule="auto"/>
+      </w:pPr>
+      <w:r>
+        <w:rPr>
+          <w:sz w:val="20"/>
+        </w:rPr>
+      </w:r>
+      <w:r>
+        <w:rPr>
+          <w:b/>
+          <w:sz w:val="20"/>
+        </w:rPr>
+        <w:t xml:space="preserve">ChatGPT Codex. </w:t>
+      </w:r>
+      <w:r>
+        <w:rPr>
+          <w:b/>
+          <w:sz w:val="20"/>
+        </w:rPr>
+        <w:t xml:space="preserve">Qué es: </w:t>
+      </w:r>
+      <w:r>
+        <w:rPr>
+          <w:sz w:val="20"/>
+        </w:rPr>
+        <w:t xml:space="preserve">Una herramienta de inteligencia artificial con la que se conversa para trabajar sobre programas. </w:t>
+      </w:r>
+      <w:r>
+        <w:rPr>
+          <w:b/>
+          <w:sz w:val="20"/>
+        </w:rPr>
+        <w:t xml:space="preserve">Para qué sirve: </w:t>
+      </w:r>
+      <w:r>
+        <w:rPr>
+          <w:sz w:val="20"/>
+        </w:rPr>
+        <w:t xml:space="preserve">Comprender código, proponer cambios, preparar pruebas e interfaces. </w:t>
+      </w:r>
+      <w:r>
+        <w:rPr>
+          <w:b/>
+          <w:sz w:val="20"/>
+        </w:rPr>
+        <w:t xml:space="preserve">Por qué se usó: </w:t>
+      </w:r>
+      <w:r>
+        <w:rPr>
+          <w:sz w:val="20"/>
+        </w:rPr>
+        <w:t>Ayudó a adaptar EduSCARA a las necesidades del proyecto. El equipo aporta medidas y comprobaciones; Codex no elige las jugadas en esta implementación.</w:t>
+      </w:r>
+    </w:p>
+    <w:p>
+      <w:pPr>
+        <w:spacing w:after="120" w:line="254" w:lineRule="auto"/>
+      </w:pPr>
+      <w:r>
+        <w:rPr>
+          <w:sz w:val="20"/>
+        </w:rPr>
+      </w:r>
+      <w:r>
+        <w:rPr>
+          <w:b/>
+          <w:sz w:val="20"/>
+        </w:rPr>
+        <w:t xml:space="preserve">Código / programa. </w:t>
+      </w:r>
+      <w:r>
+        <w:rPr>
+          <w:b/>
+          <w:sz w:val="20"/>
+        </w:rPr>
+        <w:t xml:space="preserve">Qué es: </w:t>
+      </w:r>
+      <w:r>
+        <w:rPr>
+          <w:sz w:val="20"/>
+        </w:rPr>
+        <w:t xml:space="preserve">El conjunto de instrucciones escritas para que una computadora o placa realice una tarea. </w:t>
+      </w:r>
+      <w:r>
+        <w:rPr>
+          <w:b/>
+          <w:sz w:val="20"/>
+        </w:rPr>
+        <w:t xml:space="preserve">Para qué sirve: </w:t>
+      </w:r>
+      <w:r>
+        <w:rPr>
+          <w:sz w:val="20"/>
+        </w:rPr>
+        <w:t xml:space="preserve">Organizar qué hacer, cuándo hacerlo y qué revisar. </w:t>
+      </w:r>
+      <w:r>
+        <w:rPr>
+          <w:b/>
+          <w:sz w:val="20"/>
+        </w:rPr>
+        <w:t xml:space="preserve">Por qué se usó: </w:t>
+      </w:r>
+      <w:r>
+        <w:rPr>
+          <w:sz w:val="20"/>
+        </w:rPr>
+        <w:t>Los componentes conectados no se coordinan solos: necesitan instrucciones y comprobaciones.</w:t>
+      </w:r>
+    </w:p>
+    <w:p>
+      <w:pPr>
+        <w:spacing w:after="120" w:line="254" w:lineRule="auto"/>
+      </w:pPr>
+      <w:r>
+        <w:rPr>
+          <w:sz w:val="20"/>
+        </w:rPr>
+      </w:r>
+      <w:r>
+        <w:rPr>
+          <w:b/>
+          <w:sz w:val="20"/>
+        </w:rPr>
+        <w:t xml:space="preserve">Python y C. </w:t>
+      </w:r>
+      <w:r>
+        <w:rPr>
+          <w:b/>
+          <w:sz w:val="20"/>
+        </w:rPr>
+        <w:t xml:space="preserve">Qué es: </w:t>
+      </w:r>
+      <w:r>
+        <w:rPr>
+          <w:sz w:val="20"/>
+        </w:rPr>
+        <w:t xml:space="preserve">Dos lenguajes para escribir instrucciones de programación. </w:t>
+      </w:r>
+      <w:r>
+        <w:rPr>
+          <w:b/>
+          <w:sz w:val="20"/>
+        </w:rPr>
+        <w:t xml:space="preserve">Para qué sirve: </w:t>
+      </w:r>
+      <w:r>
+        <w:rPr>
+          <w:sz w:val="20"/>
+        </w:rPr>
+        <w:t xml:space="preserve">Python organiza las aplicaciones; C se usa en el programa que controla la placa STM32. </w:t>
+      </w:r>
+      <w:r>
+        <w:rPr>
+          <w:b/>
+          <w:sz w:val="20"/>
+        </w:rPr>
+        <w:t xml:space="preserve">Por qué se usó: </w:t>
+      </w:r>
+      <w:r>
+        <w:rPr>
+          <w:sz w:val="20"/>
+        </w:rPr>
+        <w:t>Se emplearon las herramientas adecuadas a cada parte y se aprovechó la base original de EduSCARA. Solo se nombran si el jurado pregunta por la programación.</w:t>
+      </w:r>
+    </w:p>
+    <w:p>
+      <w:pPr>
+        <w:spacing w:after="120" w:line="254" w:lineRule="auto"/>
+      </w:pPr>
+      <w:r>
+        <w:rPr>
+          <w:sz w:val="20"/>
+        </w:rPr>
+      </w:r>
+      <w:r>
+        <w:rPr>
+          <w:b/>
+          <w:sz w:val="20"/>
+        </w:rPr>
+        <w:t xml:space="preserve">Firmware. </w:t>
+      </w:r>
+      <w:r>
+        <w:rPr>
+          <w:b/>
+          <w:sz w:val="20"/>
+        </w:rPr>
+        <w:t xml:space="preserve">Qué es: </w:t>
+      </w:r>
+      <w:r>
+        <w:rPr>
+          <w:sz w:val="20"/>
+        </w:rPr>
+        <w:t xml:space="preserve">El programa que se guarda y ejecuta dentro de una placa de control. </w:t>
+      </w:r>
+      <w:r>
+        <w:rPr>
+          <w:b/>
+          <w:sz w:val="20"/>
+        </w:rPr>
+        <w:t xml:space="preserve">Para qué sirve: </w:t>
+      </w:r>
+      <w:r>
+        <w:rPr>
+          <w:sz w:val="20"/>
+        </w:rPr>
+        <w:t xml:space="preserve">Convertir órdenes en señales y lecturas del equipo. </w:t>
+      </w:r>
+      <w:r>
+        <w:rPr>
+          <w:b/>
+          <w:sz w:val="20"/>
+        </w:rPr>
+        <w:t xml:space="preserve">Por qué se usó: </w:t>
+      </w:r>
+      <w:r>
+        <w:rPr>
+          <w:sz w:val="20"/>
+        </w:rPr>
+        <w:t>Permite que la STM32 maneje los elementos físicos. En la exposición basta decir «programa de la placa».</w:t>
+      </w:r>
+    </w:p>
+    <w:p>
+      <w:pPr>
+        <w:spacing w:after="120" w:line="254" w:lineRule="auto"/>
+      </w:pPr>
+      <w:r>
+        <w:rPr>
+          <w:sz w:val="20"/>
+        </w:rPr>
+      </w:r>
+      <w:r>
+        <w:rPr>
+          <w:b/>
+          <w:sz w:val="20"/>
+        </w:rPr>
+        <w:t xml:space="preserve">Máquina de estados. </w:t>
+      </w:r>
+      <w:r>
+        <w:rPr>
+          <w:b/>
+          <w:sz w:val="20"/>
+        </w:rPr>
+        <w:t xml:space="preserve">Qué es: </w:t>
+      </w:r>
+      <w:r>
+        <w:rPr>
+          <w:sz w:val="20"/>
+        </w:rPr>
+        <w:t xml:space="preserve">Una organización del programa por etapas, con condiciones para pasar de una a otra. </w:t>
+      </w:r>
+      <w:r>
+        <w:rPr>
+          <w:b/>
+          <w:sz w:val="20"/>
+        </w:rPr>
+        <w:t xml:space="preserve">Para qué sirve: </w:t>
+      </w:r>
+      <w:r>
+        <w:rPr>
+          <w:sz w:val="20"/>
+        </w:rPr>
+        <w:t xml:space="preserve">Separar turno humano, comprobación, cálculo, traslado y revisión. </w:t>
+      </w:r>
+      <w:r>
+        <w:rPr>
+          <w:b/>
+          <w:sz w:val="20"/>
+        </w:rPr>
+        <w:t xml:space="preserve">Por qué se usó: </w:t>
+      </w:r>
+      <w:r>
+        <w:rPr>
+          <w:sz w:val="20"/>
+        </w:rPr>
+        <w:t>Evita tratar una orden recibida como si toda la tarea ya estuviera terminada. En la exposición se explica con la comparación de una receta.</w:t>
+      </w:r>
+    </w:p>
+    <w:p>
+      <w:r>
+        <w:br w:type="page"/>
+      </w:r>
+    </w:p>
+    <w:p>
+      <w:pPr>
+        <w:pStyle w:val="Heading1"/>
+      </w:pPr>
+      <w:r>
+        <w:t>Preguntas del jurado</w:t>
+      </w:r>
+    </w:p>
+    <w:p>
+      <w:pPr>
+        <w:pStyle w:val="Subtitle"/>
+      </w:pPr>
+      <w:r>
+        <w:t>15:00 a 20:00   |   Responde el rol indicado y el equipo complementa</w:t>
+      </w:r>
+    </w:p>
+    <w:p>
+      <w:r>
+        <w:rPr>
+          <w:sz w:val="21"/>
+        </w:rPr>
+        <w:t>Después del video, el gestor dice: Gracias por acompañar nuestro proceso. Ahora escuchamos las preguntas del jurado.</w:t>
+      </w:r>
+    </w:p>
+    <w:p>
+      <w:pPr>
+        <w:keepNext/>
+        <w:spacing w:before="100" w:after="60"/>
+      </w:pPr>
+      <w:r>
+        <w:rPr>
+          <w:b/>
+          <w:sz w:val="21"/>
+        </w:rPr>
+        <w:t>1. ¿Cuál es el objetivo principal?</w:t>
+      </w:r>
+    </w:p>
+    <w:p>
+      <w:pPr>
+        <w:spacing w:after="60"/>
+      </w:pPr>
+      <w:r>
+        <w:rPr>
+          <w:sz w:val="21"/>
+        </w:rPr>
+        <w:t>Desarrollar un brazo que permita explorar tareas de mover objetos y una futura clasificación. Lo construimos y usamos el ajedrez para demostrar cómo reconocer una pieza, decidir un destino y trasladarla. El ejemplo de cajas de medicamentos ayuda a imaginar otra escala; no significa que ya clasifiquemos productos en una empresa.</w:t>
+      </w:r>
+    </w:p>
+    <w:p>
+      <w:pPr>
+        <w:spacing w:after="120"/>
+      </w:pPr>
+      <w:r>
+        <w:rPr>
+          <w:i/>
+          <w:sz w:val="18"/>
+        </w:rPr>
+        <w:t>Responde: Gestor de proyecto.</w:t>
+      </w:r>
+    </w:p>
+    <w:p>
+      <w:pPr>
+        <w:keepNext/>
+        <w:spacing w:before="100" w:after="60"/>
+      </w:pPr>
+      <w:r>
+        <w:rPr>
+          <w:b/>
+          <w:sz w:val="21"/>
+        </w:rPr>
+        <w:t>2. ¿Qué hace cada componente en una frase?</w:t>
+      </w:r>
+    </w:p>
+    <w:p>
+      <w:pPr>
+        <w:spacing w:after="60"/>
+      </w:pPr>
+      <w:r>
+        <w:rPr>
+          <w:sz w:val="21"/>
+        </w:rPr>
+        <w:t>La cámara observa; la Raspberry organiza y calcula con los programas; la STM32 envía señales; los servomotores mueven; los sensores aportan posición y el electroimán sujeta o libera.</w:t>
+      </w:r>
+    </w:p>
+    <w:p>
+      <w:pPr>
+        <w:spacing w:after="120"/>
+      </w:pPr>
+      <w:r>
+        <w:rPr>
+          <w:i/>
+          <w:sz w:val="18"/>
+        </w:rPr>
+        <w:t>Responde: Hardware segundo aprendiz.</w:t>
+      </w:r>
+    </w:p>
+    <w:p>
+      <w:pPr>
+        <w:keepNext/>
+        <w:spacing w:before="100" w:after="60"/>
+      </w:pPr>
+      <w:r>
+        <w:rPr>
+          <w:b/>
+          <w:sz w:val="21"/>
+        </w:rPr>
+        <w:t>3. ¿Qué es Stockfish y por qué lo usaron?</w:t>
+      </w:r>
+    </w:p>
+    <w:p>
+      <w:pPr>
+        <w:spacing w:after="60"/>
+      </w:pPr>
+      <w:r>
+        <w:rPr>
+          <w:sz w:val="21"/>
+        </w:rPr>
+        <w:t>Es un programa que analiza ajedrez y calcula una jugada. Lo usamos como jugador digital, para concentrarnos en conectar esa decisión con la cámara y el movimiento del brazo.</w:t>
+      </w:r>
+    </w:p>
+    <w:p>
+      <w:pPr>
+        <w:spacing w:after="120"/>
+      </w:pPr>
+      <w:r>
+        <w:rPr>
+          <w:i/>
+          <w:sz w:val="18"/>
+        </w:rPr>
+        <w:t>Responde: Desarrollador.</w:t>
+      </w:r>
+    </w:p>
+    <w:p>
+      <w:pPr>
+        <w:keepNext/>
+        <w:spacing w:before="100" w:after="60"/>
+      </w:pPr>
+      <w:r>
+        <w:rPr>
+          <w:b/>
+          <w:sz w:val="21"/>
+        </w:rPr>
+        <w:t>4. ¿ChatGPT juega la partida?</w:t>
+      </w:r>
+    </w:p>
+    <w:p>
+      <w:pPr>
+        <w:spacing w:after="60"/>
+      </w:pPr>
+      <w:r>
+        <w:rPr>
+          <w:sz w:val="21"/>
+        </w:rPr>
+        <w:t>En este proyecto no. Codex ayudó durante la programación. Durante una partida, OpenCV reconoce las etiquetas, python-chess comprueba las reglas y Stockfish calcula la respuesta.</w:t>
+      </w:r>
+    </w:p>
+    <w:p>
+      <w:pPr>
+        <w:spacing w:after="120"/>
+      </w:pPr>
+      <w:r>
+        <w:rPr>
+          <w:i/>
+          <w:sz w:val="18"/>
+        </w:rPr>
+        <w:t>Responde: Ingeniero de IA.</w:t>
+      </w:r>
+    </w:p>
+    <w:p>
+      <w:pPr>
+        <w:keepNext/>
+        <w:spacing w:before="100" w:after="60"/>
+      </w:pPr>
+      <w:r>
+        <w:rPr>
+          <w:b/>
+          <w:sz w:val="21"/>
+        </w:rPr>
+        <w:t>5. ¿Por qué usar dos placas?</w:t>
+      </w:r>
+    </w:p>
+    <w:p>
+      <w:pPr>
+        <w:spacing w:after="60"/>
+      </w:pPr>
+      <w:r>
+        <w:rPr>
+          <w:sz w:val="21"/>
+        </w:rPr>
+        <w:t>Son tareas distintas que trabajan juntas. La Raspberry es la computadora que ejecuta las aplicaciones; la STM32 es el controlador que recibe instrucciones y produce las señales para los elementos físicos.</w:t>
+      </w:r>
+    </w:p>
+    <w:p>
+      <w:pPr>
+        <w:spacing w:after="120"/>
+      </w:pPr>
+      <w:r>
+        <w:rPr>
+          <w:i/>
+          <w:sz w:val="18"/>
+        </w:rPr>
+        <w:t>Responde: Hardware segundo aprendiz.</w:t>
+      </w:r>
+    </w:p>
+    <w:p>
+      <w:pPr>
+        <w:keepNext/>
+        <w:spacing w:before="100" w:after="60"/>
+      </w:pPr>
+      <w:r>
+        <w:rPr>
+          <w:b/>
+          <w:sz w:val="21"/>
+        </w:rPr>
+        <w:t>6. ¿Cómo sabe qué pieza está viendo?</w:t>
+      </w:r>
+    </w:p>
+    <w:p>
+      <w:pPr>
+        <w:spacing w:after="60"/>
+      </w:pPr>
+      <w:r>
+        <w:rPr>
+          <w:sz w:val="21"/>
+        </w:rPr>
+        <w:t>Cada pieza lleva una etiqueta cuadrada con una identidad. La cámara toma la imagen y OpenCV reconoce esas identidades. Las referencias y las medidas previas permiten relacionarlas con las casillas.</w:t>
+      </w:r>
+    </w:p>
+    <w:p>
+      <w:pPr>
+        <w:spacing w:after="120"/>
+      </w:pPr>
+      <w:r>
+        <w:rPr>
+          <w:i/>
+          <w:sz w:val="18"/>
+        </w:rPr>
+        <w:t>Responde: Hardware segundo aprendiz.</w:t>
+      </w:r>
+    </w:p>
+    <w:p>
+      <w:pPr>
+        <w:keepNext/>
+        <w:spacing w:before="100" w:after="60"/>
+      </w:pPr>
+      <w:r>
+        <w:rPr>
+          <w:b/>
+          <w:sz w:val="21"/>
+        </w:rPr>
+        <w:t>7. ¿Por qué no basta con conectar el robot?</w:t>
+      </w:r>
+    </w:p>
+    <w:p>
+      <w:pPr>
+        <w:spacing w:after="60"/>
+      </w:pPr>
+      <w:r>
+        <w:rPr>
+          <w:sz w:val="21"/>
+        </w:rPr>
+        <w:t>Porque el programa necesita referencias del equipo real: dónde está el tablero, qué posición tienen los motores y hasta dónde debe bajar la herramienta. Conectar el cable no mide ni comprueba todo eso.</w:t>
+      </w:r>
+    </w:p>
+    <w:p>
+      <w:pPr>
+        <w:spacing w:after="120"/>
+      </w:pPr>
+      <w:r>
+        <w:rPr>
+          <w:i/>
+          <w:sz w:val="18"/>
+        </w:rPr>
+        <w:t>Responde: Hardware primer aprendiz.</w:t>
+      </w:r>
+    </w:p>
+    <w:p>
+      <w:pPr>
+        <w:keepNext/>
+        <w:spacing w:before="100" w:after="60"/>
+      </w:pPr>
+      <w:r>
+        <w:rPr>
+          <w:b/>
+          <w:sz w:val="21"/>
+        </w:rPr>
+        <w:t>8. ¿Qué sucede si recoge dos piezas?</w:t>
+      </w:r>
+    </w:p>
+    <w:p>
+      <w:pPr>
+        <w:spacing w:after="60"/>
+      </w:pPr>
+      <w:r>
+        <w:rPr>
+          <w:sz w:val="21"/>
+        </w:rPr>
+        <w:t>Es una limitación del tablero pequeño y la cercanía de las piezas. Supervisamos la toma y revisamos el tablero antes de continuar. Para mejorarla habría que revisar tamaño, separación y herramienta; el sistema actual no cuenta las piezas sujetadas.</w:t>
+      </w:r>
+    </w:p>
+    <w:p>
+      <w:pPr>
+        <w:spacing w:after="120"/>
+      </w:pPr>
+      <w:r>
+        <w:rPr>
+          <w:i/>
+          <w:sz w:val="18"/>
+        </w:rPr>
+        <w:t>Responde: Maquetador.</w:t>
+      </w:r>
+    </w:p>
+    <w:p>
+      <w:r>
+        <w:br w:type="page"/>
+      </w:r>
+    </w:p>
+    <w:p>
+      <w:pPr>
+        <w:pStyle w:val="Heading1"/>
+      </w:pPr>
+      <w:r>
+        <w:t>Respuestas sobre el proceso y los resultados</w:t>
+      </w:r>
+    </w:p>
+    <w:p>
+      <w:pPr>
+        <w:keepNext/>
+        <w:spacing w:before="100" w:after="60"/>
+      </w:pPr>
+      <w:r>
+        <w:rPr>
+          <w:b/>
+          <w:sz w:val="21"/>
+        </w:rPr>
+        <w:t>9. ¿Qué error concreto les dejó una enseñanza?</w:t>
+      </w:r>
+    </w:p>
+    <w:p>
+      <w:pPr>
+        <w:spacing w:after="60"/>
+      </w:pPr>
+      <w:r>
+        <w:rPr>
+          <w:sz w:val="21"/>
+        </w:rPr>
+        <w:t>En una captura hubo lecturas de posición que no coincidían. Aprendimos a comprobar la llegada y a bloquear el traslado si falta confirmación. Una respuesta electrónica no demuestra por sí sola que la pieza llegó bien.</w:t>
+      </w:r>
+    </w:p>
+    <w:p>
+      <w:pPr>
+        <w:spacing w:after="120"/>
+      </w:pPr>
+      <w:r>
+        <w:rPr>
+          <w:i/>
+          <w:sz w:val="18"/>
+        </w:rPr>
+        <w:t>Responde: Ingeniero de IA.</w:t>
+      </w:r>
+    </w:p>
+    <w:p>
+      <w:pPr>
+        <w:keepNext/>
+        <w:spacing w:before="100" w:after="60"/>
+      </w:pPr>
+      <w:r>
+        <w:rPr>
+          <w:b/>
+          <w:sz w:val="21"/>
+        </w:rPr>
+        <w:t>10. ¿Qué construyeron ustedes y qué aprovecharon de otros?</w:t>
+      </w:r>
+    </w:p>
+    <w:p>
+      <w:pPr>
+        <w:spacing w:after="60"/>
+      </w:pPr>
+      <w:r>
+        <w:rPr>
+          <w:sz w:val="21"/>
+        </w:rPr>
+        <w:t>EduSCARA aportó el diseño y el control base publicados. Nuestro trabajo reunió el montaje, las adaptaciones del tablero y soportes, las dos aplicaciones y la integración de cámara, juego y electroimán. Reconocemos los autores de las herramientas que utilizamos.</w:t>
+      </w:r>
+    </w:p>
+    <w:p>
+      <w:pPr>
+        <w:spacing w:after="120"/>
+      </w:pPr>
+      <w:r>
+        <w:rPr>
+          <w:i/>
+          <w:sz w:val="18"/>
+        </w:rPr>
+        <w:t>Responde: Maquetador.</w:t>
+      </w:r>
+    </w:p>
+    <w:p>
+      <w:pPr>
+        <w:keepNext/>
+        <w:spacing w:before="100" w:after="60"/>
+      </w:pPr>
+      <w:r>
+        <w:rPr>
+          <w:b/>
+          <w:sz w:val="21"/>
+        </w:rPr>
+        <w:t>11. ¿Cuánto costó?</w:t>
+      </w:r>
+    </w:p>
+    <w:p>
+      <w:pPr>
+        <w:spacing w:after="60"/>
+      </w:pPr>
+      <w:r>
+        <w:rPr>
+          <w:sz w:val="21"/>
+        </w:rPr>
+        <w:t>Llevamos alrededor de 740.000 pesos en compras documentadas, incluida la fuente regulable adicional de 28.000. Hay dos potenciómetros adicionales cuyo precio falta registrar. La Raspberry y la cámara son préstamos del profesor Ricardo. En el anexo están las cantidades, los valores y la separación entre compras y equipos prestados; no damos un costo definitivo mientras falten esos datos.</w:t>
+      </w:r>
+    </w:p>
+    <w:p>
+      <w:pPr>
+        <w:spacing w:after="120"/>
+      </w:pPr>
+      <w:r>
+        <w:rPr>
+          <w:i/>
+          <w:sz w:val="18"/>
+        </w:rPr>
+        <w:t>Responde: Gestor de proyecto.</w:t>
+      </w:r>
+    </w:p>
+    <w:p>
+      <w:pPr>
+        <w:keepNext/>
+        <w:spacing w:before="100" w:after="60"/>
+      </w:pPr>
+      <w:r>
+        <w:rPr>
+          <w:b/>
+          <w:sz w:val="21"/>
+        </w:rPr>
+        <w:t>12. ¿Ya demostraron que ahorra tiempo en una industria?</w:t>
+      </w:r>
+    </w:p>
+    <w:p>
+      <w:pPr>
+        <w:spacing w:after="60"/>
+      </w:pPr>
+      <w:r>
+        <w:rPr>
+          <w:sz w:val="21"/>
+        </w:rPr>
+        <w:t>Todavía no. Separar cajas de medicamentos es un ejemplo para explicar una posible aplicación, no una función industrial ya validada. Habría que adaptar tamaño, herramienta y sensores a los objetos, y comparar tiempos y errores con la tarea anterior. También se evaluaría si reduce esfuerzo repetitivo de hombros y brazos, sin prometer prevenir lesiones.</w:t>
+      </w:r>
+    </w:p>
+    <w:p>
+      <w:pPr>
+        <w:spacing w:after="120"/>
+      </w:pPr>
+      <w:r>
+        <w:rPr>
+          <w:i/>
+          <w:sz w:val="18"/>
+        </w:rPr>
+        <w:t>Responde: Gestor de proyecto.</w:t>
+      </w:r>
+    </w:p>
+    <w:p>
+      <w:pPr>
+        <w:keepNext/>
+        <w:spacing w:before="100" w:after="60"/>
+      </w:pPr>
+      <w:r>
+        <w:rPr>
+          <w:b/>
+          <w:sz w:val="21"/>
+        </w:rPr>
+        <w:t>13. ¿Qué aprendieron como equipo?</w:t>
+      </w:r>
+    </w:p>
+    <w:p>
+      <w:pPr>
+        <w:spacing w:after="60"/>
+      </w:pPr>
+      <w:r>
+        <w:rPr>
+          <w:sz w:val="21"/>
+        </w:rPr>
+        <w:t>A repartir responsabilidades, fabricar y ensamblar, conectar componentes, describir problemas y comprobar soluciones. Aprendimos que un fallo puede venir del programa, de una conexión o de una pieza física, y que conviene revisar por partes.</w:t>
+      </w:r>
+    </w:p>
+    <w:p>
+      <w:pPr>
+        <w:spacing w:after="120"/>
+      </w:pPr>
+      <w:r>
+        <w:rPr>
+          <w:i/>
+          <w:sz w:val="18"/>
+        </w:rPr>
+        <w:t>Responde: Todo el equipo.</w:t>
+      </w:r>
+    </w:p>
+    <w:p>
+      <w:pPr>
+        <w:keepNext/>
+        <w:spacing w:before="100" w:after="60"/>
+      </w:pPr>
+      <w:r>
+        <w:rPr>
+          <w:b/>
+          <w:sz w:val="21"/>
+        </w:rPr>
+        <w:t>14. ¿El prototipo puede trabajar sin supervisión?</w:t>
+      </w:r>
+    </w:p>
+    <w:p>
+      <w:pPr>
+        <w:spacing w:after="60"/>
+      </w:pPr>
+      <w:r>
+        <w:rPr>
+          <w:sz w:val="21"/>
+        </w:rPr>
+        <w:t>El programa calcula y coordina una secuencia, pero las pruebas requieren supervisión por el agarre, la cercanía de las piezas y las referencias que se comprueban a mano. No lo presentamos como un equipo industrial autónomo certificado.</w:t>
+      </w:r>
+    </w:p>
+    <w:p>
+      <w:pPr>
+        <w:spacing w:after="120"/>
+      </w:pPr>
+      <w:r>
+        <w:rPr>
+          <w:i/>
+          <w:sz w:val="18"/>
+        </w:rPr>
+        <w:t>Responde: Maquetador.</w:t>
+      </w:r>
+    </w:p>
+    <w:p>
+      <w:pPr>
+        <w:keepNext/>
+        <w:spacing w:before="100" w:after="60"/>
+      </w:pPr>
+      <w:r>
+        <w:rPr>
+          <w:b/>
+          <w:sz w:val="21"/>
+        </w:rPr>
+        <w:t>15. ¿Por qué necesitan un electroimán?</w:t>
+      </w:r>
+    </w:p>
+    <w:p>
+      <w:pPr>
+        <w:spacing w:after="60"/>
+      </w:pPr>
+      <w:r>
+        <w:rPr>
+          <w:sz w:val="21"/>
+        </w:rPr>
+        <w:t>Es la herramienta que usamos para sujetar una parte metálica y soltarla con una orden eléctrica. Fue útil para demostrar el traslado; para otros materiales habría que elegir otra herramienta o adaptar el objeto.</w:t>
+      </w:r>
+    </w:p>
+    <w:p>
+      <w:pPr>
+        <w:spacing w:after="120"/>
+      </w:pPr>
+      <w:r>
+        <w:rPr>
+          <w:i/>
+          <w:sz w:val="18"/>
+        </w:rPr>
+        <w:t>Responde: Hardware primer aprendiz.</w:t>
+      </w:r>
+    </w:p>
+    <w:p>
+      <w:pPr>
+        <w:pStyle w:val="Heading2"/>
+      </w:pPr>
+      <w:r>
+        <w:t>Referencias para preparar la defensa</w:t>
+      </w:r>
+    </w:p>
+    <w:p>
+      <w:pPr>
+        <w:spacing w:after="100"/>
+      </w:pPr>
+      <w:r>
+        <w:rPr>
+          <w:sz w:val="18"/>
+        </w:rPr>
+        <w:t>Guía Orientadora para la Sustentación de Proyectos Productivos SENA suministrada por la institución; diapositivas actuales; documentación del montaje y registros del equipo. La guía se aplica a las herramientas usadas en JaqueBot.</w:t>
+      </w:r>
+    </w:p>
+    <w:p>
+      <w:pPr>
+        <w:spacing w:after="0"/>
+      </w:pPr>
+      <w:r/>
+      <w:hyperlink r:id="rId27">
+        <w:r>
+          <w:rPr>
+            <w:color w:val="173D5A"/>
+            <w:u w:val="single"/>
+            <w:sz w:val="18"/>
+          </w:rPr>
+          <w:t>Diseño original EduSCARA</w:t>
+        </w:r>
+      </w:hyperlink>
+      <w:r>
+        <w:t xml:space="preserve">   |   </w:t>
+      </w:r>
+      <w:hyperlink r:id="rId28">
+        <w:r>
+          <w:rPr>
+            <w:color w:val="173D5A"/>
+            <w:u w:val="single"/>
+            <w:sz w:val="18"/>
+          </w:rPr>
+          <w:t>Stockfish</w:t>
+        </w:r>
+      </w:hyperlink>
+      <w:r>
+        <w:t xml:space="preserve">   |   </w:t>
+      </w:r>
+      <w:hyperlink r:id="rId29">
+        <w:r>
+          <w:rPr>
+            <w:color w:val="173D5A"/>
+            <w:u w:val="single"/>
+            <w:sz w:val="18"/>
+          </w:rPr>
+          <w:t>Cámara Raspberry Pi</w:t>
+        </w:r>
+      </w:hyperlink>
+      <w:r>
+        <w:t xml:space="preserve">   |   </w:t>
+      </w:r>
+      <w:hyperlink r:id="rId30">
+        <w:r>
+          <w:rPr>
+            <w:color w:val="173D5A"/>
+            <w:u w:val="single"/>
+            <w:sz w:val="18"/>
+          </w:rPr>
+          <w:t>Placa NUCLEO</w:t>
+        </w:r>
+      </w:hyperlink>
+    </w:p>
+    <w:p>
+      <w:r>
+        <w:br w:type="page"/>
+      </w:r>
+    </w:p>
+    <w:p>
+      <w:pPr>
+        <w:pStyle w:val="Heading1"/>
+      </w:pPr>
+      <w:r>
+        <w:t>Anexo de materiales comprados</w:t>
+      </w:r>
+    </w:p>
+    <w:p>
+      <w:r>
+        <w:rPr>
+          <w:sz w:val="21"/>
+        </w:rPr>
+        <w:t>Este detalle queda disponible para una pregunta del jurado. Las cantidades de los kits corresponden a lo comprado; no todas esas piezas están instaladas en el robot.</w:t>
+      </w:r>
+    </w:p>
+    <w:p>
+      <w:pPr>
+        <w:pStyle w:val="Heading2"/>
+      </w:pPr>
+      <w:r>
+        <w:t>Pedido uno con precios originales en dólares</w:t>
+      </w:r>
+    </w:p>
+    <w:tbl>
+      <w:tblPr>
+        <w:tblW w:type="auto" w:w="0"/>
+        <w:jc w:val="center"/>
+        <w:tblLayout w:type="fixed"/>
+        <w:tblLook w:firstColumn="1" w:firstRow="1" w:lastColumn="0" w:lastRow="0" w:noHBand="0" w:noVBand="1" w:val="04A0"/>
+      </w:tblPr>
+      <w:tblGrid>
+        <w:gridCol w:w="4637"/>
+        <w:gridCol w:w="1541"/>
+        <w:gridCol w:w="1584"/>
+        <w:gridCol w:w="1973"/>
+      </w:tblGrid>
+      <w:tr>
+        <w:trPr>
+          <w:cantSplit/>
+          <w:tblHeader/>
+        </w:trPr>
+        <w:tc>
+          <w:tcPr>
+            <w:tcW w:type="dxa" w:w="4637"/>
+            <w:vAlign w:val="center"/>
+            <w:tcBorders>
+              <w:top w:val="single" w:sz="4" w:color="D9D9D9"/>
+              <w:left w:val="single" w:sz="4" w:color="D9D9D9"/>
+              <w:bottom w:val="single" w:sz="4" w:color="D9D9D9"/>
+              <w:right w:val="single" w:sz="4" w:color="D9D9D9"/>
+              <w:insideH w:val="single" w:sz="4" w:color="D9D9D9"/>
+              <w:insideV w:val="single" w:sz="4" w:color="D9D9D9"/>
+            </w:tcBorders>
+            <w:tcMar>
+              <w:top w:w="90" w:type="dxa"/>
+              <w:bottom w:w="90" w:type="dxa"/>
+              <w:left w:w="90" w:type="dxa"/>
+              <w:right w:w="90" w:type="dxa"/>
+            </w:tcMar>
+            <w:shd w:fill="E8EDF0"/>
+          </w:tcPr>
+          <w:p>
+            <w:pPr>
+              <w:spacing w:after="0" w:line="252" w:lineRule="auto"/>
+            </w:pPr>
+            <w:r>
+              <w:rPr>
+                <w:b/>
+                <w:sz w:val="18"/>
+              </w:rPr>
+              <w:t>Artículo y función</w:t>
+            </w:r>
+          </w:p>
+        </w:tc>
+        <w:tc>
+          <w:tcPr>
+            <w:tcW w:type="dxa" w:w="1541"/>
+            <w:vAlign w:val="center"/>
+            <w:tcBorders>
+              <w:top w:val="single" w:sz="4" w:color="D9D9D9"/>
+              <w:left w:val="single" w:sz="4" w:color="D9D9D9"/>
+              <w:bottom w:val="single" w:sz="4" w:color="D9D9D9"/>
+              <w:right w:val="single" w:sz="4" w:color="D9D9D9"/>
+              <w:insideH w:val="single" w:sz="4" w:color="D9D9D9"/>
+              <w:insideV w:val="single" w:sz="4" w:color="D9D9D9"/>
+            </w:tcBorders>
+            <w:tcMar>
+              <w:top w:w="90" w:type="dxa"/>
+              <w:bottom w:w="90" w:type="dxa"/>
+              <w:left w:w="90" w:type="dxa"/>
+              <w:right w:w="90" w:type="dxa"/>
+            </w:tcMar>
+            <w:shd w:fill="E8EDF0"/>
+          </w:tcPr>
+          <w:p>
+            <w:pPr>
+              <w:spacing w:after="0" w:line="252" w:lineRule="auto"/>
+            </w:pPr>
+            <w:r>
+              <w:rPr>
+                <w:b/>
+                <w:sz w:val="18"/>
+              </w:rPr>
+              <w:t>Cantidad comprada</w:t>
+            </w:r>
+          </w:p>
+        </w:tc>
         <w:tc>
           <w:tcPr>
             <w:tcW w:type="dxa" w:w="1584"/>
@@ -67,24 +4229,1567 @@
               <w:insideV w:val="single" w:sz="4" w:color="D9D9D9"/>
             </w:tcBorders>
             <w:tcMar>
-              <w:top w:w="85" w:type="dxa"/>
-              <w:left w:w="85" w:type="dxa"/>
-              <w:bottom w:w="85" w:type="dxa"/>
-              <w:right w:w="85" w:type="dxa"/>
+              <w:top w:w="90" w:type="dxa"/>
+              <w:bottom w:w="90" w:type="dxa"/>
+              <w:left w:w="90" w:type="dxa"/>
+              <w:right w:w="90" w:type="dxa"/>
             </w:tcMar>
             <w:shd w:fill="E8EDF0"/>
           </w:tcPr>
           <w:p>
             <w:pPr>
               <w:spacing w:after="0" w:line="252" w:lineRule="auto"/>
-              <w:jc w:val="center"/>
+              <w:jc w:val="right"/>
             </w:pPr>
             <w:r>
               <w:rPr>
                 <w:b/>
                 <w:sz w:val="18"/>
               </w:rPr>
-              <w:t>Tiempo</w:t>
+              <w:t>Precio USD</w:t>
+            </w:r>
+          </w:p>
+        </w:tc>
+        <w:tc>
+          <w:tcPr>
+            <w:tcW w:type="dxa" w:w="1973"/>
+            <w:vAlign w:val="center"/>
+            <w:tcBorders>
+              <w:top w:val="single" w:sz="4" w:color="D9D9D9"/>
+              <w:left w:val="single" w:sz="4" w:color="D9D9D9"/>
+              <w:bottom w:val="single" w:sz="4" w:color="D9D9D9"/>
+              <w:right w:val="single" w:sz="4" w:color="D9D9D9"/>
+              <w:insideH w:val="single" w:sz="4" w:color="D9D9D9"/>
+              <w:insideV w:val="single" w:sz="4" w:color="D9D9D9"/>
+            </w:tcBorders>
+            <w:tcMar>
+              <w:top w:w="90" w:type="dxa"/>
+              <w:bottom w:w="90" w:type="dxa"/>
+              <w:left w:w="90" w:type="dxa"/>
+              <w:right w:w="90" w:type="dxa"/>
+            </w:tcMar>
+            <w:shd w:fill="E8EDF0"/>
+          </w:tcPr>
+          <w:p>
+            <w:pPr>
+              <w:spacing w:after="0" w:line="252" w:lineRule="auto"/>
+              <w:jc w:val="right"/>
+            </w:pPr>
+            <w:r>
+              <w:rPr>
+                <w:b/>
+                <w:sz w:val="18"/>
+              </w:rPr>
+              <w:t>Subtotal USD</w:t>
+            </w:r>
+          </w:p>
+        </w:tc>
+      </w:tr>
+      <w:tr>
+        <w:trPr>
+          <w:cantSplit/>
+        </w:trPr>
+        <w:tc>
+          <w:tcPr>
+            <w:tcW w:type="dxa" w:w="4637"/>
+            <w:vAlign w:val="center"/>
+            <w:tcBorders>
+              <w:top w:val="single" w:sz="4" w:color="D9D9D9"/>
+              <w:left w:val="single" w:sz="4" w:color="D9D9D9"/>
+              <w:bottom w:val="single" w:sz="4" w:color="D9D9D9"/>
+              <w:right w:val="single" w:sz="4" w:color="D9D9D9"/>
+              <w:insideH w:val="single" w:sz="4" w:color="D9D9D9"/>
+              <w:insideV w:val="single" w:sz="4" w:color="D9D9D9"/>
+            </w:tcBorders>
+            <w:tcMar>
+              <w:top w:w="90" w:type="dxa"/>
+              <w:bottom w:w="90" w:type="dxa"/>
+              <w:left w:w="90" w:type="dxa"/>
+              <w:right w:w="90" w:type="dxa"/>
+            </w:tcMar>
+          </w:tcPr>
+          <w:p>
+            <w:pPr>
+              <w:spacing w:after="0" w:line="252" w:lineRule="auto"/>
+            </w:pPr>
+            <w:r>
+              <w:rPr>
+                <w:b w:val="0"/>
+                <w:sz w:val="18"/>
+              </w:rPr>
+              <w:t>Servomotores grandes para base y codo</w:t>
+            </w:r>
+          </w:p>
+        </w:tc>
+        <w:tc>
+          <w:tcPr>
+            <w:tcW w:type="dxa" w:w="1541"/>
+            <w:vAlign w:val="center"/>
+            <w:tcBorders>
+              <w:top w:val="single" w:sz="4" w:color="D9D9D9"/>
+              <w:left w:val="single" w:sz="4" w:color="D9D9D9"/>
+              <w:bottom w:val="single" w:sz="4" w:color="D9D9D9"/>
+              <w:right w:val="single" w:sz="4" w:color="D9D9D9"/>
+              <w:insideH w:val="single" w:sz="4" w:color="D9D9D9"/>
+              <w:insideV w:val="single" w:sz="4" w:color="D9D9D9"/>
+            </w:tcBorders>
+            <w:tcMar>
+              <w:top w:w="90" w:type="dxa"/>
+              <w:bottom w:w="90" w:type="dxa"/>
+              <w:left w:w="90" w:type="dxa"/>
+              <w:right w:w="90" w:type="dxa"/>
+            </w:tcMar>
+          </w:tcPr>
+          <w:p>
+            <w:pPr>
+              <w:spacing w:after="0" w:line="252" w:lineRule="auto"/>
+            </w:pPr>
+            <w:r>
+              <w:rPr>
+                <w:b w:val="0"/>
+                <w:sz w:val="18"/>
+              </w:rPr>
+              <w:t>2</w:t>
+            </w:r>
+          </w:p>
+        </w:tc>
+        <w:tc>
+          <w:tcPr>
+            <w:tcW w:type="dxa" w:w="1584"/>
+            <w:vAlign w:val="center"/>
+            <w:tcBorders>
+              <w:top w:val="single" w:sz="4" w:color="D9D9D9"/>
+              <w:left w:val="single" w:sz="4" w:color="D9D9D9"/>
+              <w:bottom w:val="single" w:sz="4" w:color="D9D9D9"/>
+              <w:right w:val="single" w:sz="4" w:color="D9D9D9"/>
+              <w:insideH w:val="single" w:sz="4" w:color="D9D9D9"/>
+              <w:insideV w:val="single" w:sz="4" w:color="D9D9D9"/>
+            </w:tcBorders>
+            <w:tcMar>
+              <w:top w:w="90" w:type="dxa"/>
+              <w:bottom w:w="90" w:type="dxa"/>
+              <w:left w:w="90" w:type="dxa"/>
+              <w:right w:w="90" w:type="dxa"/>
+            </w:tcMar>
+          </w:tcPr>
+          <w:p>
+            <w:pPr>
+              <w:spacing w:after="0" w:line="252" w:lineRule="auto"/>
+              <w:jc w:val="right"/>
+            </w:pPr>
+            <w:r>
+              <w:rPr>
+                <w:b w:val="0"/>
+                <w:sz w:val="18"/>
+              </w:rPr>
+              <w:t>23,99</w:t>
+            </w:r>
+          </w:p>
+        </w:tc>
+        <w:tc>
+          <w:tcPr>
+            <w:tcW w:type="dxa" w:w="1973"/>
+            <w:vAlign w:val="center"/>
+            <w:tcBorders>
+              <w:top w:val="single" w:sz="4" w:color="D9D9D9"/>
+              <w:left w:val="single" w:sz="4" w:color="D9D9D9"/>
+              <w:bottom w:val="single" w:sz="4" w:color="D9D9D9"/>
+              <w:right w:val="single" w:sz="4" w:color="D9D9D9"/>
+              <w:insideH w:val="single" w:sz="4" w:color="D9D9D9"/>
+              <w:insideV w:val="single" w:sz="4" w:color="D9D9D9"/>
+            </w:tcBorders>
+            <w:tcMar>
+              <w:top w:w="90" w:type="dxa"/>
+              <w:bottom w:w="90" w:type="dxa"/>
+              <w:left w:w="90" w:type="dxa"/>
+              <w:right w:w="90" w:type="dxa"/>
+            </w:tcMar>
+          </w:tcPr>
+          <w:p>
+            <w:pPr>
+              <w:spacing w:after="0" w:line="252" w:lineRule="auto"/>
+              <w:jc w:val="right"/>
+            </w:pPr>
+            <w:r>
+              <w:rPr>
+                <w:b w:val="0"/>
+                <w:sz w:val="18"/>
+              </w:rPr>
+              <w:t>47,98</w:t>
+            </w:r>
+          </w:p>
+        </w:tc>
+      </w:tr>
+      <w:tr>
+        <w:trPr>
+          <w:cantSplit/>
+        </w:trPr>
+        <w:tc>
+          <w:tcPr>
+            <w:tcW w:type="dxa" w:w="4637"/>
+            <w:vAlign w:val="center"/>
+            <w:tcBorders>
+              <w:top w:val="single" w:sz="4" w:color="D9D9D9"/>
+              <w:left w:val="single" w:sz="4" w:color="D9D9D9"/>
+              <w:bottom w:val="single" w:sz="4" w:color="D9D9D9"/>
+              <w:right w:val="single" w:sz="4" w:color="D9D9D9"/>
+              <w:insideH w:val="single" w:sz="4" w:color="D9D9D9"/>
+              <w:insideV w:val="single" w:sz="4" w:color="D9D9D9"/>
+            </w:tcBorders>
+            <w:tcMar>
+              <w:top w:w="90" w:type="dxa"/>
+              <w:bottom w:w="90" w:type="dxa"/>
+              <w:left w:w="90" w:type="dxa"/>
+              <w:right w:w="90" w:type="dxa"/>
+            </w:tcMar>
+          </w:tcPr>
+          <w:p>
+            <w:pPr>
+              <w:spacing w:after="0" w:line="252" w:lineRule="auto"/>
+            </w:pPr>
+            <w:r>
+              <w:rPr>
+                <w:b w:val="0"/>
+                <w:sz w:val="18"/>
+              </w:rPr>
+              <w:t>Borneras para sujetar cables con tornillos</w:t>
+            </w:r>
+          </w:p>
+        </w:tc>
+        <w:tc>
+          <w:tcPr>
+            <w:tcW w:type="dxa" w:w="1541"/>
+            <w:vAlign w:val="center"/>
+            <w:tcBorders>
+              <w:top w:val="single" w:sz="4" w:color="D9D9D9"/>
+              <w:left w:val="single" w:sz="4" w:color="D9D9D9"/>
+              <w:bottom w:val="single" w:sz="4" w:color="D9D9D9"/>
+              <w:right w:val="single" w:sz="4" w:color="D9D9D9"/>
+              <w:insideH w:val="single" w:sz="4" w:color="D9D9D9"/>
+              <w:insideV w:val="single" w:sz="4" w:color="D9D9D9"/>
+            </w:tcBorders>
+            <w:tcMar>
+              <w:top w:w="90" w:type="dxa"/>
+              <w:bottom w:w="90" w:type="dxa"/>
+              <w:left w:w="90" w:type="dxa"/>
+              <w:right w:w="90" w:type="dxa"/>
+            </w:tcMar>
+          </w:tcPr>
+          <w:p>
+            <w:pPr>
+              <w:spacing w:after="0" w:line="252" w:lineRule="auto"/>
+            </w:pPr>
+            <w:r>
+              <w:rPr>
+                <w:b w:val="0"/>
+                <w:sz w:val="18"/>
+              </w:rPr>
+              <w:t>1 kit de 45</w:t>
+            </w:r>
+          </w:p>
+        </w:tc>
+        <w:tc>
+          <w:tcPr>
+            <w:tcW w:type="dxa" w:w="1584"/>
+            <w:vAlign w:val="center"/>
+            <w:tcBorders>
+              <w:top w:val="single" w:sz="4" w:color="D9D9D9"/>
+              <w:left w:val="single" w:sz="4" w:color="D9D9D9"/>
+              <w:bottom w:val="single" w:sz="4" w:color="D9D9D9"/>
+              <w:right w:val="single" w:sz="4" w:color="D9D9D9"/>
+              <w:insideH w:val="single" w:sz="4" w:color="D9D9D9"/>
+              <w:insideV w:val="single" w:sz="4" w:color="D9D9D9"/>
+            </w:tcBorders>
+            <w:tcMar>
+              <w:top w:w="90" w:type="dxa"/>
+              <w:bottom w:w="90" w:type="dxa"/>
+              <w:left w:w="90" w:type="dxa"/>
+              <w:right w:w="90" w:type="dxa"/>
+            </w:tcMar>
+          </w:tcPr>
+          <w:p>
+            <w:pPr>
+              <w:spacing w:after="0" w:line="252" w:lineRule="auto"/>
+              <w:jc w:val="right"/>
+            </w:pPr>
+            <w:r>
+              <w:rPr>
+                <w:b w:val="0"/>
+                <w:sz w:val="18"/>
+              </w:rPr>
+              <w:t>15,49</w:t>
+            </w:r>
+          </w:p>
+        </w:tc>
+        <w:tc>
+          <w:tcPr>
+            <w:tcW w:type="dxa" w:w="1973"/>
+            <w:vAlign w:val="center"/>
+            <w:tcBorders>
+              <w:top w:val="single" w:sz="4" w:color="D9D9D9"/>
+              <w:left w:val="single" w:sz="4" w:color="D9D9D9"/>
+              <w:bottom w:val="single" w:sz="4" w:color="D9D9D9"/>
+              <w:right w:val="single" w:sz="4" w:color="D9D9D9"/>
+              <w:insideH w:val="single" w:sz="4" w:color="D9D9D9"/>
+              <w:insideV w:val="single" w:sz="4" w:color="D9D9D9"/>
+            </w:tcBorders>
+            <w:tcMar>
+              <w:top w:w="90" w:type="dxa"/>
+              <w:bottom w:w="90" w:type="dxa"/>
+              <w:left w:w="90" w:type="dxa"/>
+              <w:right w:w="90" w:type="dxa"/>
+            </w:tcMar>
+          </w:tcPr>
+          <w:p>
+            <w:pPr>
+              <w:spacing w:after="0" w:line="252" w:lineRule="auto"/>
+              <w:jc w:val="right"/>
+            </w:pPr>
+            <w:r>
+              <w:rPr>
+                <w:b w:val="0"/>
+                <w:sz w:val="18"/>
+              </w:rPr>
+              <w:t>15,49</w:t>
+            </w:r>
+          </w:p>
+        </w:tc>
+      </w:tr>
+      <w:tr>
+        <w:trPr>
+          <w:cantSplit/>
+        </w:trPr>
+        <w:tc>
+          <w:tcPr>
+            <w:tcW w:type="dxa" w:w="4637"/>
+            <w:vAlign w:val="center"/>
+            <w:tcBorders>
+              <w:top w:val="single" w:sz="4" w:color="D9D9D9"/>
+              <w:left w:val="single" w:sz="4" w:color="D9D9D9"/>
+              <w:bottom w:val="single" w:sz="4" w:color="D9D9D9"/>
+              <w:right w:val="single" w:sz="4" w:color="D9D9D9"/>
+              <w:insideH w:val="single" w:sz="4" w:color="D9D9D9"/>
+              <w:insideV w:val="single" w:sz="4" w:color="D9D9D9"/>
+            </w:tcBorders>
+            <w:tcMar>
+              <w:top w:w="90" w:type="dxa"/>
+              <w:bottom w:w="90" w:type="dxa"/>
+              <w:left w:w="90" w:type="dxa"/>
+              <w:right w:w="90" w:type="dxa"/>
+            </w:tcMar>
+          </w:tcPr>
+          <w:p>
+            <w:pPr>
+              <w:spacing w:after="0" w:line="252" w:lineRule="auto"/>
+            </w:pPr>
+            <w:r>
+              <w:rPr>
+                <w:b w:val="0"/>
+                <w:sz w:val="18"/>
+              </w:rPr>
+              <w:t>Placa NUCLEO con controlador STM32</w:t>
+            </w:r>
+          </w:p>
+        </w:tc>
+        <w:tc>
+          <w:tcPr>
+            <w:tcW w:type="dxa" w:w="1541"/>
+            <w:vAlign w:val="center"/>
+            <w:tcBorders>
+              <w:top w:val="single" w:sz="4" w:color="D9D9D9"/>
+              <w:left w:val="single" w:sz="4" w:color="D9D9D9"/>
+              <w:bottom w:val="single" w:sz="4" w:color="D9D9D9"/>
+              <w:right w:val="single" w:sz="4" w:color="D9D9D9"/>
+              <w:insideH w:val="single" w:sz="4" w:color="D9D9D9"/>
+              <w:insideV w:val="single" w:sz="4" w:color="D9D9D9"/>
+            </w:tcBorders>
+            <w:tcMar>
+              <w:top w:w="90" w:type="dxa"/>
+              <w:bottom w:w="90" w:type="dxa"/>
+              <w:left w:w="90" w:type="dxa"/>
+              <w:right w:w="90" w:type="dxa"/>
+            </w:tcMar>
+          </w:tcPr>
+          <w:p>
+            <w:pPr>
+              <w:spacing w:after="0" w:line="252" w:lineRule="auto"/>
+            </w:pPr>
+            <w:r>
+              <w:rPr>
+                <w:b w:val="0"/>
+                <w:sz w:val="18"/>
+              </w:rPr>
+              <w:t>1</w:t>
+            </w:r>
+          </w:p>
+        </w:tc>
+        <w:tc>
+          <w:tcPr>
+            <w:tcW w:type="dxa" w:w="1584"/>
+            <w:vAlign w:val="center"/>
+            <w:tcBorders>
+              <w:top w:val="single" w:sz="4" w:color="D9D9D9"/>
+              <w:left w:val="single" w:sz="4" w:color="D9D9D9"/>
+              <w:bottom w:val="single" w:sz="4" w:color="D9D9D9"/>
+              <w:right w:val="single" w:sz="4" w:color="D9D9D9"/>
+              <w:insideH w:val="single" w:sz="4" w:color="D9D9D9"/>
+              <w:insideV w:val="single" w:sz="4" w:color="D9D9D9"/>
+            </w:tcBorders>
+            <w:tcMar>
+              <w:top w:w="90" w:type="dxa"/>
+              <w:bottom w:w="90" w:type="dxa"/>
+              <w:left w:w="90" w:type="dxa"/>
+              <w:right w:w="90" w:type="dxa"/>
+            </w:tcMar>
+          </w:tcPr>
+          <w:p>
+            <w:pPr>
+              <w:spacing w:after="0" w:line="252" w:lineRule="auto"/>
+              <w:jc w:val="right"/>
+            </w:pPr>
+            <w:r>
+              <w:rPr>
+                <w:b w:val="0"/>
+                <w:sz w:val="18"/>
+              </w:rPr>
+              <w:t>32,45</w:t>
+            </w:r>
+          </w:p>
+        </w:tc>
+        <w:tc>
+          <w:tcPr>
+            <w:tcW w:type="dxa" w:w="1973"/>
+            <w:vAlign w:val="center"/>
+            <w:tcBorders>
+              <w:top w:val="single" w:sz="4" w:color="D9D9D9"/>
+              <w:left w:val="single" w:sz="4" w:color="D9D9D9"/>
+              <w:bottom w:val="single" w:sz="4" w:color="D9D9D9"/>
+              <w:right w:val="single" w:sz="4" w:color="D9D9D9"/>
+              <w:insideH w:val="single" w:sz="4" w:color="D9D9D9"/>
+              <w:insideV w:val="single" w:sz="4" w:color="D9D9D9"/>
+            </w:tcBorders>
+            <w:tcMar>
+              <w:top w:w="90" w:type="dxa"/>
+              <w:bottom w:w="90" w:type="dxa"/>
+              <w:left w:w="90" w:type="dxa"/>
+              <w:right w:w="90" w:type="dxa"/>
+            </w:tcMar>
+          </w:tcPr>
+          <w:p>
+            <w:pPr>
+              <w:spacing w:after="0" w:line="252" w:lineRule="auto"/>
+              <w:jc w:val="right"/>
+            </w:pPr>
+            <w:r>
+              <w:rPr>
+                <w:b w:val="0"/>
+                <w:sz w:val="18"/>
+              </w:rPr>
+              <w:t>32,45</w:t>
+            </w:r>
+          </w:p>
+        </w:tc>
+      </w:tr>
+      <w:tr>
+        <w:trPr>
+          <w:cantSplit/>
+        </w:trPr>
+        <w:tc>
+          <w:tcPr>
+            <w:tcW w:type="dxa" w:w="4637"/>
+            <w:vAlign w:val="center"/>
+            <w:tcBorders>
+              <w:top w:val="single" w:sz="4" w:color="D9D9D9"/>
+              <w:left w:val="single" w:sz="4" w:color="D9D9D9"/>
+              <w:bottom w:val="single" w:sz="4" w:color="D9D9D9"/>
+              <w:right w:val="single" w:sz="4" w:color="D9D9D9"/>
+              <w:insideH w:val="single" w:sz="4" w:color="D9D9D9"/>
+              <w:insideV w:val="single" w:sz="4" w:color="D9D9D9"/>
+            </w:tcBorders>
+            <w:tcMar>
+              <w:top w:w="90" w:type="dxa"/>
+              <w:bottom w:w="90" w:type="dxa"/>
+              <w:left w:w="90" w:type="dxa"/>
+              <w:right w:w="90" w:type="dxa"/>
+            </w:tcMar>
+          </w:tcPr>
+          <w:p>
+            <w:pPr>
+              <w:spacing w:after="0" w:line="252" w:lineRule="auto"/>
+            </w:pPr>
+            <w:r>
+              <w:rPr>
+                <w:b w:val="0"/>
+                <w:sz w:val="18"/>
+              </w:rPr>
+              <w:t>Microservos para mecanismos del extremo</w:t>
+            </w:r>
+          </w:p>
+        </w:tc>
+        <w:tc>
+          <w:tcPr>
+            <w:tcW w:type="dxa" w:w="1541"/>
+            <w:vAlign w:val="center"/>
+            <w:tcBorders>
+              <w:top w:val="single" w:sz="4" w:color="D9D9D9"/>
+              <w:left w:val="single" w:sz="4" w:color="D9D9D9"/>
+              <w:bottom w:val="single" w:sz="4" w:color="D9D9D9"/>
+              <w:right w:val="single" w:sz="4" w:color="D9D9D9"/>
+              <w:insideH w:val="single" w:sz="4" w:color="D9D9D9"/>
+              <w:insideV w:val="single" w:sz="4" w:color="D9D9D9"/>
+            </w:tcBorders>
+            <w:tcMar>
+              <w:top w:w="90" w:type="dxa"/>
+              <w:bottom w:w="90" w:type="dxa"/>
+              <w:left w:w="90" w:type="dxa"/>
+              <w:right w:w="90" w:type="dxa"/>
+            </w:tcMar>
+          </w:tcPr>
+          <w:p>
+            <w:pPr>
+              <w:spacing w:after="0" w:line="252" w:lineRule="auto"/>
+            </w:pPr>
+            <w:r>
+              <w:rPr>
+                <w:b w:val="0"/>
+                <w:sz w:val="18"/>
+              </w:rPr>
+              <w:t>1 kit de 2</w:t>
+            </w:r>
+          </w:p>
+        </w:tc>
+        <w:tc>
+          <w:tcPr>
+            <w:tcW w:type="dxa" w:w="1584"/>
+            <w:vAlign w:val="center"/>
+            <w:tcBorders>
+              <w:top w:val="single" w:sz="4" w:color="D9D9D9"/>
+              <w:left w:val="single" w:sz="4" w:color="D9D9D9"/>
+              <w:bottom w:val="single" w:sz="4" w:color="D9D9D9"/>
+              <w:right w:val="single" w:sz="4" w:color="D9D9D9"/>
+              <w:insideH w:val="single" w:sz="4" w:color="D9D9D9"/>
+              <w:insideV w:val="single" w:sz="4" w:color="D9D9D9"/>
+            </w:tcBorders>
+            <w:tcMar>
+              <w:top w:w="90" w:type="dxa"/>
+              <w:bottom w:w="90" w:type="dxa"/>
+              <w:left w:w="90" w:type="dxa"/>
+              <w:right w:w="90" w:type="dxa"/>
+            </w:tcMar>
+          </w:tcPr>
+          <w:p>
+            <w:pPr>
+              <w:spacing w:after="0" w:line="252" w:lineRule="auto"/>
+              <w:jc w:val="right"/>
+            </w:pPr>
+            <w:r>
+              <w:rPr>
+                <w:b w:val="0"/>
+                <w:sz w:val="18"/>
+              </w:rPr>
+              <w:t>21,99</w:t>
+            </w:r>
+          </w:p>
+        </w:tc>
+        <w:tc>
+          <w:tcPr>
+            <w:tcW w:type="dxa" w:w="1973"/>
+            <w:vAlign w:val="center"/>
+            <w:tcBorders>
+              <w:top w:val="single" w:sz="4" w:color="D9D9D9"/>
+              <w:left w:val="single" w:sz="4" w:color="D9D9D9"/>
+              <w:bottom w:val="single" w:sz="4" w:color="D9D9D9"/>
+              <w:right w:val="single" w:sz="4" w:color="D9D9D9"/>
+              <w:insideH w:val="single" w:sz="4" w:color="D9D9D9"/>
+              <w:insideV w:val="single" w:sz="4" w:color="D9D9D9"/>
+            </w:tcBorders>
+            <w:tcMar>
+              <w:top w:w="90" w:type="dxa"/>
+              <w:bottom w:w="90" w:type="dxa"/>
+              <w:left w:w="90" w:type="dxa"/>
+              <w:right w:w="90" w:type="dxa"/>
+            </w:tcMar>
+          </w:tcPr>
+          <w:p>
+            <w:pPr>
+              <w:spacing w:after="0" w:line="252" w:lineRule="auto"/>
+              <w:jc w:val="right"/>
+            </w:pPr>
+            <w:r>
+              <w:rPr>
+                <w:b w:val="0"/>
+                <w:sz w:val="18"/>
+              </w:rPr>
+              <w:t>21,99</w:t>
+            </w:r>
+          </w:p>
+        </w:tc>
+      </w:tr>
+      <w:tr>
+        <w:trPr>
+          <w:cantSplit/>
+        </w:trPr>
+        <w:tc>
+          <w:tcPr>
+            <w:tcW w:type="dxa" w:w="4637"/>
+            <w:vAlign w:val="center"/>
+            <w:tcBorders>
+              <w:top w:val="single" w:sz="4" w:color="D9D9D9"/>
+              <w:left w:val="single" w:sz="4" w:color="D9D9D9"/>
+              <w:bottom w:val="single" w:sz="4" w:color="D9D9D9"/>
+              <w:right w:val="single" w:sz="4" w:color="D9D9D9"/>
+              <w:insideH w:val="single" w:sz="4" w:color="D9D9D9"/>
+              <w:insideV w:val="single" w:sz="4" w:color="D9D9D9"/>
+            </w:tcBorders>
+            <w:tcMar>
+              <w:top w:w="90" w:type="dxa"/>
+              <w:bottom w:w="90" w:type="dxa"/>
+              <w:left w:w="90" w:type="dxa"/>
+              <w:right w:w="90" w:type="dxa"/>
+            </w:tcMar>
+          </w:tcPr>
+          <w:p>
+            <w:pPr>
+              <w:spacing w:after="0" w:line="252" w:lineRule="auto"/>
+            </w:pPr>
+            <w:r>
+              <w:rPr>
+                <w:b w:val="0"/>
+                <w:sz w:val="18"/>
+              </w:rPr>
+              <w:t>Placas para montar y unir conexiones</w:t>
+            </w:r>
+          </w:p>
+        </w:tc>
+        <w:tc>
+          <w:tcPr>
+            <w:tcW w:type="dxa" w:w="1541"/>
+            <w:vAlign w:val="center"/>
+            <w:tcBorders>
+              <w:top w:val="single" w:sz="4" w:color="D9D9D9"/>
+              <w:left w:val="single" w:sz="4" w:color="D9D9D9"/>
+              <w:bottom w:val="single" w:sz="4" w:color="D9D9D9"/>
+              <w:right w:val="single" w:sz="4" w:color="D9D9D9"/>
+              <w:insideH w:val="single" w:sz="4" w:color="D9D9D9"/>
+              <w:insideV w:val="single" w:sz="4" w:color="D9D9D9"/>
+            </w:tcBorders>
+            <w:tcMar>
+              <w:top w:w="90" w:type="dxa"/>
+              <w:bottom w:w="90" w:type="dxa"/>
+              <w:left w:w="90" w:type="dxa"/>
+              <w:right w:w="90" w:type="dxa"/>
+            </w:tcMar>
+          </w:tcPr>
+          <w:p>
+            <w:pPr>
+              <w:spacing w:after="0" w:line="252" w:lineRule="auto"/>
+            </w:pPr>
+            <w:r>
+              <w:rPr>
+                <w:b w:val="0"/>
+                <w:sz w:val="18"/>
+              </w:rPr>
+              <w:t>1 kit de 9</w:t>
+            </w:r>
+          </w:p>
+        </w:tc>
+        <w:tc>
+          <w:tcPr>
+            <w:tcW w:type="dxa" w:w="1584"/>
+            <w:vAlign w:val="center"/>
+            <w:tcBorders>
+              <w:top w:val="single" w:sz="4" w:color="D9D9D9"/>
+              <w:left w:val="single" w:sz="4" w:color="D9D9D9"/>
+              <w:bottom w:val="single" w:sz="4" w:color="D9D9D9"/>
+              <w:right w:val="single" w:sz="4" w:color="D9D9D9"/>
+              <w:insideH w:val="single" w:sz="4" w:color="D9D9D9"/>
+              <w:insideV w:val="single" w:sz="4" w:color="D9D9D9"/>
+            </w:tcBorders>
+            <w:tcMar>
+              <w:top w:w="90" w:type="dxa"/>
+              <w:bottom w:w="90" w:type="dxa"/>
+              <w:left w:w="90" w:type="dxa"/>
+              <w:right w:w="90" w:type="dxa"/>
+            </w:tcMar>
+          </w:tcPr>
+          <w:p>
+            <w:pPr>
+              <w:spacing w:after="0" w:line="252" w:lineRule="auto"/>
+              <w:jc w:val="right"/>
+            </w:pPr>
+            <w:r>
+              <w:rPr>
+                <w:b w:val="0"/>
+                <w:sz w:val="18"/>
+              </w:rPr>
+              <w:t>14,59</w:t>
+            </w:r>
+          </w:p>
+        </w:tc>
+        <w:tc>
+          <w:tcPr>
+            <w:tcW w:type="dxa" w:w="1973"/>
+            <w:vAlign w:val="center"/>
+            <w:tcBorders>
+              <w:top w:val="single" w:sz="4" w:color="D9D9D9"/>
+              <w:left w:val="single" w:sz="4" w:color="D9D9D9"/>
+              <w:bottom w:val="single" w:sz="4" w:color="D9D9D9"/>
+              <w:right w:val="single" w:sz="4" w:color="D9D9D9"/>
+              <w:insideH w:val="single" w:sz="4" w:color="D9D9D9"/>
+              <w:insideV w:val="single" w:sz="4" w:color="D9D9D9"/>
+            </w:tcBorders>
+            <w:tcMar>
+              <w:top w:w="90" w:type="dxa"/>
+              <w:bottom w:w="90" w:type="dxa"/>
+              <w:left w:w="90" w:type="dxa"/>
+              <w:right w:w="90" w:type="dxa"/>
+            </w:tcMar>
+          </w:tcPr>
+          <w:p>
+            <w:pPr>
+              <w:spacing w:after="0" w:line="252" w:lineRule="auto"/>
+              <w:jc w:val="right"/>
+            </w:pPr>
+            <w:r>
+              <w:rPr>
+                <w:b w:val="0"/>
+                <w:sz w:val="18"/>
+              </w:rPr>
+              <w:t>14,59</w:t>
+            </w:r>
+          </w:p>
+        </w:tc>
+      </w:tr>
+      <w:tr>
+        <w:trPr>
+          <w:cantSplit/>
+        </w:trPr>
+        <w:tc>
+          <w:tcPr>
+            <w:tcW w:type="dxa" w:w="4637"/>
+            <w:vAlign w:val="center"/>
+            <w:tcBorders>
+              <w:top w:val="single" w:sz="4" w:color="D9D9D9"/>
+              <w:left w:val="single" w:sz="4" w:color="D9D9D9"/>
+              <w:bottom w:val="single" w:sz="4" w:color="D9D9D9"/>
+              <w:right w:val="single" w:sz="4" w:color="D9D9D9"/>
+              <w:insideH w:val="single" w:sz="4" w:color="D9D9D9"/>
+              <w:insideV w:val="single" w:sz="4" w:color="D9D9D9"/>
+            </w:tcBorders>
+            <w:tcMar>
+              <w:top w:w="90" w:type="dxa"/>
+              <w:bottom w:w="90" w:type="dxa"/>
+              <w:left w:w="90" w:type="dxa"/>
+              <w:right w:w="90" w:type="dxa"/>
+            </w:tcMar>
+          </w:tcPr>
+          <w:p>
+            <w:pPr>
+              <w:spacing w:after="0" w:line="252" w:lineRule="auto"/>
+            </w:pPr>
+            <w:r>
+              <w:rPr>
+                <w:b w:val="0"/>
+                <w:sz w:val="18"/>
+              </w:rPr>
+              <w:t>Fuente de 5 V para alimentar motores</w:t>
+            </w:r>
+          </w:p>
+        </w:tc>
+        <w:tc>
+          <w:tcPr>
+            <w:tcW w:type="dxa" w:w="1541"/>
+            <w:vAlign w:val="center"/>
+            <w:tcBorders>
+              <w:top w:val="single" w:sz="4" w:color="D9D9D9"/>
+              <w:left w:val="single" w:sz="4" w:color="D9D9D9"/>
+              <w:bottom w:val="single" w:sz="4" w:color="D9D9D9"/>
+              <w:right w:val="single" w:sz="4" w:color="D9D9D9"/>
+              <w:insideH w:val="single" w:sz="4" w:color="D9D9D9"/>
+              <w:insideV w:val="single" w:sz="4" w:color="D9D9D9"/>
+            </w:tcBorders>
+            <w:tcMar>
+              <w:top w:w="90" w:type="dxa"/>
+              <w:bottom w:w="90" w:type="dxa"/>
+              <w:left w:w="90" w:type="dxa"/>
+              <w:right w:w="90" w:type="dxa"/>
+            </w:tcMar>
+          </w:tcPr>
+          <w:p>
+            <w:pPr>
+              <w:spacing w:after="0" w:line="252" w:lineRule="auto"/>
+            </w:pPr>
+            <w:r>
+              <w:rPr>
+                <w:b w:val="0"/>
+                <w:sz w:val="18"/>
+              </w:rPr>
+              <w:t>1</w:t>
+            </w:r>
+          </w:p>
+        </w:tc>
+        <w:tc>
+          <w:tcPr>
+            <w:tcW w:type="dxa" w:w="1584"/>
+            <w:vAlign w:val="center"/>
+            <w:tcBorders>
+              <w:top w:val="single" w:sz="4" w:color="D9D9D9"/>
+              <w:left w:val="single" w:sz="4" w:color="D9D9D9"/>
+              <w:bottom w:val="single" w:sz="4" w:color="D9D9D9"/>
+              <w:right w:val="single" w:sz="4" w:color="D9D9D9"/>
+              <w:insideH w:val="single" w:sz="4" w:color="D9D9D9"/>
+              <w:insideV w:val="single" w:sz="4" w:color="D9D9D9"/>
+            </w:tcBorders>
+            <w:tcMar>
+              <w:top w:w="90" w:type="dxa"/>
+              <w:bottom w:w="90" w:type="dxa"/>
+              <w:left w:w="90" w:type="dxa"/>
+              <w:right w:w="90" w:type="dxa"/>
+            </w:tcMar>
+          </w:tcPr>
+          <w:p>
+            <w:pPr>
+              <w:spacing w:after="0" w:line="252" w:lineRule="auto"/>
+              <w:jc w:val="right"/>
+            </w:pPr>
+            <w:r>
+              <w:rPr>
+                <w:b w:val="0"/>
+                <w:sz w:val="18"/>
+              </w:rPr>
+              <w:t>12,66</w:t>
+            </w:r>
+          </w:p>
+        </w:tc>
+        <w:tc>
+          <w:tcPr>
+            <w:tcW w:type="dxa" w:w="1973"/>
+            <w:vAlign w:val="center"/>
+            <w:tcBorders>
+              <w:top w:val="single" w:sz="4" w:color="D9D9D9"/>
+              <w:left w:val="single" w:sz="4" w:color="D9D9D9"/>
+              <w:bottom w:val="single" w:sz="4" w:color="D9D9D9"/>
+              <w:right w:val="single" w:sz="4" w:color="D9D9D9"/>
+              <w:insideH w:val="single" w:sz="4" w:color="D9D9D9"/>
+              <w:insideV w:val="single" w:sz="4" w:color="D9D9D9"/>
+            </w:tcBorders>
+            <w:tcMar>
+              <w:top w:w="90" w:type="dxa"/>
+              <w:bottom w:w="90" w:type="dxa"/>
+              <w:left w:w="90" w:type="dxa"/>
+              <w:right w:w="90" w:type="dxa"/>
+            </w:tcMar>
+          </w:tcPr>
+          <w:p>
+            <w:pPr>
+              <w:spacing w:after="0" w:line="252" w:lineRule="auto"/>
+              <w:jc w:val="right"/>
+            </w:pPr>
+            <w:r>
+              <w:rPr>
+                <w:b w:val="0"/>
+                <w:sz w:val="18"/>
+              </w:rPr>
+              <w:t>12,66</w:t>
+            </w:r>
+          </w:p>
+        </w:tc>
+      </w:tr>
+      <w:tr>
+        <w:trPr>
+          <w:cantSplit/>
+        </w:trPr>
+        <w:tc>
+          <w:tcPr>
+            <w:tcW w:type="dxa" w:w="4637"/>
+            <w:vAlign w:val="center"/>
+            <w:tcBorders>
+              <w:top w:val="single" w:sz="4" w:color="D9D9D9"/>
+              <w:left w:val="single" w:sz="4" w:color="D9D9D9"/>
+              <w:bottom w:val="single" w:sz="4" w:color="D9D9D9"/>
+              <w:right w:val="single" w:sz="4" w:color="D9D9D9"/>
+              <w:insideH w:val="single" w:sz="4" w:color="D9D9D9"/>
+              <w:insideV w:val="single" w:sz="4" w:color="D9D9D9"/>
+            </w:tcBorders>
+            <w:tcMar>
+              <w:top w:w="90" w:type="dxa"/>
+              <w:bottom w:w="90" w:type="dxa"/>
+              <w:left w:w="90" w:type="dxa"/>
+              <w:right w:w="90" w:type="dxa"/>
+            </w:tcMar>
+          </w:tcPr>
+          <w:p>
+            <w:pPr>
+              <w:spacing w:after="0" w:line="252" w:lineRule="auto"/>
+            </w:pPr>
+            <w:r>
+              <w:rPr>
+                <w:b w:val="0"/>
+                <w:sz w:val="18"/>
+              </w:rPr>
+              <w:t>Funda trenzada para proteger los cables</w:t>
+            </w:r>
+          </w:p>
+        </w:tc>
+        <w:tc>
+          <w:tcPr>
+            <w:tcW w:type="dxa" w:w="1541"/>
+            <w:vAlign w:val="center"/>
+            <w:tcBorders>
+              <w:top w:val="single" w:sz="4" w:color="D9D9D9"/>
+              <w:left w:val="single" w:sz="4" w:color="D9D9D9"/>
+              <w:bottom w:val="single" w:sz="4" w:color="D9D9D9"/>
+              <w:right w:val="single" w:sz="4" w:color="D9D9D9"/>
+              <w:insideH w:val="single" w:sz="4" w:color="D9D9D9"/>
+              <w:insideV w:val="single" w:sz="4" w:color="D9D9D9"/>
+            </w:tcBorders>
+            <w:tcMar>
+              <w:top w:w="90" w:type="dxa"/>
+              <w:bottom w:w="90" w:type="dxa"/>
+              <w:left w:w="90" w:type="dxa"/>
+              <w:right w:w="90" w:type="dxa"/>
+            </w:tcMar>
+          </w:tcPr>
+          <w:p>
+            <w:pPr>
+              <w:spacing w:after="0" w:line="252" w:lineRule="auto"/>
+            </w:pPr>
+            <w:r>
+              <w:rPr>
+                <w:b w:val="0"/>
+                <w:sz w:val="18"/>
+              </w:rPr>
+              <w:t>1 rollo</w:t>
+            </w:r>
+          </w:p>
+        </w:tc>
+        <w:tc>
+          <w:tcPr>
+            <w:tcW w:type="dxa" w:w="1584"/>
+            <w:vAlign w:val="center"/>
+            <w:tcBorders>
+              <w:top w:val="single" w:sz="4" w:color="D9D9D9"/>
+              <w:left w:val="single" w:sz="4" w:color="D9D9D9"/>
+              <w:bottom w:val="single" w:sz="4" w:color="D9D9D9"/>
+              <w:right w:val="single" w:sz="4" w:color="D9D9D9"/>
+              <w:insideH w:val="single" w:sz="4" w:color="D9D9D9"/>
+              <w:insideV w:val="single" w:sz="4" w:color="D9D9D9"/>
+            </w:tcBorders>
+            <w:tcMar>
+              <w:top w:w="90" w:type="dxa"/>
+              <w:bottom w:w="90" w:type="dxa"/>
+              <w:left w:w="90" w:type="dxa"/>
+              <w:right w:w="90" w:type="dxa"/>
+            </w:tcMar>
+          </w:tcPr>
+          <w:p>
+            <w:pPr>
+              <w:spacing w:after="0" w:line="252" w:lineRule="auto"/>
+              <w:jc w:val="right"/>
+            </w:pPr>
+            <w:r>
+              <w:rPr>
+                <w:b w:val="0"/>
+                <w:sz w:val="18"/>
+              </w:rPr>
+              <w:t>9,99</w:t>
+            </w:r>
+          </w:p>
+        </w:tc>
+        <w:tc>
+          <w:tcPr>
+            <w:tcW w:type="dxa" w:w="1973"/>
+            <w:vAlign w:val="center"/>
+            <w:tcBorders>
+              <w:top w:val="single" w:sz="4" w:color="D9D9D9"/>
+              <w:left w:val="single" w:sz="4" w:color="D9D9D9"/>
+              <w:bottom w:val="single" w:sz="4" w:color="D9D9D9"/>
+              <w:right w:val="single" w:sz="4" w:color="D9D9D9"/>
+              <w:insideH w:val="single" w:sz="4" w:color="D9D9D9"/>
+              <w:insideV w:val="single" w:sz="4" w:color="D9D9D9"/>
+            </w:tcBorders>
+            <w:tcMar>
+              <w:top w:w="90" w:type="dxa"/>
+              <w:bottom w:w="90" w:type="dxa"/>
+              <w:left w:w="90" w:type="dxa"/>
+              <w:right w:w="90" w:type="dxa"/>
+            </w:tcMar>
+          </w:tcPr>
+          <w:p>
+            <w:pPr>
+              <w:spacing w:after="0" w:line="252" w:lineRule="auto"/>
+              <w:jc w:val="right"/>
+            </w:pPr>
+            <w:r>
+              <w:rPr>
+                <w:b w:val="0"/>
+                <w:sz w:val="18"/>
+              </w:rPr>
+              <w:t>9,99</w:t>
+            </w:r>
+          </w:p>
+        </w:tc>
+      </w:tr>
+    </w:tbl>
+    <w:p>
+      <w:pPr>
+        <w:spacing w:after="20"/>
+      </w:pPr>
+      <w:r>
+        <w:rPr>
+          <w:sz w:val="4"/>
+        </w:rPr>
+      </w:r>
+    </w:p>
+    <w:p>
+      <w:r>
+        <w:rPr>
+          <w:sz w:val="19"/>
+        </w:rPr>
+        <w:t>Cálculo: 2 × 23,99 = 47,98 USD en servos grandes. Los demás renglones son una unidad o un kit. Suma visible del pedido uno: 155,15 USD.</w:t>
+      </w:r>
+    </w:p>
+    <w:p>
+      <w:pPr>
+        <w:pStyle w:val="Heading2"/>
+      </w:pPr>
+      <w:r>
+        <w:t>Pedido dos con detalle visible en dólares</w:t>
+      </w:r>
+    </w:p>
+    <w:tbl>
+      <w:tblPr>
+        <w:tblW w:type="auto" w:w="0"/>
+        <w:jc w:val="center"/>
+        <w:tblLayout w:type="fixed"/>
+        <w:tblLook w:firstColumn="1" w:firstRow="1" w:lastColumn="0" w:lastRow="0" w:noHBand="0" w:noVBand="1" w:val="04A0"/>
+      </w:tblPr>
+      <w:tblGrid>
+        <w:gridCol w:w="4637"/>
+        <w:gridCol w:w="1541"/>
+        <w:gridCol w:w="1584"/>
+        <w:gridCol w:w="1973"/>
+      </w:tblGrid>
+      <w:tr>
+        <w:trPr>
+          <w:cantSplit/>
+          <w:tblHeader/>
+        </w:trPr>
+        <w:tc>
+          <w:tcPr>
+            <w:tcW w:type="dxa" w:w="4637"/>
+            <w:vAlign w:val="center"/>
+            <w:tcBorders>
+              <w:top w:val="single" w:sz="4" w:color="D9D9D9"/>
+              <w:left w:val="single" w:sz="4" w:color="D9D9D9"/>
+              <w:bottom w:val="single" w:sz="4" w:color="D9D9D9"/>
+              <w:right w:val="single" w:sz="4" w:color="D9D9D9"/>
+              <w:insideH w:val="single" w:sz="4" w:color="D9D9D9"/>
+              <w:insideV w:val="single" w:sz="4" w:color="D9D9D9"/>
+            </w:tcBorders>
+            <w:tcMar>
+              <w:top w:w="90" w:type="dxa"/>
+              <w:bottom w:w="90" w:type="dxa"/>
+              <w:left w:w="90" w:type="dxa"/>
+              <w:right w:w="90" w:type="dxa"/>
+            </w:tcMar>
+            <w:shd w:fill="E8EDF0"/>
+          </w:tcPr>
+          <w:p>
+            <w:pPr>
+              <w:spacing w:after="0" w:line="252" w:lineRule="auto"/>
+            </w:pPr>
+            <w:r>
+              <w:rPr>
+                <w:b/>
+                <w:sz w:val="18"/>
+              </w:rPr>
+              <w:t>Artículo y función</w:t>
+            </w:r>
+          </w:p>
+        </w:tc>
+        <w:tc>
+          <w:tcPr>
+            <w:tcW w:type="dxa" w:w="1541"/>
+            <w:vAlign w:val="center"/>
+            <w:tcBorders>
+              <w:top w:val="single" w:sz="4" w:color="D9D9D9"/>
+              <w:left w:val="single" w:sz="4" w:color="D9D9D9"/>
+              <w:bottom w:val="single" w:sz="4" w:color="D9D9D9"/>
+              <w:right w:val="single" w:sz="4" w:color="D9D9D9"/>
+              <w:insideH w:val="single" w:sz="4" w:color="D9D9D9"/>
+              <w:insideV w:val="single" w:sz="4" w:color="D9D9D9"/>
+            </w:tcBorders>
+            <w:tcMar>
+              <w:top w:w="90" w:type="dxa"/>
+              <w:bottom w:w="90" w:type="dxa"/>
+              <w:left w:w="90" w:type="dxa"/>
+              <w:right w:w="90" w:type="dxa"/>
+            </w:tcMar>
+            <w:shd w:fill="E8EDF0"/>
+          </w:tcPr>
+          <w:p>
+            <w:pPr>
+              <w:spacing w:after="0" w:line="252" w:lineRule="auto"/>
+            </w:pPr>
+            <w:r>
+              <w:rPr>
+                <w:b/>
+                <w:sz w:val="18"/>
+              </w:rPr>
+              <w:t>Cantidad comprada</w:t>
+            </w:r>
+          </w:p>
+        </w:tc>
+        <w:tc>
+          <w:tcPr>
+            <w:tcW w:type="dxa" w:w="1584"/>
+            <w:vAlign w:val="center"/>
+            <w:tcBorders>
+              <w:top w:val="single" w:sz="4" w:color="D9D9D9"/>
+              <w:left w:val="single" w:sz="4" w:color="D9D9D9"/>
+              <w:bottom w:val="single" w:sz="4" w:color="D9D9D9"/>
+              <w:right w:val="single" w:sz="4" w:color="D9D9D9"/>
+              <w:insideH w:val="single" w:sz="4" w:color="D9D9D9"/>
+              <w:insideV w:val="single" w:sz="4" w:color="D9D9D9"/>
+            </w:tcBorders>
+            <w:tcMar>
+              <w:top w:w="90" w:type="dxa"/>
+              <w:bottom w:w="90" w:type="dxa"/>
+              <w:left w:w="90" w:type="dxa"/>
+              <w:right w:w="90" w:type="dxa"/>
+            </w:tcMar>
+            <w:shd w:fill="E8EDF0"/>
+          </w:tcPr>
+          <w:p>
+            <w:pPr>
+              <w:spacing w:after="0" w:line="252" w:lineRule="auto"/>
+              <w:jc w:val="right"/>
+            </w:pPr>
+            <w:r>
+              <w:rPr>
+                <w:b/>
+                <w:sz w:val="18"/>
+              </w:rPr>
+              <w:t>Precio USD</w:t>
+            </w:r>
+          </w:p>
+        </w:tc>
+        <w:tc>
+          <w:tcPr>
+            <w:tcW w:type="dxa" w:w="1973"/>
+            <w:vAlign w:val="center"/>
+            <w:tcBorders>
+              <w:top w:val="single" w:sz="4" w:color="D9D9D9"/>
+              <w:left w:val="single" w:sz="4" w:color="D9D9D9"/>
+              <w:bottom w:val="single" w:sz="4" w:color="D9D9D9"/>
+              <w:right w:val="single" w:sz="4" w:color="D9D9D9"/>
+              <w:insideH w:val="single" w:sz="4" w:color="D9D9D9"/>
+              <w:insideV w:val="single" w:sz="4" w:color="D9D9D9"/>
+            </w:tcBorders>
+            <w:tcMar>
+              <w:top w:w="90" w:type="dxa"/>
+              <w:bottom w:w="90" w:type="dxa"/>
+              <w:left w:w="90" w:type="dxa"/>
+              <w:right w:w="90" w:type="dxa"/>
+            </w:tcMar>
+            <w:shd w:fill="E8EDF0"/>
+          </w:tcPr>
+          <w:p>
+            <w:pPr>
+              <w:spacing w:after="0" w:line="252" w:lineRule="auto"/>
+              <w:jc w:val="right"/>
+            </w:pPr>
+            <w:r>
+              <w:rPr>
+                <w:b/>
+                <w:sz w:val="18"/>
+              </w:rPr>
+              <w:t>Subtotal USD</w:t>
+            </w:r>
+          </w:p>
+        </w:tc>
+      </w:tr>
+      <w:tr>
+        <w:trPr>
+          <w:cantSplit/>
+        </w:trPr>
+        <w:tc>
+          <w:tcPr>
+            <w:tcW w:type="dxa" w:w="4637"/>
+            <w:vAlign w:val="center"/>
+            <w:tcBorders>
+              <w:top w:val="single" w:sz="4" w:color="D9D9D9"/>
+              <w:left w:val="single" w:sz="4" w:color="D9D9D9"/>
+              <w:bottom w:val="single" w:sz="4" w:color="D9D9D9"/>
+              <w:right w:val="single" w:sz="4" w:color="D9D9D9"/>
+              <w:insideH w:val="single" w:sz="4" w:color="D9D9D9"/>
+              <w:insideV w:val="single" w:sz="4" w:color="D9D9D9"/>
+            </w:tcBorders>
+            <w:tcMar>
+              <w:top w:w="90" w:type="dxa"/>
+              <w:bottom w:w="90" w:type="dxa"/>
+              <w:left w:w="90" w:type="dxa"/>
+              <w:right w:w="90" w:type="dxa"/>
+            </w:tcMar>
+          </w:tcPr>
+          <w:p>
+            <w:pPr>
+              <w:spacing w:after="0" w:line="252" w:lineRule="auto"/>
+            </w:pPr>
+            <w:r>
+              <w:rPr>
+                <w:b w:val="0"/>
+                <w:sz w:val="18"/>
+              </w:rPr>
+              <w:t>Potenciómetros Taiss que se probaron y luego se reemplazaron</w:t>
+            </w:r>
+          </w:p>
+        </w:tc>
+        <w:tc>
+          <w:tcPr>
+            <w:tcW w:type="dxa" w:w="1541"/>
+            <w:vAlign w:val="center"/>
+            <w:tcBorders>
+              <w:top w:val="single" w:sz="4" w:color="D9D9D9"/>
+              <w:left w:val="single" w:sz="4" w:color="D9D9D9"/>
+              <w:bottom w:val="single" w:sz="4" w:color="D9D9D9"/>
+              <w:right w:val="single" w:sz="4" w:color="D9D9D9"/>
+              <w:insideH w:val="single" w:sz="4" w:color="D9D9D9"/>
+              <w:insideV w:val="single" w:sz="4" w:color="D9D9D9"/>
+            </w:tcBorders>
+            <w:tcMar>
+              <w:top w:w="90" w:type="dxa"/>
+              <w:bottom w:w="90" w:type="dxa"/>
+              <w:left w:w="90" w:type="dxa"/>
+              <w:right w:w="90" w:type="dxa"/>
+            </w:tcMar>
+          </w:tcPr>
+          <w:p>
+            <w:pPr>
+              <w:spacing w:after="0" w:line="252" w:lineRule="auto"/>
+            </w:pPr>
+            <w:r>
+              <w:rPr>
+                <w:b w:val="0"/>
+                <w:sz w:val="18"/>
+              </w:rPr>
+              <w:t>1 kit de 40</w:t>
+            </w:r>
+          </w:p>
+        </w:tc>
+        <w:tc>
+          <w:tcPr>
+            <w:tcW w:type="dxa" w:w="1584"/>
+            <w:vAlign w:val="center"/>
+            <w:tcBorders>
+              <w:top w:val="single" w:sz="4" w:color="D9D9D9"/>
+              <w:left w:val="single" w:sz="4" w:color="D9D9D9"/>
+              <w:bottom w:val="single" w:sz="4" w:color="D9D9D9"/>
+              <w:right w:val="single" w:sz="4" w:color="D9D9D9"/>
+              <w:insideH w:val="single" w:sz="4" w:color="D9D9D9"/>
+              <w:insideV w:val="single" w:sz="4" w:color="D9D9D9"/>
+            </w:tcBorders>
+            <w:tcMar>
+              <w:top w:w="90" w:type="dxa"/>
+              <w:bottom w:w="90" w:type="dxa"/>
+              <w:left w:w="90" w:type="dxa"/>
+              <w:right w:w="90" w:type="dxa"/>
+            </w:tcMar>
+          </w:tcPr>
+          <w:p>
+            <w:pPr>
+              <w:spacing w:after="0" w:line="252" w:lineRule="auto"/>
+              <w:jc w:val="right"/>
+            </w:pPr>
+            <w:r>
+              <w:rPr>
+                <w:b w:val="0"/>
+                <w:sz w:val="18"/>
+              </w:rPr>
+              <w:t>7,99</w:t>
+            </w:r>
+          </w:p>
+        </w:tc>
+        <w:tc>
+          <w:tcPr>
+            <w:tcW w:type="dxa" w:w="1973"/>
+            <w:vAlign w:val="center"/>
+            <w:tcBorders>
+              <w:top w:val="single" w:sz="4" w:color="D9D9D9"/>
+              <w:left w:val="single" w:sz="4" w:color="D9D9D9"/>
+              <w:bottom w:val="single" w:sz="4" w:color="D9D9D9"/>
+              <w:right w:val="single" w:sz="4" w:color="D9D9D9"/>
+              <w:insideH w:val="single" w:sz="4" w:color="D9D9D9"/>
+              <w:insideV w:val="single" w:sz="4" w:color="D9D9D9"/>
+            </w:tcBorders>
+            <w:tcMar>
+              <w:top w:w="90" w:type="dxa"/>
+              <w:bottom w:w="90" w:type="dxa"/>
+              <w:left w:w="90" w:type="dxa"/>
+              <w:right w:w="90" w:type="dxa"/>
+            </w:tcMar>
+          </w:tcPr>
+          <w:p>
+            <w:pPr>
+              <w:spacing w:after="0" w:line="252" w:lineRule="auto"/>
+              <w:jc w:val="right"/>
+            </w:pPr>
+            <w:r>
+              <w:rPr>
+                <w:b w:val="0"/>
+                <w:sz w:val="18"/>
+              </w:rPr>
+              <w:t>7,99</w:t>
+            </w:r>
+          </w:p>
+        </w:tc>
+      </w:tr>
+      <w:tr>
+        <w:trPr>
+          <w:cantSplit/>
+        </w:trPr>
+        <w:tc>
+          <w:tcPr>
+            <w:tcW w:type="dxa" w:w="4637"/>
+            <w:vAlign w:val="center"/>
+            <w:tcBorders>
+              <w:top w:val="single" w:sz="4" w:color="D9D9D9"/>
+              <w:left w:val="single" w:sz="4" w:color="D9D9D9"/>
+              <w:bottom w:val="single" w:sz="4" w:color="D9D9D9"/>
+              <w:right w:val="single" w:sz="4" w:color="D9D9D9"/>
+              <w:insideH w:val="single" w:sz="4" w:color="D9D9D9"/>
+              <w:insideV w:val="single" w:sz="4" w:color="D9D9D9"/>
+            </w:tcBorders>
+            <w:tcMar>
+              <w:top w:w="90" w:type="dxa"/>
+              <w:bottom w:w="90" w:type="dxa"/>
+              <w:left w:w="90" w:type="dxa"/>
+              <w:right w:w="90" w:type="dxa"/>
+            </w:tcMar>
+          </w:tcPr>
+          <w:p>
+            <w:pPr>
+              <w:spacing w:after="0" w:line="252" w:lineRule="auto"/>
+            </w:pPr>
+            <w:r>
+              <w:rPr>
+                <w:b w:val="0"/>
+                <w:sz w:val="18"/>
+              </w:rPr>
+              <w:t>Tornillos, tuercas y arandelas para sujetar el conjunto</w:t>
+            </w:r>
+          </w:p>
+        </w:tc>
+        <w:tc>
+          <w:tcPr>
+            <w:tcW w:type="dxa" w:w="1541"/>
+            <w:vAlign w:val="center"/>
+            <w:tcBorders>
+              <w:top w:val="single" w:sz="4" w:color="D9D9D9"/>
+              <w:left w:val="single" w:sz="4" w:color="D9D9D9"/>
+              <w:bottom w:val="single" w:sz="4" w:color="D9D9D9"/>
+              <w:right w:val="single" w:sz="4" w:color="D9D9D9"/>
+              <w:insideH w:val="single" w:sz="4" w:color="D9D9D9"/>
+              <w:insideV w:val="single" w:sz="4" w:color="D9D9D9"/>
+            </w:tcBorders>
+            <w:tcMar>
+              <w:top w:w="90" w:type="dxa"/>
+              <w:bottom w:w="90" w:type="dxa"/>
+              <w:left w:w="90" w:type="dxa"/>
+              <w:right w:w="90" w:type="dxa"/>
+            </w:tcMar>
+          </w:tcPr>
+          <w:p>
+            <w:pPr>
+              <w:spacing w:after="0" w:line="252" w:lineRule="auto"/>
+            </w:pPr>
+            <w:r>
+              <w:rPr>
+                <w:b w:val="0"/>
+                <w:sz w:val="18"/>
+              </w:rPr>
+              <w:t>1 kit de 1290</w:t>
+            </w:r>
+          </w:p>
+        </w:tc>
+        <w:tc>
+          <w:tcPr>
+            <w:tcW w:type="dxa" w:w="1584"/>
+            <w:vAlign w:val="center"/>
+            <w:tcBorders>
+              <w:top w:val="single" w:sz="4" w:color="D9D9D9"/>
+              <w:left w:val="single" w:sz="4" w:color="D9D9D9"/>
+              <w:bottom w:val="single" w:sz="4" w:color="D9D9D9"/>
+              <w:right w:val="single" w:sz="4" w:color="D9D9D9"/>
+              <w:insideH w:val="single" w:sz="4" w:color="D9D9D9"/>
+              <w:insideV w:val="single" w:sz="4" w:color="D9D9D9"/>
+            </w:tcBorders>
+            <w:tcMar>
+              <w:top w:w="90" w:type="dxa"/>
+              <w:bottom w:w="90" w:type="dxa"/>
+              <w:left w:w="90" w:type="dxa"/>
+              <w:right w:w="90" w:type="dxa"/>
+            </w:tcMar>
+          </w:tcPr>
+          <w:p>
+            <w:pPr>
+              <w:spacing w:after="0" w:line="252" w:lineRule="auto"/>
+              <w:jc w:val="right"/>
+            </w:pPr>
+            <w:r>
+              <w:rPr>
+                <w:b w:val="0"/>
+                <w:sz w:val="18"/>
+              </w:rPr>
+              <w:t>17,99</w:t>
+            </w:r>
+          </w:p>
+        </w:tc>
+        <w:tc>
+          <w:tcPr>
+            <w:tcW w:type="dxa" w:w="1973"/>
+            <w:vAlign w:val="center"/>
+            <w:tcBorders>
+              <w:top w:val="single" w:sz="4" w:color="D9D9D9"/>
+              <w:left w:val="single" w:sz="4" w:color="D9D9D9"/>
+              <w:bottom w:val="single" w:sz="4" w:color="D9D9D9"/>
+              <w:right w:val="single" w:sz="4" w:color="D9D9D9"/>
+              <w:insideH w:val="single" w:sz="4" w:color="D9D9D9"/>
+              <w:insideV w:val="single" w:sz="4" w:color="D9D9D9"/>
+            </w:tcBorders>
+            <w:tcMar>
+              <w:top w:w="90" w:type="dxa"/>
+              <w:bottom w:w="90" w:type="dxa"/>
+              <w:left w:w="90" w:type="dxa"/>
+              <w:right w:w="90" w:type="dxa"/>
+            </w:tcMar>
+          </w:tcPr>
+          <w:p>
+            <w:pPr>
+              <w:spacing w:after="0" w:line="252" w:lineRule="auto"/>
+              <w:jc w:val="right"/>
+            </w:pPr>
+            <w:r>
+              <w:rPr>
+                <w:b w:val="0"/>
+                <w:sz w:val="18"/>
+              </w:rPr>
+              <w:t>17,99</w:t>
+            </w:r>
+          </w:p>
+        </w:tc>
+      </w:tr>
+    </w:tbl>
+    <w:p>
+      <w:pPr>
+        <w:spacing w:after="20"/>
+      </w:pPr>
+      <w:r>
+        <w:rPr>
+          <w:sz w:val="4"/>
+        </w:rPr>
+      </w:r>
+    </w:p>
+    <w:p>
+      <w:r>
+        <w:rPr>
+          <w:sz w:val="19"/>
+        </w:rPr>
+        <w:t>Cálculo parcial visible: 7,99 + 17,99 = 25,98 USD. El pedido dos también incluye una fuente de banco Jesverty SPS-3010 para pruebas; su precio individual no aparece en estas capturas.</w:t>
+      </w:r>
+    </w:p>
+    <w:p>
+      <w:r>
+        <w:rPr>
+          <w:sz w:val="19"/>
+        </w:rPr>
+        <w:t>Los precios por artículo están en dólares y los totales de compra están en pesos. Se conservan separados porque las capturas no muestran la conversión aplicada, descuentos u otros ajustes. No se convierten ni se suman dólares con pesos.</w:t>
+      </w:r>
+    </w:p>
+    <w:p>
+      <w:r>
+        <w:rPr>
+          <w:sz w:val="19"/>
+        </w:rPr>
+        <w:t>Comprar kits dejó piezas disponibles para pruebas y reemplazos. La fuente de banco es una herramienta que puede volver a utilizarse. El valor de todo lo comprado no equivale al material consumido por una sola unidad del robot.</w:t>
+      </w:r>
+    </w:p>
+    <w:p>
+      <w:r>
+        <w:br w:type="page"/>
+      </w:r>
+    </w:p>
+    <w:p>
+      <w:pPr>
+        <w:pStyle w:val="Heading1"/>
+      </w:pPr>
+      <w:r>
+        <w:t>Anexo de costos y equipos prestados</w:t>
+      </w:r>
+    </w:p>
+    <w:p>
+      <w:r>
+        <w:rPr>
+          <w:sz w:val="20"/>
+        </w:rPr>
+        <w:t>Valores en pesos colombianos. Las compras y los equipos prestados se presentan por separado para explicar cuánto se pagó y qué recursos adicionales necesita el proyecto.</w:t>
+      </w:r>
+    </w:p>
+    <w:p>
+      <w:pPr>
+        <w:pStyle w:val="Heading2"/>
+      </w:pPr>
+      <w:r>
+        <w:t>Compras con importe conocido</w:t>
+      </w:r>
+    </w:p>
+    <w:tbl>
+      <w:tblPr>
+        <w:tblW w:type="auto" w:w="0"/>
+        <w:jc w:val="center"/>
+        <w:tblLayout w:type="fixed"/>
+        <w:tblLook w:firstColumn="1" w:firstRow="1" w:lastColumn="0" w:lastRow="0" w:noHBand="0" w:noVBand="1" w:val="04A0"/>
+      </w:tblPr>
+      <w:tblGrid>
+        <w:gridCol w:w="6811"/>
+        <w:gridCol w:w="2923"/>
+      </w:tblGrid>
+      <w:tr>
+        <w:trPr>
+          <w:cantSplit/>
+          <w:tblHeader/>
+        </w:trPr>
+        <w:tc>
+          <w:tcPr>
+            <w:tcW w:type="dxa" w:w="6811"/>
+            <w:vAlign w:val="center"/>
+            <w:tcBorders>
+              <w:top w:val="single" w:sz="4" w:color="D9D9D9"/>
+              <w:left w:val="single" w:sz="4" w:color="D9D9D9"/>
+              <w:bottom w:val="single" w:sz="4" w:color="D9D9D9"/>
+              <w:right w:val="single" w:sz="4" w:color="D9D9D9"/>
+              <w:insideH w:val="single" w:sz="4" w:color="D9D9D9"/>
+              <w:insideV w:val="single" w:sz="4" w:color="D9D9D9"/>
+            </w:tcBorders>
+            <w:tcMar>
+              <w:top w:w="90" w:type="dxa"/>
+              <w:bottom w:w="90" w:type="dxa"/>
+              <w:left w:w="90" w:type="dxa"/>
+              <w:right w:w="90" w:type="dxa"/>
+            </w:tcMar>
+            <w:shd w:fill="E8EDF0"/>
+          </w:tcPr>
+          <w:p>
+            <w:pPr>
+              <w:spacing w:after="0" w:line="252" w:lineRule="auto"/>
+            </w:pPr>
+            <w:r>
+              <w:rPr>
+                <w:b/>
+                <w:sz w:val="19"/>
+              </w:rPr>
+              <w:t>Concepto</w:t>
             </w:r>
           </w:p>
         </w:tc>
@@ -101,29 +5806,35 @@
               <w:insideV w:val="single" w:sz="4" w:color="D9D9D9"/>
             </w:tcBorders>
             <w:tcMar>
-              <w:top w:w="85" w:type="dxa"/>
-              <w:left w:w="85" w:type="dxa"/>
-              <w:bottom w:w="85" w:type="dxa"/>
-              <w:right w:w="85" w:type="dxa"/>
+              <w:top w:w="90" w:type="dxa"/>
+              <w:bottom w:w="90" w:type="dxa"/>
+              <w:left w:w="90" w:type="dxa"/>
+              <w:right w:w="90" w:type="dxa"/>
             </w:tcMar>
             <w:shd w:fill="E8EDF0"/>
           </w:tcPr>
           <w:p>
             <w:pPr>
               <w:spacing w:after="0" w:line="252" w:lineRule="auto"/>
+              <w:jc w:val="right"/>
             </w:pPr>
             <w:r>
               <w:rPr>
                 <w:b/>
-                <w:sz w:val="18"/>
+                <w:sz w:val="19"/>
               </w:rPr>
-              <w:t>Responsable</w:t>
+              <w:t>Valor COP</w:t>
             </w:r>
           </w:p>
         </w:tc>
+      </w:tr>
+      <w:tr>
+        <w:trPr>
+          <w:cantSplit/>
+        </w:trPr>
         <w:tc>
           <w:tcPr>
-            <w:tcW w:type="dxa" w:w="5198"/>
+            <w:tcW w:type="dxa" w:w="6811"/>
             <w:vAlign w:val="center"/>
             <w:tcBorders>
               <w:top w:val="single" w:sz="4" w:color="D9D9D9"/>
@@ -134,12 +5845,11 @@
               <w:insideV w:val="single" w:sz="4" w:color="D9D9D9"/>
             </w:tcBorders>
             <w:tcMar>
-              <w:top w:w="85" w:type="dxa"/>
-              <w:left w:w="85" w:type="dxa"/>
-              <w:bottom w:w="85" w:type="dxa"/>
-              <w:right w:w="85" w:type="dxa"/>
+              <w:top w:w="90" w:type="dxa"/>
+              <w:bottom w:w="90" w:type="dxa"/>
+              <w:left w:w="90" w:type="dxa"/>
+              <w:right w:w="90" w:type="dxa"/>
             </w:tcMar>
-            <w:shd w:fill="E8EDF0"/>
           </w:tcPr>
           <w:p>
             <w:pPr>
@@ -147,48 +5857,10 @@
             </w:pPr>
             <w:r>
               <w:rPr>
-                <w:b/>
-                <w:sz w:val="18"/>
+                <w:b w:val="0"/>
+                <w:sz w:val="19"/>
               </w:rPr>
-              <w:t>Contenido</w:t>
-            </w:r>
-          </w:p>
-        </w:tc>
-      </w:tr>
-      <w:tr>
-        <w:trPr>
-          <w:cantSplit/>
-        </w:trPr>
-        <w:tc>
-          <w:tcPr>
-            <w:tcW w:type="dxa" w:w="1584"/>
-            <w:vAlign w:val="center"/>
-            <w:tcBorders>
-              <w:top w:val="single" w:sz="4" w:color="D9D9D9"/>
-              <w:left w:val="single" w:sz="4" w:color="D9D9D9"/>
-              <w:bottom w:val="single" w:sz="4" w:color="D9D9D9"/>
-              <w:right w:val="single" w:sz="4" w:color="D9D9D9"/>
-              <w:insideH w:val="single" w:sz="4" w:color="D9D9D9"/>
-              <w:insideV w:val="single" w:sz="4" w:color="D9D9D9"/>
-            </w:tcBorders>
-            <w:tcMar>
-              <w:top w:w="85" w:type="dxa"/>
-              <w:left w:w="85" w:type="dxa"/>
-              <w:bottom w:w="85" w:type="dxa"/>
-              <w:right w:w="85" w:type="dxa"/>
-            </w:tcMar>
-          </w:tcPr>
-          <w:p>
-            <w:pPr>
-              <w:spacing w:after="0" w:line="252" w:lineRule="auto"/>
-              <w:jc w:val="center"/>
-            </w:pPr>
-            <w:r>
-              <w:rPr>
-                <w:b w:val="0"/>
-                <w:sz w:val="18"/>
-              </w:rPr>
-              <w:t>00:00 a 02:00</w:t>
+              <w:t>Pedido uno</w:t>
             </w:r>
           </w:p>
         </w:tc>
@@ -205,28 +5877,34 @@
               <w:insideV w:val="single" w:sz="4" w:color="D9D9D9"/>
             </w:tcBorders>
             <w:tcMar>
-              <w:top w:w="85" w:type="dxa"/>
-              <w:left w:w="85" w:type="dxa"/>
-              <w:bottom w:w="85" w:type="dxa"/>
-              <w:right w:w="85" w:type="dxa"/>
+              <w:top w:w="90" w:type="dxa"/>
+              <w:bottom w:w="90" w:type="dxa"/>
+              <w:left w:w="90" w:type="dxa"/>
+              <w:right w:w="90" w:type="dxa"/>
             </w:tcMar>
           </w:tcPr>
           <w:p>
             <w:pPr>
               <w:spacing w:after="0" w:line="252" w:lineRule="auto"/>
+              <w:jc w:val="right"/>
             </w:pPr>
             <w:r>
               <w:rPr>
                 <w:b w:val="0"/>
-                <w:sz w:val="18"/>
+                <w:sz w:val="19"/>
               </w:rPr>
-              <w:t>Gestor de proyecto</w:t>
+              <w:t>$484.660,63</w:t>
             </w:r>
           </w:p>
         </w:tc>
+      </w:tr>
+      <w:tr>
+        <w:trPr>
+          <w:cantSplit/>
+        </w:trPr>
         <w:tc>
           <w:tcPr>
-            <w:tcW w:type="dxa" w:w="5198"/>
+            <w:tcW w:type="dxa" w:w="6811"/>
             <w:vAlign w:val="center"/>
             <w:tcBorders>
               <w:top w:val="single" w:sz="4" w:color="D9D9D9"/>
@@ -237,10 +5915,10 @@
               <w:insideV w:val="single" w:sz="4" w:color="D9D9D9"/>
             </w:tcBorders>
             <w:tcMar>
-              <w:top w:w="85" w:type="dxa"/>
-              <w:left w:w="85" w:type="dxa"/>
-              <w:bottom w:w="85" w:type="dxa"/>
-              <w:right w:w="85" w:type="dxa"/>
+              <w:top w:w="90" w:type="dxa"/>
+              <w:bottom w:w="90" w:type="dxa"/>
+              <w:left w:w="90" w:type="dxa"/>
+              <w:right w:w="90" w:type="dxa"/>
             </w:tcMar>
           </w:tcPr>
           <w:p>
@@ -250,47 +5928,9 @@
             <w:r>
               <w:rPr>
                 <w:b w:val="0"/>
-                <w:sz w:val="18"/>
+                <w:sz w:val="19"/>
               </w:rPr>
-              <w:t>Presentación, propósito, objetivos y presupuesto</w:t>
-            </w:r>
-          </w:p>
-        </w:tc>
-      </w:tr>
-      <w:tr>
-        <w:trPr>
-          <w:cantSplit/>
-        </w:trPr>
-        <w:tc>
-          <w:tcPr>
-            <w:tcW w:type="dxa" w:w="1584"/>
-            <w:vAlign w:val="center"/>
-            <w:tcBorders>
-              <w:top w:val="single" w:sz="4" w:color="D9D9D9"/>
-              <w:left w:val="single" w:sz="4" w:color="D9D9D9"/>
-              <w:bottom w:val="single" w:sz="4" w:color="D9D9D9"/>
-              <w:right w:val="single" w:sz="4" w:color="D9D9D9"/>
-              <w:insideH w:val="single" w:sz="4" w:color="D9D9D9"/>
-              <w:insideV w:val="single" w:sz="4" w:color="D9D9D9"/>
-            </w:tcBorders>
-            <w:tcMar>
-              <w:top w:w="85" w:type="dxa"/>
-              <w:left w:w="85" w:type="dxa"/>
-              <w:bottom w:w="85" w:type="dxa"/>
-              <w:right w:w="85" w:type="dxa"/>
-            </w:tcMar>
-          </w:tcPr>
-          <w:p>
-            <w:pPr>
-              <w:spacing w:after="0" w:line="252" w:lineRule="auto"/>
-              <w:jc w:val="center"/>
-            </w:pPr>
-            <w:r>
-              <w:rPr>
-                <w:b w:val="0"/>
-                <w:sz w:val="18"/>
-              </w:rPr>
-              <w:t>02:00 a 04:00</w:t>
+              <w:t>Pedido dos</w:t>
             </w:r>
           </w:p>
         </w:tc>
@@ -307,28 +5947,34 @@
               <w:insideV w:val="single" w:sz="4" w:color="D9D9D9"/>
             </w:tcBorders>
             <w:tcMar>
-              <w:top w:w="85" w:type="dxa"/>
-              <w:left w:w="85" w:type="dxa"/>
-              <w:bottom w:w="85" w:type="dxa"/>
-              <w:right w:w="85" w:type="dxa"/>
+              <w:top w:w="90" w:type="dxa"/>
+              <w:bottom w:w="90" w:type="dxa"/>
+              <w:left w:w="90" w:type="dxa"/>
+              <w:right w:w="90" w:type="dxa"/>
             </w:tcMar>
           </w:tcPr>
           <w:p>
             <w:pPr>
               <w:spacing w:after="0" w:line="252" w:lineRule="auto"/>
+              <w:jc w:val="right"/>
             </w:pPr>
             <w:r>
               <w:rPr>
                 <w:b w:val="0"/>
-                <w:sz w:val="18"/>
+                <w:sz w:val="19"/>
               </w:rPr>
-              <w:t>Ingeniero de IA</w:t>
+              <w:t>$226.814,14</w:t>
             </w:r>
           </w:p>
         </w:tc>
+      </w:tr>
+      <w:tr>
+        <w:trPr>
+          <w:cantSplit/>
+        </w:trPr>
         <w:tc>
           <w:tcPr>
-            <w:tcW w:type="dxa" w:w="5198"/>
+            <w:tcW w:type="dxa" w:w="6811"/>
             <w:vAlign w:val="center"/>
             <w:tcBorders>
               <w:top w:val="single" w:sz="4" w:color="D9D9D9"/>
@@ -339,10 +5985,10 @@
               <w:insideV w:val="single" w:sz="4" w:color="D9D9D9"/>
             </w:tcBorders>
             <w:tcMar>
-              <w:top w:w="85" w:type="dxa"/>
-              <w:left w:w="85" w:type="dxa"/>
-              <w:bottom w:w="85" w:type="dxa"/>
-              <w:right w:w="85" w:type="dxa"/>
+              <w:top w:w="90" w:type="dxa"/>
+              <w:bottom w:w="90" w:type="dxa"/>
+              <w:left w:w="90" w:type="dxa"/>
+              <w:right w:w="90" w:type="dxa"/>
             </w:tcMar>
           </w:tcPr>
           <w:p>
@@ -352,47 +5998,9 @@
             <w:r>
               <w:rPr>
                 <w:b w:val="0"/>
-                <w:sz w:val="18"/>
+                <w:sz w:val="19"/>
               </w:rPr>
-              <w:t>ChatGPT Codex, consultas y depuración real</w:t>
-            </w:r>
-          </w:p>
-        </w:tc>
-      </w:tr>
-      <w:tr>
-        <w:trPr>
-          <w:cantSplit/>
-        </w:trPr>
-        <w:tc>
-          <w:tcPr>
-            <w:tcW w:type="dxa" w:w="1584"/>
-            <w:vAlign w:val="center"/>
-            <w:tcBorders>
-              <w:top w:val="single" w:sz="4" w:color="D9D9D9"/>
-              <w:left w:val="single" w:sz="4" w:color="D9D9D9"/>
-              <w:bottom w:val="single" w:sz="4" w:color="D9D9D9"/>
-              <w:right w:val="single" w:sz="4" w:color="D9D9D9"/>
-              <w:insideH w:val="single" w:sz="4" w:color="D9D9D9"/>
-              <w:insideV w:val="single" w:sz="4" w:color="D9D9D9"/>
-            </w:tcBorders>
-            <w:tcMar>
-              <w:top w:w="85" w:type="dxa"/>
-              <w:left w:w="85" w:type="dxa"/>
-              <w:bottom w:w="85" w:type="dxa"/>
-              <w:right w:w="85" w:type="dxa"/>
-            </w:tcMar>
-          </w:tcPr>
-          <w:p>
-            <w:pPr>
-              <w:spacing w:after="0" w:line="252" w:lineRule="auto"/>
-              <w:jc w:val="center"/>
-            </w:pPr>
-            <w:r>
-              <w:rPr>
-                <w:b w:val="0"/>
-                <w:sz w:val="18"/>
-              </w:rPr>
-              <w:t>04:00 a 06:00</w:t>
+              <w:t>Suma de los dos pedidos</w:t>
             </w:r>
           </w:p>
         </w:tc>
@@ -409,28 +6017,34 @@
               <w:insideV w:val="single" w:sz="4" w:color="D9D9D9"/>
             </w:tcBorders>
             <w:tcMar>
-              <w:top w:w="85" w:type="dxa"/>
-              <w:left w:w="85" w:type="dxa"/>
-              <w:bottom w:w="85" w:type="dxa"/>
-              <w:right w:w="85" w:type="dxa"/>
+              <w:top w:w="90" w:type="dxa"/>
+              <w:bottom w:w="90" w:type="dxa"/>
+              <w:left w:w="90" w:type="dxa"/>
+              <w:right w:w="90" w:type="dxa"/>
             </w:tcMar>
           </w:tcPr>
           <w:p>
             <w:pPr>
               <w:spacing w:after="0" w:line="252" w:lineRule="auto"/>
+              <w:jc w:val="right"/>
             </w:pPr>
             <w:r>
               <w:rPr>
                 <w:b w:val="0"/>
-                <w:sz w:val="18"/>
+                <w:sz w:val="19"/>
               </w:rPr>
-              <w:t>Hardware primer aprendiz</w:t>
+              <w:t>$711.474,77</w:t>
             </w:r>
           </w:p>
         </w:tc>
+      </w:tr>
+      <w:tr>
+        <w:trPr>
+          <w:cantSplit/>
+        </w:trPr>
         <w:tc>
           <w:tcPr>
-            <w:tcW w:type="dxa" w:w="5198"/>
+            <w:tcW w:type="dxa" w:w="6811"/>
             <w:vAlign w:val="center"/>
             <w:tcBorders>
               <w:top w:val="single" w:sz="4" w:color="D9D9D9"/>
@@ -441,10 +6055,10 @@
               <w:insideV w:val="single" w:sz="4" w:color="D9D9D9"/>
             </w:tcBorders>
             <w:tcMar>
-              <w:top w:w="85" w:type="dxa"/>
-              <w:left w:w="85" w:type="dxa"/>
-              <w:bottom w:w="85" w:type="dxa"/>
-              <w:right w:w="85" w:type="dxa"/>
+              <w:top w:w="90" w:type="dxa"/>
+              <w:bottom w:w="90" w:type="dxa"/>
+              <w:left w:w="90" w:type="dxa"/>
+              <w:right w:w="90" w:type="dxa"/>
             </w:tcMar>
           </w:tcPr>
           <w:p>
@@ -454,47 +6068,9 @@
             <w:r>
               <w:rPr>
                 <w:b w:val="0"/>
-                <w:sz w:val="18"/>
+                <w:sz w:val="19"/>
               </w:rPr>
-              <w:t>Articulaciones, sensores, Z y electroimán</w:t>
-            </w:r>
-          </w:p>
-        </w:tc>
-      </w:tr>
-      <w:tr>
-        <w:trPr>
-          <w:cantSplit/>
-        </w:trPr>
-        <w:tc>
-          <w:tcPr>
-            <w:tcW w:type="dxa" w:w="1584"/>
-            <w:vAlign w:val="center"/>
-            <w:tcBorders>
-              <w:top w:val="single" w:sz="4" w:color="D9D9D9"/>
-              <w:left w:val="single" w:sz="4" w:color="D9D9D9"/>
-              <w:bottom w:val="single" w:sz="4" w:color="D9D9D9"/>
-              <w:right w:val="single" w:sz="4" w:color="D9D9D9"/>
-              <w:insideH w:val="single" w:sz="4" w:color="D9D9D9"/>
-              <w:insideV w:val="single" w:sz="4" w:color="D9D9D9"/>
-            </w:tcBorders>
-            <w:tcMar>
-              <w:top w:w="85" w:type="dxa"/>
-              <w:left w:w="85" w:type="dxa"/>
-              <w:bottom w:w="85" w:type="dxa"/>
-              <w:right w:w="85" w:type="dxa"/>
-            </w:tcMar>
-          </w:tcPr>
-          <w:p>
-            <w:pPr>
-              <w:spacing w:after="0" w:line="252" w:lineRule="auto"/>
-              <w:jc w:val="center"/>
-            </w:pPr>
-            <w:r>
-              <w:rPr>
-                <w:b w:val="0"/>
-                <w:sz w:val="18"/>
-              </w:rPr>
-              <w:t>06:00 a 08:00</w:t>
+              <w:t>Fuente regulable adicional de 12 V</w:t>
             </w:r>
           </w:p>
         </w:tc>
@@ -511,28 +6087,34 @@
               <w:insideV w:val="single" w:sz="4" w:color="D9D9D9"/>
             </w:tcBorders>
             <w:tcMar>
-              <w:top w:w="85" w:type="dxa"/>
-              <w:left w:w="85" w:type="dxa"/>
-              <w:bottom w:w="85" w:type="dxa"/>
-              <w:right w:w="85" w:type="dxa"/>
+              <w:top w:w="90" w:type="dxa"/>
+              <w:bottom w:w="90" w:type="dxa"/>
+              <w:left w:w="90" w:type="dxa"/>
+              <w:right w:w="90" w:type="dxa"/>
             </w:tcMar>
           </w:tcPr>
           <w:p>
             <w:pPr>
               <w:spacing w:after="0" w:line="252" w:lineRule="auto"/>
+              <w:jc w:val="right"/>
             </w:pPr>
             <w:r>
               <w:rPr>
                 <w:b w:val="0"/>
-                <w:sz w:val="18"/>
+                <w:sz w:val="19"/>
               </w:rPr>
-              <w:t>Hardware segundo aprendiz</w:t>
+              <w:t>$28.000,00</w:t>
             </w:r>
           </w:p>
         </w:tc>
+      </w:tr>
+      <w:tr>
+        <w:trPr>
+          <w:cantSplit/>
+        </w:trPr>
         <w:tc>
           <w:tcPr>
-            <w:tcW w:type="dxa" w:w="5198"/>
+            <w:tcW w:type="dxa" w:w="6811"/>
             <w:vAlign w:val="center"/>
             <w:tcBorders>
               <w:top w:val="single" w:sz="4" w:color="D9D9D9"/>
@@ -543,10 +6125,10 @@
               <w:insideV w:val="single" w:sz="4" w:color="D9D9D9"/>
             </w:tcBorders>
             <w:tcMar>
-              <w:top w:w="85" w:type="dxa"/>
-              <w:left w:w="85" w:type="dxa"/>
-              <w:bottom w:w="85" w:type="dxa"/>
-              <w:right w:w="85" w:type="dxa"/>
+              <w:top w:w="90" w:type="dxa"/>
+              <w:bottom w:w="90" w:type="dxa"/>
+              <w:left w:w="90" w:type="dxa"/>
+              <w:right w:w="90" w:type="dxa"/>
             </w:tcMar>
           </w:tcPr>
           <w:p>
@@ -556,47 +6138,9 @@
             <w:r>
               <w:rPr>
                 <w:b w:val="0"/>
-                <w:sz w:val="18"/>
+                <w:sz w:val="19"/>
               </w:rPr>
-              <w:t>Visión, conexiones, calibración y seguridad</w:t>
-            </w:r>
-          </w:p>
-        </w:tc>
-      </w:tr>
-      <w:tr>
-        <w:trPr>
-          <w:cantSplit/>
-        </w:trPr>
-        <w:tc>
-          <w:tcPr>
-            <w:tcW w:type="dxa" w:w="1584"/>
-            <w:vAlign w:val="center"/>
-            <w:tcBorders>
-              <w:top w:val="single" w:sz="4" w:color="D9D9D9"/>
-              <w:left w:val="single" w:sz="4" w:color="D9D9D9"/>
-              <w:bottom w:val="single" w:sz="4" w:color="D9D9D9"/>
-              <w:right w:val="single" w:sz="4" w:color="D9D9D9"/>
-              <w:insideH w:val="single" w:sz="4" w:color="D9D9D9"/>
-              <w:insideV w:val="single" w:sz="4" w:color="D9D9D9"/>
-            </w:tcBorders>
-            <w:tcMar>
-              <w:top w:w="85" w:type="dxa"/>
-              <w:left w:w="85" w:type="dxa"/>
-              <w:bottom w:w="85" w:type="dxa"/>
-              <w:right w:w="85" w:type="dxa"/>
-            </w:tcMar>
-          </w:tcPr>
-          <w:p>
-            <w:pPr>
-              <w:spacing w:after="0" w:line="252" w:lineRule="auto"/>
-              <w:jc w:val="center"/>
-            </w:pPr>
-            <w:r>
-              <w:rPr>
-                <w:b w:val="0"/>
-                <w:sz w:val="18"/>
-              </w:rPr>
-              <w:t>08:00 a 10:00</w:t>
+              <w:t>Compras conocidas más la fuente adicional</w:t>
             </w:r>
           </w:p>
         </w:tc>
@@ -613,28 +6157,34 @@
               <w:insideV w:val="single" w:sz="4" w:color="D9D9D9"/>
             </w:tcBorders>
             <w:tcMar>
-              <w:top w:w="85" w:type="dxa"/>
-              <w:left w:w="85" w:type="dxa"/>
-              <w:bottom w:w="85" w:type="dxa"/>
-              <w:right w:w="85" w:type="dxa"/>
+              <w:top w:w="90" w:type="dxa"/>
+              <w:bottom w:w="90" w:type="dxa"/>
+              <w:left w:w="90" w:type="dxa"/>
+              <w:right w:w="90" w:type="dxa"/>
             </w:tcMar>
           </w:tcPr>
           <w:p>
             <w:pPr>
               <w:spacing w:after="0" w:line="252" w:lineRule="auto"/>
+              <w:jc w:val="right"/>
             </w:pPr>
             <w:r>
               <w:rPr>
                 <w:b w:val="0"/>
-                <w:sz w:val="18"/>
+                <w:sz w:val="19"/>
               </w:rPr>
-              <w:t>Desarrollador</w:t>
+              <w:t>$739.474,77</w:t>
             </w:r>
           </w:p>
         </w:tc>
+      </w:tr>
+      <w:tr>
+        <w:trPr>
+          <w:cantSplit/>
+        </w:trPr>
         <w:tc>
           <w:tcPr>
-            <w:tcW w:type="dxa" w:w="5198"/>
+            <w:tcW w:type="dxa" w:w="6811"/>
             <w:vAlign w:val="center"/>
             <w:tcBorders>
               <w:top w:val="single" w:sz="4" w:color="D9D9D9"/>
@@ -645,10 +6195,10 @@
               <w:insideV w:val="single" w:sz="4" w:color="D9D9D9"/>
             </w:tcBorders>
             <w:tcMar>
-              <w:top w:w="85" w:type="dxa"/>
-              <w:left w:w="85" w:type="dxa"/>
-              <w:bottom w:w="85" w:type="dxa"/>
-              <w:right w:w="85" w:type="dxa"/>
+              <w:top w:w="90" w:type="dxa"/>
+              <w:bottom w:w="90" w:type="dxa"/>
+              <w:left w:w="90" w:type="dxa"/>
+              <w:right w:w="90" w:type="dxa"/>
             </w:tcMar>
           </w:tcPr>
           <w:p>
@@ -658,47 +6208,9 @@
             <w:r>
               <w:rPr>
                 <w:b w:val="0"/>
-                <w:sz w:val="18"/>
+                <w:sz w:val="19"/>
               </w:rPr>
-              <w:t>Firmware, dos apps y máquina de estados</w:t>
-            </w:r>
-          </w:p>
-        </w:tc>
-      </w:tr>
-      <w:tr>
-        <w:trPr>
-          <w:cantSplit/>
-        </w:trPr>
-        <w:tc>
-          <w:tcPr>
-            <w:tcW w:type="dxa" w:w="1584"/>
-            <w:vAlign w:val="center"/>
-            <w:tcBorders>
-              <w:top w:val="single" w:sz="4" w:color="D9D9D9"/>
-              <w:left w:val="single" w:sz="4" w:color="D9D9D9"/>
-              <w:bottom w:val="single" w:sz="4" w:color="D9D9D9"/>
-              <w:right w:val="single" w:sz="4" w:color="D9D9D9"/>
-              <w:insideH w:val="single" w:sz="4" w:color="D9D9D9"/>
-              <w:insideV w:val="single" w:sz="4" w:color="D9D9D9"/>
-            </w:tcBorders>
-            <w:tcMar>
-              <w:top w:w="85" w:type="dxa"/>
-              <w:left w:w="85" w:type="dxa"/>
-              <w:bottom w:w="85" w:type="dxa"/>
-              <w:right w:w="85" w:type="dxa"/>
-            </w:tcMar>
-          </w:tcPr>
-          <w:p>
-            <w:pPr>
-              <w:spacing w:after="0" w:line="252" w:lineRule="auto"/>
-              <w:jc w:val="center"/>
-            </w:pPr>
-            <w:r>
-              <w:rPr>
-                <w:b w:val="0"/>
-                <w:sz w:val="18"/>
-              </w:rPr>
-              <w:t>10:00 a 12:00</w:t>
+              <w:t>Dos potenciómetros adicionales de reemplazo</w:t>
             </w:r>
           </w:p>
         </w:tc>
@@ -715,28 +6227,82 @@
               <w:insideV w:val="single" w:sz="4" w:color="D9D9D9"/>
             </w:tcBorders>
             <w:tcMar>
-              <w:top w:w="85" w:type="dxa"/>
-              <w:left w:w="85" w:type="dxa"/>
-              <w:bottom w:w="85" w:type="dxa"/>
-              <w:right w:w="85" w:type="dxa"/>
+              <w:top w:w="90" w:type="dxa"/>
+              <w:bottom w:w="90" w:type="dxa"/>
+              <w:left w:w="90" w:type="dxa"/>
+              <w:right w:w="90" w:type="dxa"/>
             </w:tcMar>
           </w:tcPr>
           <w:p>
             <w:pPr>
               <w:spacing w:after="0" w:line="252" w:lineRule="auto"/>
+              <w:jc w:val="right"/>
             </w:pPr>
             <w:r>
               <w:rPr>
                 <w:b w:val="0"/>
-                <w:sz w:val="18"/>
+                <w:sz w:val="19"/>
               </w:rPr>
-              <w:t>Maquetador y cierre del gestor</w:t>
+              <w:t>Precio por registrar</w:t>
             </w:r>
           </w:p>
         </w:tc>
+      </w:tr>
+    </w:tbl>
+    <w:p>
+      <w:pPr>
+        <w:spacing w:after="20"/>
+      </w:pPr>
+      <w:r>
+        <w:rPr>
+          <w:sz w:val="4"/>
+        </w:rPr>
+      </w:r>
+    </w:p>
+    <w:p>
+      <w:r>
+        <w:rPr>
+          <w:sz w:val="20"/>
+        </w:rPr>
+        <w:t>Cálculo: $484.660,63 + $226.814,14 = $711.474,77. Luego, $711.474,77 + $28.000 = $739.474,77. A esta suma se agregará el costo de los dos potenciómetros.</w:t>
+      </w:r>
+    </w:p>
+    <w:p>
+      <w:r>
+        <w:rPr>
+          <w:sz w:val="20"/>
+        </w:rPr>
+        <w:t>La placa STM32 costó $108.000 según lo informado por el equipo. Ya está incluida en los pedidos: no se vuelve a sumar. La fuente adicional de 12 V se cuenta una sola vez y se distingue de la fuente de banco incluida en el pedido dos.</w:t>
+      </w:r>
+    </w:p>
+    <w:p>
+      <w:pPr>
+        <w:pStyle w:val="Heading2"/>
+      </w:pPr>
+      <w:r>
+        <w:t>Equipos prestados por el profesor Ricardo</w:t>
+      </w:r>
+    </w:p>
+    <w:tbl>
+      <w:tblPr>
+        <w:tblW w:type="auto" w:w="0"/>
+        <w:jc w:val="center"/>
+        <w:tblLayout w:type="fixed"/>
+        <w:tblLook w:firstColumn="1" w:firstRow="1" w:lastColumn="0" w:lastRow="0" w:noHBand="0" w:noVBand="1" w:val="04A0"/>
+      </w:tblPr>
+      <w:tblGrid>
+        <w:gridCol w:w="5141"/>
+        <w:gridCol w:w="1037"/>
+        <w:gridCol w:w="3557"/>
+      </w:tblGrid>
+      <w:tr>
+        <w:trPr>
+          <w:cantSplit/>
+          <w:tblHeader/>
+        </w:trPr>
         <w:tc>
           <w:tcPr>
-            <w:tcW w:type="dxa" w:w="5198"/>
+            <w:tcW w:type="dxa" w:w="5141"/>
             <w:vAlign w:val="center"/>
             <w:tcBorders>
               <w:top w:val="single" w:sz="4" w:color="D9D9D9"/>
@@ -747,11 +6313,12 @@
               <w:insideV w:val="single" w:sz="4" w:color="D9D9D9"/>
             </w:tcBorders>
             <w:tcMar>
-              <w:top w:w="85" w:type="dxa"/>
-              <w:left w:w="85" w:type="dxa"/>
-              <w:bottom w:w="85" w:type="dxa"/>
-              <w:right w:w="85" w:type="dxa"/>
+              <w:top w:w="90" w:type="dxa"/>
+              <w:bottom w:w="90" w:type="dxa"/>
+              <w:left w:w="90" w:type="dxa"/>
+              <w:right w:w="90" w:type="dxa"/>
             </w:tcMar>
+            <w:shd w:fill="E8EDF0"/>
           </w:tcPr>
           <w:p>
             <w:pPr>
@@ -759,10 +6326,78 @@
             </w:pPr>
             <w:r>
               <w:rPr>
-                <w:b w:val="0"/>
-                <w:sz w:val="18"/>
+                <w:b/>
+                <w:sz w:val="19"/>
               </w:rPr>
-              <w:t>Ensamble, demostración, límites y paso al video</w:t>
+              <w:t>Equipo y función</w:t>
+            </w:r>
+          </w:p>
+        </w:tc>
+        <w:tc>
+          <w:tcPr>
+            <w:tcW w:type="dxa" w:w="1037"/>
+            <w:vAlign w:val="center"/>
+            <w:tcBorders>
+              <w:top w:val="single" w:sz="4" w:color="D9D9D9"/>
+              <w:left w:val="single" w:sz="4" w:color="D9D9D9"/>
+              <w:bottom w:val="single" w:sz="4" w:color="D9D9D9"/>
+              <w:right w:val="single" w:sz="4" w:color="D9D9D9"/>
+              <w:insideH w:val="single" w:sz="4" w:color="D9D9D9"/>
+              <w:insideV w:val="single" w:sz="4" w:color="D9D9D9"/>
+            </w:tcBorders>
+            <w:tcMar>
+              <w:top w:w="90" w:type="dxa"/>
+              <w:bottom w:w="90" w:type="dxa"/>
+              <w:left w:w="90" w:type="dxa"/>
+              <w:right w:w="90" w:type="dxa"/>
+            </w:tcMar>
+            <w:shd w:fill="E8EDF0"/>
+          </w:tcPr>
+          <w:p>
+            <w:pPr>
+              <w:spacing w:after="0" w:line="252" w:lineRule="auto"/>
+              <w:jc w:val="right"/>
+            </w:pPr>
+            <w:r>
+              <w:rPr>
+                <w:b/>
+                <w:sz w:val="19"/>
+              </w:rPr>
+              <w:t>Cantidad</w:t>
+            </w:r>
+          </w:p>
+        </w:tc>
+        <w:tc>
+          <w:tcPr>
+            <w:tcW w:type="dxa" w:w="3557"/>
+            <w:vAlign w:val="center"/>
+            <w:tcBorders>
+              <w:top w:val="single" w:sz="4" w:color="D9D9D9"/>
+              <w:left w:val="single" w:sz="4" w:color="D9D9D9"/>
+              <w:bottom w:val="single" w:sz="4" w:color="D9D9D9"/>
+              <w:right w:val="single" w:sz="4" w:color="D9D9D9"/>
+              <w:insideH w:val="single" w:sz="4" w:color="D9D9D9"/>
+              <w:insideV w:val="single" w:sz="4" w:color="D9D9D9"/>
+            </w:tcBorders>
+            <w:tcMar>
+              <w:top w:w="90" w:type="dxa"/>
+              <w:bottom w:w="90" w:type="dxa"/>
+              <w:left w:w="90" w:type="dxa"/>
+              <w:right w:w="90" w:type="dxa"/>
+            </w:tcMar>
+            <w:shd w:fill="E8EDF0"/>
+          </w:tcPr>
+          <w:p>
+            <w:pPr>
+              <w:spacing w:after="0" w:line="252" w:lineRule="auto"/>
+              <w:jc w:val="right"/>
+            </w:pPr>
+            <w:r>
+              <w:rPr>
+                <w:b/>
+                <w:sz w:val="19"/>
+              </w:rPr>
+              <w:t>Reposición aproximada COP</w:t>
             </w:r>
           </w:p>
         </w:tc>
@@ -773,7 +6408,7 @@
         </w:trPr>
         <w:tc>
           <w:tcPr>
-            <w:tcW w:type="dxa" w:w="1584"/>
+            <w:tcW w:type="dxa" w:w="5141"/>
             <w:vAlign w:val="center"/>
             <w:tcBorders>
               <w:top w:val="single" w:sz="4" w:color="D9D9D9"/>
@@ -784,29 +6419,28 @@
               <w:insideV w:val="single" w:sz="4" w:color="D9D9D9"/>
             </w:tcBorders>
             <w:tcMar>
-              <w:top w:w="85" w:type="dxa"/>
-              <w:left w:w="85" w:type="dxa"/>
-              <w:bottom w:w="85" w:type="dxa"/>
-              <w:right w:w="85" w:type="dxa"/>
+              <w:top w:w="90" w:type="dxa"/>
+              <w:bottom w:w="90" w:type="dxa"/>
+              <w:left w:w="90" w:type="dxa"/>
+              <w:right w:w="90" w:type="dxa"/>
             </w:tcMar>
           </w:tcPr>
           <w:p>
             <w:pPr>
               <w:spacing w:after="0" w:line="252" w:lineRule="auto"/>
-              <w:jc w:val="center"/>
             </w:pPr>
             <w:r>
               <w:rPr>
                 <w:b w:val="0"/>
-                <w:sz w:val="18"/>
+                <w:sz w:val="19"/>
               </w:rPr>
-              <w:t>12:00 a 15:00</w:t>
+              <w:t>Raspberry Pi para ejecutar y coordinar las aplicaciones</w:t>
             </w:r>
           </w:p>
         </w:tc>
         <w:tc>
           <w:tcPr>
-            <w:tcW w:type="dxa" w:w="2923"/>
+            <w:tcW w:type="dxa" w:w="1037"/>
             <w:vAlign w:val="center"/>
             <w:tcBorders>
               <w:top w:val="single" w:sz="4" w:color="D9D9D9"/>
@@ -817,28 +6451,29 @@
               <w:insideV w:val="single" w:sz="4" w:color="D9D9D9"/>
             </w:tcBorders>
             <w:tcMar>
-              <w:top w:w="85" w:type="dxa"/>
-              <w:left w:w="85" w:type="dxa"/>
-              <w:bottom w:w="85" w:type="dxa"/>
-              <w:right w:w="85" w:type="dxa"/>
+              <w:top w:w="90" w:type="dxa"/>
+              <w:bottom w:w="90" w:type="dxa"/>
+              <w:left w:w="90" w:type="dxa"/>
+              <w:right w:w="90" w:type="dxa"/>
             </w:tcMar>
           </w:tcPr>
           <w:p>
             <w:pPr>
               <w:spacing w:after="0" w:line="252" w:lineRule="auto"/>
+              <w:jc w:val="right"/>
             </w:pPr>
             <w:r>
               <w:rPr>
                 <w:b w:val="0"/>
-                <w:sz w:val="18"/>
+                <w:sz w:val="19"/>
               </w:rPr>
-              <w:t>Videoclip del proceso</w:t>
+              <w:t>1</w:t>
             </w:r>
           </w:p>
         </w:tc>
         <w:tc>
           <w:tcPr>
-            <w:tcW w:type="dxa" w:w="5198"/>
+            <w:tcW w:type="dxa" w:w="3557"/>
             <w:vAlign w:val="center"/>
             <w:tcBorders>
               <w:top w:val="single" w:sz="4" w:color="D9D9D9"/>
@@ -849,22 +6484,23 @@
               <w:insideV w:val="single" w:sz="4" w:color="D9D9D9"/>
             </w:tcBorders>
             <w:tcMar>
-              <w:top w:w="85" w:type="dxa"/>
-              <w:left w:w="85" w:type="dxa"/>
-              <w:bottom w:w="85" w:type="dxa"/>
-              <w:right w:w="85" w:type="dxa"/>
+              <w:top w:w="90" w:type="dxa"/>
+              <w:bottom w:w="90" w:type="dxa"/>
+              <w:left w:w="90" w:type="dxa"/>
+              <w:right w:w="90" w:type="dxa"/>
             </w:tcMar>
           </w:tcPr>
           <w:p>
             <w:pPr>
               <w:spacing w:after="0" w:line="252" w:lineRule="auto"/>
+              <w:jc w:val="right"/>
             </w:pPr>
             <w:r>
               <w:rPr>
                 <w:b w:val="0"/>
-                <w:sz w:val="18"/>
+                <w:sz w:val="19"/>
               </w:rPr>
-              <w:t>Cuatro bloques de 30, 60, 60 y 30 segundos</w:t>
+              <w:t>$650.000</w:t>
             </w:r>
           </w:p>
         </w:tc>
@@ -875,7 +6511,7 @@
         </w:trPr>
         <w:tc>
           <w:tcPr>
-            <w:tcW w:type="dxa" w:w="1584"/>
+            <w:tcW w:type="dxa" w:w="5141"/>
             <w:vAlign w:val="center"/>
             <w:tcBorders>
               <w:top w:val="single" w:sz="4" w:color="D9D9D9"/>
@@ -886,29 +6522,28 @@
               <w:insideV w:val="single" w:sz="4" w:color="D9D9D9"/>
             </w:tcBorders>
             <w:tcMar>
-              <w:top w:w="85" w:type="dxa"/>
-              <w:left w:w="85" w:type="dxa"/>
-              <w:bottom w:w="85" w:type="dxa"/>
-              <w:right w:w="85" w:type="dxa"/>
+              <w:top w:w="90" w:type="dxa"/>
+              <w:bottom w:w="90" w:type="dxa"/>
+              <w:left w:w="90" w:type="dxa"/>
+              <w:right w:w="90" w:type="dxa"/>
             </w:tcMar>
           </w:tcPr>
           <w:p>
             <w:pPr>
               <w:spacing w:after="0" w:line="252" w:lineRule="auto"/>
-              <w:jc w:val="center"/>
             </w:pPr>
             <w:r>
               <w:rPr>
                 <w:b w:val="0"/>
-                <w:sz w:val="18"/>
+                <w:sz w:val="19"/>
               </w:rPr>
-              <w:t>15:00 a 20:00</w:t>
+              <w:t>Cámara para obtener la imagen del tablero</w:t>
             </w:r>
           </w:p>
         </w:tc>
         <w:tc>
           <w:tcPr>
-            <w:tcW w:type="dxa" w:w="2923"/>
+            <w:tcW w:type="dxa" w:w="1037"/>
             <w:vAlign w:val="center"/>
             <w:tcBorders>
               <w:top w:val="single" w:sz="4" w:color="D9D9D9"/>
@@ -919,28 +6554,29 @@
               <w:insideV w:val="single" w:sz="4" w:color="D9D9D9"/>
             </w:tcBorders>
             <w:tcMar>
-              <w:top w:w="85" w:type="dxa"/>
-              <w:left w:w="85" w:type="dxa"/>
-              <w:bottom w:w="85" w:type="dxa"/>
-              <w:right w:w="85" w:type="dxa"/>
+              <w:top w:w="90" w:type="dxa"/>
+              <w:bottom w:w="90" w:type="dxa"/>
+              <w:left w:w="90" w:type="dxa"/>
+              <w:right w:w="90" w:type="dxa"/>
             </w:tcMar>
           </w:tcPr>
           <w:p>
             <w:pPr>
               <w:spacing w:after="0" w:line="252" w:lineRule="auto"/>
+              <w:jc w:val="right"/>
             </w:pPr>
             <w:r>
               <w:rPr>
                 <w:b w:val="0"/>
-                <w:sz w:val="18"/>
+                <w:sz w:val="19"/>
               </w:rPr>
-              <w:t>Todo el equipo</w:t>
+              <w:t>1</w:t>
             </w:r>
           </w:p>
         </w:tc>
         <w:tc>
           <w:tcPr>
-            <w:tcW w:type="dxa" w:w="5198"/>
+            <w:tcW w:type="dxa" w:w="3557"/>
             <w:vAlign w:val="center"/>
             <w:tcBorders>
               <w:top w:val="single" w:sz="4" w:color="D9D9D9"/>
@@ -951,1111 +6587,34 @@
               <w:insideV w:val="single" w:sz="4" w:color="D9D9D9"/>
             </w:tcBorders>
             <w:tcMar>
-              <w:top w:w="85" w:type="dxa"/>
-              <w:left w:w="85" w:type="dxa"/>
-              <w:bottom w:w="85" w:type="dxa"/>
-              <w:right w:w="85" w:type="dxa"/>
+              <w:top w:w="90" w:type="dxa"/>
+              <w:bottom w:w="90" w:type="dxa"/>
+              <w:left w:w="90" w:type="dxa"/>
+              <w:right w:w="90" w:type="dxa"/>
             </w:tcMar>
           </w:tcPr>
           <w:p>
             <w:pPr>
               <w:spacing w:after="0" w:line="252" w:lineRule="auto"/>
+              <w:jc w:val="right"/>
             </w:pPr>
             <w:r>
               <w:rPr>
                 <w:b w:val="0"/>
-                <w:sz w:val="18"/>
+                <w:sz w:val="19"/>
               </w:rPr>
-              <w:t>Preguntas técnicas del jurado</w:t>
+              <w:t>$350.000</w:t>
             </w:r>
           </w:p>
         </w:tc>
       </w:tr>
-    </w:tbl>
-    <w:p>
-      <w:pPr>
-        <w:pStyle w:val="Heading1"/>
-        <w:widowControl/>
-      </w:pPr>
-      <w:r>
-        <w:t>Cómo ensayar con este guion</w:t>
-      </w:r>
-    </w:p>
-    <w:p>
-      <w:pPr>
-        <w:widowControl/>
-      </w:pPr>
-      <w:r>
-        <w:t>Las indicaciones en cursiva son acciones de apoyo y no se leen en voz alta. El texto bajo cada tema está escrito para decirlo. Ensayen con cronómetro, mantengan las transiciones y repartan las respuestas según la especialidad.</w:t>
-      </w:r>
-    </w:p>
-    <w:p>
-      <w:pPr>
-        <w:widowControl/>
-      </w:pPr>
-      <w:r>
-        <w:t>El gestor presenta el presupuesto al inicio y vuelve únicamente durante los últimos cinco segundos para dar paso al video. Ese cierre está incluido en el bloque final; no se añade tiempo a los doce minutos.</w:t>
-      </w:r>
-    </w:p>
-    <w:p>
-      <w:pPr>
-        <w:widowControl/>
-      </w:pPr>
-      <w:r>
-        <w:t>La web permite explicar y explorar el modelo 3D. La demostración se opera desde la app real del robot, con la preparación hecha antes de empezar. La persona que maneja la presentación no envía movimientos desde esta web.</w:t>
-      </w:r>
-    </w:p>
-    <w:p>
-      <w:pPr>
-        <w:widowControl/>
-      </w:pPr>
-      <w:r/>
-      <w:hyperlink r:id="rId11">
-        <w:r>
-          <w:rPr>
-            <w:color w:val="164C71"/>
-            <w:u w:val="single"/>
-          </w:rPr>
-          <w:t>Abrir la presentación de JaqueBot</w:t>
-        </w:r>
-      </w:hyperlink>
-    </w:p>
-    <w:p>
-      <w:pPr>
-        <w:widowControl/>
-      </w:pPr>
-      <w:r>
-        <w:br w:type="page"/>
-      </w:r>
-    </w:p>
-    <w:p>
-      <w:pPr>
-        <w:pStyle w:val="Heading1"/>
-        <w:widowControl/>
-      </w:pPr>
-      <w:r>
-        <w:t>Gestor de proyecto</w:t>
-      </w:r>
-    </w:p>
-    <w:p>
-      <w:pPr>
-        <w:pStyle w:val="Subtitle"/>
-        <w:widowControl/>
-      </w:pPr>
-      <w:r>
-        <w:t>00:00 a 02:00   |   Bloque de dos minutos</w:t>
-      </w:r>
-    </w:p>
-    <w:p>
-      <w:pPr>
-        <w:widowControl/>
-      </w:pPr>
-      <w:r>
-        <w:t>Propósito. Presentar JaqueBot, su propósito, el resultado actual y el presupuesto.</w:t>
-      </w:r>
-    </w:p>
-    <w:p>
-      <w:pPr>
-        <w:widowControl/>
-        <w:spacing w:before="140" w:after="140"/>
-      </w:pPr>
-      <w:r>
-        <w:rPr>
-          <w:i/>
-          <w:color w:val="414141"/>
-          <w:sz w:val="19"/>
-        </w:rPr>
-        <w:t>En pantalla y en el prototipo. Abrir #1. Cambiar a #2, #3 y #15 usando Capítulos o Guion, porque el presupuesto se presenta al inicio. Señalar el prototipo sin operarlo. Terminar el texto a 01:55 y dejar cinco segundos para entregar la palabra; reservar el paso final al video para 11:55.</w:t>
-      </w:r>
-    </w:p>
-    <w:p>
-      <w:pPr>
-        <w:pStyle w:val="Heading2"/>
-        <w:widowControl/>
-      </w:pPr>
-      <w:r>
-        <w:t>Presentación</w:t>
-      </w:r>
-    </w:p>
-    <w:p>
-      <w:pPr>
-        <w:widowControl/>
-        <w:spacing w:after="80"/>
-      </w:pPr>
-      <w:r/>
-      <w:r>
-        <w:rPr>
-          <w:sz w:val="18"/>
-        </w:rPr>
-        <w:t xml:space="preserve">00:00 a 00:15   |   </w:t>
-      </w:r>
-      <w:hyperlink r:id="rId11">
-        <w:r>
-          <w:rPr>
-            <w:color w:val="164C71"/>
-            <w:u w:val="single"/>
-          </w:rPr>
-          <w:t>Capítulo 1  JaqueBot</w:t>
-        </w:r>
-      </w:hyperlink>
-    </w:p>
-    <w:p>
-      <w:pPr>
-        <w:widowControl/>
-      </w:pPr>
-      <w:r>
-        <w:t>Buenos días, jurados, docentes y compañeros. Nosotros somos el equipo de JaqueBot, del grado once C de la Institución Educativa Carlos Julio Torrado Peñaranda. Presentamos nuestro prototipo terminado y nuestro eslogan: Ajedrez que cobra movimiento.</w:t>
-      </w:r>
-    </w:p>
-    <w:p>
-      <w:pPr>
-        <w:pStyle w:val="Heading2"/>
-        <w:widowControl/>
-      </w:pPr>
-      <w:r>
-        <w:t>Problema y propósito</w:t>
-      </w:r>
-    </w:p>
-    <w:p>
-      <w:pPr>
-        <w:widowControl/>
-        <w:spacing w:after="80"/>
-      </w:pPr>
-      <w:r/>
-      <w:r>
-        <w:rPr>
-          <w:sz w:val="18"/>
-        </w:rPr>
-        <w:t xml:space="preserve">00:15 a 00:50   |   </w:t>
-      </w:r>
-      <w:hyperlink r:id="rId12">
-        <w:r>
-          <w:rPr>
-            <w:color w:val="164C71"/>
-            <w:u w:val="single"/>
-          </w:rPr>
-          <w:t>Capítulo 2  Del tablero a la industria.</w:t>
-        </w:r>
-      </w:hyperlink>
-    </w:p>
-    <w:p>
-      <w:pPr>
-        <w:widowControl/>
-      </w:pPr>
-      <w:r>
-        <w:t>Nuestro proyecto parte de una tarea frecuente: recoger un objeto y dejarlo en un destino. La idea es explorar un brazo programable que pueda mover y clasificar objetos para ayudar a optimizar tareas repetitivas. En el colegio convertimos esa idea en un reto de mecánica, electrónica y sistemas. Elegimos el ajedrez para demostrar cómo una decisión digital se convierte en una acción física. El ahorro de tiempo industrial es una proyección que debemos medir en un proceso real. Por eso el ajedrez es una demostración y no el único uso posible del brazo.</w:t>
-      </w:r>
-    </w:p>
-    <w:p>
-      <w:pPr>
-        <w:pStyle w:val="Heading2"/>
-        <w:widowControl/>
-      </w:pPr>
-      <w:r>
-        <w:t>Objetivos y resultado</w:t>
-      </w:r>
-    </w:p>
-    <w:p>
-      <w:pPr>
-        <w:widowControl/>
-        <w:spacing w:after="80"/>
-      </w:pPr>
-      <w:r/>
-      <w:r>
-        <w:rPr>
-          <w:sz w:val="18"/>
-        </w:rPr>
-        <w:t xml:space="preserve">00:50 a 01:20   |   </w:t>
-      </w:r>
-      <w:hyperlink r:id="rId13">
-        <w:r>
-          <w:rPr>
-            <w:color w:val="164C71"/>
-            <w:u w:val="single"/>
-          </w:rPr>
-          <w:t>Capítulo 3  Una decisión. Un movimiento.</w:t>
-        </w:r>
-      </w:hyperlink>
-    </w:p>
-    <w:p>
-      <w:pPr>
-        <w:widowControl/>
-      </w:pPr>
-      <w:r>
-        <w:t>Nos propusimos observar el tablero, calcular una jugada y trasladar una pieza. Integramos un brazo basado en EduSCARA, una cámara, control electrónico y dos aplicaciones. JaqueBot manual permite manejar y comprobar el brazo; JaqueBot Ajedrez integra visión, reglas y respuesta del robot. El prototipo funciona y requiere supervisión. La clasificación de otros objetos necesita adaptar el tamaño y la herramienta.</w:t>
-      </w:r>
-    </w:p>
-    <w:p>
-      <w:pPr>
-        <w:pStyle w:val="Heading2"/>
-        <w:widowControl/>
-      </w:pPr>
-      <w:r>
-        <w:t>Viabilidad y transición</w:t>
-      </w:r>
-    </w:p>
-    <w:p>
-      <w:pPr>
-        <w:widowControl/>
-        <w:spacing w:after="80"/>
-      </w:pPr>
-      <w:r/>
-      <w:r>
-        <w:rPr>
-          <w:sz w:val="18"/>
-        </w:rPr>
-        <w:t xml:space="preserve">01:20 a 01:55   |   </w:t>
-      </w:r>
-      <w:hyperlink r:id="rId14">
-        <w:r>
-          <w:rPr>
-            <w:color w:val="164C71"/>
-            <w:u w:val="single"/>
-          </w:rPr>
-          <w:t>Capítulo 15  Construir con criterio.</w:t>
-        </w:r>
-      </w:hyperlink>
-    </w:p>
-    <w:p>
-      <w:pPr>
-        <w:widowControl/>
-      </w:pPr>
-      <w:r>
-        <w:t>Nuestro presupuesto documenta dos pedidos que suman setecientos once mil cuatrocientos setenta y cuatro pesos con setenta y siete centavos. Informamos aproximadamente un millón de pesos con adicionales. Distinguimos herramientas reutilizables y consumibles; el millón es aproximado. Para cuantificar la optimización financiera debemos identificar los aportes reutilizados y las compras, sin inventar ahorros. Ahora nuestro compañero explicará cómo orientamos la programación y comprobamos las soluciones con ayuda de inteligencia artificial.</w:t>
-      </w:r>
-    </w:p>
-    <w:p>
-      <w:pPr>
-        <w:widowControl/>
-      </w:pPr>
-      <w:r>
-        <w:br w:type="page"/>
-      </w:r>
-    </w:p>
-    <w:p>
-      <w:pPr>
-        <w:pStyle w:val="Heading1"/>
-        <w:widowControl/>
-      </w:pPr>
-      <w:r>
-        <w:t>Ingeniero de IA</w:t>
-      </w:r>
-    </w:p>
-    <w:p>
-      <w:pPr>
-        <w:pStyle w:val="Subtitle"/>
-        <w:widowControl/>
-      </w:pPr>
-      <w:r>
-        <w:t>02:00 a 04:00   |   Bloque de dos minutos</w:t>
-      </w:r>
-    </w:p>
-    <w:p>
-      <w:pPr>
-        <w:widowControl/>
-      </w:pPr>
-      <w:r>
-        <w:t>Propósito. Explicar la consulta guiada a ChatGPT Codex y una depuración real.</w:t>
-      </w:r>
-    </w:p>
-    <w:p>
-      <w:pPr>
-        <w:widowControl/>
-        <w:spacing w:before="140" w:after="140"/>
-      </w:pPr>
-      <w:r>
-        <w:rPr>
-          <w:i/>
-          <w:color w:val="414141"/>
-          <w:sz w:val="19"/>
-        </w:rPr>
-        <w:t>En pantalla y en el prototipo. Abrir #4. Mostrar el esquema de consulta a ChatGPT Codex identificado como reconstrucción gráfica. Explicar contexto, restricciones y comprobación; señalar el caso de depuración real.</w:t>
-      </w:r>
-    </w:p>
-    <w:p>
-      <w:pPr>
-        <w:pStyle w:val="Heading2"/>
-        <w:widowControl/>
-      </w:pPr>
-      <w:r>
-        <w:t>Cómo orientamos las consultas</w:t>
-      </w:r>
-    </w:p>
-    <w:p>
-      <w:pPr>
-        <w:widowControl/>
-        <w:spacing w:after="80"/>
-      </w:pPr>
-      <w:r/>
-      <w:r>
-        <w:rPr>
-          <w:sz w:val="18"/>
-        </w:rPr>
-        <w:t xml:space="preserve">02:00 a 03:00   |   </w:t>
-      </w:r>
-      <w:hyperlink r:id="rId15">
-        <w:r>
-          <w:rPr>
-            <w:color w:val="164C71"/>
-            <w:u w:val="single"/>
-          </w:rPr>
-          <w:t>Capítulo 4  La IA acompaña. Nosotros comprobamos.</w:t>
-        </w:r>
-      </w:hyperlink>
-    </w:p>
-    <w:p>
-      <w:pPr>
-        <w:widowControl/>
-      </w:pPr>
-      <w:r>
-        <w:t>Nosotros usamos ChatGPT Codex como apoyo para implementar y revisar las aplicaciones. Para obtener una solución útil, explicamos el contexto: el brazo EduSCARA, la NUCLEO F446RE, la Raspberry Pi y el protocolo disponible. Después precisamos las restricciones: respetar límites articulares, conservar las órdenes existentes, permitir una sola aplicación dueña del USB y no repetir automáticamente un traslado que falle. También describimos las herramientas del proyecto: Python, OpenCV para ArUco y Stockfish como motor de ajedrez. Una consulta se puede resumir así: revisa esta secuencia con este hardware, conserva el protocolo y comprueba la llegada antes de continuar. Ese esquema nos ayuda a explicar cómo se guía una solución. Nosotros debemos revisar el código, probarlo y contrastar el comportamiento con los registros. Las respuestas útiles se convierten en cambios revisables, que podemos explicar frente al jurado.</w:t>
-      </w:r>
-    </w:p>
-    <w:p>
-      <w:pPr>
-        <w:pStyle w:val="Heading2"/>
-        <w:widowControl/>
-      </w:pPr>
-      <w:r>
-        <w:t>Caso real de depuración</w:t>
-      </w:r>
-    </w:p>
-    <w:p>
-      <w:pPr>
-        <w:widowControl/>
-        <w:spacing w:after="80"/>
-      </w:pPr>
-      <w:r/>
-      <w:r>
-        <w:rPr>
-          <w:sz w:val="18"/>
-        </w:rPr>
-        <w:t xml:space="preserve">03:00 a 04:00   |   </w:t>
-      </w:r>
-      <w:hyperlink r:id="rId15">
-        <w:r>
-          <w:rPr>
-            <w:color w:val="164C71"/>
-            <w:u w:val="single"/>
-          </w:rPr>
-          <w:t>Capítulo 4  La IA acompaña. Nosotros comprobamos.</w:t>
-        </w:r>
-      </w:hyperlink>
-    </w:p>
-    <w:p>
-      <w:pPr>
-        <w:widowControl/>
-      </w:pPr>
-      <w:r>
-        <w:t>Un problema real apareció durante una captura Bxa3: las lecturas de posición de la base no coincidían dentro de la misma operación. No podíamos concluir si había oscilación física o ruido de lectura. Aprendimos que recibir un ACK, la confirmación del controlador, no demuestra que el brazo llegó. Reforzamos la comprobación del software para exigir tres lecturas ADC consecutivas dentro de la tolerancia. Si no se confirma la llegada, se bloquea la sesión y no se vuelve a enviar el traslado. Además revisamos la coordinación del estacionamiento usando el mismo trabajador de control manual. Las pruebas de software ayudan a verificar esa lógica; la respuesta mecánica se observa en el prototipo. Nuestro compañero mostrará ahora los elementos que producen y permiten comprobar el movimiento.</w:t>
-      </w:r>
-    </w:p>
-    <w:p>
-      <w:pPr>
-        <w:widowControl/>
-      </w:pPr>
-      <w:r>
-        <w:br w:type="page"/>
-      </w:r>
-    </w:p>
-    <w:p>
-      <w:pPr>
-        <w:pStyle w:val="Heading1"/>
-        <w:widowControl/>
-      </w:pPr>
-      <w:r>
-        <w:t>Hardware primer aprendiz</w:t>
-      </w:r>
-    </w:p>
-    <w:p>
-      <w:pPr>
-        <w:pStyle w:val="Subtitle"/>
-        <w:widowControl/>
-      </w:pPr>
-      <w:r>
-        <w:t>04:00 a 06:00   |   Bloque de dos minutos</w:t>
-      </w:r>
-    </w:p>
-    <w:p>
-      <w:pPr>
-        <w:widowControl/>
-      </w:pPr>
-      <w:r>
-        <w:t>Propósito. Identificar estructura, actuadores, sensores, eje vertical y herramienta.</w:t>
-      </w:r>
-    </w:p>
-    <w:p>
-      <w:pPr>
-        <w:widowControl/>
-        <w:spacing w:before="140" w:after="140"/>
-      </w:pPr>
-      <w:r>
-        <w:rPr>
-          <w:i/>
-          <w:color w:val="414141"/>
-          <w:sz w:val="19"/>
-        </w:rPr>
-        <w:t>En pantalla y en el prototipo. Abrir #5 y después #6. Señalar en el 3D y en el prototipo base, codo, eslabones, potenciómetros, carro Z y electroimán. No mover articulaciones a mano durante una operación.</w:t>
-      </w:r>
-    </w:p>
-    <w:p>
-      <w:pPr>
-        <w:pStyle w:val="Heading2"/>
-        <w:widowControl/>
-      </w:pPr>
-      <w:r>
-        <w:t>Articulaciones y lectura de posición</w:t>
-      </w:r>
-    </w:p>
-    <w:p>
-      <w:pPr>
-        <w:widowControl/>
-        <w:spacing w:after="80"/>
-      </w:pPr>
-      <w:r/>
-      <w:r>
-        <w:rPr>
-          <w:sz w:val="18"/>
-        </w:rPr>
-        <w:t xml:space="preserve">04:00 a 04:55   |   </w:t>
-      </w:r>
-      <w:hyperlink r:id="rId16">
-        <w:r>
-          <w:rPr>
-            <w:color w:val="164C71"/>
-            <w:u w:val="single"/>
-          </w:rPr>
-          <w:t>Capítulo 5  Dos eslabones. Un espacio de trabajo.</w:t>
-        </w:r>
-      </w:hyperlink>
-    </w:p>
-    <w:p>
-      <w:pPr>
-        <w:widowControl/>
-      </w:pPr>
-      <w:r>
-        <w:t>Nosotros partimos de la plataforma EduSCARA. Aquí distinguimos la base, el primer eslabón, el codo y el segundo eslabón. Sus longitudes nominales son ciento veinticinco y cien milímetros. Los servomotores producen el giro y los potenciómetros aportan una señal que permite calcular los ángulos de base y codo. Con esos ángulos y las longitudes obtenemos la posición X e Y. El alcance geométrico máximo es de doscientos veinticinco milímetros, aunque los límites articulares y los obstáculos reducen los recorridos utilizables. Las fijaciones mantienen el conjunto; una holgura puede afectar la posición. Por eso nos interesa comprobar el destino y mantener libre el recorrido del brazo, los cables y la herramienta. La estructura y sus soportes conservan alineados los elementos que deben trabajar juntos.</w:t>
-      </w:r>
-    </w:p>
-    <w:p>
-      <w:pPr>
-        <w:pStyle w:val="Heading2"/>
-        <w:widowControl/>
-      </w:pPr>
-      <w:r>
-        <w:t>Elevación y electroimán</w:t>
-      </w:r>
-    </w:p>
-    <w:p>
-      <w:pPr>
-        <w:widowControl/>
-        <w:spacing w:after="80"/>
-      </w:pPr>
-      <w:r/>
-      <w:r>
-        <w:rPr>
-          <w:sz w:val="18"/>
-        </w:rPr>
-        <w:t xml:space="preserve">04:55 a 06:00   |   </w:t>
-      </w:r>
-      <w:hyperlink r:id="rId17">
-        <w:r>
-          <w:rPr>
-            <w:color w:val="164C71"/>
-            <w:u w:val="single"/>
-          </w:rPr>
-          <w:t>Capítulo 6  Acercar. Sujetar. Trasladar. Soltar.</w:t>
-        </w:r>
-      </w:hyperlink>
-    </w:p>
-    <w:p>
-      <w:pPr>
-        <w:widowControl/>
-      </w:pPr>
-      <w:r>
-        <w:t>El eje Z permite subir y bajar la herramienta. En el ajedrez, el brazo llega a la pieza, baja a la altura guardada y activa el electroimán. Después eleva la pieza y la transporta. En el destino baja, apaga el imán y retira la herramienta. La bobina utiliza doce voltios y un módulo MOSFET; no recibe su corriente directamente de la señal del microcontrolador. El indicador de la aplicación muestra la señal electrónica, no la fuerza de agarre ni cuántas piezas quedaron sujetas. Tampoco tenemos un sensor que mida la altura real de Z: la referencia se comprueba visualmente. Esa diferencia explica por qué observamos la toma y la liberación. Ahora veremos cómo se relacionan estos elementos con la cámara y las conexiones del sistema.</w:t>
-      </w:r>
-    </w:p>
-    <w:p>
-      <w:pPr>
-        <w:widowControl/>
-      </w:pPr>
-      <w:r>
-        <w:br w:type="page"/>
-      </w:r>
-    </w:p>
-    <w:p>
-      <w:pPr>
-        <w:pStyle w:val="Heading1"/>
-        <w:widowControl/>
-      </w:pPr>
-      <w:r>
-        <w:t>Hardware segundo aprendiz</w:t>
-      </w:r>
-    </w:p>
-    <w:p>
-      <w:pPr>
-        <w:pStyle w:val="Subtitle"/>
-        <w:widowControl/>
-      </w:pPr>
-      <w:r>
-        <w:t>06:00 a 08:00   |   Bloque de dos minutos</w:t>
-      </w:r>
-    </w:p>
-    <w:p>
-      <w:pPr>
-        <w:widowControl/>
-      </w:pPr>
-      <w:r>
-        <w:t>Propósito. Explicar visión, calibraciones, comunicación, alimentación y seguridad.</w:t>
-      </w:r>
-    </w:p>
-    <w:p>
-      <w:pPr>
-        <w:widowControl/>
-        <w:spacing w:before="140" w:after="140"/>
-      </w:pPr>
-      <w:r>
-        <w:rPr>
-          <w:i/>
-          <w:color w:val="414141"/>
-          <w:sz w:val="19"/>
-        </w:rPr>
-        <w:t>En pantalla y en el prototipo. Abrir #7 y #8. Enfocar la cámara Sony IMX500 y después Raspberry Pi, NUCLEO y conexiones. Mostrar el esquema del montaje actual; no usar el de una PCB futura como si estuviera instalada.</w:t>
-      </w:r>
-    </w:p>
-    <w:p>
-      <w:pPr>
-        <w:pStyle w:val="Heading2"/>
-        <w:widowControl/>
-      </w:pPr>
-      <w:r>
-        <w:t>Visión y referencias</w:t>
-      </w:r>
-    </w:p>
-    <w:p>
-      <w:pPr>
-        <w:widowControl/>
-        <w:spacing w:after="80"/>
-      </w:pPr>
-      <w:r/>
-      <w:r>
-        <w:rPr>
-          <w:sz w:val="18"/>
-        </w:rPr>
-        <w:t xml:space="preserve">06:00 a 06:55   |   </w:t>
-      </w:r>
-      <w:hyperlink r:id="rId18">
-        <w:r>
-          <w:rPr>
-            <w:color w:val="164C71"/>
-            <w:u w:val="single"/>
-          </w:rPr>
-          <w:t>Capítulo 7  Cada pieza tiene una identidad.</w:t>
-        </w:r>
-      </w:hyperlink>
-    </w:p>
-    <w:p>
-      <w:pPr>
-        <w:widowControl/>
-      </w:pPr>
-      <w:r>
-        <w:t>Nosotros usamos una Raspberry Pi AI Camera con sensor Sony IMX500 para capturar el tablero. OpenCV reconoce los marcadores ArUco en la Raspberry. Cada identidad se asocia a una pieza y cuatro referencias sitúan la cuadrícula en la imagen. No depende de una IA en la nube que adivine las piezas. Calibramos por separado cámara, tablero y posiciones del brazo. También importa la altura de las etiquetas. Una imagen anterior no confirma una jugada nueva; la aplicación necesita observaciones estables. La Raspberry ejecuta las aplicaciones y coordina el sistema. La NUCLEO se encarga de las señales físicas de los servos, las lecturas de los potenciómetros y el control del electroimán. Si cambiamos la cámara o movemos el tablero, revisamos de nuevo esas referencias.</w:t>
-      </w:r>
-    </w:p>
-    <w:p>
-      <w:pPr>
-        <w:pStyle w:val="Heading2"/>
-        <w:widowControl/>
-      </w:pPr>
-      <w:r>
-        <w:t>Señales y seguridad</w:t>
-      </w:r>
-    </w:p>
-    <w:p>
-      <w:pPr>
-        <w:widowControl/>
-        <w:spacing w:after="80"/>
-      </w:pPr>
-      <w:r/>
-      <w:r>
-        <w:rPr>
-          <w:sz w:val="18"/>
-        </w:rPr>
-        <w:t xml:space="preserve">06:55 a 08:00   |   </w:t>
-      </w:r>
-      <w:hyperlink r:id="rId19">
-        <w:r>
-          <w:rPr>
-            <w:color w:val="164C71"/>
-            <w:u w:val="single"/>
-          </w:rPr>
-          <w:t>Capítulo 8  Cada señal tiene una función.</w:t>
-        </w:r>
-      </w:hyperlink>
-    </w:p>
-    <w:p>
-      <w:pPr>
-        <w:widowControl/>
-      </w:pPr>
-      <w:r>
-        <w:t>El enlace entre aplicación y NUCLEO es USB serial a ciento quince mil doscientos baudios. Las órdenes tienen cuarenta y ocho bytes y una confirmación de cuatro bytes. Los servos reciben señales de control y los potenciómetros entran por ADC, que convierte una señal analógica en datos. La señal PB5 gobierna el MOSFET del electroimán. En el montaje actual pasa por el borne B8; allí no se conectan doce voltios. Los servos utilizan cinco voltios y la bobina doce, con las tierras conectadas según el esquema. Antes de operar revisamos polaridad, cables, recorrido y referencia de Z. El corte de alimentación de servos queda accesible: bloquear la pantalla evita nuevas órdenes, pero no equivale a detener físicamente un movimiento en curso. Nuestro desarrollador explicará cómo organizamos ese control en las dos aplicaciones.</w:t>
-      </w:r>
-    </w:p>
-    <w:p>
-      <w:pPr>
-        <w:widowControl/>
-      </w:pPr>
-      <w:r>
-        <w:br w:type="page"/>
-      </w:r>
-    </w:p>
-    <w:p>
-      <w:pPr>
-        <w:pStyle w:val="Heading1"/>
-        <w:widowControl/>
-      </w:pPr>
-      <w:r>
-        <w:t>Desarrollador</w:t>
-      </w:r>
-    </w:p>
-    <w:p>
-      <w:pPr>
-        <w:pStyle w:val="Subtitle"/>
-        <w:widowControl/>
-      </w:pPr>
-      <w:r>
-        <w:t>08:00 a 10:00   |   Bloque de dos minutos</w:t>
-      </w:r>
-    </w:p>
-    <w:p>
-      <w:pPr>
-        <w:widowControl/>
-      </w:pPr>
-      <w:r>
-        <w:t>Propósito. Explicar firmware, interfaces, lógica de juego y comprobación de movimientos.</w:t>
-      </w:r>
-    </w:p>
-    <w:p>
-      <w:pPr>
-        <w:widowControl/>
-        <w:spacing w:before="140" w:after="140"/>
-      </w:pPr>
-      <w:r>
-        <w:rPr>
-          <w:i/>
-          <w:color w:val="414141"/>
-          <w:sz w:val="19"/>
-        </w:rPr>
-        <w:t>En pantalla y en el prototipo. Abrir #9 y #10. Ampliar las capturas de ambas apps y señalar sus controles. Mostrar las interfaces reales en la Raspberry si está preparada. Navegar por esta web solo explica el proyecto; no envía órdenes al robot.</w:t>
-      </w:r>
-    </w:p>
-    <w:p>
-      <w:pPr>
-        <w:pStyle w:val="Heading2"/>
-        <w:widowControl/>
-      </w:pPr>
-      <w:r>
-        <w:t>Control manual y software embebido</w:t>
-      </w:r>
-    </w:p>
-    <w:p>
-      <w:pPr>
-        <w:widowControl/>
-        <w:spacing w:after="80"/>
-      </w:pPr>
-      <w:r/>
-      <w:r>
-        <w:rPr>
-          <w:sz w:val="18"/>
-        </w:rPr>
-        <w:t xml:space="preserve">08:00 a 09:00   |   </w:t>
-      </w:r>
-      <w:hyperlink r:id="rId20">
-        <w:r>
-          <w:rPr>
-            <w:color w:val="164C71"/>
-            <w:u w:val="single"/>
-          </w:rPr>
-          <w:t>Capítulo 9  App 01. Control en tus manos.</w:t>
-        </w:r>
-      </w:hyperlink>
-    </w:p>
-    <w:p>
-      <w:pPr>
-        <w:widowControl/>
-      </w:pPr>
-      <w:r>
-        <w:t>Nosotros tenemos dos aplicaciones. JaqueBot manual permite conectar la NUCLEO, preparar los motores y elegir movimientos de base, codo y Z. Podemos introducir ángulos o preparar un destino X e Y. Arrastrar la punta solo previsualiza; la orden se envía al pulsar Mover. También activamos o desactivamos el electroimán. El servidor valida parámetros y límites, y un trabajador administra el puerto serial. El firmware está desarrollado en C para STM32: inicializa comunicaciones, temporizadores y lecturas; sus variables guardan órdenes, destinos y estados. Sus condiciones deciden qué comando ejecutar. Conservamos el protocolo original de EduSCARA. Como ambas apps comparten hardware, una sola puede tener abierto el USB. Desconectamos una antes de conectarlo desde la otra para evitar órdenes en conflicto. La interfaz presenta el estado y el servidor decide si la acción está permitida.</w:t>
-      </w:r>
-    </w:p>
-    <w:p>
-      <w:pPr>
-        <w:pStyle w:val="Heading2"/>
-        <w:widowControl/>
-      </w:pPr>
-      <w:r>
-        <w:t>Ajedrez y máquina de estados</w:t>
-      </w:r>
-    </w:p>
-    <w:p>
-      <w:pPr>
-        <w:widowControl/>
-        <w:spacing w:after="80"/>
-      </w:pPr>
-      <w:r/>
-      <w:r>
-        <w:rPr>
-          <w:sz w:val="18"/>
-        </w:rPr>
-        <w:t xml:space="preserve">09:00 a 10:00   |   </w:t>
-      </w:r>
-      <w:hyperlink r:id="rId21">
-        <w:r>
-          <w:rPr>
-            <w:color w:val="164C71"/>
-            <w:u w:val="single"/>
-          </w:rPr>
-          <w:t>Capítulo 10  App 02. El tablero responde.</w:t>
-        </w:r>
-      </w:hyperlink>
-    </w:p>
-    <w:p>
-      <w:pPr>
-        <w:widowControl/>
-      </w:pPr>
-      <w:r>
-        <w:t>JaqueBot Ajedrez añade la cámara y el juego. OpenCV identifica ArUco, python-chess valida las reglas y Stockfish calcula una respuesta legal mediante UCI. Nuestra aplicación une esas funciones con el brazo. La máquina de estados separa turno humano, validación, cálculo, movimiento y verificación. Tras aceptar la jugada humana, planifica los traslados y coordina Z y electroimán. Una captura retira primero la pieza rival; la promoción requiere intervención manual. Al terminar se estaciona el brazo y una nueva imagen comprueba la posición. En la depuración del estacionamiento revisamos que el codo partiera de la posición leída y que la base siguiera en su referencia. El envío de una orden no se confunde con llegada. Ahora nuestro compañero presenta el montaje y guía la demostración física.</w:t>
-      </w:r>
-    </w:p>
-    <w:p>
-      <w:pPr>
-        <w:widowControl/>
-      </w:pPr>
-      <w:r>
-        <w:br w:type="page"/>
-      </w:r>
-    </w:p>
-    <w:p>
-      <w:pPr>
-        <w:pStyle w:val="Heading1"/>
-        <w:widowControl/>
-      </w:pPr>
-      <w:r>
-        <w:t>Maquetador</w:t>
-      </w:r>
-    </w:p>
-    <w:p>
-      <w:pPr>
-        <w:pStyle w:val="Subtitle"/>
-        <w:widowControl/>
-      </w:pPr>
-      <w:r>
-        <w:t>10:00 a 12:00   |   Bloque de dos minutos</w:t>
-      </w:r>
-    </w:p>
-    <w:p>
-      <w:pPr>
-        <w:widowControl/>
-      </w:pPr>
-      <w:r>
-        <w:t>Propósito. Mostrar fabricación, demostrar el ciclo, explicar límites y entregar el cierre al gestor.</w:t>
-      </w:r>
-    </w:p>
-    <w:p>
-      <w:pPr>
-        <w:widowControl/>
-        <w:spacing w:before="140" w:after="140"/>
-      </w:pPr>
-      <w:r>
-        <w:rPr>
-          <w:i/>
-          <w:color w:val="414141"/>
-          <w:sz w:val="19"/>
-        </w:rPr>
-        <w:t>En pantalla y en el prototipo. Orden recomendado #12, #11, #13, #14 y #16. El equipo debe haber preparado y ensayado una transferencia breve antes de la exposición. Una persona opera la app real y otra supervisa piezas y recorrido. Narrar mientras se observa el ciclo; no improvisar una partida larga.</w:t>
-      </w:r>
-    </w:p>
-    <w:p>
-      <w:pPr>
-        <w:pStyle w:val="Heading2"/>
-        <w:widowControl/>
-      </w:pPr>
-      <w:r>
-        <w:t>Diseño y ensamble</w:t>
-      </w:r>
-    </w:p>
-    <w:p>
-      <w:pPr>
-        <w:widowControl/>
-        <w:spacing w:after="80"/>
-      </w:pPr>
-      <w:r/>
-      <w:r>
-        <w:rPr>
-          <w:sz w:val="18"/>
-        </w:rPr>
-        <w:t xml:space="preserve">10:00 a 10:25   |   </w:t>
-      </w:r>
-      <w:hyperlink r:id="rId22">
-        <w:r>
-          <w:rPr>
-            <w:color w:val="164C71"/>
-            <w:u w:val="single"/>
-          </w:rPr>
-          <w:t>Capítulo 12  Diseñar. Ensamblar. Poner a funcionar.</w:t>
-        </w:r>
-      </w:hyperlink>
-    </w:p>
-    <w:p>
-      <w:pPr>
-        <w:widowControl/>
-      </w:pPr>
-      <w:r>
-        <w:t>Nosotros adaptamos EduSCARA en Autodesk Fusion y trabajamos el conjunto de tablero, piezas, etiquetas y soportes. La fabricación y el ensamble unieron estructura, fijaciones, cableado y herramienta. El modelo 3D explica la geometría; el montaje físico muestra cómo se integraron sus componentes. Reconocemos la plataforma original de los autores de EduSCARA.</w:t>
-      </w:r>
-    </w:p>
-    <w:p>
-      <w:pPr>
-        <w:pStyle w:val="Heading2"/>
-        <w:widowControl/>
-      </w:pPr>
-      <w:r>
-        <w:t>Demostración supervisada</w:t>
-      </w:r>
-    </w:p>
-    <w:p>
-      <w:pPr>
-        <w:widowControl/>
-        <w:spacing w:after="80"/>
-      </w:pPr>
-      <w:r/>
-      <w:r>
-        <w:rPr>
-          <w:sz w:val="18"/>
-        </w:rPr>
-        <w:t xml:space="preserve">10:25 a 11:20   |   </w:t>
-      </w:r>
-      <w:hyperlink r:id="rId23">
-        <w:r>
-          <w:rPr>
-            <w:color w:val="164C71"/>
-            <w:u w:val="single"/>
-          </w:rPr>
-          <w:t>Capítulo 11  Del cálculo a la pieza real.</w:t>
-        </w:r>
-      </w:hyperlink>
-    </w:p>
-    <w:p>
-      <w:pPr>
-        <w:widowControl/>
-      </w:pPr>
-      <w:r>
-        <w:t>Ahora observamos el prototipo preparado. La aplicación calcula la respuesta con Stockfish. Seguimos la pieza: el brazo llega, baja Z, activa el electroimán, eleva y traslada. En el destino baja y libera. Nosotros comprobamos que sea una sola pieza y que quede en su casilla. Después la cámara verifica el resultado. Este recorrido web explica el sistema; la acción la realiza el robot desde su aplicación.</w:t>
-      </w:r>
-    </w:p>
-    <w:p>
-      <w:pPr>
-        <w:pStyle w:val="Heading2"/>
-        <w:widowControl/>
-      </w:pPr>
-      <w:r>
-        <w:t>Limitación real</w:t>
-      </w:r>
-    </w:p>
-    <w:p>
-      <w:pPr>
-        <w:widowControl/>
-        <w:spacing w:after="80"/>
-      </w:pPr>
-      <w:r/>
-      <w:r>
-        <w:rPr>
-          <w:sz w:val="18"/>
-        </w:rPr>
-        <w:t xml:space="preserve">11:20 a 11:40   |   </w:t>
-      </w:r>
-      <w:hyperlink r:id="rId24">
-        <w:r>
-          <w:rPr>
-            <w:color w:val="164C71"/>
-            <w:u w:val="single"/>
-          </w:rPr>
-          <w:t>Capítulo 13  La precisión también se aprende.</w:t>
-        </w:r>
-      </w:hyperlink>
-    </w:p>
-    <w:p>
-      <w:pPr>
-        <w:widowControl/>
-      </w:pPr>
-      <w:r>
-        <w:t>Nuestro tablero es pequeño y las piezas quedan próximas. A veces el electroimán puede levantar más de una. Por eso supervisamos la toma y corregimos el tablero cuando ocurre. La señal electrónica no detecta cuántas piezas se sujetaron.</w:t>
-      </w:r>
-    </w:p>
-    <w:p>
-      <w:pPr>
-        <w:pStyle w:val="Heading2"/>
-        <w:widowControl/>
-      </w:pPr>
-      <w:r>
-        <w:t>Adaptación industrial</w:t>
-      </w:r>
-    </w:p>
-    <w:p>
-      <w:pPr>
-        <w:widowControl/>
-        <w:spacing w:after="80"/>
-      </w:pPr>
-      <w:r/>
-      <w:r>
-        <w:rPr>
-          <w:sz w:val="18"/>
-        </w:rPr>
-        <w:t xml:space="preserve">11:40 a 11:50   |   </w:t>
-      </w:r>
-      <w:hyperlink r:id="rId25">
-        <w:r>
-          <w:rPr>
-            <w:color w:val="164C71"/>
-            <w:u w:val="single"/>
-          </w:rPr>
-          <w:t>Capítulo 14  Otra tarea. Otra escala.</w:t>
-        </w:r>
-      </w:hyperlink>
-    </w:p>
-    <w:p>
-      <w:pPr>
-        <w:widowControl/>
-      </w:pPr>
-      <w:r>
-        <w:t>Para producción adaptaríamos tamaño, alcance y herramienta. Mediríamos tiempo y fiabilidad con objetos reales antes de afirmar una mejora industrial.</w:t>
-      </w:r>
-    </w:p>
-    <w:p>
-      <w:pPr>
-        <w:pStyle w:val="Heading2"/>
-        <w:widowControl/>
-      </w:pPr>
-      <w:r>
-        <w:t>Entrega y paso al video</w:t>
-      </w:r>
-    </w:p>
-    <w:p>
-      <w:pPr>
-        <w:widowControl/>
-        <w:spacing w:after="80"/>
-      </w:pPr>
-      <w:r/>
-      <w:r>
-        <w:rPr>
-          <w:sz w:val="18"/>
-        </w:rPr>
-        <w:t xml:space="preserve">11:50 a 11:55   |   </w:t>
-      </w:r>
-      <w:hyperlink r:id="rId26">
-        <w:r>
-          <w:rPr>
-            <w:color w:val="164C71"/>
-            <w:u w:val="single"/>
-          </w:rPr>
-          <w:t>Capítulo 16  JaqueBot</w:t>
-        </w:r>
-      </w:hyperlink>
-    </w:p>
-    <w:p>
-      <w:pPr>
-        <w:widowControl/>
-      </w:pPr>
-      <w:r>
-        <w:t>Concluimos la demostración. Nuestro gestor presenta el video del proceso.</w:t>
-      </w:r>
-    </w:p>
-    <w:p>
-      <w:pPr>
-        <w:pStyle w:val="Heading2"/>
-        <w:widowControl/>
-      </w:pPr>
-      <w:r>
-        <w:t>Paso al video por el gestor</w:t>
-      </w:r>
-    </w:p>
-    <w:p>
-      <w:pPr>
-        <w:widowControl/>
-      </w:pPr>
-      <w:r>
-        <w:t>11:55 a 12:00   |   Gestor de proyecto</w:t>
-      </w:r>
-    </w:p>
-    <w:p>
-      <w:pPr>
-        <w:widowControl/>
-      </w:pPr>
-      <w:r>
-        <w:t>Presentamos tres minutos de diseño, pruebas y construcción de JaqueBot.</w:t>
-      </w:r>
-    </w:p>
-    <w:p>
-      <w:pPr>
-        <w:widowControl/>
-        <w:spacing w:before="140" w:after="140"/>
-      </w:pPr>
-      <w:r>
-        <w:rPr>
-          <w:i/>
-          <w:color w:val="414141"/>
-          <w:sz w:val="19"/>
-        </w:rPr>
-        <w:t>Durante la demostración, el equipo observa el agarre y la liberación. Si hay una toma múltiple o una lectura sin confirmar, se interrumpe la operación y se revisa; no se repite un traslado automáticamente. Si se requiere explicarlo: Estamos verificando la posición antes de continuar. Corregimos la toma y volvemos a validar el tablero.</w:t>
-      </w:r>
-    </w:p>
-    <w:p>
-      <w:pPr>
-        <w:widowControl/>
-      </w:pPr>
-      <w:r>
-        <w:br w:type="page"/>
-      </w:r>
-    </w:p>
-    <w:p>
-      <w:pPr>
-        <w:pStyle w:val="Heading1"/>
-        <w:widowControl/>
-      </w:pPr>
-      <w:r>
-        <w:t>Videoclip de cierre</w:t>
-      </w:r>
-    </w:p>
-    <w:p>
-      <w:pPr>
-        <w:pStyle w:val="Subtitle"/>
-        <w:widowControl/>
-      </w:pPr>
-      <w:r>
-        <w:t>12:00 a 15:00   |   Duración total de tres minutos</w:t>
-      </w:r>
-    </w:p>
-    <w:tbl>
-      <w:tblPr>
-        <w:tblW w:type="auto" w:w="0"/>
-        <w:jc w:val="center"/>
-        <w:tblLayout w:type="fixed"/>
-        <w:tblLook w:firstColumn="1" w:firstRow="1" w:lastColumn="0" w:lastRow="0" w:noHBand="0" w:noVBand="1" w:val="04A0"/>
-      </w:tblPr>
-      <w:tblGrid>
-        <w:gridCol w:w="1512"/>
-        <w:gridCol w:w="2390"/>
-        <w:gridCol w:w="5803"/>
-      </w:tblGrid>
       <w:tr>
         <w:trPr>
-          <w:tblHeader/>
           <w:cantSplit/>
         </w:trPr>
         <w:tc>
           <w:tcPr>
-            <w:tcW w:type="dxa" w:w="1512"/>
+            <w:tcW w:type="dxa" w:w="5141"/>
             <w:vAlign w:val="center"/>
             <w:tcBorders>
               <w:top w:val="single" w:sz="4" w:color="D9D9D9"/>
@@ -2066,30 +6625,28 @@
               <w:insideV w:val="single" w:sz="4" w:color="D9D9D9"/>
             </w:tcBorders>
             <w:tcMar>
-              <w:top w:w="85" w:type="dxa"/>
-              <w:left w:w="85" w:type="dxa"/>
-              <w:bottom w:w="85" w:type="dxa"/>
-              <w:right w:w="85" w:type="dxa"/>
+              <w:top w:w="90" w:type="dxa"/>
+              <w:bottom w:w="90" w:type="dxa"/>
+              <w:left w:w="90" w:type="dxa"/>
+              <w:right w:w="90" w:type="dxa"/>
             </w:tcMar>
-            <w:shd w:fill="E8EDF0"/>
           </w:tcPr>
           <w:p>
             <w:pPr>
               <w:spacing w:after="0" w:line="252" w:lineRule="auto"/>
-              <w:jc w:val="center"/>
             </w:pPr>
             <w:r>
               <w:rPr>
-                <w:b/>
-                <w:sz w:val="18"/>
+                <w:b w:val="0"/>
+                <w:sz w:val="19"/>
               </w:rPr>
-              <w:t>Tramo</w:t>
+              <w:t>Valor de reposición de los dos equipos</w:t>
             </w:r>
           </w:p>
         </w:tc>
         <w:tc>
           <w:tcPr>
-            <w:tcW w:type="dxa" w:w="2390"/>
+            <w:tcW w:type="dxa" w:w="1037"/>
             <w:vAlign w:val="center"/>
             <w:tcBorders>
               <w:top w:val="single" w:sz="4" w:color="D9D9D9"/>
@@ -2100,29 +6657,28 @@
               <w:insideV w:val="single" w:sz="4" w:color="D9D9D9"/>
             </w:tcBorders>
             <w:tcMar>
-              <w:top w:w="85" w:type="dxa"/>
-              <w:left w:w="85" w:type="dxa"/>
-              <w:bottom w:w="85" w:type="dxa"/>
-              <w:right w:w="85" w:type="dxa"/>
+              <w:top w:w="90" w:type="dxa"/>
+              <w:bottom w:w="90" w:type="dxa"/>
+              <w:left w:w="90" w:type="dxa"/>
+              <w:right w:w="90" w:type="dxa"/>
             </w:tcMar>
-            <w:shd w:fill="E8EDF0"/>
           </w:tcPr>
           <w:p>
             <w:pPr>
               <w:spacing w:after="0" w:line="252" w:lineRule="auto"/>
+              <w:jc w:val="right"/>
             </w:pPr>
             <w:r>
               <w:rPr>
-                <w:b/>
-                <w:sz w:val="18"/>
+                <w:b w:val="0"/>
+                <w:sz w:val="19"/>
               </w:rPr>
-              <w:t>Enfoque</w:t>
             </w:r>
           </w:p>
         </w:tc>
         <w:tc>
           <w:tcPr>
-            <w:tcW w:type="dxa" w:w="5803"/>
+            <w:tcW w:type="dxa" w:w="3557"/>
             <w:vAlign w:val="center"/>
             <w:tcBorders>
               <w:top w:val="single" w:sz="4" w:color="D9D9D9"/>
@@ -2133,431 +6689,23 @@
               <w:insideV w:val="single" w:sz="4" w:color="D9D9D9"/>
             </w:tcBorders>
             <w:tcMar>
-              <w:top w:w="85" w:type="dxa"/>
-              <w:left w:w="85" w:type="dxa"/>
-              <w:bottom w:w="85" w:type="dxa"/>
-              <w:right w:w="85" w:type="dxa"/>
-            </w:tcMar>
-            <w:shd w:fill="E8EDF0"/>
-          </w:tcPr>
-          <w:p>
-            <w:pPr>
-              <w:spacing w:after="0" w:line="252" w:lineRule="auto"/>
-            </w:pPr>
-            <w:r>
-              <w:rPr>
-                <w:b/>
-                <w:sz w:val="18"/>
-              </w:rPr>
-              <w:t>Recursos en pantalla</w:t>
-            </w:r>
-          </w:p>
-        </w:tc>
-      </w:tr>
-      <w:tr>
-        <w:trPr>
-          <w:cantSplit/>
-        </w:trPr>
-        <w:tc>
-          <w:tcPr>
-            <w:tcW w:type="dxa" w:w="1512"/>
-            <w:vAlign w:val="center"/>
-            <w:tcBorders>
-              <w:top w:val="single" w:sz="4" w:color="D9D9D9"/>
-              <w:left w:val="single" w:sz="4" w:color="D9D9D9"/>
-              <w:bottom w:val="single" w:sz="4" w:color="D9D9D9"/>
-              <w:right w:val="single" w:sz="4" w:color="D9D9D9"/>
-              <w:insideH w:val="single" w:sz="4" w:color="D9D9D9"/>
-              <w:insideV w:val="single" w:sz="4" w:color="D9D9D9"/>
-            </w:tcBorders>
-            <w:tcMar>
-              <w:top w:w="85" w:type="dxa"/>
-              <w:left w:w="85" w:type="dxa"/>
-              <w:bottom w:w="85" w:type="dxa"/>
-              <w:right w:w="85" w:type="dxa"/>
+              <w:top w:w="90" w:type="dxa"/>
+              <w:bottom w:w="90" w:type="dxa"/>
+              <w:left w:w="90" w:type="dxa"/>
+              <w:right w:w="90" w:type="dxa"/>
             </w:tcMar>
           </w:tcPr>
           <w:p>
             <w:pPr>
               <w:spacing w:after="0" w:line="252" w:lineRule="auto"/>
-              <w:jc w:val="center"/>
+              <w:jc w:val="right"/>
             </w:pPr>
             <w:r>
               <w:rPr>
                 <w:b w:val="0"/>
-                <w:sz w:val="18"/>
+                <w:sz w:val="19"/>
               </w:rPr>
-              <w:t>00:00 a 00:30</w:t>
-            </w:r>
-          </w:p>
-        </w:tc>
-        <w:tc>
-          <w:tcPr>
-            <w:tcW w:type="dxa" w:w="2390"/>
-            <w:vAlign w:val="center"/>
-            <w:tcBorders>
-              <w:top w:val="single" w:sz="4" w:color="D9D9D9"/>
-              <w:left w:val="single" w:sz="4" w:color="D9D9D9"/>
-              <w:bottom w:val="single" w:sz="4" w:color="D9D9D9"/>
-              <w:right w:val="single" w:sz="4" w:color="D9D9D9"/>
-              <w:insideH w:val="single" w:sz="4" w:color="D9D9D9"/>
-              <w:insideV w:val="single" w:sz="4" w:color="D9D9D9"/>
-            </w:tcBorders>
-            <w:tcMar>
-              <w:top w:w="85" w:type="dxa"/>
-              <w:left w:w="85" w:type="dxa"/>
-              <w:bottom w:w="85" w:type="dxa"/>
-              <w:right w:w="85" w:type="dxa"/>
-            </w:tcMar>
-          </w:tcPr>
-          <w:p>
-            <w:pPr>
-              <w:spacing w:after="0" w:line="252" w:lineRule="auto"/>
-            </w:pPr>
-            <w:r>
-              <w:rPr>
-                <w:b w:val="0"/>
-                <w:sz w:val="18"/>
-              </w:rPr>
-              <w:t>El reto</w:t>
-            </w:r>
-          </w:p>
-        </w:tc>
-        <w:tc>
-          <w:tcPr>
-            <w:tcW w:type="dxa" w:w="5803"/>
-            <w:vAlign w:val="center"/>
-            <w:tcBorders>
-              <w:top w:val="single" w:sz="4" w:color="D9D9D9"/>
-              <w:left w:val="single" w:sz="4" w:color="D9D9D9"/>
-              <w:bottom w:val="single" w:sz="4" w:color="D9D9D9"/>
-              <w:right w:val="single" w:sz="4" w:color="D9D9D9"/>
-              <w:insideH w:val="single" w:sz="4" w:color="D9D9D9"/>
-              <w:insideV w:val="single" w:sz="4" w:color="D9D9D9"/>
-            </w:tcBorders>
-            <w:tcMar>
-              <w:top w:w="85" w:type="dxa"/>
-              <w:left w:w="85" w:type="dxa"/>
-              <w:bottom w:w="85" w:type="dxa"/>
-              <w:right w:w="85" w:type="dxa"/>
-            </w:tcMar>
-          </w:tcPr>
-          <w:p>
-            <w:pPr>
-              <w:spacing w:after="0" w:line="252" w:lineRule="auto"/>
-            </w:pPr>
-            <w:r>
-              <w:rPr>
-                <w:b w:val="0"/>
-                <w:sz w:val="18"/>
-              </w:rPr>
-              <w:t>Idea, repositorio real de EduSCARA, modelo y lista de piezas</w:t>
-            </w:r>
-          </w:p>
-        </w:tc>
-      </w:tr>
-      <w:tr>
-        <w:trPr>
-          <w:cantSplit/>
-        </w:trPr>
-        <w:tc>
-          <w:tcPr>
-            <w:tcW w:type="dxa" w:w="1512"/>
-            <w:vAlign w:val="center"/>
-            <w:tcBorders>
-              <w:top w:val="single" w:sz="4" w:color="D9D9D9"/>
-              <w:left w:val="single" w:sz="4" w:color="D9D9D9"/>
-              <w:bottom w:val="single" w:sz="4" w:color="D9D9D9"/>
-              <w:right w:val="single" w:sz="4" w:color="D9D9D9"/>
-              <w:insideH w:val="single" w:sz="4" w:color="D9D9D9"/>
-              <w:insideV w:val="single" w:sz="4" w:color="D9D9D9"/>
-            </w:tcBorders>
-            <w:tcMar>
-              <w:top w:w="85" w:type="dxa"/>
-              <w:left w:w="85" w:type="dxa"/>
-              <w:bottom w:w="85" w:type="dxa"/>
-              <w:right w:w="85" w:type="dxa"/>
-            </w:tcMar>
-          </w:tcPr>
-          <w:p>
-            <w:pPr>
-              <w:spacing w:after="0" w:line="252" w:lineRule="auto"/>
-              <w:jc w:val="center"/>
-            </w:pPr>
-            <w:r>
-              <w:rPr>
-                <w:b w:val="0"/>
-                <w:sz w:val="18"/>
-              </w:rPr>
-              <w:t>00:30 a 01:30</w:t>
-            </w:r>
-          </w:p>
-        </w:tc>
-        <w:tc>
-          <w:tcPr>
-            <w:tcW w:type="dxa" w:w="2390"/>
-            <w:vAlign w:val="center"/>
-            <w:tcBorders>
-              <w:top w:val="single" w:sz="4" w:color="D9D9D9"/>
-              <w:left w:val="single" w:sz="4" w:color="D9D9D9"/>
-              <w:bottom w:val="single" w:sz="4" w:color="D9D9D9"/>
-              <w:right w:val="single" w:sz="4" w:color="D9D9D9"/>
-              <w:insideH w:val="single" w:sz="4" w:color="D9D9D9"/>
-              <w:insideV w:val="single" w:sz="4" w:color="D9D9D9"/>
-            </w:tcBorders>
-            <w:tcMar>
-              <w:top w:w="85" w:type="dxa"/>
-              <w:left w:w="85" w:type="dxa"/>
-              <w:bottom w:w="85" w:type="dxa"/>
-              <w:right w:w="85" w:type="dxa"/>
-            </w:tcMar>
-          </w:tcPr>
-          <w:p>
-            <w:pPr>
-              <w:spacing w:after="0" w:line="252" w:lineRule="auto"/>
-            </w:pPr>
-            <w:r>
-              <w:rPr>
-                <w:b w:val="0"/>
-                <w:sz w:val="18"/>
-              </w:rPr>
-              <w:t>Desarrollo y fracaso</w:t>
-            </w:r>
-          </w:p>
-        </w:tc>
-        <w:tc>
-          <w:tcPr>
-            <w:tcW w:type="dxa" w:w="5803"/>
-            <w:vAlign w:val="center"/>
-            <w:tcBorders>
-              <w:top w:val="single" w:sz="4" w:color="D9D9D9"/>
-              <w:left w:val="single" w:sz="4" w:color="D9D9D9"/>
-              <w:bottom w:val="single" w:sz="4" w:color="D9D9D9"/>
-              <w:right w:val="single" w:sz="4" w:color="D9D9D9"/>
-              <w:insideH w:val="single" w:sz="4" w:color="D9D9D9"/>
-              <w:insideV w:val="single" w:sz="4" w:color="D9D9D9"/>
-            </w:tcBorders>
-            <w:tcMar>
-              <w:top w:w="85" w:type="dxa"/>
-              <w:left w:w="85" w:type="dxa"/>
-              <w:bottom w:w="85" w:type="dxa"/>
-              <w:right w:w="85" w:type="dxa"/>
-            </w:tcMar>
-          </w:tcPr>
-          <w:p>
-            <w:pPr>
-              <w:spacing w:after="0" w:line="252" w:lineRule="auto"/>
-            </w:pPr>
-            <w:r>
-              <w:rPr>
-                <w:b w:val="0"/>
-                <w:sz w:val="18"/>
-              </w:rPr>
-              <w:t>Impresión 3D, ajustes y extractos reales de conversaciones con Codex</w:t>
-            </w:r>
-          </w:p>
-        </w:tc>
-      </w:tr>
-      <w:tr>
-        <w:trPr>
-          <w:cantSplit/>
-        </w:trPr>
-        <w:tc>
-          <w:tcPr>
-            <w:tcW w:type="dxa" w:w="1512"/>
-            <w:vAlign w:val="center"/>
-            <w:tcBorders>
-              <w:top w:val="single" w:sz="4" w:color="D9D9D9"/>
-              <w:left w:val="single" w:sz="4" w:color="D9D9D9"/>
-              <w:bottom w:val="single" w:sz="4" w:color="D9D9D9"/>
-              <w:right w:val="single" w:sz="4" w:color="D9D9D9"/>
-              <w:insideH w:val="single" w:sz="4" w:color="D9D9D9"/>
-              <w:insideV w:val="single" w:sz="4" w:color="D9D9D9"/>
-            </w:tcBorders>
-            <w:tcMar>
-              <w:top w:w="85" w:type="dxa"/>
-              <w:left w:w="85" w:type="dxa"/>
-              <w:bottom w:w="85" w:type="dxa"/>
-              <w:right w:w="85" w:type="dxa"/>
-            </w:tcMar>
-          </w:tcPr>
-          <w:p>
-            <w:pPr>
-              <w:spacing w:after="0" w:line="252" w:lineRule="auto"/>
-              <w:jc w:val="center"/>
-            </w:pPr>
-            <w:r>
-              <w:rPr>
-                <w:b w:val="0"/>
-                <w:sz w:val="18"/>
-              </w:rPr>
-              <w:t>01:30 a 02:30</w:t>
-            </w:r>
-          </w:p>
-        </w:tc>
-        <w:tc>
-          <w:tcPr>
-            <w:tcW w:type="dxa" w:w="2390"/>
-            <w:vAlign w:val="center"/>
-            <w:tcBorders>
-              <w:top w:val="single" w:sz="4" w:color="D9D9D9"/>
-              <w:left w:val="single" w:sz="4" w:color="D9D9D9"/>
-              <w:bottom w:val="single" w:sz="4" w:color="D9D9D9"/>
-              <w:right w:val="single" w:sz="4" w:color="D9D9D9"/>
-              <w:insideH w:val="single" w:sz="4" w:color="D9D9D9"/>
-              <w:insideV w:val="single" w:sz="4" w:color="D9D9D9"/>
-            </w:tcBorders>
-            <w:tcMar>
-              <w:top w:w="85" w:type="dxa"/>
-              <w:left w:w="85" w:type="dxa"/>
-              <w:bottom w:w="85" w:type="dxa"/>
-              <w:right w:w="85" w:type="dxa"/>
-            </w:tcMar>
-          </w:tcPr>
-          <w:p>
-            <w:pPr>
-              <w:spacing w:after="0" w:line="252" w:lineRule="auto"/>
-            </w:pPr>
-            <w:r>
-              <w:rPr>
-                <w:b w:val="0"/>
-                <w:sz w:val="18"/>
-              </w:rPr>
-              <w:t>La construcción</w:t>
-            </w:r>
-          </w:p>
-        </w:tc>
-        <w:tc>
-          <w:tcPr>
-            <w:tcW w:type="dxa" w:w="5803"/>
-            <w:vAlign w:val="center"/>
-            <w:tcBorders>
-              <w:top w:val="single" w:sz="4" w:color="D9D9D9"/>
-              <w:left w:val="single" w:sz="4" w:color="D9D9D9"/>
-              <w:bottom w:val="single" w:sz="4" w:color="D9D9D9"/>
-              <w:right w:val="single" w:sz="4" w:color="D9D9D9"/>
-              <w:insideH w:val="single" w:sz="4" w:color="D9D9D9"/>
-              <w:insideV w:val="single" w:sz="4" w:color="D9D9D9"/>
-            </w:tcBorders>
-            <w:tcMar>
-              <w:top w:w="85" w:type="dxa"/>
-              <w:left w:w="85" w:type="dxa"/>
-              <w:bottom w:w="85" w:type="dxa"/>
-              <w:right w:w="85" w:type="dxa"/>
-            </w:tcMar>
-          </w:tcPr>
-          <w:p>
-            <w:pPr>
-              <w:spacing w:after="0" w:line="252" w:lineRule="auto"/>
-            </w:pPr>
-            <w:r>
-              <w:rPr>
-                <w:b w:val="0"/>
-                <w:sz w:val="18"/>
-              </w:rPr>
-              <w:t>Timelapse de armado, soldadura, fijaciones, fotos y dos aplicaciones</w:t>
-            </w:r>
-          </w:p>
-        </w:tc>
-      </w:tr>
-      <w:tr>
-        <w:trPr>
-          <w:cantSplit/>
-        </w:trPr>
-        <w:tc>
-          <w:tcPr>
-            <w:tcW w:type="dxa" w:w="1512"/>
-            <w:vAlign w:val="center"/>
-            <w:tcBorders>
-              <w:top w:val="single" w:sz="4" w:color="D9D9D9"/>
-              <w:left w:val="single" w:sz="4" w:color="D9D9D9"/>
-              <w:bottom w:val="single" w:sz="4" w:color="D9D9D9"/>
-              <w:right w:val="single" w:sz="4" w:color="D9D9D9"/>
-              <w:insideH w:val="single" w:sz="4" w:color="D9D9D9"/>
-              <w:insideV w:val="single" w:sz="4" w:color="D9D9D9"/>
-            </w:tcBorders>
-            <w:tcMar>
-              <w:top w:w="85" w:type="dxa"/>
-              <w:left w:w="85" w:type="dxa"/>
-              <w:bottom w:w="85" w:type="dxa"/>
-              <w:right w:w="85" w:type="dxa"/>
-            </w:tcMar>
-          </w:tcPr>
-          <w:p>
-            <w:pPr>
-              <w:spacing w:after="0" w:line="252" w:lineRule="auto"/>
-              <w:jc w:val="center"/>
-            </w:pPr>
-            <w:r>
-              <w:rPr>
-                <w:b w:val="0"/>
-                <w:sz w:val="18"/>
-              </w:rPr>
-              <w:t>02:30 a 03:00</w:t>
-            </w:r>
-          </w:p>
-        </w:tc>
-        <w:tc>
-          <w:tcPr>
-            <w:tcW w:type="dxa" w:w="2390"/>
-            <w:vAlign w:val="center"/>
-            <w:tcBorders>
-              <w:top w:val="single" w:sz="4" w:color="D9D9D9"/>
-              <w:left w:val="single" w:sz="4" w:color="D9D9D9"/>
-              <w:bottom w:val="single" w:sz="4" w:color="D9D9D9"/>
-              <w:right w:val="single" w:sz="4" w:color="D9D9D9"/>
-              <w:insideH w:val="single" w:sz="4" w:color="D9D9D9"/>
-              <w:insideV w:val="single" w:sz="4" w:color="D9D9D9"/>
-            </w:tcBorders>
-            <w:tcMar>
-              <w:top w:w="85" w:type="dxa"/>
-              <w:left w:w="85" w:type="dxa"/>
-              <w:bottom w:w="85" w:type="dxa"/>
-              <w:right w:w="85" w:type="dxa"/>
-            </w:tcMar>
-          </w:tcPr>
-          <w:p>
-            <w:pPr>
-              <w:spacing w:after="0" w:line="252" w:lineRule="auto"/>
-            </w:pPr>
-            <w:r>
-              <w:rPr>
-                <w:b w:val="0"/>
-                <w:sz w:val="18"/>
-              </w:rPr>
-              <w:t>El éxito</w:t>
-            </w:r>
-          </w:p>
-        </w:tc>
-        <w:tc>
-          <w:tcPr>
-            <w:tcW w:type="dxa" w:w="5803"/>
-            <w:vAlign w:val="center"/>
-            <w:tcBorders>
-              <w:top w:val="single" w:sz="4" w:color="D9D9D9"/>
-              <w:left w:val="single" w:sz="4" w:color="D9D9D9"/>
-              <w:bottom w:val="single" w:sz="4" w:color="D9D9D9"/>
-              <w:right w:val="single" w:sz="4" w:color="D9D9D9"/>
-              <w:insideH w:val="single" w:sz="4" w:color="D9D9D9"/>
-              <w:insideV w:val="single" w:sz="4" w:color="D9D9D9"/>
-            </w:tcBorders>
-            <w:tcMar>
-              <w:top w:w="85" w:type="dxa"/>
-              <w:left w:w="85" w:type="dxa"/>
-              <w:bottom w:w="85" w:type="dxa"/>
-              <w:right w:w="85" w:type="dxa"/>
-            </w:tcMar>
-          </w:tcPr>
-          <w:p>
-            <w:pPr>
-              <w:spacing w:after="0" w:line="252" w:lineRule="auto"/>
-            </w:pPr>
-            <w:r>
-              <w:rPr>
-                <w:b w:val="0"/>
-                <w:sz w:val="18"/>
-              </w:rPr>
-              <w:t>Pruebas disponibles del prototipo, equipo y cierre de JaqueBot</w:t>
+              <w:t>$1.000.000</w:t>
             </w:r>
           </w:p>
         </w:tc>
@@ -2565,661 +6713,43 @@
     </w:tbl>
     <w:p>
       <w:pPr>
-        <w:widowControl/>
-        <w:spacing w:before="140" w:after="140"/>
+        <w:spacing w:after="20"/>
       </w:pPr>
       <w:r>
         <w:rPr>
-          <w:i/>
-          <w:color w:val="414141"/>
-          <w:sz w:val="19"/>
-        </w:rPr>
-        <w:t>El video reúne 26 evidencias del equipo, narración masculina en español latinoamericano de ElevenLabs y música. La interfaz animada de Codex reproduce extractos reales del 25 de septiembre, 4 y 11 de octubre de 2026, con el rótulo Conversación real · extractos · interfaz recreada. El cierre usa las pruebas disponibles; después se incorporará la grabación del funcionamiento completo.</w:t>
+          <w:sz w:val="4"/>
+        </w:rPr>
+      </w:r>
+    </w:p>
+    <w:p>
+      <w:r>
+        <w:rPr>
+          <w:sz w:val="20"/>
+        </w:rPr>
+        <w:t>Estos préstamos evitaron comprarlos para la prueba escolar. Si se quisiera reproducir el sistema, habría que disponer de equipos propios. La referencia conocida sería $739.474,77 + $1.000.000 = aproximadamente $1.739.474,77, más los valores pendientes. Esta referencia no es un gasto pagado ni una cotización de un robot industrial.</w:t>
       </w:r>
     </w:p>
     <w:p>
       <w:pPr>
         <w:pStyle w:val="Heading2"/>
-        <w:widowControl/>
       </w:pPr>
       <w:r>
-        <w:t>Narración del videoclip</w:t>
+        <w:t>Registro que falta para cerrar el costo</w:t>
       </w:r>
     </w:p>
     <w:p>
-      <w:pPr>
-        <w:widowControl/>
-        <w:spacing w:before="140" w:after="60"/>
-      </w:pPr>
-      <w:r/>
-      <w:r>
-        <w:rPr>
-          <w:b/>
-          <w:sz w:val="20"/>
-        </w:rPr>
-        <w:t>00:00 a 00:30   El reto</w:t>
-      </w:r>
-    </w:p>
-    <w:p>
-      <w:pPr>
-        <w:widowControl/>
-        <w:spacing w:after="80"/>
-      </w:pPr>
-      <w:r>
-        <w:rPr>
-          <w:sz w:val="20"/>
-        </w:rPr>
-        <w:t>¿Cómo convertir una idea en un robot capaz de actuar? En el colegio nos propusimos explorar una tarea real: mover objetos para ayudar a optimizar procesos repetitivos. Elegimos el ajedrez como demostración. Partimos de EduSCARA, una plataforma abierta: consultamos su publicación, descargamos el modelo y revisamos las piezas. Ahí empezó JaqueBot.</w:t>
-      </w:r>
-    </w:p>
-    <w:p>
-      <w:pPr>
-        <w:widowControl/>
-        <w:spacing w:before="140" w:after="60"/>
-      </w:pPr>
-      <w:r/>
-      <w:r>
-        <w:rPr>
-          <w:b/>
-          <w:sz w:val="20"/>
-        </w:rPr>
-        <w:t>00:30 a 01:30   Desarrollo y fracaso</w:t>
-      </w:r>
-    </w:p>
-    <w:p>
-      <w:pPr>
-        <w:widowControl/>
-        <w:spacing w:after="80"/>
-      </w:pPr>
-      <w:r>
-        <w:rPr>
-          <w:sz w:val="20"/>
-        </w:rPr>
-        <w:t>La lista de piezas se convirtió en trabajo de taller: impresión en tres dimensiones, pruebas de ajuste y primeros montajes. Pero ensamblar no bastaba. Había que coordinar sensores, motores y código. Con ChatGPT Codex describimos el hardware, revisamos Python y el firmware de la STM32, y contrastamos cada propuesta con pruebas. Hubo calibraciones incompletas y posiciones que no coincidían con lo esperado. Una respuesta del controlador no significaba que el brazo hubiera llegado. Por eso reforzamos la verificación con tres lecturas consecutivas y evitamos repetir automáticamente un traslado fallido. No avanzamos por adivinar: observamos, registramos y corregimos. Cada intento nos enseñó algo.</w:t>
-      </w:r>
-    </w:p>
-    <w:p>
-      <w:pPr>
-        <w:widowControl/>
-        <w:spacing w:before="140" w:after="60"/>
-      </w:pPr>
-      <w:r/>
-      <w:r>
-        <w:rPr>
-          <w:b/>
-          <w:sz w:val="20"/>
-        </w:rPr>
-        <w:t>01:30 a 02:30   La construcción</w:t>
-      </w:r>
-    </w:p>
-    <w:p>
-      <w:pPr>
-        <w:widowControl/>
-        <w:spacing w:after="80"/>
-      </w:pPr>
-      <w:r>
-        <w:rPr>
-          <w:sz w:val="20"/>
-        </w:rPr>
-        <w:t>Después vino la integración. Engranajes, eslabones, tornillos y soportes: cada pieza debía encajar. Soldamos conexiones, ordenamos cables y fijamos los componentes. En Autodesk Fusion adaptamos el conjunto del tablero, las piezas y la cámara. La Raspberry Pi coordina el sistema; la NUCLEO controla el movimiento. El electroimán permite sujetar y liberar. También construimos dos aplicaciones. JaqueBot manual prepara y controla el brazo. JaqueBot Ajedrez observa el tablero con la cámara y etiquetas ArUco; verifica las reglas y consulta a Stockfish para elegir una jugada. Nuestra aplicación transforma esa decisión en una secuencia de movimientos. Diseño, electrónica y programación dejaron de ser partes separadas: empezaron a trabajar juntas.</w:t>
-      </w:r>
-    </w:p>
-    <w:p>
-      <w:pPr>
-        <w:widowControl/>
-        <w:spacing w:before="140" w:after="60"/>
-      </w:pPr>
-      <w:r/>
-      <w:r>
-        <w:rPr>
-          <w:b/>
-          <w:sz w:val="20"/>
-        </w:rPr>
-        <w:t>02:30 a 03:00   El éxito</w:t>
-      </w:r>
-    </w:p>
-    <w:p>
-      <w:pPr>
-        <w:widowControl/>
-        <w:spacing w:after="80"/>
-      </w:pPr>
-      <w:r>
-        <w:rPr>
-          <w:sz w:val="20"/>
-        </w:rPr>
-        <w:t>Hoy, JaqueBot reúne dos aplicaciones y un prototipo terminado. El programa calcula la jugada y coordina el brazo y el electroimán. Aún requiere supervisión: en este tablero pequeño, piezas cercanas pueden levantarse juntas. Para una aplicación industrial adaptaríamos tamaño y herramienta, y mediríamos su desempeño. Esto es lo que construimos y aprendimos. JaqueBot: una idea que cobra movimiento.</w:t>
-      </w:r>
-    </w:p>
-    <w:p>
-      <w:pPr>
-        <w:widowControl/>
-      </w:pPr>
-      <w:r>
-        <w:br w:type="page"/>
-      </w:r>
-    </w:p>
-    <w:p>
-      <w:pPr>
-        <w:pStyle w:val="Heading1"/>
-        <w:widowControl/>
-      </w:pPr>
-      <w:r>
-        <w:t>Preguntas del jurado</w:t>
-      </w:r>
-    </w:p>
-    <w:p>
-      <w:pPr>
-        <w:pStyle w:val="Subtitle"/>
-        <w:widowControl/>
-      </w:pPr>
-      <w:r>
-        <w:t>15:00 a 20:00   |   Participa todo el equipo</w:t>
-      </w:r>
-    </w:p>
-    <w:p>
-      <w:pPr>
-        <w:widowControl/>
-      </w:pPr>
-      <w:r>
-        <w:t>Después del video, el gestor dice: Gracias por acompañar nuestro proceso. Ahora escuchamos las preguntas del jurado. Cada integrante responderá desde su área y el equipo complementará cuando sea necesario.</w:t>
-      </w:r>
-    </w:p>
-    <w:p>
-      <w:pPr>
-        <w:widowControl/>
-        <w:spacing w:before="100" w:after="60"/>
-      </w:pPr>
-      <w:r/>
-      <w:r>
-        <w:rPr>
-          <w:b/>
-        </w:rPr>
-        <w:t>1. ¿Cuál es el propósito del proyecto más allá del ajedrez?</w:t>
-      </w:r>
-    </w:p>
-    <w:p>
-      <w:pPr>
-        <w:widowControl/>
-        <w:spacing w:after="140"/>
-      </w:pPr>
-      <w:r>
-        <w:rPr>
-          <w:sz w:val="20"/>
-        </w:rPr>
-        <w:t>Explorar un brazo programable para mover y clasificar objetos, con la intención de optimizar tareas repetitivas. El ajedrez demuestra el traslado y la coordinación. Un uso industrial necesita adaptar tamaño, herramienta y seguridad, y medir tiempos y fiabilidad con objetos reales.</w:t>
-      </w:r>
-    </w:p>
-    <w:p>
-      <w:pPr>
-        <w:widowControl/>
-        <w:spacing w:before="100" w:after="60"/>
-      </w:pPr>
-      <w:r/>
-      <w:r>
-        <w:rPr>
-          <w:b/>
-        </w:rPr>
-        <w:t>2. ¿Qué hace cada una de las dos apps?</w:t>
-      </w:r>
-    </w:p>
-    <w:p>
-      <w:pPr>
-        <w:widowControl/>
-        <w:spacing w:after="140"/>
-      </w:pPr>
-      <w:r>
-        <w:rPr>
-          <w:sz w:val="20"/>
-        </w:rPr>
-        <w:t>JaqueBot manual controla base, codo, Z, destinos X/Y y electroimán, y permite preparar la sesión. JaqueBot Ajedrez integra cámara, ArUco, reglas, Stockfish y secuencias de traslado. Comparten el mismo controlador y solo una puede poseer el USB a la vez.</w:t>
-      </w:r>
-    </w:p>
-    <w:p>
-      <w:pPr>
-        <w:widowControl/>
-        <w:spacing w:before="100" w:after="60"/>
-      </w:pPr>
-      <w:r/>
-      <w:r>
-        <w:rPr>
-          <w:b/>
-        </w:rPr>
-        <w:t>3. ¿El robot realmente piensa la jugada?</w:t>
-      </w:r>
-    </w:p>
-    <w:p>
-      <w:pPr>
-        <w:widowControl/>
-        <w:spacing w:after="140"/>
-      </w:pPr>
-      <w:r>
-        <w:rPr>
-          <w:sz w:val="20"/>
-        </w:rPr>
-        <w:t>Stockfish calcula la respuesta mediante UCI. OpenCV identifica marcadores y python-chess valida las reglas. Nuestra app enlaza esas funciones, planifica los traslados y coordina la NUCLEO. El motor de ajedrez no reconoce imágenes ni acciona los servos directamente.</w:t>
-      </w:r>
-    </w:p>
-    <w:p>
-      <w:pPr>
-        <w:widowControl/>
-        <w:spacing w:before="100" w:after="60"/>
-      </w:pPr>
-      <w:r/>
-      <w:r>
-        <w:rPr>
-          <w:b/>
-        </w:rPr>
-        <w:t>4. ¿Cómo sabe el sistema qué pieza está en cada casilla?</w:t>
-      </w:r>
-    </w:p>
-    <w:p>
-      <w:pPr>
-        <w:widowControl/>
-        <w:spacing w:after="140"/>
-      </w:pPr>
-      <w:r>
-        <w:rPr>
-          <w:sz w:val="20"/>
-        </w:rPr>
-        <w:t>La cámara captura el tablero y OpenCV detecta identidades ArUco. Cuatro referencias orientan la cuadrícula; la calibración relaciona imagen, tablero y brazo. La app requiere observaciones nuevas y estables y valida las identidades, no solamente el color de las piezas.</w:t>
-      </w:r>
-    </w:p>
-    <w:p>
-      <w:pPr>
-        <w:widowControl/>
-        <w:spacing w:before="100" w:after="60"/>
-      </w:pPr>
-      <w:r/>
-      <w:r>
-        <w:rPr>
-          <w:b/>
-        </w:rPr>
-        <w:t>5. ¿Cómo se comunican la app y la NUCLEO?</w:t>
-      </w:r>
-    </w:p>
-    <w:p>
-      <w:pPr>
-        <w:widowControl/>
-        <w:spacing w:after="140"/>
-      </w:pPr>
-      <w:r>
-        <w:rPr>
-          <w:sz w:val="20"/>
-        </w:rPr>
-        <w:t>Mediante USB serial a 115200 baudios. Las órdenes del protocolo tienen 48 bytes y reciben una confirmación de cuatro bytes. Un trabajador serial administra el enlace. El ACK confirma el intercambio; la llegada de base y codo se comprueba aparte con lecturas ADC.</w:t>
-      </w:r>
-    </w:p>
-    <w:p>
-      <w:pPr>
-        <w:widowControl/>
-        <w:spacing w:before="100" w:after="60"/>
-      </w:pPr>
-      <w:r/>
-      <w:r>
-        <w:rPr>
-          <w:b/>
-        </w:rPr>
-        <w:t>6. ¿Qué diferencia hay entre ADC y PWM en este robot?</w:t>
-      </w:r>
-    </w:p>
-    <w:p>
-      <w:pPr>
-        <w:widowControl/>
-        <w:spacing w:after="140"/>
-      </w:pPr>
-      <w:r>
-        <w:rPr>
-          <w:sz w:val="20"/>
-        </w:rPr>
-        <w:t>ADC convierte la señal analógica de los potenciómetros en datos para calcular los ángulos de base y codo. Las señales de control de servos ordenan su posición. La posición X/Y se calcula por geometría; Z conserva una referencia nominal y no mide altura física.</w:t>
-      </w:r>
-    </w:p>
-    <w:p>
-      <w:pPr>
-        <w:widowControl/>
-        <w:spacing w:before="100" w:after="60"/>
-      </w:pPr>
-      <w:r/>
-      <w:r>
-        <w:rPr>
-          <w:b/>
-        </w:rPr>
-        <w:t>7. ¿Cómo se activa el electroimán?</w:t>
-      </w:r>
-    </w:p>
-    <w:p>
-      <w:pPr>
-        <w:widowControl/>
-        <w:spacing w:after="140"/>
-      </w:pPr>
-      <w:r>
-        <w:rPr>
-          <w:sz w:val="20"/>
-        </w:rPr>
-        <w:t>La app manda la orden por el USB de la NUCLEO. PB5 gobierna un MOSFET externo y una fuente de 12 V alimenta la bobina. Se activa tras llegar y bajar para recoger; se mantiene durante el traslado y se apaga al depositar. La señal no mide agarre.</w:t>
-      </w:r>
-    </w:p>
-    <w:p>
-      <w:pPr>
-        <w:widowControl/>
-      </w:pPr>
-      <w:r>
-        <w:br w:type="page"/>
-      </w:r>
-    </w:p>
-    <w:p>
-      <w:pPr>
-        <w:pStyle w:val="Heading1"/>
-        <w:widowControl/>
-      </w:pPr>
-      <w:r>
-        <w:t>Preparación de respuestas técnicas</w:t>
-      </w:r>
-    </w:p>
-    <w:p>
-      <w:pPr>
-        <w:widowControl/>
-        <w:spacing w:before="140" w:after="140"/>
-      </w:pPr>
-      <w:r>
-        <w:rPr>
-          <w:i/>
-          <w:color w:val="414141"/>
+      <w:r>
+        <w:rPr>
           <w:sz w:val="19"/>
         </w:rPr>
-        <w:t>Responder con el funcionamiento observado, los registros y la función de cada componente. Si algo no se midió, explicar cómo se comprobaría.</w:t>
-      </w:r>
-    </w:p>
-    <w:p>
-      <w:pPr>
-        <w:widowControl/>
-        <w:spacing w:before="100" w:after="60"/>
-      </w:pPr>
-      <w:r/>
-      <w:r>
-        <w:rPr>
-          <w:b/>
-        </w:rPr>
-        <w:t>8. ¿Qué pasa si el imán levanta más de una pieza?</w:t>
-      </w:r>
-    </w:p>
-    <w:p>
-      <w:pPr>
-        <w:widowControl/>
-        <w:spacing w:after="140"/>
-      </w:pPr>
-      <w:r>
-        <w:rPr>
-          <w:sz w:val="20"/>
-        </w:rPr>
-        <w:t>Es una limitación observada con piezas muy próximas en el tablero pequeño. La demostración requiere supervisión de la toma y la liberación; el operador interviene cuando ocurre. Una adaptación debe revisar separación, escala y herramienta. No hay sensor que cuente las piezas sujetadas.</w:t>
-      </w:r>
-    </w:p>
-    <w:p>
-      <w:pPr>
-        <w:widowControl/>
-        <w:spacing w:before="100" w:after="60"/>
-      </w:pPr>
-      <w:r/>
-      <w:r>
-        <w:rPr>
-          <w:b/>
-        </w:rPr>
-        <w:t>9. ¿Qué error real corrigieron durante el desarrollo?</w:t>
-      </w:r>
-    </w:p>
-    <w:p>
-      <w:pPr>
-        <w:widowControl/>
-        <w:spacing w:after="140"/>
-      </w:pPr>
-      <w:r>
-        <w:rPr>
-          <w:sz w:val="20"/>
-        </w:rPr>
-        <w:t>Una captura Bxa3 produjo lecturas de base distintas durante la misma operación. Se reforzó la comprobación de llegada: tres lecturas ADC consecutivas dentro de tolerancia; si falla, se bloquea sin reenviar el traslado. Esa corrección no demuestra eliminada una causa de ruido u oscilación mecánica.</w:t>
-      </w:r>
-    </w:p>
-    <w:p>
-      <w:pPr>
-        <w:widowControl/>
-        <w:spacing w:before="100" w:after="60"/>
-      </w:pPr>
-      <w:r/>
-      <w:r>
-        <w:rPr>
-          <w:b/>
-        </w:rPr>
-        <w:t>10. ¿Cómo evitaron aceptar sin revisar las respuestas de la IA?</w:t>
-      </w:r>
-    </w:p>
-    <w:p>
-      <w:pPr>
-        <w:widowControl/>
-        <w:spacing w:after="140"/>
-      </w:pPr>
-      <w:r>
-        <w:rPr>
-          <w:sz w:val="20"/>
-        </w:rPr>
-        <w:t>Nosotros describimos el hardware, los límites y el protocolo a ChatGPT Codex. Después revisamos el código y contrastamos el comportamiento con registros y pruebas. La IA ayudó a proponer soluciones; el equipo comprobó cuáles respetaban el montaje y podía explicar ante el jurado.</w:t>
-      </w:r>
-    </w:p>
-    <w:p>
-      <w:pPr>
-        <w:widowControl/>
-        <w:spacing w:before="100" w:after="60"/>
-      </w:pPr>
-      <w:r/>
-      <w:r>
-        <w:rPr>
-          <w:b/>
-        </w:rPr>
-        <w:t>11. ¿Cómo se organiza el software?</w:t>
-      </w:r>
-    </w:p>
-    <w:p>
-      <w:pPr>
-        <w:widowControl/>
-        <w:spacing w:after="140"/>
-      </w:pPr>
-      <w:r>
-        <w:rPr>
-          <w:sz w:val="20"/>
-        </w:rPr>
-        <w:t>El firmware STM32 en C controla la electrónica. Las apps usan Python; la de ajedrez separa visión, reglas y motor, planificación, calibración y máquina de estados. Su ciclo principal distingue turno humano, validación, cálculo, traslado y verificación antes de continuar.</w:t>
-      </w:r>
-    </w:p>
-    <w:p>
-      <w:pPr>
-        <w:widowControl/>
-        <w:spacing w:before="100" w:after="60"/>
-      </w:pPr>
-      <w:r/>
-      <w:r>
-        <w:rPr>
-          <w:b/>
-        </w:rPr>
-        <w:t>12. ¿Qué medidas de seguridad y calibración aplican?</w:t>
-      </w:r>
-    </w:p>
-    <w:p>
-      <w:pPr>
-        <w:widowControl/>
-        <w:spacing w:after="140"/>
-      </w:pPr>
-      <w:r>
-        <w:rPr>
-          <w:sz w:val="20"/>
-        </w:rPr>
-        <w:t>Se revisan polaridad, alimentación, recorrido libre, sesión motora y referencia física de Z. La geometría del tablero y la calibración de motores son distintas. Servos e imán tienen sus fuentes y etapa de potencia. El corte de alimentación de servos debe estar accesible; bloquear la interfaz no es parada física inmediata.</w:t>
-      </w:r>
-    </w:p>
-    <w:p>
-      <w:pPr>
-        <w:widowControl/>
-        <w:spacing w:before="100" w:after="60"/>
-      </w:pPr>
-      <w:r/>
-      <w:r>
-        <w:rPr>
-          <w:b/>
-        </w:rPr>
-        <w:t>13. ¿Cuánto costó y cuánto se ahorró reutilizando recursos?</w:t>
-      </w:r>
-    </w:p>
-    <w:p>
-      <w:pPr>
-        <w:widowControl/>
-        <w:spacing w:after="140"/>
-      </w:pPr>
-      <w:r>
-        <w:rPr>
-          <w:sz w:val="20"/>
-        </w:rPr>
-        <w:t>Los dos pedidos documentados suman $711.474,77 COP. El equipo informó cerca de $1.000.000 con adicionales. La diferencia no es un gasto desglosado ni un ahorro probado. Hay que identificar los recursos reutilizados, las compras y las herramientas antes de cuantificar la optimización financiera.</w:t>
-      </w:r>
-    </w:p>
-    <w:p>
-      <w:pPr>
-        <w:widowControl/>
-        <w:spacing w:before="100" w:after="60"/>
-      </w:pPr>
-      <w:r/>
-      <w:r>
-        <w:rPr>
-          <w:b/>
-        </w:rPr>
-        <w:t>14. ¿Qué habría que cambiar para utilizarlo en producción?</w:t>
-      </w:r>
-    </w:p>
-    <w:p>
-      <w:pPr>
-        <w:widowControl/>
-        <w:spacing w:after="140"/>
-      </w:pPr>
-      <w:r>
-        <w:rPr>
-          <w:sz w:val="20"/>
-        </w:rPr>
-        <w:t>Adaptar tamaño, alcance, herramienta y separación de objetos a la tarea; comprobar carga, precisión, seguridad y fiabilidad. Después comparar el tiempo del proceso anterior con el automatizado. El proyecto no aporta todavía una cifra de productividad ni una validación industrial.</w:t>
-      </w:r>
-    </w:p>
-    <w:p>
-      <w:pPr>
-        <w:pStyle w:val="Heading2"/>
-        <w:widowControl/>
-      </w:pPr>
-      <w:r>
-        <w:t>Referencias para preparar la defensa</w:t>
-      </w:r>
-    </w:p>
-    <w:p>
-      <w:pPr>
-        <w:widowControl/>
-      </w:pPr>
-      <w:r>
-        <w:rPr>
-          <w:sz w:val="18"/>
-        </w:rPr>
-        <w:t>Guía orientadora de sustentación SENA suministrada por la institución; capítulos vigentes de la presentación; documentación de JaqueBot y registros de depuración Bxa3 y estacionamiento.</w:t>
-      </w:r>
-    </w:p>
-    <w:p>
-      <w:pPr>
-        <w:widowControl/>
-      </w:pPr>
-      <w:r>
-        <w:rPr>
-          <w:sz w:val="18"/>
-        </w:rPr>
-      </w:r>
-      <w:hyperlink r:id="rId27">
-        <w:r>
-          <w:rPr>
-            <w:color w:val="164C71"/>
-            <w:u w:val="single"/>
-          </w:rPr>
-          <w:t>EduSCARA · plataforma original</w:t>
-        </w:r>
-      </w:hyperlink>
-      <w:r>
-        <w:rPr>
-          <w:sz w:val="18"/>
-        </w:rPr>
-        <w:t xml:space="preserve">   |   </w:t>
-      </w:r>
-      <w:hyperlink r:id="rId28">
-        <w:r>
-          <w:rPr>
-            <w:color w:val="164C71"/>
-            <w:u w:val="single"/>
-          </w:rPr>
-          <w:t>ST · NUCLEO-F446RE</w:t>
-        </w:r>
-      </w:hyperlink>
-      <w:r>
-        <w:rPr>
-          <w:sz w:val="18"/>
-        </w:rPr>
-        <w:t xml:space="preserve">   |   </w:t>
-      </w:r>
-      <w:hyperlink r:id="rId29">
-        <w:r>
-          <w:rPr>
-            <w:color w:val="164C71"/>
-            <w:u w:val="single"/>
-          </w:rPr>
-          <w:t>OpenCV · detección ArUco</w:t>
-        </w:r>
-      </w:hyperlink>
-      <w:r>
-        <w:rPr>
-          <w:sz w:val="18"/>
-        </w:rPr>
-        <w:t xml:space="preserve">   |   </w:t>
-      </w:r>
-      <w:hyperlink r:id="rId30">
-        <w:r>
-          <w:rPr>
-            <w:color w:val="164C71"/>
-            <w:u w:val="single"/>
-          </w:rPr>
-          <w:t>python-chess · reglas y motor</w:t>
-        </w:r>
-      </w:hyperlink>
-      <w:r>
-        <w:rPr>
-          <w:sz w:val="18"/>
-        </w:rPr>
-        <w:t xml:space="preserve">   |   </w:t>
-      </w:r>
-      <w:hyperlink r:id="rId31">
-        <w:r>
-          <w:rPr>
-            <w:color w:val="164C71"/>
-            <w:u w:val="single"/>
-          </w:rPr>
-          <w:t>Stockfish · motor de ajedrez</w:t>
-        </w:r>
-      </w:hyperlink>
-    </w:p>
-    <w:p>
-      <w:pPr>
-        <w:widowControl/>
-      </w:pPr>
-      <w:r>
-        <w:rPr>
-          <w:sz w:val="18"/>
-        </w:rPr>
-        <w:t>Práctica final. Ensayar la transferencia física elegida con el montaje real y confirmar que cabe en el bloque de demostración. Dejar el video cargado y mantener a la vista el cronómetro.</w:t>
+        <w:t>Falta registrar el precio de los dos potenciómetros adicionales y el costo o aporte del plástico de impresión, electroimán, módulo que lo enciende, cables, soldadura y demás consumibles. También se debe precisar qué accesorios vienen incluidos con los equipos prestados. Las herramientas compartidas y el tiempo de fabricación se valoran por separado al preparar una reproducción del proyecto.</w:t>
       </w:r>
     </w:p>
     <w:sectPr>
       <w:headerReference w:type="default" r:id="rId9"/>
       <w:footerReference w:type="default" r:id="rId10"/>
       <w:pgSz w:w="11905" w:h="16838"/>
-      <w:pgMar w:top="1066" w:right="1094" w:bottom="965" w:left="1094" w:header="389" w:footer="389" w:gutter="0"/>
+      <w:pgMar w:top="994" w:right="1080" w:bottom="936" w:left="1080" w:header="346" w:footer="389" w:gutter="0"/>
       <w:cols w:space="720"/>
       <w:docGrid w:linePitch="360"/>
     </w:sectPr>
@@ -3252,15 +6782,15 @@
     <w:pPr>
       <w:pStyle w:val="Header"/>
       <w:tabs>
-        <w:tab w:pos="6696" w:val="left"/>
+        <w:tab w:pos="6984" w:val="left"/>
       </w:tabs>
       <w:spacing w:after="0"/>
     </w:pPr>
     <w:r>
       <w:drawing>
         <wp:inline xmlns:a="http://schemas.openxmlformats.org/drawingml/2006/main" xmlns:pic="http://schemas.openxmlformats.org/drawingml/2006/picture">
-          <wp:extent cx="329184" cy="329184"/>
-          <wp:docPr id="1" name="Picture 1" descr="Logotipo institucional original en color"/>
+          <wp:extent cx="274320" cy="274320"/>
+          <wp:docPr id="1" name="Picture 1"/>
           <wp:cNvGraphicFramePr>
             <a:graphicFrameLocks noChangeAspect="1"/>
           </wp:cNvGraphicFramePr>
@@ -3280,7 +6810,7 @@
                 <pic:spPr>
                   <a:xfrm>
                     <a:off x="0" y="0"/>
-                    <a:ext cx="329184" cy="329184"/>
+                    <a:ext cx="274320" cy="274320"/>
                   </a:xfrm>
                   <a:prstGeom prst="rect"/>
                 </pic:spPr>
@@ -3296,8 +6826,8 @@
     <w:r>
       <w:drawing>
         <wp:inline xmlns:a="http://schemas.openxmlformats.org/drawingml/2006/main" xmlns:pic="http://schemas.openxmlformats.org/drawingml/2006/picture">
-          <wp:extent cx="329184" cy="334920"/>
-          <wp:docPr id="2" name="Picture 2" descr="Logotipo institucional original en color"/>
+          <wp:extent cx="269622" cy="274320"/>
+          <wp:docPr id="2" name="Picture 2"/>
           <wp:cNvGraphicFramePr>
             <a:graphicFrameLocks noChangeAspect="1"/>
           </wp:cNvGraphicFramePr>
@@ -3317,7 +6847,7 @@
                 <pic:spPr>
                   <a:xfrm>
                     <a:off x="0" y="0"/>
-                    <a:ext cx="329184" cy="334920"/>
+                    <a:ext cx="269622" cy="274320"/>
                   </a:xfrm>
                   <a:prstGeom prst="rect"/>
                 </pic:spPr>
@@ -3333,8 +6863,8 @@
     <w:r>
       <w:drawing>
         <wp:inline xmlns:a="http://schemas.openxmlformats.org/drawingml/2006/main" xmlns:pic="http://schemas.openxmlformats.org/drawingml/2006/picture">
-          <wp:extent cx="265176" cy="265176"/>
-          <wp:docPr id="3" name="Picture 3" descr="Logotipo institucional original en color"/>
+          <wp:extent cx="256032" cy="256032"/>
+          <wp:docPr id="3" name="Picture 3"/>
           <wp:cNvGraphicFramePr>
             <a:graphicFrameLocks noChangeAspect="1"/>
           </wp:cNvGraphicFramePr>
@@ -3354,7 +6884,7 @@
                 <pic:spPr>
                   <a:xfrm>
                     <a:off x="0" y="0"/>
-                    <a:ext cx="265176" cy="265176"/>
+                    <a:ext cx="256032" cy="256032"/>
                   </a:xfrm>
                   <a:prstGeom prst="rect"/>
                 </pic:spPr>
@@ -3366,9 +6896,9 @@
     </w:r>
     <w:r>
       <w:rPr>
-        <w:sz w:val="17"/>
-      </w:rPr>
-      <w:t xml:space="preserve">  JAQUEBOT   GRADO 11C 2026</w:t>
+        <w:sz w:val="16"/>
+      </w:rPr>
+      <w:t xml:space="preserve">  JAQUEBOT  11C 2026</w:t>
     </w:r>
   </w:p>
 </w:hdr>
@@ -3738,7 +7268,7 @@
     <w:qFormat/>
     <w:rsid w:val="00FC693F"/>
     <w:pPr>
-      <w:spacing w:after="140" w:line="264" w:lineRule="auto"/>
+      <w:spacing w:line="264" w:lineRule="auto" w:after="140"/>
     </w:pPr>
     <w:rPr>
       <w:rFonts w:ascii="Arial" w:hAnsi="Arial"/>
@@ -3809,7 +7339,7 @@
     <w:pPr>
       <w:keepNext/>
       <w:keepLines/>
-      <w:spacing w:before="200" w:after="120"/>
+      <w:spacing w:before="180" w:after="100"/>
       <w:outlineLvl w:val="0"/>
     </w:pPr>
     <w:rPr>
@@ -3817,7 +7347,7 @@
       <w:b/>
       <w:bCs/>
       <w:color w:val="000000"/>
-      <w:sz w:val="34"/>
+      <w:sz w:val="36"/>
       <w:szCs w:val="28"/>
     </w:rPr>
   </w:style>
@@ -3833,7 +7363,7 @@
     <w:pPr>
       <w:keepNext/>
       <w:keepLines/>
-      <w:spacing w:before="200" w:after="120"/>
+      <w:spacing w:before="180" w:after="100"/>
       <w:outlineLvl w:val="1"/>
     </w:pPr>
     <w:rPr>
@@ -3841,7 +7371,7 @@
       <w:b/>
       <w:bCs/>
       <w:color w:val="000000"/>
-      <w:sz w:val="22"/>
+      <w:sz w:val="23"/>
       <w:szCs w:val="26"/>
     </w:rPr>
   </w:style>
@@ -3857,7 +7387,7 @@
     <w:pPr>
       <w:keepNext/>
       <w:keepLines/>
-      <w:spacing w:before="200" w:after="120"/>
+      <w:spacing w:before="180" w:after="100"/>
       <w:outlineLvl w:val="2"/>
     </w:pPr>
     <w:rPr>
@@ -4096,7 +7626,7 @@
     <w:qFormat/>
     <w:rsid w:val="00FC693F"/>
     <w:pPr>
-      <w:spacing w:after="240" w:line="240" w:lineRule="auto"/>
+      <w:spacing w:after="200" w:line="240" w:lineRule="auto"/>
       <w:contextualSpacing/>
     </w:pPr>
     <w:rPr>
@@ -4105,7 +7635,7 @@
       <w:color w:val="000000"/>
       <w:spacing w:val="5"/>
       <w:kern w:val="28"/>
-      <w:sz w:val="52"/>
+      <w:sz w:val="50"/>
       <w:szCs w:val="52"/>
     </w:rPr>
   </w:style>
@@ -4136,7 +7666,7 @@
       <w:numPr>
         <w:ilvl w:val="1"/>
       </w:numPr>
-      <w:spacing w:after="260"/>
+      <w:spacing w:after="240"/>
     </w:pPr>
     <w:rPr>
       <w:rFonts w:asciiTheme="majorHAnsi" w:eastAsiaTheme="majorEastAsia" w:hAnsiTheme="majorHAnsi" w:cstheme="majorBidi" w:ascii="Arial" w:hAnsi="Arial"/>
@@ -4144,7 +7674,7 @@
       <w:iCs/>
       <w:color w:val="000000"/>
       <w:spacing w:val="15"/>
-      <w:sz w:val="24"/>
+      <w:sz w:val="22"/>
       <w:szCs w:val="24"/>
     </w:rPr>
   </w:style>

--- a/downloads/guion-jaquebot-2026.docx
+++ b/downloads/guion-jaquebot-2026.docx
@@ -20,7 +20,7 @@
     </w:p>
     <w:p>
       <w:r>
-        <w:t>Este guion acompaña las diapositivas actuales y explica el proyecto a personas sin conocimientos previos de robótica. Indica qué dice cada rol, qué debe mostrar y cuándo cambia de expositor. El objetivo es que el público comprenda para qué sirve el brazo, cómo lo construimos, cómo funciona y qué aprendimos.</w:t>
+        <w:t>Este guion acompaña las diapositivas actuales y explica JaqueBot sin exigir conocimientos previos de robótica. Indica qué dice cada rol, qué diapositiva mostrar y cuándo cambia de expositor. El público debe comprender cómo unimos visión artificial, inteligencia artificial y mecánica con lo aprendido en Matemáticas y Sistemas para construir y controlar el brazo, para qué sirve y qué aprendimos.</w:t>
       </w:r>
     </w:p>
     <w:p>
@@ -446,7 +446,7 @@
                 <w:b w:val="0"/>
                 <w:sz w:val="19"/>
               </w:rPr>
-              <w:t>Movimiento, sensores de posición e imán</w:t>
+              <w:t>Movimiento, coordenadas, ángulos e imán</w:t>
             </w:r>
           </w:p>
         </w:tc>
@@ -1013,13 +1013,9 @@
       </w:hyperlink>
     </w:p>
     <w:p>
-      <w:r>
-        <w:br w:type="page"/>
-      </w:r>
-    </w:p>
-    <w:p>
       <w:pPr>
         <w:pStyle w:val="Heading1"/>
+        <w:pageBreakBefore/>
       </w:pPr>
       <w:r>
         <w:t>Gestor de proyecto</w:t>
@@ -1045,7 +1041,7 @@
         <w:rPr>
           <w:sz w:val="20"/>
         </w:rPr>
-        <w:t>Presentar desde el inicio el objetivo, la utilidad y el recorrido completo del proyecto. Resumir el presupuesto en un máximo de 25 segundos y dejar los cálculos en un anexo.</w:t>
+        <w:t>Presentar el objetivo de aprendizaje: integrar visión artificial, inteligencia artificial y mecánica, aplicando lo visto en Matemáticas, geometría, Sistemas y los cursos previos de Arduino. Distinguir esa formación previa de la placa STM32 utilizada en JaqueBot. Explicar la proyección industrial y resumir el presupuesto en 20 segundos.</w:t>
       </w:r>
     </w:p>
     <w:p>
@@ -1057,7 +1053,7 @@
           <w:i/>
           <w:sz w:val="19"/>
         </w:rPr>
-        <w:t>Qué mostrar. Abrir los capítulos 1, 2 y 3. Explicar el objetivo y señalar el recorrido cámara → programas → placa → movimiento → revisión. Pasar brevemente al capítulo 15 para el resumen de presupuesto. La tabla completa se consulta en el anexo; no leer filas, sumas largas ni centavos. No operar el brazo en este bloque.</w:t>
+        <w:t>Qué mostrar. DIAPOSITIVA 1 «JaqueBot» (portada) → DIAPOSITIVA 2 «Del tablero a la industria.» → DIAPOSITIVA 3 «Una decisión. Un movimiento.» → DIAPOSITIVA 15 «Construir con criterio.». Presentar el objetivo de aprendizaje, la utilidad y el recorrido del sistema. Mostrar el presupuesto solo durante 20 segundos; el detalle queda en el anexo.</w:t>
       </w:r>
     </w:p>
     <w:p>
@@ -1086,13 +1082,13 @@
             <w:u w:val="single"/>
             <w:sz w:val="19"/>
           </w:rPr>
-          <w:t>Capítulo 1</w:t>
+          <w:t>DIAPOSITIVA 1 «JaqueBot» (portada)</w:t>
         </w:r>
       </w:hyperlink>
     </w:p>
     <w:p>
       <w:r>
-        <w:t>Buenos días, jurados, docentes y compañeros. Somos JaqueBot, del grado once C de la Institución Educativa Carlos Julio Torrado Peñaranda, del Técnico en Sistemas Teleinformáticos. Nuestro objetivo fue desarrollar un brazo robótico para mover objetos y explorar cómo agilizar tareas repetitivas. Hoy presentamos el prototipo construido: Ajedrez que cobra movimiento.</w:t>
+        <w:t>Buenos días, jurados, docentes y compañeros. Somos JaqueBot, del grado once C de la Institución Educativa Carlos Julio Torrado Peñaranda, del Técnico en Sistemas Teleinformáticos. Nuestro objetivo fue aprender a integrar visión artificial, inteligencia artificial y mecánica, aplicando lo visto en Matemáticas y Sistemas para mover objetos con un brazo robótico. JaqueBot: Ajedrez que cobra movimiento.</w:t>
       </w:r>
     </w:p>
     <w:p>
@@ -1121,7 +1117,7 @@
             <w:u w:val="single"/>
             <w:sz w:val="19"/>
           </w:rPr>
-          <w:t>Capítulo 2</w:t>
+          <w:t>DIAPOSITIVA 2 «Del tablero a la industria.»</w:t>
         </w:r>
       </w:hyperlink>
     </w:p>
@@ -1156,13 +1152,13 @@
             <w:u w:val="single"/>
             <w:sz w:val="19"/>
           </w:rPr>
-          <w:t>Capítulo 3</w:t>
+          <w:t>DIAPOSITIVA 3 «Una decisión. Un movimiento.»</w:t>
         </w:r>
       </w:hyperlink>
     </w:p>
     <w:p>
       <w:r>
-        <w:t>Para demostrar esa idea usamos EduSCARA, un diseño educativo publicado, y construimos el prototipo. Creamos una aplicación para probar el brazo y otra para jugar ajedrez. El recorrido es sencillo: la cámara observa, el programa interpreta, la placa recibe instrucciones y los motores actúan. Después se revisa el resultado. Las pruebas requieren supervisión.</w:t>
+        <w:t>Usamos EduSCARA, un diseño educativo publicado, y construimos el brazo y dos aplicaciones. Unimos matemáticas y geometría con Sistemas: programación, electrónica y conexiones practicadas antes en cursos de Arduino. En JaqueBot aplicamos esas bases con la placa STM32. Relacionamos una imagen con una posición y con el giro de los motores: la cámara observa, el programa interpreta y el brazo actúa.</w:t>
       </w:r>
     </w:p>
     <w:p>
@@ -1191,7 +1187,7 @@
             <w:u w:val="single"/>
             <w:sz w:val="19"/>
           </w:rPr>
-          <w:t>Capítulo 15</w:t>
+          <w:t>DIAPOSITIVA 15 «Construir con criterio.»</w:t>
         </w:r>
       </w:hyperlink>
     </w:p>
@@ -1213,13 +1209,9 @@
       </w:r>
     </w:p>
     <w:p>
-      <w:r>
-        <w:br w:type="page"/>
-      </w:r>
-    </w:p>
-    <w:p>
       <w:pPr>
         <w:pStyle w:val="Heading1"/>
+        <w:pageBreakBefore/>
       </w:pPr>
       <w:r>
         <w:t>Ingeniero de IA</w:t>
@@ -1257,7 +1249,7 @@
           <w:i/>
           <w:sz w:val="19"/>
         </w:rPr>
-        <w:t>Qué mostrar. Abrir el capítulo 4. Mostrar la conversación reconstruida y su identificación. Relacionar lo mostrado con el código y los registros del proyecto. No presentar una reconstrucción como captura literal del historial ni atribuir a Codex la elección de jugadas.</w:t>
+        <w:t>Qué mostrar. DIAPOSITIVA 4 «La IA acompaña. Nosotros comprobamos.». Mostrar la conversación reconstruida identificada y los registros de pruebas. Explicar qué propuso Codex y qué comprobó el equipo.</w:t>
       </w:r>
     </w:p>
     <w:p>
@@ -1286,7 +1278,7 @@
             <w:u w:val="single"/>
             <w:sz w:val="19"/>
           </w:rPr>
-          <w:t>Capítulo 4</w:t>
+          <w:t>DIAPOSITIVA 4 «La IA acompaña. Nosotros comprobamos.»</w:t>
         </w:r>
       </w:hyperlink>
     </w:p>
@@ -1321,7 +1313,7 @@
             <w:u w:val="single"/>
             <w:sz w:val="19"/>
           </w:rPr>
-          <w:t>Capítulo 4</w:t>
+          <w:t>DIAPOSITIVA 4 «La IA acompaña. Nosotros comprobamos.»</w:t>
         </w:r>
       </w:hyperlink>
     </w:p>
@@ -1331,13 +1323,9 @@
       </w:r>
     </w:p>
     <w:p>
-      <w:r>
-        <w:br w:type="page"/>
-      </w:r>
-    </w:p>
-    <w:p>
       <w:pPr>
         <w:pStyle w:val="Heading1"/>
+        <w:pageBreakBefore/>
       </w:pPr>
       <w:r>
         <w:t>Hardware primer aprendiz</w:t>
@@ -1375,7 +1363,7 @@
           <w:i/>
           <w:sz w:val="19"/>
         </w:rPr>
-        <w:t>Qué mostrar. Abrir los capítulos 5 y 6. Señalar base, codo, piezas impresas, servomotores, sensores de posición y electroimán en el modelo 3D y en el prototipo quieto. Mantener las manos fuera de su recorrido cuando esté funcionando.</w:t>
+        <w:t>Qué mostrar. DIAPOSITIVA 5 «Dos eslabones. Un espacio de trabajo.» → DIAPOSITIVA 6 «Acercar. Sujetar. Trasladar. Soltar.». Señalar estructura, motores, sensores y electroimán en el modelo y en el prototipo quieto. Los 90 grados son un ejemplo geométrico, no una orden de movimiento.</w:t>
       </w:r>
     </w:p>
     <w:p>
@@ -1404,13 +1392,13 @@
             <w:u w:val="single"/>
             <w:sz w:val="19"/>
           </w:rPr>
-          <w:t>Capítulo 5</w:t>
+          <w:t>DIAPOSITIVA 5 «Dos eslabones. Un espacio de trabajo.»</w:t>
         </w:r>
       </w:hyperlink>
     </w:p>
     <w:p>
       <w:r>
-        <w:t>Esta es la parte que produce el movimiento. La base gira y el codo cambia la posición del extremo, de forma parecida a nuestro brazo. Usamos servomotores: motores que reciben la orden de girar hasta una posición determinada. Es como una puerta que debe abrirse hasta cierto ángulo: necesitamos que alcance una posición, no que dé vueltas sin parar. Los engranajes transmiten ese movimiento y los tornillos sujetan el conjunto. Los potenciómetros son como perillas que cambian una señal al girar; los usamos como sensores, es decir, para obtener información de la posición. El programa interpreta esa señal para estimar cuánto giraron la base y el codo. Los usamos para comparar la posición esperada con la leída. Una pieza floja puede afectar esa precisión, aunque el programa esté bien escrito.</w:t>
+        <w:t>La base gira y el codo cambia la posición del extremo, como nuestro brazo. Usamos servomotores: motores que reciben la orden de alcanzar una posición, como una puerta que se abre hasta un ángulo. Los potenciómetros funcionan como sensores: su señal cambia al girar, como una perilla. Nos permiten estimar la posición y compararla con la esperada. Los engranajes transmiten movimiento y los tornillos sujetan el conjunto. También usamos matemáticas: X e Y indican dónde está el extremo sobre el tablero; los grados describen cuánto gira una articulación. Un cuarto de vuelta son noventa grados, como el ángulo de la esquina de un cuaderno. Así vemos la geometría convertirse en movimiento.</w:t>
       </w:r>
     </w:p>
     <w:p>
@@ -1439,7 +1427,7 @@
             <w:u w:val="single"/>
             <w:sz w:val="19"/>
           </w:rPr>
-          <w:t>Capítulo 6</w:t>
+          <w:t>DIAPOSITIVA 6 «Acercar. Sujetar. Trasladar. Soltar.»</w:t>
         </w:r>
       </w:hyperlink>
     </w:p>
@@ -1449,13 +1437,9 @@
       </w:r>
     </w:p>
     <w:p>
-      <w:r>
-        <w:br w:type="page"/>
-      </w:r>
-    </w:p>
-    <w:p>
       <w:pPr>
         <w:pStyle w:val="Heading1"/>
+        <w:pageBreakBefore/>
       </w:pPr>
       <w:r>
         <w:t>Hardware segundo aprendiz</w:t>
@@ -1493,7 +1477,7 @@
           <w:i/>
           <w:sz w:val="19"/>
         </w:rPr>
-        <w:t>Qué mostrar. Abrir los capítulos 7 y 8. Enfocar primero la Raspberry Pi, después la cámara Sony, las etiquetas de las piezas, la NUCLEO y la alimentación. Explicar las conexiones sin convertir el guion en instrucciones de cableado. No confundir la vista 3D con una lectura del robot en ese momento.</w:t>
+        <w:t>Qué mostrar. DIAPOSITIVA 7 «Cada pieza tiene una identidad.» → DIAPOSITIVA 8 «Cada señal tiene una función.». Señalar Raspberry, cámara, etiquetas, NUCLEO y alimentación. Explicar las conexiones sin manipularlas durante la exposición.</w:t>
       </w:r>
     </w:p>
     <w:p>
@@ -1522,13 +1506,13 @@
             <w:u w:val="single"/>
             <w:sz w:val="19"/>
           </w:rPr>
-          <w:t>Capítulo 7</w:t>
+          <w:t>DIAPOSITIVA 7 «Cada pieza tiene una identidad.»</w:t>
         </w:r>
       </w:hyperlink>
     </w:p>
     <w:p>
       <w:r>
-        <w:t>La Raspberry Pi es una computadora pequeña que organiza el trabajo: ejecuta las aplicaciones, recibe la imagen y coordina lo que debe ocurrir. La cámara es una Raspberry Pi AI Camera con sensor Sony. Su función aquí es fotografiar el tablero; no decide la jugada. Sobre las piezas hay etiquetas ArUco: pequeños dibujos cuadrados con una identidad distinta, como una etiqueta con el nombre de cada pieza. Los elegimos para distinguir las piezas con más claridad. OpenCV es un conjunto de herramientas para analizar imágenes; lo usamos para reconocer esas etiquetas y ubicarlas. Antes debemos calibrar: enseñar la relación entre lo que aparece en la imagen, las casillas y los lugares que alcanza el brazo. Si movemos cámara o tablero, revisamos esa relación.</w:t>
+        <w:t>La Raspberry Pi es una computadora pequeña: organiza las aplicaciones y recibe imágenes de la Raspberry Pi AI Camera con sensor Sony. Usamos visión artificial: programas que extraen información de una imagen. Aquí reconocen las etiquetas ArUco, dibujos cuadrados con una identidad para cada pieza. OpenCV es el conjunto de herramientas que usamos para analizarlas. No es una cámara que entiende todo sola. Debemos calibrar: relacionar la imagen, las casillas y los lugares que alcanza el brazo. Aprendimos que importan la luz, las etiquetas visibles y la posición de cámara y tablero. Si algo cambia, revisamos las referencias antes de seguir.</w:t>
       </w:r>
     </w:p>
     <w:p>
@@ -1557,7 +1541,7 @@
             <w:u w:val="single"/>
             <w:sz w:val="19"/>
           </w:rPr>
-          <w:t>Capítulo 8</w:t>
+          <w:t>DIAPOSITIVA 8 «Cada señal tiene una función.»</w:t>
         </w:r>
       </w:hyperlink>
     </w:p>
@@ -1567,13 +1551,9 @@
       </w:r>
     </w:p>
     <w:p>
-      <w:r>
-        <w:br w:type="page"/>
-      </w:r>
-    </w:p>
-    <w:p>
       <w:pPr>
         <w:pStyle w:val="Heading1"/>
+        <w:pageBreakBefore/>
       </w:pPr>
       <w:r>
         <w:t>Desarrollador</w:t>
@@ -1611,7 +1591,7 @@
           <w:i/>
           <w:sz w:val="19"/>
         </w:rPr>
-        <w:t>Qué mostrar. Abrir los capítulos 9 y 10. Mostrar las capturas reales de ambas aplicaciones. Usar la secuencia e2 a e4 como ejemplo narrado; no prometer una respuesta fija de Stockfish ni ejecutar valores del guion como órdenes de movimiento. Si se nombran Python o C, usar la explicación del glosario en una respuesta, no añadir una lista de lenguajes a la exposición.</w:t>
+        <w:t>Qué mostrar. DIAPOSITIVA 9 «App 01. Control en tus manos.» → DIAPOSITIVA 10 «App 02. El tablero responde.». Mostrar las dos aplicaciones reales y seguir el ejemplo e2-e4. No prometer una respuesta fija de Stockfish ni ejecutar valores del guion como órdenes.</w:t>
       </w:r>
     </w:p>
     <w:p>
@@ -1640,7 +1620,7 @@
             <w:u w:val="single"/>
             <w:sz w:val="19"/>
           </w:rPr>
-          <w:t>Capítulo 9</w:t>
+          <w:t>DIAPOSITIVA 9 «App 01. Control en tus manos.»</w:t>
         </w:r>
       </w:hyperlink>
     </w:p>
@@ -1675,7 +1655,7 @@
             <w:u w:val="single"/>
             <w:sz w:val="19"/>
           </w:rPr>
-          <w:t>Capítulo 10</w:t>
+          <w:t>DIAPOSITIVA 10 «App 02. El tablero responde.»</w:t>
         </w:r>
       </w:hyperlink>
     </w:p>
@@ -1685,13 +1665,9 @@
       </w:r>
     </w:p>
     <w:p>
-      <w:r>
-        <w:br w:type="page"/>
-      </w:r>
-    </w:p>
-    <w:p>
       <w:pPr>
         <w:pStyle w:val="Heading1"/>
+        <w:pageBreakBefore/>
       </w:pPr>
       <w:r>
         <w:t>Maquetador</w:t>
@@ -1729,7 +1705,7 @@
           <w:i/>
           <w:sz w:val="19"/>
         </w:rPr>
-        <w:t>Qué mostrar. Orden de capítulos: 12, 11, 13, 14 y 16. Tener preparada una prueba breve y ensayada. Una persona opera la aplicación real y otra supervisa la toma y el recorrido. Reservar 20 segundos de observación sin hablar dentro del bloque de demostración de 10:25 a 11:15. Si la prueba física no está preparada, explicar el recorrido con el modelo y usar los registros disponibles como evidencia, identificándolos; no anunciar un resultado que no se esté viendo.</w:t>
+        <w:t>Qué mostrar. DIAPOSITIVA 12 «Diseñar. Ensamblar. Poner a funcionar.» → DIAPOSITIVA 11 «Del cálculo a la pieza real.» → DIAPOSITIVA 13 «La precisión también se aprende.» → DIAPOSITIVA 14 «Otra tarea. Otra escala.» → DIAPOSITIVA 16 «JaqueBot» (cierre). Mostrar la construcción y la prueba supervisada. Reservar 20 segundos de observación; explicar el límite, la proyección y los aprendizajes. El gestor da paso al video a las 11:55.</w:t>
       </w:r>
     </w:p>
     <w:p>
@@ -1758,7 +1734,7 @@
             <w:u w:val="single"/>
             <w:sz w:val="19"/>
           </w:rPr>
-          <w:t>Capítulo 12</w:t>
+          <w:t>DIAPOSITIVA 12 «Diseñar. Ensamblar. Poner a funcionar.»</w:t>
         </w:r>
       </w:hyperlink>
     </w:p>
@@ -1793,7 +1769,7 @@
             <w:u w:val="single"/>
             <w:sz w:val="19"/>
           </w:rPr>
-          <w:t>Capítulo 11</w:t>
+          <w:t>DIAPOSITIVA 11 «Del cálculo a la pieza real.»</w:t>
         </w:r>
       </w:hyperlink>
     </w:p>
@@ -1828,7 +1804,7 @@
             <w:u w:val="single"/>
             <w:sz w:val="19"/>
           </w:rPr>
-          <w:t>Capítulo 13</w:t>
+          <w:t>DIAPOSITIVA 13 «La precisión también se aprende.»</w:t>
         </w:r>
       </w:hyperlink>
     </w:p>
@@ -1863,7 +1839,7 @@
             <w:u w:val="single"/>
             <w:sz w:val="19"/>
           </w:rPr>
-          <w:t>Capítulo 14</w:t>
+          <w:t>DIAPOSITIVA 14 «Otra tarea. Otra escala.»</w:t>
         </w:r>
       </w:hyperlink>
     </w:p>
@@ -1898,13 +1874,13 @@
             <w:u w:val="single"/>
             <w:sz w:val="19"/>
           </w:rPr>
-          <w:t>Capítulo 16</w:t>
+          <w:t>DIAPOSITIVA 16 «JaqueBot» (cierre)</w:t>
         </w:r>
       </w:hyperlink>
     </w:p>
     <w:p>
       <w:r>
-        <w:t>Aprendimos a ensamblar, programar y repartir tareas. También a medir antes de suponer y probar por partes para encontrar errores. Entendimos que diseño, conexiones y programa deben trabajar juntos.</w:t>
+        <w:t>Aplicamos Matemáticas y Sistemas: coordenadas, ángulos, programación y conexiones aprendidas en los cursos de Arduino. Aprendimos a cuidar la luz y las etiquetas, repartir tareas y comprobar cada parte del robot.</w:t>
       </w:r>
     </w:p>
     <w:p>
@@ -1923,8 +1899,18 @@
         <w:rPr>
           <w:sz w:val="18"/>
         </w:rPr>
-        <w:t>11:55 a 12:00   |   Gestor de proyecto</w:t>
-      </w:r>
+        <w:t xml:space="preserve">11:55 a 12:00   |   Gestor de proyecto   |   </w:t>
+      </w:r>
+      <w:hyperlink r:id="rId26">
+        <w:r>
+          <w:rPr>
+            <w:color w:val="173D5A"/>
+            <w:u w:val="single"/>
+            <w:sz w:val="19"/>
+          </w:rPr>
+          <w:t>DIAPOSITIVA 16 «JaqueBot» (cierre)</w:t>
+        </w:r>
+      </w:hyperlink>
     </w:p>
     <w:p>
       <w:r>
@@ -1944,16 +1930,12 @@
       </w:r>
     </w:p>
     <w:p>
-      <w:r>
-        <w:br w:type="page"/>
-      </w:r>
-    </w:p>
-    <w:p>
       <w:pPr>
         <w:pStyle w:val="Heading1"/>
+        <w:pageBreakBefore/>
       </w:pPr>
       <w:r>
-        <w:t>Palabras del proyecto explicadas</w:t>
+        <w:t>Estructura y movimiento explicados</w:t>
       </w:r>
     </w:p>
     <w:p>
@@ -1964,748 +1946,555 @@
         <w:rPr>
           <w:sz w:val="20"/>
         </w:rPr>
-        <w:t>Apoyo para entender y responder. No se lee como una lista durante la exposición.</w:t>
+        <w:t>Cada entrada explica qué es, para qué sirve y por qué lo usamos. Es apoyo para estudiar y responder; no se lee como una lista durante la exposición.</w:t>
       </w:r>
     </w:p>
     <w:p>
       <w:pPr>
-        <w:spacing w:after="120" w:line="254" w:lineRule="auto"/>
+        <w:spacing w:after="140" w:line="259" w:lineRule="auto"/>
       </w:pPr>
       <w:r>
         <w:rPr>
-          <w:sz w:val="20"/>
+          <w:sz w:val="21"/>
         </w:rPr>
       </w:r>
       <w:r>
         <w:rPr>
           <w:b/>
-          <w:sz w:val="20"/>
+          <w:sz w:val="21"/>
         </w:rPr>
         <w:t xml:space="preserve">Brazo robótico. </w:t>
       </w:r>
       <w:r>
         <w:rPr>
+          <w:sz w:val="21"/>
+        </w:rPr>
+        <w:t xml:space="preserve">Un mecanismo con partes móviles que pueden colocarse mediante un programa. </w:t>
+      </w:r>
+      <w:r>
+        <w:rPr>
           <w:b/>
-          <w:sz w:val="20"/>
-        </w:rPr>
-        <w:t xml:space="preserve">Qué es: </w:t>
-      </w:r>
-      <w:r>
-        <w:rPr>
-          <w:sz w:val="20"/>
-        </w:rPr>
-        <w:t xml:space="preserve">Un mecanismo con partes móviles que pueden colocarse mediante un programa. </w:t>
+          <w:sz w:val="21"/>
+        </w:rPr>
+        <w:t xml:space="preserve">Uso: </w:t>
+      </w:r>
+      <w:r>
+        <w:rPr>
+          <w:sz w:val="21"/>
+        </w:rPr>
+        <w:t xml:space="preserve">Llevar una herramienta hasta un objeto y trasladarlo. </w:t>
       </w:r>
       <w:r>
         <w:rPr>
           <w:b/>
-          <w:sz w:val="20"/>
-        </w:rPr>
-        <w:t xml:space="preserve">Para qué sirve: </w:t>
-      </w:r>
-      <w:r>
-        <w:rPr>
-          <w:sz w:val="20"/>
-        </w:rPr>
-        <w:t xml:space="preserve">Llevar una herramienta hasta un objeto y trasladarlo. </w:t>
-      </w:r>
-      <w:r>
-        <w:rPr>
-          <w:b/>
-          <w:sz w:val="20"/>
+          <w:sz w:val="21"/>
         </w:rPr>
         <w:t xml:space="preserve">Por qué se usó: </w:t>
       </w:r>
       <w:r>
         <w:rPr>
-          <w:sz w:val="20"/>
+          <w:sz w:val="21"/>
         </w:rPr>
         <w:t>Permite explorar tareas repetitivas de recoger, mover y, con adaptación, clasificar objetos.</w:t>
       </w:r>
     </w:p>
     <w:p>
       <w:pPr>
-        <w:spacing w:after="120" w:line="254" w:lineRule="auto"/>
+        <w:spacing w:after="140" w:line="259" w:lineRule="auto"/>
       </w:pPr>
       <w:r>
         <w:rPr>
-          <w:sz w:val="20"/>
+          <w:sz w:val="21"/>
         </w:rPr>
       </w:r>
       <w:r>
         <w:rPr>
           <w:b/>
-          <w:sz w:val="20"/>
+          <w:sz w:val="21"/>
         </w:rPr>
         <w:t xml:space="preserve">EduSCARA. </w:t>
       </w:r>
       <w:r>
         <w:rPr>
+          <w:sz w:val="21"/>
+        </w:rPr>
+        <w:t xml:space="preserve">Un diseño abierto de brazo robótico educativo con archivos y código publicados. </w:t>
+      </w:r>
+      <w:r>
+        <w:rPr>
           <w:b/>
-          <w:sz w:val="20"/>
-        </w:rPr>
-        <w:t xml:space="preserve">Qué es: </w:t>
-      </w:r>
-      <w:r>
-        <w:rPr>
-          <w:sz w:val="20"/>
-        </w:rPr>
-        <w:t xml:space="preserve">Un diseño abierto de brazo robótico educativo con archivos y código publicados. </w:t>
+          <w:sz w:val="21"/>
+        </w:rPr>
+        <w:t xml:space="preserve">Uso: </w:t>
+      </w:r>
+      <w:r>
+        <w:rPr>
+          <w:sz w:val="21"/>
+        </w:rPr>
+        <w:t xml:space="preserve">Servir como base de estructura y control. </w:t>
       </w:r>
       <w:r>
         <w:rPr>
           <w:b/>
-          <w:sz w:val="20"/>
-        </w:rPr>
-        <w:t xml:space="preserve">Para qué sirve: </w:t>
-      </w:r>
-      <w:r>
-        <w:rPr>
-          <w:sz w:val="20"/>
-        </w:rPr>
-        <w:t xml:space="preserve">Servir como base de estructura y control. </w:t>
-      </w:r>
-      <w:r>
-        <w:rPr>
-          <w:b/>
-          <w:sz w:val="20"/>
+          <w:sz w:val="21"/>
         </w:rPr>
         <w:t xml:space="preserve">Por qué se usó: </w:t>
       </w:r>
       <w:r>
         <w:rPr>
-          <w:sz w:val="20"/>
+          <w:sz w:val="21"/>
         </w:rPr>
         <w:t>Permite estudiar un proyecto existente y dedicar el trabajo escolar al montaje, las adaptaciones y las aplicaciones. Se reconoce a sus autores.</w:t>
       </w:r>
     </w:p>
     <w:p>
       <w:pPr>
-        <w:spacing w:after="120" w:line="254" w:lineRule="auto"/>
+        <w:spacing w:after="140" w:line="259" w:lineRule="auto"/>
       </w:pPr>
       <w:r>
         <w:rPr>
-          <w:sz w:val="20"/>
+          <w:sz w:val="21"/>
         </w:rPr>
       </w:r>
       <w:r>
         <w:rPr>
           <w:b/>
-          <w:sz w:val="20"/>
+          <w:sz w:val="21"/>
         </w:rPr>
         <w:t xml:space="preserve">Autodesk Fusion. </w:t>
       </w:r>
       <w:r>
         <w:rPr>
+          <w:sz w:val="21"/>
+        </w:rPr>
+        <w:t xml:space="preserve">Un programa de diseño de objetos en tres dimensiones. </w:t>
+      </w:r>
+      <w:r>
+        <w:rPr>
           <w:b/>
-          <w:sz w:val="20"/>
-        </w:rPr>
-        <w:t xml:space="preserve">Qué es: </w:t>
-      </w:r>
-      <w:r>
-        <w:rPr>
-          <w:sz w:val="20"/>
-        </w:rPr>
-        <w:t xml:space="preserve">Un programa de diseño de objetos en tres dimensiones. </w:t>
+          <w:sz w:val="21"/>
+        </w:rPr>
+        <w:t xml:space="preserve">Uso: </w:t>
+      </w:r>
+      <w:r>
+        <w:rPr>
+          <w:sz w:val="21"/>
+        </w:rPr>
+        <w:t xml:space="preserve">Revisar medidas y adaptar el tablero, piezas y soportes antes de fabricarlos. </w:t>
       </w:r>
       <w:r>
         <w:rPr>
           <w:b/>
-          <w:sz w:val="20"/>
-        </w:rPr>
-        <w:t xml:space="preserve">Para qué sirve: </w:t>
-      </w:r>
-      <w:r>
-        <w:rPr>
-          <w:sz w:val="20"/>
-        </w:rPr>
-        <w:t xml:space="preserve">Revisar medidas y adaptar el tablero, piezas y soportes antes de fabricarlos. </w:t>
-      </w:r>
-      <w:r>
-        <w:rPr>
-          <w:b/>
-          <w:sz w:val="20"/>
+          <w:sz w:val="21"/>
         </w:rPr>
         <w:t xml:space="preserve">Por qué se usó: </w:t>
       </w:r>
       <w:r>
         <w:rPr>
-          <w:sz w:val="20"/>
+          <w:sz w:val="21"/>
         </w:rPr>
         <w:t>Permite comprobar cómo encajan las partes y preparar las adaptaciones del proyecto.</w:t>
       </w:r>
     </w:p>
     <w:p>
       <w:pPr>
-        <w:spacing w:after="120" w:line="254" w:lineRule="auto"/>
+        <w:spacing w:after="140" w:line="259" w:lineRule="auto"/>
       </w:pPr>
       <w:r>
         <w:rPr>
-          <w:sz w:val="20"/>
+          <w:sz w:val="21"/>
         </w:rPr>
       </w:r>
       <w:r>
         <w:rPr>
           <w:b/>
-          <w:sz w:val="20"/>
+          <w:sz w:val="21"/>
         </w:rPr>
         <w:t xml:space="preserve">Impresión 3D. </w:t>
       </w:r>
       <w:r>
         <w:rPr>
+          <w:sz w:val="21"/>
+        </w:rPr>
+        <w:t xml:space="preserve">Una forma de fabricar que construye el objeto añadiendo material por capas. </w:t>
+      </w:r>
+      <w:r>
+        <w:rPr>
           <w:b/>
-          <w:sz w:val="20"/>
-        </w:rPr>
-        <w:t xml:space="preserve">Qué es: </w:t>
-      </w:r>
-      <w:r>
-        <w:rPr>
-          <w:sz w:val="20"/>
-        </w:rPr>
-        <w:t xml:space="preserve">Una forma de fabricar que construye el objeto añadiendo material por capas. </w:t>
+          <w:sz w:val="21"/>
+        </w:rPr>
+        <w:t xml:space="preserve">Uso: </w:t>
+      </w:r>
+      <w:r>
+        <w:rPr>
+          <w:sz w:val="21"/>
+        </w:rPr>
+        <w:t xml:space="preserve">Convertir archivos de diseño en piezas físicas del robot y su montaje. </w:t>
       </w:r>
       <w:r>
         <w:rPr>
           <w:b/>
-          <w:sz w:val="20"/>
-        </w:rPr>
-        <w:t xml:space="preserve">Para qué sirve: </w:t>
-      </w:r>
-      <w:r>
-        <w:rPr>
-          <w:sz w:val="20"/>
-        </w:rPr>
-        <w:t xml:space="preserve">Convertir archivos de diseño en piezas físicas del robot y su montaje. </w:t>
-      </w:r>
-      <w:r>
-        <w:rPr>
-          <w:b/>
-          <w:sz w:val="20"/>
+          <w:sz w:val="21"/>
         </w:rPr>
         <w:t xml:space="preserve">Por qué se usó: </w:t>
       </w:r>
       <w:r>
         <w:rPr>
-          <w:sz w:val="20"/>
+          <w:sz w:val="21"/>
         </w:rPr>
         <w:t>Permite producir y modificar piezas adaptadas al proyecto. En este caso se utilizó material plástico.</w:t>
       </w:r>
     </w:p>
     <w:p>
       <w:pPr>
-        <w:spacing w:after="120" w:line="254" w:lineRule="auto"/>
+        <w:spacing w:after="140" w:line="259" w:lineRule="auto"/>
       </w:pPr>
       <w:r>
         <w:rPr>
-          <w:sz w:val="20"/>
+          <w:sz w:val="21"/>
         </w:rPr>
       </w:r>
       <w:r>
         <w:rPr>
           <w:b/>
-          <w:sz w:val="20"/>
+          <w:sz w:val="21"/>
         </w:rPr>
         <w:t xml:space="preserve">Servomotor. </w:t>
       </w:r>
       <w:r>
         <w:rPr>
+          <w:sz w:val="21"/>
+        </w:rPr>
+        <w:t xml:space="preserve">Un motor que recibe una orden para alcanzar una posición determinada. </w:t>
+      </w:r>
+      <w:r>
+        <w:rPr>
           <w:b/>
-          <w:sz w:val="20"/>
-        </w:rPr>
-        <w:t xml:space="preserve">Qué es: </w:t>
-      </w:r>
-      <w:r>
-        <w:rPr>
-          <w:sz w:val="20"/>
-        </w:rPr>
-        <w:t xml:space="preserve">Un motor que recibe una orden para alcanzar una posición determinada. </w:t>
+          <w:sz w:val="21"/>
+        </w:rPr>
+        <w:t xml:space="preserve">Uso: </w:t>
+      </w:r>
+      <w:r>
+        <w:rPr>
+          <w:sz w:val="21"/>
+        </w:rPr>
+        <w:t xml:space="preserve">Mover la base, el codo o el mecanismo vertical según el montaje. </w:t>
       </w:r>
       <w:r>
         <w:rPr>
           <w:b/>
-          <w:sz w:val="20"/>
-        </w:rPr>
-        <w:t xml:space="preserve">Para qué sirve: </w:t>
-      </w:r>
-      <w:r>
-        <w:rPr>
-          <w:sz w:val="20"/>
-        </w:rPr>
-        <w:t xml:space="preserve">Mover la base, el codo o el mecanismo vertical según el montaje. </w:t>
-      </w:r>
-      <w:r>
-        <w:rPr>
-          <w:b/>
-          <w:sz w:val="20"/>
+          <w:sz w:val="21"/>
         </w:rPr>
         <w:t xml:space="preserve">Por qué se usó: </w:t>
       </w:r>
       <w:r>
         <w:rPr>
-          <w:sz w:val="20"/>
+          <w:sz w:val="21"/>
         </w:rPr>
         <w:t>El robot necesita dirigir la herramienta a lugares concretos, no mantener un giro continuo. La orden por sí sola no prueba precisión física.</w:t>
       </w:r>
     </w:p>
     <w:p>
       <w:pPr>
-        <w:spacing w:after="120" w:line="254" w:lineRule="auto"/>
+        <w:spacing w:after="140" w:line="259" w:lineRule="auto"/>
       </w:pPr>
       <w:r>
         <w:rPr>
-          <w:sz w:val="20"/>
+          <w:sz w:val="21"/>
         </w:rPr>
       </w:r>
       <w:r>
         <w:rPr>
           <w:b/>
-          <w:sz w:val="20"/>
+          <w:sz w:val="21"/>
         </w:rPr>
         <w:t xml:space="preserve">Potenciómetro. </w:t>
       </w:r>
       <w:r>
         <w:rPr>
+          <w:sz w:val="21"/>
+        </w:rPr>
+        <w:t xml:space="preserve">Un componente cuya señal eléctrica cambia cuando gira. </w:t>
+      </w:r>
+      <w:r>
+        <w:rPr>
           <w:b/>
-          <w:sz w:val="20"/>
-        </w:rPr>
-        <w:t xml:space="preserve">Qué es: </w:t>
-      </w:r>
-      <w:r>
-        <w:rPr>
-          <w:sz w:val="20"/>
-        </w:rPr>
-        <w:t xml:space="preserve">Un componente cuya señal eléctrica cambia cuando gira. </w:t>
+          <w:sz w:val="21"/>
+        </w:rPr>
+        <w:t xml:space="preserve">Uso: </w:t>
+      </w:r>
+      <w:r>
+        <w:rPr>
+          <w:sz w:val="21"/>
+        </w:rPr>
+        <w:t xml:space="preserve">Usarse como sensor para estimar el ángulo de la base o del codo. </w:t>
       </w:r>
       <w:r>
         <w:rPr>
           <w:b/>
-          <w:sz w:val="20"/>
-        </w:rPr>
-        <w:t xml:space="preserve">Para qué sirve: </w:t>
-      </w:r>
-      <w:r>
-        <w:rPr>
-          <w:sz w:val="20"/>
-        </w:rPr>
-        <w:t xml:space="preserve">Usarse como sensor para estimar el ángulo de la base o del codo. </w:t>
-      </w:r>
-      <w:r>
-        <w:rPr>
-          <w:b/>
-          <w:sz w:val="20"/>
+          <w:sz w:val="21"/>
         </w:rPr>
         <w:t xml:space="preserve">Por qué se usó: </w:t>
       </w:r>
       <w:r>
         <w:rPr>
-          <w:sz w:val="20"/>
+          <w:sz w:val="21"/>
         </w:rPr>
         <w:t>Permite comparar dónde se esperaba llegar con lo que indica el montaje.</w:t>
       </w:r>
     </w:p>
     <w:p>
       <w:pPr>
-        <w:spacing w:after="120" w:line="254" w:lineRule="auto"/>
+        <w:spacing w:after="140" w:line="259" w:lineRule="auto"/>
       </w:pPr>
       <w:r>
         <w:rPr>
-          <w:sz w:val="20"/>
+          <w:sz w:val="21"/>
         </w:rPr>
       </w:r>
       <w:r>
         <w:rPr>
           <w:b/>
-          <w:sz w:val="20"/>
+          <w:sz w:val="21"/>
         </w:rPr>
         <w:t xml:space="preserve">Sensor. </w:t>
       </w:r>
       <w:r>
         <w:rPr>
+          <w:sz w:val="21"/>
+        </w:rPr>
+        <w:t xml:space="preserve">Un elemento que convierte una característica física, como posición o luz, en información. </w:t>
+      </w:r>
+      <w:r>
+        <w:rPr>
           <w:b/>
-          <w:sz w:val="20"/>
-        </w:rPr>
-        <w:t xml:space="preserve">Qué es: </w:t>
-      </w:r>
-      <w:r>
-        <w:rPr>
-          <w:sz w:val="20"/>
-        </w:rPr>
-        <w:t xml:space="preserve">Un elemento que convierte una característica física, como posición o luz, en información. </w:t>
+          <w:sz w:val="21"/>
+        </w:rPr>
+        <w:t xml:space="preserve">Uso: </w:t>
+      </w:r>
+      <w:r>
+        <w:rPr>
+          <w:sz w:val="21"/>
+        </w:rPr>
+        <w:t xml:space="preserve">Aportar datos al programa. </w:t>
       </w:r>
       <w:r>
         <w:rPr>
           <w:b/>
-          <w:sz w:val="20"/>
-        </w:rPr>
-        <w:t xml:space="preserve">Para qué sirve: </w:t>
-      </w:r>
-      <w:r>
-        <w:rPr>
-          <w:sz w:val="20"/>
-        </w:rPr>
-        <w:t xml:space="preserve">Aportar datos al programa. </w:t>
-      </w:r>
-      <w:r>
-        <w:rPr>
-          <w:b/>
-          <w:sz w:val="20"/>
+          <w:sz w:val="21"/>
         </w:rPr>
         <w:t xml:space="preserve">Por qué se usó: </w:t>
       </w:r>
       <w:r>
         <w:rPr>
-          <w:sz w:val="20"/>
+          <w:sz w:val="21"/>
         </w:rPr>
         <w:t>Ayuda a comprobar lo que ocurre. En JaqueBot no todos los estados se miden: faltan sensores directos de altura y agarre.</w:t>
       </w:r>
     </w:p>
     <w:p>
       <w:pPr>
-        <w:spacing w:after="120" w:line="254" w:lineRule="auto"/>
+        <w:spacing w:after="140" w:line="259" w:lineRule="auto"/>
       </w:pPr>
       <w:r>
         <w:rPr>
-          <w:sz w:val="20"/>
+          <w:sz w:val="21"/>
         </w:rPr>
       </w:r>
       <w:r>
         <w:rPr>
           <w:b/>
-          <w:sz w:val="20"/>
+          <w:sz w:val="21"/>
         </w:rPr>
         <w:t xml:space="preserve">Eje Z. </w:t>
       </w:r>
       <w:r>
         <w:rPr>
+          <w:sz w:val="21"/>
+        </w:rPr>
+        <w:t xml:space="preserve">El nombre del movimiento vertical del extremo. </w:t>
+      </w:r>
+      <w:r>
+        <w:rPr>
           <w:b/>
-          <w:sz w:val="20"/>
-        </w:rPr>
-        <w:t xml:space="preserve">Qué es: </w:t>
-      </w:r>
-      <w:r>
-        <w:rPr>
-          <w:sz w:val="20"/>
-        </w:rPr>
-        <w:t xml:space="preserve">El nombre del movimiento vertical del extremo. </w:t>
+          <w:sz w:val="21"/>
+        </w:rPr>
+        <w:t xml:space="preserve">Uso: </w:t>
+      </w:r>
+      <w:r>
+        <w:rPr>
+          <w:sz w:val="21"/>
+        </w:rPr>
+        <w:t xml:space="preserve">Subir y bajar la herramienta al recoger o dejar una pieza. </w:t>
       </w:r>
       <w:r>
         <w:rPr>
           <w:b/>
-          <w:sz w:val="20"/>
-        </w:rPr>
-        <w:t xml:space="preserve">Para qué sirve: </w:t>
-      </w:r>
-      <w:r>
-        <w:rPr>
-          <w:sz w:val="20"/>
-        </w:rPr>
-        <w:t xml:space="preserve">Subir y bajar la herramienta al recoger o dejar una pieza. </w:t>
-      </w:r>
-      <w:r>
-        <w:rPr>
-          <w:b/>
-          <w:sz w:val="20"/>
+          <w:sz w:val="21"/>
         </w:rPr>
         <w:t xml:space="preserve">Por qué se usó: </w:t>
       </w:r>
       <w:r>
         <w:rPr>
-          <w:sz w:val="20"/>
+          <w:sz w:val="21"/>
         </w:rPr>
         <w:t>El brazo debe pasar sobre las otras piezas y acercarse al objeto solo cuando corresponde.</w:t>
       </w:r>
     </w:p>
     <w:p>
       <w:pPr>
-        <w:spacing w:after="120" w:line="254" w:lineRule="auto"/>
+        <w:spacing w:after="140" w:line="259" w:lineRule="auto"/>
       </w:pPr>
       <w:r>
         <w:rPr>
-          <w:sz w:val="20"/>
+          <w:sz w:val="21"/>
         </w:rPr>
       </w:r>
       <w:r>
         <w:rPr>
           <w:b/>
-          <w:sz w:val="20"/>
+          <w:sz w:val="21"/>
         </w:rPr>
         <w:t xml:space="preserve">Electroimán. </w:t>
       </w:r>
       <w:r>
         <w:rPr>
+          <w:sz w:val="21"/>
+        </w:rPr>
+        <w:t xml:space="preserve">Un dispositivo que produce atracción magnética cuando recibe electricidad. </w:t>
+      </w:r>
+      <w:r>
+        <w:rPr>
           <w:b/>
-          <w:sz w:val="20"/>
-        </w:rPr>
-        <w:t xml:space="preserve">Qué es: </w:t>
-      </w:r>
-      <w:r>
-        <w:rPr>
-          <w:sz w:val="20"/>
-        </w:rPr>
-        <w:t xml:space="preserve">Un dispositivo que produce atracción magnética cuando recibe electricidad. </w:t>
+          <w:sz w:val="21"/>
+        </w:rPr>
+        <w:t xml:space="preserve">Uso: </w:t>
+      </w:r>
+      <w:r>
+        <w:rPr>
+          <w:sz w:val="21"/>
+        </w:rPr>
+        <w:t xml:space="preserve">Tomar y liberar la parte metálica de una pieza. </w:t>
       </w:r>
       <w:r>
         <w:rPr>
           <w:b/>
-          <w:sz w:val="20"/>
-        </w:rPr>
-        <w:t xml:space="preserve">Para qué sirve: </w:t>
-      </w:r>
-      <w:r>
-        <w:rPr>
-          <w:sz w:val="20"/>
-        </w:rPr>
-        <w:t xml:space="preserve">Tomar y liberar la parte metálica de una pieza. </w:t>
-      </w:r>
-      <w:r>
-        <w:rPr>
-          <w:b/>
-          <w:sz w:val="20"/>
+          <w:sz w:val="21"/>
         </w:rPr>
         <w:t xml:space="preserve">Por qué se usó: </w:t>
       </w:r>
       <w:r>
         <w:rPr>
-          <w:sz w:val="20"/>
+          <w:sz w:val="21"/>
         </w:rPr>
         <w:t>Permite controlar la sujeción desde el programa, encendiéndolo o apagándolo. No atrae cualquier material ni garantiza recoger una sola pieza.</w:t>
       </w:r>
     </w:p>
     <w:p>
       <w:pPr>
-        <w:spacing w:after="120" w:line="254" w:lineRule="auto"/>
+        <w:spacing w:after="140" w:line="259" w:lineRule="auto"/>
       </w:pPr>
       <w:r>
         <w:rPr>
-          <w:sz w:val="20"/>
+          <w:sz w:val="21"/>
         </w:rPr>
       </w:r>
       <w:r>
         <w:rPr>
           <w:b/>
-          <w:sz w:val="20"/>
-        </w:rPr>
-        <w:t xml:space="preserve">Raspberry Pi. </w:t>
+          <w:sz w:val="21"/>
+        </w:rPr>
+        <w:t xml:space="preserve">Coordenadas X e Y. </w:t>
+      </w:r>
+      <w:r>
+        <w:rPr>
+          <w:sz w:val="21"/>
+        </w:rPr>
+        <w:t xml:space="preserve">Dos valores que ubican un lugar sobre un plano. </w:t>
       </w:r>
       <w:r>
         <w:rPr>
           <w:b/>
-          <w:sz w:val="20"/>
-        </w:rPr>
-        <w:t xml:space="preserve">Qué es: </w:t>
-      </w:r>
-      <w:r>
-        <w:rPr>
-          <w:sz w:val="20"/>
-        </w:rPr>
-        <w:t xml:space="preserve">Una computadora pequeña montada en una placa. </w:t>
+          <w:sz w:val="21"/>
+        </w:rPr>
+        <w:t xml:space="preserve">Uso: </w:t>
+      </w:r>
+      <w:r>
+        <w:rPr>
+          <w:sz w:val="21"/>
+        </w:rPr>
+        <w:t xml:space="preserve">Describir dónde está el extremo del brazo sobre el tablero. </w:t>
       </w:r>
       <w:r>
         <w:rPr>
           <w:b/>
-          <w:sz w:val="20"/>
-        </w:rPr>
-        <w:t xml:space="preserve">Para qué sirve: </w:t>
-      </w:r>
-      <w:r>
-        <w:rPr>
-          <w:sz w:val="20"/>
-        </w:rPr>
-        <w:t xml:space="preserve">Ejecutar las aplicaciones, procesar las imágenes y coordinar la tarea. </w:t>
-      </w:r>
-      <w:r>
-        <w:rPr>
-          <w:b/>
-          <w:sz w:val="20"/>
+          <w:sz w:val="21"/>
         </w:rPr>
         <w:t xml:space="preserve">Por qué se usó: </w:t>
       </w:r>
       <w:r>
         <w:rPr>
-          <w:sz w:val="20"/>
-        </w:rPr>
-        <w:t>Reúne en el prototipo la interfaz, el análisis del tablero y el cálculo de jugadas.</w:t>
+          <w:sz w:val="21"/>
+        </w:rPr>
+        <w:t>Permiten relacionar una casilla con un destino físico, usando las medidas y la geometría del brazo.</w:t>
       </w:r>
     </w:p>
     <w:p>
       <w:pPr>
-        <w:spacing w:after="120" w:line="254" w:lineRule="auto"/>
+        <w:spacing w:after="140" w:line="259" w:lineRule="auto"/>
       </w:pPr>
       <w:r>
         <w:rPr>
-          <w:sz w:val="20"/>
+          <w:sz w:val="21"/>
         </w:rPr>
       </w:r>
       <w:r>
         <w:rPr>
           <w:b/>
-          <w:sz w:val="20"/>
-        </w:rPr>
-        <w:t xml:space="preserve">Raspberry Pi AI Camera / sensor Sony. </w:t>
+          <w:sz w:val="21"/>
+        </w:rPr>
+        <w:t xml:space="preserve">Grados y ángulo. </w:t>
+      </w:r>
+      <w:r>
+        <w:rPr>
+          <w:sz w:val="21"/>
+        </w:rPr>
+        <w:t xml:space="preserve">Una forma de medir cuánto gira una línea o una articulación. </w:t>
       </w:r>
       <w:r>
         <w:rPr>
           <w:b/>
-          <w:sz w:val="20"/>
-        </w:rPr>
-        <w:t xml:space="preserve">Qué es: </w:t>
-      </w:r>
-      <w:r>
-        <w:rPr>
-          <w:sz w:val="20"/>
-        </w:rPr>
-        <w:t xml:space="preserve">El módulo de cámara utilizado para obtener las imágenes; su sensor es Sony IMX500. </w:t>
+          <w:sz w:val="21"/>
+        </w:rPr>
+        <w:t xml:space="preserve">Uso: </w:t>
+      </w:r>
+      <w:r>
+        <w:rPr>
+          <w:sz w:val="21"/>
+        </w:rPr>
+        <w:t xml:space="preserve">Expresar el giro de la base y del codo. </w:t>
       </w:r>
       <w:r>
         <w:rPr>
           <w:b/>
-          <w:sz w:val="20"/>
-        </w:rPr>
-        <w:t xml:space="preserve">Para qué sirve: </w:t>
-      </w:r>
-      <w:r>
-        <w:rPr>
-          <w:sz w:val="20"/>
-        </w:rPr>
-        <w:t xml:space="preserve">Observar el tablero y las etiquetas de las piezas. </w:t>
-      </w:r>
-      <w:r>
-        <w:rPr>
-          <w:b/>
-          <w:sz w:val="20"/>
+          <w:sz w:val="21"/>
         </w:rPr>
         <w:t xml:space="preserve">Por qué se usó: </w:t>
       </w:r>
       <w:r>
         <w:rPr>
-          <w:sz w:val="20"/>
-        </w:rPr>
-        <w:t>Proporciona las imágenes que analiza la Raspberry. El nombre AI Camera no significa que en esta aplicación su sensor elija jugadas ni que haga por sí mismo el reconocimiento ArUco.</w:t>
-      </w:r>
-    </w:p>
-    <w:p>
-      <w:pPr>
-        <w:spacing w:after="120" w:line="254" w:lineRule="auto"/>
-      </w:pPr>
-      <w:r>
-        <w:rPr>
-          <w:sz w:val="20"/>
-        </w:rPr>
-      </w:r>
-      <w:r>
-        <w:rPr>
-          <w:b/>
-          <w:sz w:val="20"/>
-        </w:rPr>
-        <w:t xml:space="preserve">ArUco. </w:t>
-      </w:r>
-      <w:r>
-        <w:rPr>
-          <w:b/>
-          <w:sz w:val="20"/>
-        </w:rPr>
-        <w:t xml:space="preserve">Qué es: </w:t>
-      </w:r>
-      <w:r>
-        <w:rPr>
-          <w:sz w:val="20"/>
-        </w:rPr>
-        <w:t xml:space="preserve">Una familia de etiquetas cuadradas con dibujos que representan identidades. </w:t>
-      </w:r>
-      <w:r>
-        <w:rPr>
-          <w:b/>
-          <w:sz w:val="20"/>
-        </w:rPr>
-        <w:t xml:space="preserve">Para qué sirve: </w:t>
-      </w:r>
-      <w:r>
-        <w:rPr>
-          <w:sz w:val="20"/>
-        </w:rPr>
-        <w:t xml:space="preserve">Distinguir piezas y ubicar referencias del tablero en la imagen. </w:t>
-      </w:r>
-      <w:r>
-        <w:rPr>
-          <w:b/>
-          <w:sz w:val="20"/>
-        </w:rPr>
-        <w:t xml:space="preserve">Por qué se usó: </w:t>
-      </w:r>
-      <w:r>
-        <w:rPr>
-          <w:sz w:val="20"/>
-        </w:rPr>
-        <w:t>Permite reconocer identidades definidas en lugar de depender solo de la apariencia o del color de una pieza.</w:t>
-      </w:r>
-    </w:p>
-    <w:p>
-      <w:pPr>
-        <w:spacing w:after="120" w:line="254" w:lineRule="auto"/>
-      </w:pPr>
-      <w:r>
-        <w:rPr>
-          <w:sz w:val="20"/>
-        </w:rPr>
-      </w:r>
-      <w:r>
-        <w:rPr>
-          <w:b/>
-          <w:sz w:val="20"/>
-        </w:rPr>
-        <w:t xml:space="preserve">OpenCV. </w:t>
-      </w:r>
-      <w:r>
-        <w:rPr>
-          <w:b/>
-          <w:sz w:val="20"/>
-        </w:rPr>
-        <w:t xml:space="preserve">Qué es: </w:t>
-      </w:r>
-      <w:r>
-        <w:rPr>
-          <w:sz w:val="20"/>
-        </w:rPr>
-        <w:t xml:space="preserve">Un conjunto de herramientas de programación para trabajar con imágenes. </w:t>
-      </w:r>
-      <w:r>
-        <w:rPr>
-          <w:b/>
-          <w:sz w:val="20"/>
-        </w:rPr>
-        <w:t xml:space="preserve">Para qué sirve: </w:t>
-      </w:r>
-      <w:r>
-        <w:rPr>
-          <w:sz w:val="20"/>
-        </w:rPr>
-        <w:t xml:space="preserve">Reconocer las etiquetas y situarlas en el tablero. </w:t>
-      </w:r>
-      <w:r>
-        <w:rPr>
-          <w:b/>
-          <w:sz w:val="20"/>
-        </w:rPr>
-        <w:t xml:space="preserve">Por qué se usó: </w:t>
-      </w:r>
-      <w:r>
-        <w:rPr>
-          <w:sz w:val="20"/>
-        </w:rPr>
-        <w:t>Aporta funciones de visión ya desarrolladas que el equipo integra en su aplicación.</w:t>
-      </w:r>
-    </w:p>
-    <w:p>
-      <w:r>
-        <w:br w:type="page"/>
+          <w:sz w:val="21"/>
+        </w:rPr>
+        <w:t>Permiten relacionar el movimiento de los motores con el destino. Noventa grados equivale a un cuarto de vuelta como ejemplo matemático, no es una instrucción de operación ni una afirmación sobre el alcance del robot.</w:t>
       </w:r>
     </w:p>
     <w:p>
       <w:pPr>
         <w:pStyle w:val="Heading1"/>
+        <w:pageBreakBefore/>
       </w:pPr>
       <w:r>
-        <w:t>Programas y conexiones explicados</w:t>
+        <w:t>Visión conexiones y control explicados</w:t>
       </w:r>
     </w:p>
     <w:p>
@@ -2716,745 +2505,964 @@
         <w:rPr>
           <w:sz w:val="20"/>
         </w:rPr>
-        <w:t>Apoyo para entender y responder. No se lee como una lista durante la exposición.</w:t>
+        <w:t>Cada entrada explica qué es, para qué sirve y por qué lo usamos. Es apoyo para estudiar y responder; no se lee como una lista durante la exposición.</w:t>
       </w:r>
     </w:p>
     <w:p>
       <w:pPr>
-        <w:spacing w:after="120" w:line="254" w:lineRule="auto"/>
+        <w:spacing w:after="140" w:line="259" w:lineRule="auto"/>
       </w:pPr>
       <w:r>
         <w:rPr>
-          <w:sz w:val="20"/>
+          <w:sz w:val="21"/>
         </w:rPr>
       </w:r>
       <w:r>
         <w:rPr>
           <w:b/>
-          <w:sz w:val="20"/>
-        </w:rPr>
-        <w:t xml:space="preserve">Calibrar. </w:t>
+          <w:sz w:val="21"/>
+        </w:rPr>
+        <w:t xml:space="preserve">Raspberry Pi. </w:t>
+      </w:r>
+      <w:r>
+        <w:rPr>
+          <w:sz w:val="21"/>
+        </w:rPr>
+        <w:t xml:space="preserve">Una computadora pequeña montada en una placa. </w:t>
       </w:r>
       <w:r>
         <w:rPr>
           <w:b/>
-          <w:sz w:val="20"/>
-        </w:rPr>
-        <w:t xml:space="preserve">Qué es: </w:t>
-      </w:r>
-      <w:r>
-        <w:rPr>
-          <w:sz w:val="20"/>
-        </w:rPr>
-        <w:t xml:space="preserve">Medir y guardar referencias para relacionar el programa con el montaje real. </w:t>
+          <w:sz w:val="21"/>
+        </w:rPr>
+        <w:t xml:space="preserve">Uso: </w:t>
+      </w:r>
+      <w:r>
+        <w:rPr>
+          <w:sz w:val="21"/>
+        </w:rPr>
+        <w:t xml:space="preserve">Ejecutar las aplicaciones, procesar las imágenes y coordinar la tarea. </w:t>
       </w:r>
       <w:r>
         <w:rPr>
           <w:b/>
-          <w:sz w:val="20"/>
-        </w:rPr>
-        <w:t xml:space="preserve">Para qué sirve: </w:t>
-      </w:r>
-      <w:r>
-        <w:rPr>
-          <w:sz w:val="20"/>
-        </w:rPr>
-        <w:t xml:space="preserve">Saber dónde está cada casilla y qué movimiento corresponde. </w:t>
-      </w:r>
-      <w:r>
-        <w:rPr>
-          <w:b/>
-          <w:sz w:val="20"/>
+          <w:sz w:val="21"/>
         </w:rPr>
         <w:t xml:space="preserve">Por qué se usó: </w:t>
       </w:r>
       <w:r>
         <w:rPr>
-          <w:sz w:val="20"/>
-        </w:rPr>
-        <w:t>Una imagen o un número no coinciden automáticamente con una posición física. Cámara, tablero y motores requieren sus propias comprobaciones.</w:t>
+          <w:sz w:val="21"/>
+        </w:rPr>
+        <w:t>Reúne en el prototipo la interfaz, el análisis del tablero y el cálculo de jugadas.</w:t>
       </w:r>
     </w:p>
     <w:p>
       <w:pPr>
-        <w:spacing w:after="120" w:line="254" w:lineRule="auto"/>
+        <w:spacing w:after="140" w:line="259" w:lineRule="auto"/>
       </w:pPr>
       <w:r>
         <w:rPr>
-          <w:sz w:val="20"/>
+          <w:sz w:val="21"/>
         </w:rPr>
       </w:r>
       <w:r>
         <w:rPr>
           <w:b/>
-          <w:sz w:val="20"/>
-        </w:rPr>
-        <w:t xml:space="preserve">NUCLEO / STM32. </w:t>
+          <w:sz w:val="21"/>
+        </w:rPr>
+        <w:t xml:space="preserve">Raspberry Pi AI Camera / sensor Sony. </w:t>
+      </w:r>
+      <w:r>
+        <w:rPr>
+          <w:sz w:val="21"/>
+        </w:rPr>
+        <w:t xml:space="preserve">El módulo de cámara utilizado para obtener las imágenes; su sensor es Sony IMX500. </w:t>
       </w:r>
       <w:r>
         <w:rPr>
           <w:b/>
-          <w:sz w:val="20"/>
-        </w:rPr>
-        <w:t xml:space="preserve">Qué es: </w:t>
-      </w:r>
-      <w:r>
-        <w:rPr>
-          <w:sz w:val="20"/>
-        </w:rPr>
-        <w:t xml:space="preserve">NUCLEO es la placa utilizada; STM32 es el circuito programable que contiene. </w:t>
+          <w:sz w:val="21"/>
+        </w:rPr>
+        <w:t xml:space="preserve">Uso: </w:t>
+      </w:r>
+      <w:r>
+        <w:rPr>
+          <w:sz w:val="21"/>
+        </w:rPr>
+        <w:t xml:space="preserve">Observar el tablero y las etiquetas de las piezas. </w:t>
       </w:r>
       <w:r>
         <w:rPr>
           <w:b/>
-          <w:sz w:val="20"/>
-        </w:rPr>
-        <w:t xml:space="preserve">Para qué sirve: </w:t>
-      </w:r>
-      <w:r>
-        <w:rPr>
-          <w:sz w:val="20"/>
-        </w:rPr>
-        <w:t xml:space="preserve">Recibir órdenes por USB, producir señales para el movimiento y consultar los sensores. </w:t>
-      </w:r>
-      <w:r>
-        <w:rPr>
-          <w:b/>
-          <w:sz w:val="20"/>
+          <w:sz w:val="21"/>
         </w:rPr>
         <w:t xml:space="preserve">Por qué se usó: </w:t>
       </w:r>
       <w:r>
         <w:rPr>
-          <w:sz w:val="20"/>
-        </w:rPr>
-        <w:t>Forma parte del control original de EduSCARA y permite que la Raspberry se concentre en coordinar las aplicaciones.</w:t>
+          <w:sz w:val="21"/>
+        </w:rPr>
+        <w:t>Proporciona las imágenes que analiza la Raspberry. El nombre AI Camera no significa que en esta aplicación su sensor elija jugadas ni que haga por sí mismo el reconocimiento ArUco.</w:t>
       </w:r>
     </w:p>
     <w:p>
       <w:pPr>
-        <w:spacing w:after="120" w:line="254" w:lineRule="auto"/>
+        <w:spacing w:after="140" w:line="259" w:lineRule="auto"/>
       </w:pPr>
       <w:r>
         <w:rPr>
-          <w:sz w:val="20"/>
+          <w:sz w:val="21"/>
         </w:rPr>
       </w:r>
       <w:r>
         <w:rPr>
           <w:b/>
-          <w:sz w:val="20"/>
-        </w:rPr>
-        <w:t xml:space="preserve">USB. </w:t>
+          <w:sz w:val="21"/>
+        </w:rPr>
+        <w:t xml:space="preserve">ArUco. </w:t>
+      </w:r>
+      <w:r>
+        <w:rPr>
+          <w:sz w:val="21"/>
+        </w:rPr>
+        <w:t xml:space="preserve">Una familia de etiquetas cuadradas con dibujos que representan identidades. </w:t>
       </w:r>
       <w:r>
         <w:rPr>
           <w:b/>
-          <w:sz w:val="20"/>
-        </w:rPr>
-        <w:t xml:space="preserve">Qué es: </w:t>
-      </w:r>
-      <w:r>
-        <w:rPr>
-          <w:sz w:val="20"/>
-        </w:rPr>
-        <w:t xml:space="preserve">Una conexión por cable para intercambiar datos. </w:t>
+          <w:sz w:val="21"/>
+        </w:rPr>
+        <w:t xml:space="preserve">Uso: </w:t>
+      </w:r>
+      <w:r>
+        <w:rPr>
+          <w:sz w:val="21"/>
+        </w:rPr>
+        <w:t xml:space="preserve">Distinguir piezas y ubicar referencias del tablero en la imagen. </w:t>
       </w:r>
       <w:r>
         <w:rPr>
           <w:b/>
-          <w:sz w:val="20"/>
-        </w:rPr>
-        <w:t xml:space="preserve">Para qué sirve: </w:t>
-      </w:r>
-      <w:r>
-        <w:rPr>
-          <w:sz w:val="20"/>
-        </w:rPr>
-        <w:t xml:space="preserve">Comunicar las órdenes y respuestas entre la Raspberry y la placa de control. </w:t>
-      </w:r>
-      <w:r>
-        <w:rPr>
-          <w:b/>
-          <w:sz w:val="20"/>
+          <w:sz w:val="21"/>
         </w:rPr>
         <w:t xml:space="preserve">Por qué se usó: </w:t>
       </w:r>
       <w:r>
         <w:rPr>
-          <w:sz w:val="20"/>
-        </w:rPr>
-        <w:t>Es el enlace que utiliza el control existente. Solo una aplicación lo controla a la vez.</w:t>
+          <w:sz w:val="21"/>
+        </w:rPr>
+        <w:t>Permite reconocer identidades definidas en lugar de depender solo de la apariencia o del color de una pieza.</w:t>
       </w:r>
     </w:p>
     <w:p>
       <w:pPr>
-        <w:spacing w:after="120" w:line="254" w:lineRule="auto"/>
+        <w:spacing w:after="140" w:line="259" w:lineRule="auto"/>
       </w:pPr>
       <w:r>
         <w:rPr>
-          <w:sz w:val="20"/>
+          <w:sz w:val="21"/>
         </w:rPr>
       </w:r>
       <w:r>
         <w:rPr>
           <w:b/>
-          <w:sz w:val="20"/>
-        </w:rPr>
-        <w:t xml:space="preserve">Fuente de alimentación. </w:t>
+          <w:sz w:val="21"/>
+        </w:rPr>
+        <w:t xml:space="preserve">OpenCV. </w:t>
+      </w:r>
+      <w:r>
+        <w:rPr>
+          <w:sz w:val="21"/>
+        </w:rPr>
+        <w:t xml:space="preserve">Un conjunto de herramientas de programación para trabajar con imágenes. </w:t>
       </w:r>
       <w:r>
         <w:rPr>
           <w:b/>
-          <w:sz w:val="20"/>
-        </w:rPr>
-        <w:t xml:space="preserve">Qué es: </w:t>
-      </w:r>
-      <w:r>
-        <w:rPr>
-          <w:sz w:val="20"/>
-        </w:rPr>
-        <w:t xml:space="preserve">Un dispositivo que entrega electricidad con las características que necesita un equipo. </w:t>
+          <w:sz w:val="21"/>
+        </w:rPr>
+        <w:t xml:space="preserve">Uso: </w:t>
+      </w:r>
+      <w:r>
+        <w:rPr>
+          <w:sz w:val="21"/>
+        </w:rPr>
+        <w:t xml:space="preserve">Reconocer las etiquetas y situarlas en el tablero. </w:t>
       </w:r>
       <w:r>
         <w:rPr>
           <w:b/>
-          <w:sz w:val="20"/>
-        </w:rPr>
-        <w:t xml:space="preserve">Para qué sirve: </w:t>
-      </w:r>
-      <w:r>
-        <w:rPr>
-          <w:sz w:val="20"/>
-        </w:rPr>
-        <w:t xml:space="preserve">Alimentar computadora, motores o electroimán según el circuito. </w:t>
-      </w:r>
-      <w:r>
-        <w:rPr>
-          <w:b/>
-          <w:sz w:val="20"/>
+          <w:sz w:val="21"/>
         </w:rPr>
         <w:t xml:space="preserve">Por qué se usó: </w:t>
       </w:r>
       <w:r>
         <w:rPr>
-          <w:sz w:val="20"/>
-        </w:rPr>
-        <w:t>Esos elementos no se alimentan todos de la misma forma; una salida de control no debe suministrar directamente toda la corriente del imán.</w:t>
+          <w:sz w:val="21"/>
+        </w:rPr>
+        <w:t>Aporta funciones de visión ya desarrolladas que el equipo integra en su aplicación.</w:t>
       </w:r>
     </w:p>
     <w:p>
       <w:pPr>
-        <w:spacing w:after="120" w:line="254" w:lineRule="auto"/>
+        <w:spacing w:after="140" w:line="259" w:lineRule="auto"/>
       </w:pPr>
       <w:r>
         <w:rPr>
-          <w:sz w:val="20"/>
+          <w:sz w:val="21"/>
         </w:rPr>
       </w:r>
       <w:r>
         <w:rPr>
           <w:b/>
-          <w:sz w:val="20"/>
-        </w:rPr>
-        <w:t xml:space="preserve">MOSFET / módulo de potencia. </w:t>
+          <w:sz w:val="21"/>
+        </w:rPr>
+        <w:t xml:space="preserve">Visión artificial. </w:t>
+      </w:r>
+      <w:r>
+        <w:rPr>
+          <w:sz w:val="21"/>
+        </w:rPr>
+        <w:t xml:space="preserve">Programas que extraen información de una imagen. </w:t>
       </w:r>
       <w:r>
         <w:rPr>
           <w:b/>
-          <w:sz w:val="20"/>
-        </w:rPr>
-        <w:t xml:space="preserve">Qué es: </w:t>
-      </w:r>
-      <w:r>
-        <w:rPr>
-          <w:sz w:val="20"/>
-        </w:rPr>
-        <w:t xml:space="preserve">Un interruptor electrónico controlado por una señal pequeña. </w:t>
+          <w:sz w:val="21"/>
+        </w:rPr>
+        <w:t xml:space="preserve">Uso: </w:t>
+      </w:r>
+      <w:r>
+        <w:rPr>
+          <w:sz w:val="21"/>
+        </w:rPr>
+        <w:t xml:space="preserve">Reconocer las etiquetas de las piezas y relacionarlas con las casillas. </w:t>
       </w:r>
       <w:r>
         <w:rPr>
           <w:b/>
-          <w:sz w:val="20"/>
-        </w:rPr>
-        <w:t xml:space="preserve">Para qué sirve: </w:t>
-      </w:r>
-      <w:r>
-        <w:rPr>
-          <w:sz w:val="20"/>
-        </w:rPr>
-        <w:t xml:space="preserve">Permitir o cortar la corriente que alimenta el electroimán. </w:t>
-      </w:r>
-      <w:r>
-        <w:rPr>
-          <w:b/>
-          <w:sz w:val="20"/>
+          <w:sz w:val="21"/>
         </w:rPr>
         <w:t xml:space="preserve">Por qué se usó: </w:t>
       </w:r>
       <w:r>
         <w:rPr>
-          <w:sz w:val="20"/>
-        </w:rPr>
-        <w:t>La placa da la orden y el módulo maneja la corriente del dispositivo. Las protecciones concretas se describen únicamente según el circuito instalado y comprobado.</w:t>
+          <w:sz w:val="21"/>
+        </w:rPr>
+        <w:t>Conecta lo que observa la cámara con los datos que necesita la aplicación; en este proyecto se usa OpenCV, sin suponer que toda cámara entiende imágenes por sí sola.</w:t>
       </w:r>
     </w:p>
     <w:p>
       <w:pPr>
-        <w:spacing w:after="120" w:line="254" w:lineRule="auto"/>
+        <w:spacing w:after="140" w:line="259" w:lineRule="auto"/>
       </w:pPr>
       <w:r>
         <w:rPr>
-          <w:sz w:val="20"/>
+          <w:sz w:val="21"/>
         </w:rPr>
       </w:r>
       <w:r>
         <w:rPr>
           <w:b/>
-          <w:sz w:val="20"/>
-        </w:rPr>
-        <w:t xml:space="preserve">Aplicación manual. </w:t>
+          <w:sz w:val="21"/>
+        </w:rPr>
+        <w:t xml:space="preserve">Calibrar. </w:t>
+      </w:r>
+      <w:r>
+        <w:rPr>
+          <w:sz w:val="21"/>
+        </w:rPr>
+        <w:t xml:space="preserve">Medir y guardar referencias para relacionar el programa con el montaje real. </w:t>
       </w:r>
       <w:r>
         <w:rPr>
           <w:b/>
-          <w:sz w:val="20"/>
-        </w:rPr>
-        <w:t xml:space="preserve">Qué es: </w:t>
-      </w:r>
-      <w:r>
-        <w:rPr>
-          <w:sz w:val="20"/>
-        </w:rPr>
-        <w:t xml:space="preserve">La pantalla con botones para controlar el brazo. </w:t>
+          <w:sz w:val="21"/>
+        </w:rPr>
+        <w:t xml:space="preserve">Uso: </w:t>
+      </w:r>
+      <w:r>
+        <w:rPr>
+          <w:sz w:val="21"/>
+        </w:rPr>
+        <w:t xml:space="preserve">Saber dónde está cada casilla y qué movimiento corresponde. </w:t>
       </w:r>
       <w:r>
         <w:rPr>
           <w:b/>
-          <w:sz w:val="20"/>
-        </w:rPr>
-        <w:t xml:space="preserve">Para qué sirve: </w:t>
-      </w:r>
-      <w:r>
-        <w:rPr>
-          <w:sz w:val="20"/>
-        </w:rPr>
-        <w:t xml:space="preserve">Preparar y probar por separado movimiento, altura e imán. </w:t>
-      </w:r>
-      <w:r>
-        <w:rPr>
-          <w:b/>
-          <w:sz w:val="20"/>
+          <w:sz w:val="21"/>
         </w:rPr>
         <w:t xml:space="preserve">Por qué se usó: </w:t>
       </w:r>
       <w:r>
         <w:rPr>
-          <w:sz w:val="20"/>
-        </w:rPr>
-        <w:t>Permite aprender y detectar problemas antes de coordinar una jugada completa.</w:t>
+          <w:sz w:val="21"/>
+        </w:rPr>
+        <w:t>Una imagen o un número no coinciden automáticamente con una posición física. Cámara, tablero y motores requieren sus propias comprobaciones.</w:t>
       </w:r>
     </w:p>
     <w:p>
       <w:pPr>
-        <w:spacing w:after="120" w:line="254" w:lineRule="auto"/>
+        <w:spacing w:after="140" w:line="259" w:lineRule="auto"/>
       </w:pPr>
       <w:r>
         <w:rPr>
-          <w:sz w:val="20"/>
+          <w:sz w:val="21"/>
         </w:rPr>
       </w:r>
       <w:r>
         <w:rPr>
           <w:b/>
-          <w:sz w:val="20"/>
-        </w:rPr>
-        <w:t xml:space="preserve">Stockfish. </w:t>
+          <w:sz w:val="21"/>
+        </w:rPr>
+        <w:t xml:space="preserve">NUCLEO / STM32. </w:t>
+      </w:r>
+      <w:r>
+        <w:rPr>
+          <w:sz w:val="21"/>
+        </w:rPr>
+        <w:t xml:space="preserve">NUCLEO es la placa utilizada; STM32 es el circuito programable que contiene. </w:t>
       </w:r>
       <w:r>
         <w:rPr>
           <w:b/>
-          <w:sz w:val="20"/>
-        </w:rPr>
-        <w:t xml:space="preserve">Qué es: </w:t>
-      </w:r>
-      <w:r>
-        <w:rPr>
-          <w:sz w:val="20"/>
-        </w:rPr>
-        <w:t xml:space="preserve">Un programa especializado en analizar posiciones de ajedrez y calcular jugadas. </w:t>
+          <w:sz w:val="21"/>
+        </w:rPr>
+        <w:t xml:space="preserve">Uso: </w:t>
+      </w:r>
+      <w:r>
+        <w:rPr>
+          <w:sz w:val="21"/>
+        </w:rPr>
+        <w:t xml:space="preserve">Recibir órdenes por USB, producir señales para el movimiento y consultar los sensores. </w:t>
       </w:r>
       <w:r>
         <w:rPr>
           <w:b/>
-          <w:sz w:val="20"/>
-        </w:rPr>
-        <w:t xml:space="preserve">Para qué sirve: </w:t>
-      </w:r>
-      <w:r>
-        <w:rPr>
-          <w:sz w:val="20"/>
-        </w:rPr>
-        <w:t xml:space="preserve">Elegir la respuesta del robot durante una partida. </w:t>
-      </w:r>
-      <w:r>
-        <w:rPr>
-          <w:b/>
-          <w:sz w:val="20"/>
+          <w:sz w:val="21"/>
         </w:rPr>
         <w:t xml:space="preserve">Por qué se usó: </w:t>
       </w:r>
       <w:r>
         <w:rPr>
-          <w:sz w:val="20"/>
-        </w:rPr>
-        <w:t>Permite usar un jugador digital ya desarrollado y concentrar el trabajo en conectar tablero, reglas y movimiento. No reconoce imágenes ni controla motores.</w:t>
+          <w:sz w:val="21"/>
+        </w:rPr>
+        <w:t>Forma parte del control original de EduSCARA y permite que la Raspberry se concentre en coordinar las aplicaciones.</w:t>
       </w:r>
     </w:p>
     <w:p>
       <w:pPr>
-        <w:spacing w:after="120" w:line="254" w:lineRule="auto"/>
+        <w:spacing w:after="140" w:line="259" w:lineRule="auto"/>
       </w:pPr>
       <w:r>
         <w:rPr>
-          <w:sz w:val="20"/>
+          <w:sz w:val="21"/>
         </w:rPr>
       </w:r>
       <w:r>
         <w:rPr>
           <w:b/>
-          <w:sz w:val="20"/>
-        </w:rPr>
-        <w:t xml:space="preserve">python-chess. </w:t>
+          <w:sz w:val="21"/>
+        </w:rPr>
+        <w:t xml:space="preserve">USB. </w:t>
+      </w:r>
+      <w:r>
+        <w:rPr>
+          <w:sz w:val="21"/>
+        </w:rPr>
+        <w:t xml:space="preserve">Una conexión por cable para intercambiar datos. </w:t>
       </w:r>
       <w:r>
         <w:rPr>
           <w:b/>
-          <w:sz w:val="20"/>
-        </w:rPr>
-        <w:t xml:space="preserve">Qué es: </w:t>
-      </w:r>
-      <w:r>
-        <w:rPr>
-          <w:sz w:val="20"/>
-        </w:rPr>
-        <w:t xml:space="preserve">Un conjunto de herramientas de programación con las reglas y el estado de una partida. </w:t>
+          <w:sz w:val="21"/>
+        </w:rPr>
+        <w:t xml:space="preserve">Uso: </w:t>
+      </w:r>
+      <w:r>
+        <w:rPr>
+          <w:sz w:val="21"/>
+        </w:rPr>
+        <w:t xml:space="preserve">Comunicar las órdenes y respuestas entre la Raspberry y la placa de control. </w:t>
       </w:r>
       <w:r>
         <w:rPr>
           <w:b/>
-          <w:sz w:val="20"/>
-        </w:rPr>
-        <w:t xml:space="preserve">Para qué sirve: </w:t>
-      </w:r>
-      <w:r>
-        <w:rPr>
-          <w:sz w:val="20"/>
-        </w:rPr>
-        <w:t xml:space="preserve">Comprobar movimientos y mantener la posición del ajedrez. </w:t>
-      </w:r>
-      <w:r>
-        <w:rPr>
-          <w:b/>
-          <w:sz w:val="20"/>
+          <w:sz w:val="21"/>
         </w:rPr>
         <w:t xml:space="preserve">Por qué se usó: </w:t>
       </w:r>
       <w:r>
         <w:rPr>
-          <w:sz w:val="20"/>
-        </w:rPr>
-        <w:t>Evita que el equipo tenga que reescribir todas las reglas para reunirlas con la cámara y Stockfish.</w:t>
+          <w:sz w:val="21"/>
+        </w:rPr>
+        <w:t>Es el enlace que utiliza el control existente. Solo una aplicación lo controla a la vez.</w:t>
       </w:r>
     </w:p>
     <w:p>
       <w:pPr>
-        <w:spacing w:after="120" w:line="254" w:lineRule="auto"/>
+        <w:spacing w:after="140" w:line="259" w:lineRule="auto"/>
       </w:pPr>
       <w:r>
         <w:rPr>
-          <w:sz w:val="20"/>
+          <w:sz w:val="21"/>
         </w:rPr>
       </w:r>
       <w:r>
         <w:rPr>
           <w:b/>
-          <w:sz w:val="20"/>
-        </w:rPr>
-        <w:t xml:space="preserve">ChatGPT Codex. </w:t>
+          <w:sz w:val="21"/>
+        </w:rPr>
+        <w:t xml:space="preserve">Fuente de alimentación. </w:t>
+      </w:r>
+      <w:r>
+        <w:rPr>
+          <w:sz w:val="21"/>
+        </w:rPr>
+        <w:t xml:space="preserve">Un dispositivo que entrega electricidad con las características que necesita un equipo. </w:t>
       </w:r>
       <w:r>
         <w:rPr>
           <w:b/>
-          <w:sz w:val="20"/>
-        </w:rPr>
-        <w:t xml:space="preserve">Qué es: </w:t>
-      </w:r>
-      <w:r>
-        <w:rPr>
-          <w:sz w:val="20"/>
-        </w:rPr>
-        <w:t xml:space="preserve">Una herramienta de inteligencia artificial con la que se conversa para trabajar sobre programas. </w:t>
+          <w:sz w:val="21"/>
+        </w:rPr>
+        <w:t xml:space="preserve">Uso: </w:t>
+      </w:r>
+      <w:r>
+        <w:rPr>
+          <w:sz w:val="21"/>
+        </w:rPr>
+        <w:t xml:space="preserve">Alimentar computadora, motores o electroimán según el circuito. </w:t>
       </w:r>
       <w:r>
         <w:rPr>
           <w:b/>
-          <w:sz w:val="20"/>
-        </w:rPr>
-        <w:t xml:space="preserve">Para qué sirve: </w:t>
-      </w:r>
-      <w:r>
-        <w:rPr>
-          <w:sz w:val="20"/>
-        </w:rPr>
-        <w:t xml:space="preserve">Comprender código, proponer cambios, preparar pruebas e interfaces. </w:t>
-      </w:r>
-      <w:r>
-        <w:rPr>
-          <w:b/>
-          <w:sz w:val="20"/>
+          <w:sz w:val="21"/>
         </w:rPr>
         <w:t xml:space="preserve">Por qué se usó: </w:t>
       </w:r>
       <w:r>
         <w:rPr>
-          <w:sz w:val="20"/>
-        </w:rPr>
-        <w:t>Ayudó a adaptar EduSCARA a las necesidades del proyecto. El equipo aporta medidas y comprobaciones; Codex no elige las jugadas en esta implementación.</w:t>
+          <w:sz w:val="21"/>
+        </w:rPr>
+        <w:t>Esos elementos no se alimentan todos de la misma forma; una salida de control no debe suministrar directamente toda la corriente del imán.</w:t>
       </w:r>
     </w:p>
     <w:p>
       <w:pPr>
-        <w:spacing w:after="120" w:line="254" w:lineRule="auto"/>
+        <w:spacing w:after="140" w:line="259" w:lineRule="auto"/>
       </w:pPr>
       <w:r>
         <w:rPr>
-          <w:sz w:val="20"/>
+          <w:sz w:val="21"/>
         </w:rPr>
       </w:r>
       <w:r>
         <w:rPr>
           <w:b/>
-          <w:sz w:val="20"/>
-        </w:rPr>
-        <w:t xml:space="preserve">Código / programa. </w:t>
+          <w:sz w:val="21"/>
+        </w:rPr>
+        <w:t xml:space="preserve">MOSFET / módulo de potencia. </w:t>
+      </w:r>
+      <w:r>
+        <w:rPr>
+          <w:sz w:val="21"/>
+        </w:rPr>
+        <w:t xml:space="preserve">Un interruptor electrónico controlado por una señal pequeña. </w:t>
       </w:r>
       <w:r>
         <w:rPr>
           <w:b/>
-          <w:sz w:val="20"/>
-        </w:rPr>
-        <w:t xml:space="preserve">Qué es: </w:t>
-      </w:r>
-      <w:r>
-        <w:rPr>
-          <w:sz w:val="20"/>
-        </w:rPr>
-        <w:t xml:space="preserve">El conjunto de instrucciones escritas para que una computadora o placa realice una tarea. </w:t>
+          <w:sz w:val="21"/>
+        </w:rPr>
+        <w:t xml:space="preserve">Uso: </w:t>
+      </w:r>
+      <w:r>
+        <w:rPr>
+          <w:sz w:val="21"/>
+        </w:rPr>
+        <w:t xml:space="preserve">Permitir o cortar la corriente que alimenta el electroimán. </w:t>
       </w:r>
       <w:r>
         <w:rPr>
           <w:b/>
-          <w:sz w:val="20"/>
-        </w:rPr>
-        <w:t xml:space="preserve">Para qué sirve: </w:t>
-      </w:r>
-      <w:r>
-        <w:rPr>
-          <w:sz w:val="20"/>
-        </w:rPr>
-        <w:t xml:space="preserve">Organizar qué hacer, cuándo hacerlo y qué revisar. </w:t>
-      </w:r>
-      <w:r>
-        <w:rPr>
-          <w:b/>
-          <w:sz w:val="20"/>
+          <w:sz w:val="21"/>
         </w:rPr>
         <w:t xml:space="preserve">Por qué se usó: </w:t>
       </w:r>
       <w:r>
         <w:rPr>
-          <w:sz w:val="20"/>
-        </w:rPr>
-        <w:t>Los componentes conectados no se coordinan solos: necesitan instrucciones y comprobaciones.</w:t>
-      </w:r>
-    </w:p>
-    <w:p>
-      <w:pPr>
-        <w:spacing w:after="120" w:line="254" w:lineRule="auto"/>
-      </w:pPr>
-      <w:r>
-        <w:rPr>
-          <w:sz w:val="20"/>
-        </w:rPr>
-      </w:r>
-      <w:r>
-        <w:rPr>
-          <w:b/>
-          <w:sz w:val="20"/>
-        </w:rPr>
-        <w:t xml:space="preserve">Python y C. </w:t>
-      </w:r>
-      <w:r>
-        <w:rPr>
-          <w:b/>
-          <w:sz w:val="20"/>
-        </w:rPr>
-        <w:t xml:space="preserve">Qué es: </w:t>
-      </w:r>
-      <w:r>
-        <w:rPr>
-          <w:sz w:val="20"/>
-        </w:rPr>
-        <w:t xml:space="preserve">Dos lenguajes para escribir instrucciones de programación. </w:t>
-      </w:r>
-      <w:r>
-        <w:rPr>
-          <w:b/>
-          <w:sz w:val="20"/>
-        </w:rPr>
-        <w:t xml:space="preserve">Para qué sirve: </w:t>
-      </w:r>
-      <w:r>
-        <w:rPr>
-          <w:sz w:val="20"/>
-        </w:rPr>
-        <w:t xml:space="preserve">Python organiza las aplicaciones; C se usa en el programa que controla la placa STM32. </w:t>
-      </w:r>
-      <w:r>
-        <w:rPr>
-          <w:b/>
-          <w:sz w:val="20"/>
-        </w:rPr>
-        <w:t xml:space="preserve">Por qué se usó: </w:t>
-      </w:r>
-      <w:r>
-        <w:rPr>
-          <w:sz w:val="20"/>
-        </w:rPr>
-        <w:t>Se emplearon las herramientas adecuadas a cada parte y se aprovechó la base original de EduSCARA. Solo se nombran si el jurado pregunta por la programación.</w:t>
-      </w:r>
-    </w:p>
-    <w:p>
-      <w:pPr>
-        <w:spacing w:after="120" w:line="254" w:lineRule="auto"/>
-      </w:pPr>
-      <w:r>
-        <w:rPr>
-          <w:sz w:val="20"/>
-        </w:rPr>
-      </w:r>
-      <w:r>
-        <w:rPr>
-          <w:b/>
-          <w:sz w:val="20"/>
-        </w:rPr>
-        <w:t xml:space="preserve">Firmware. </w:t>
-      </w:r>
-      <w:r>
-        <w:rPr>
-          <w:b/>
-          <w:sz w:val="20"/>
-        </w:rPr>
-        <w:t xml:space="preserve">Qué es: </w:t>
-      </w:r>
-      <w:r>
-        <w:rPr>
-          <w:sz w:val="20"/>
-        </w:rPr>
-        <w:t xml:space="preserve">El programa que se guarda y ejecuta dentro de una placa de control. </w:t>
-      </w:r>
-      <w:r>
-        <w:rPr>
-          <w:b/>
-          <w:sz w:val="20"/>
-        </w:rPr>
-        <w:t xml:space="preserve">Para qué sirve: </w:t>
-      </w:r>
-      <w:r>
-        <w:rPr>
-          <w:sz w:val="20"/>
-        </w:rPr>
-        <w:t xml:space="preserve">Convertir órdenes en señales y lecturas del equipo. </w:t>
-      </w:r>
-      <w:r>
-        <w:rPr>
-          <w:b/>
-          <w:sz w:val="20"/>
-        </w:rPr>
-        <w:t xml:space="preserve">Por qué se usó: </w:t>
-      </w:r>
-      <w:r>
-        <w:rPr>
-          <w:sz w:val="20"/>
-        </w:rPr>
-        <w:t>Permite que la STM32 maneje los elementos físicos. En la exposición basta decir «programa de la placa».</w:t>
-      </w:r>
-    </w:p>
-    <w:p>
-      <w:pPr>
-        <w:spacing w:after="120" w:line="254" w:lineRule="auto"/>
-      </w:pPr>
-      <w:r>
-        <w:rPr>
-          <w:sz w:val="20"/>
-        </w:rPr>
-      </w:r>
-      <w:r>
-        <w:rPr>
-          <w:b/>
-          <w:sz w:val="20"/>
-        </w:rPr>
-        <w:t xml:space="preserve">Máquina de estados. </w:t>
-      </w:r>
-      <w:r>
-        <w:rPr>
-          <w:b/>
-          <w:sz w:val="20"/>
-        </w:rPr>
-        <w:t xml:space="preserve">Qué es: </w:t>
-      </w:r>
-      <w:r>
-        <w:rPr>
-          <w:sz w:val="20"/>
-        </w:rPr>
-        <w:t xml:space="preserve">Una organización del programa por etapas, con condiciones para pasar de una a otra. </w:t>
-      </w:r>
-      <w:r>
-        <w:rPr>
-          <w:b/>
-          <w:sz w:val="20"/>
-        </w:rPr>
-        <w:t xml:space="preserve">Para qué sirve: </w:t>
-      </w:r>
-      <w:r>
-        <w:rPr>
-          <w:sz w:val="20"/>
-        </w:rPr>
-        <w:t xml:space="preserve">Separar turno humano, comprobación, cálculo, traslado y revisión. </w:t>
-      </w:r>
-      <w:r>
-        <w:rPr>
-          <w:b/>
-          <w:sz w:val="20"/>
-        </w:rPr>
-        <w:t xml:space="preserve">Por qué se usó: </w:t>
-      </w:r>
-      <w:r>
-        <w:rPr>
-          <w:sz w:val="20"/>
-        </w:rPr>
-        <w:t>Evita tratar una orden recibida como si toda la tarea ya estuviera terminada. En la exposición se explica con la comparación de una receta.</w:t>
-      </w:r>
-    </w:p>
-    <w:p>
-      <w:r>
-        <w:br w:type="page"/>
+          <w:sz w:val="21"/>
+        </w:rPr>
+        <w:t>La placa da la orden y el módulo maneja la corriente del dispositivo. Las protecciones concretas se describen únicamente según el circuito instalado y comprobado.</w:t>
       </w:r>
     </w:p>
     <w:p>
       <w:pPr>
         <w:pStyle w:val="Heading1"/>
+        <w:pageBreakBefore/>
+      </w:pPr>
+      <w:r>
+        <w:t>Programas y aprendizaje explicados</w:t>
+      </w:r>
+    </w:p>
+    <w:p>
+      <w:pPr>
+        <w:spacing w:after="200"/>
+      </w:pPr>
+      <w:r>
+        <w:rPr>
+          <w:sz w:val="20"/>
+        </w:rPr>
+        <w:t>Cada entrada explica qué es, para qué sirve y por qué lo usamos. Es apoyo para estudiar y responder; no se lee como una lista durante la exposición.</w:t>
+      </w:r>
+    </w:p>
+    <w:p>
+      <w:pPr>
+        <w:spacing w:after="140" w:line="259" w:lineRule="auto"/>
+      </w:pPr>
+      <w:r>
+        <w:rPr>
+          <w:sz w:val="21"/>
+        </w:rPr>
+      </w:r>
+      <w:r>
+        <w:rPr>
+          <w:b/>
+          <w:sz w:val="21"/>
+        </w:rPr>
+        <w:t xml:space="preserve">Aplicación manual. </w:t>
+      </w:r>
+      <w:r>
+        <w:rPr>
+          <w:sz w:val="21"/>
+        </w:rPr>
+        <w:t xml:space="preserve">La pantalla con botones para controlar el brazo. </w:t>
+      </w:r>
+      <w:r>
+        <w:rPr>
+          <w:b/>
+          <w:sz w:val="21"/>
+        </w:rPr>
+        <w:t xml:space="preserve">Uso: </w:t>
+      </w:r>
+      <w:r>
+        <w:rPr>
+          <w:sz w:val="21"/>
+        </w:rPr>
+        <w:t xml:space="preserve">Preparar y probar por separado movimiento, altura e imán. </w:t>
+      </w:r>
+      <w:r>
+        <w:rPr>
+          <w:b/>
+          <w:sz w:val="21"/>
+        </w:rPr>
+        <w:t xml:space="preserve">Por qué se usó: </w:t>
+      </w:r>
+      <w:r>
+        <w:rPr>
+          <w:sz w:val="21"/>
+        </w:rPr>
+        <w:t>Permite aprender y detectar problemas antes de coordinar una jugada completa.</w:t>
+      </w:r>
+    </w:p>
+    <w:p>
+      <w:pPr>
+        <w:spacing w:after="140" w:line="259" w:lineRule="auto"/>
+      </w:pPr>
+      <w:r>
+        <w:rPr>
+          <w:sz w:val="21"/>
+        </w:rPr>
+      </w:r>
+      <w:r>
+        <w:rPr>
+          <w:b/>
+          <w:sz w:val="21"/>
+        </w:rPr>
+        <w:t xml:space="preserve">Stockfish. </w:t>
+      </w:r>
+      <w:r>
+        <w:rPr>
+          <w:sz w:val="21"/>
+        </w:rPr>
+        <w:t xml:space="preserve">Un programa especializado en analizar posiciones de ajedrez y calcular jugadas. </w:t>
+      </w:r>
+      <w:r>
+        <w:rPr>
+          <w:b/>
+          <w:sz w:val="21"/>
+        </w:rPr>
+        <w:t xml:space="preserve">Uso: </w:t>
+      </w:r>
+      <w:r>
+        <w:rPr>
+          <w:sz w:val="21"/>
+        </w:rPr>
+        <w:t xml:space="preserve">Elegir la respuesta del robot durante una partida. </w:t>
+      </w:r>
+      <w:r>
+        <w:rPr>
+          <w:b/>
+          <w:sz w:val="21"/>
+        </w:rPr>
+        <w:t xml:space="preserve">Por qué se usó: </w:t>
+      </w:r>
+      <w:r>
+        <w:rPr>
+          <w:sz w:val="21"/>
+        </w:rPr>
+        <w:t>Permite usar un jugador digital ya desarrollado y concentrar el trabajo en conectar tablero, reglas y movimiento. No reconoce imágenes ni controla motores.</w:t>
+      </w:r>
+    </w:p>
+    <w:p>
+      <w:pPr>
+        <w:spacing w:after="140" w:line="259" w:lineRule="auto"/>
+      </w:pPr>
+      <w:r>
+        <w:rPr>
+          <w:sz w:val="21"/>
+        </w:rPr>
+      </w:r>
+      <w:r>
+        <w:rPr>
+          <w:b/>
+          <w:sz w:val="21"/>
+        </w:rPr>
+        <w:t xml:space="preserve">python-chess. </w:t>
+      </w:r>
+      <w:r>
+        <w:rPr>
+          <w:sz w:val="21"/>
+        </w:rPr>
+        <w:t xml:space="preserve">Un conjunto de herramientas de programación con las reglas y el estado de una partida. </w:t>
+      </w:r>
+      <w:r>
+        <w:rPr>
+          <w:b/>
+          <w:sz w:val="21"/>
+        </w:rPr>
+        <w:t xml:space="preserve">Uso: </w:t>
+      </w:r>
+      <w:r>
+        <w:rPr>
+          <w:sz w:val="21"/>
+        </w:rPr>
+        <w:t xml:space="preserve">Comprobar movimientos y mantener la posición del ajedrez. </w:t>
+      </w:r>
+      <w:r>
+        <w:rPr>
+          <w:b/>
+          <w:sz w:val="21"/>
+        </w:rPr>
+        <w:t xml:space="preserve">Por qué se usó: </w:t>
+      </w:r>
+      <w:r>
+        <w:rPr>
+          <w:sz w:val="21"/>
+        </w:rPr>
+        <w:t>Evita que el equipo tenga que reescribir todas las reglas para reunirlas con la cámara y Stockfish.</w:t>
+      </w:r>
+    </w:p>
+    <w:p>
+      <w:pPr>
+        <w:spacing w:after="140" w:line="259" w:lineRule="auto"/>
+      </w:pPr>
+      <w:r>
+        <w:rPr>
+          <w:sz w:val="21"/>
+        </w:rPr>
+      </w:r>
+      <w:r>
+        <w:rPr>
+          <w:b/>
+          <w:sz w:val="21"/>
+        </w:rPr>
+        <w:t xml:space="preserve">ChatGPT Codex. </w:t>
+      </w:r>
+      <w:r>
+        <w:rPr>
+          <w:sz w:val="21"/>
+        </w:rPr>
+        <w:t xml:space="preserve">Una herramienta de inteligencia artificial con la que se conversa para trabajar sobre programas. </w:t>
+      </w:r>
+      <w:r>
+        <w:rPr>
+          <w:b/>
+          <w:sz w:val="21"/>
+        </w:rPr>
+        <w:t xml:space="preserve">Uso: </w:t>
+      </w:r>
+      <w:r>
+        <w:rPr>
+          <w:sz w:val="21"/>
+        </w:rPr>
+        <w:t xml:space="preserve">Comprender código, proponer cambios, preparar pruebas e interfaces. </w:t>
+      </w:r>
+      <w:r>
+        <w:rPr>
+          <w:b/>
+          <w:sz w:val="21"/>
+        </w:rPr>
+        <w:t xml:space="preserve">Por qué se usó: </w:t>
+      </w:r>
+      <w:r>
+        <w:rPr>
+          <w:sz w:val="21"/>
+        </w:rPr>
+        <w:t>Ayudó a adaptar EduSCARA a las necesidades del proyecto. El equipo aporta medidas y comprobaciones; Codex no elige las jugadas en esta implementación.</w:t>
+      </w:r>
+    </w:p>
+    <w:p>
+      <w:pPr>
+        <w:spacing w:after="140" w:line="259" w:lineRule="auto"/>
+      </w:pPr>
+      <w:r>
+        <w:rPr>
+          <w:sz w:val="21"/>
+        </w:rPr>
+      </w:r>
+      <w:r>
+        <w:rPr>
+          <w:b/>
+          <w:sz w:val="21"/>
+        </w:rPr>
+        <w:t xml:space="preserve">Código / programa. </w:t>
+      </w:r>
+      <w:r>
+        <w:rPr>
+          <w:sz w:val="21"/>
+        </w:rPr>
+        <w:t xml:space="preserve">El conjunto de instrucciones escritas para que una computadora o placa realice una tarea. </w:t>
+      </w:r>
+      <w:r>
+        <w:rPr>
+          <w:b/>
+          <w:sz w:val="21"/>
+        </w:rPr>
+        <w:t xml:space="preserve">Uso: </w:t>
+      </w:r>
+      <w:r>
+        <w:rPr>
+          <w:sz w:val="21"/>
+        </w:rPr>
+        <w:t xml:space="preserve">Organizar qué hacer, cuándo hacerlo y qué revisar. </w:t>
+      </w:r>
+      <w:r>
+        <w:rPr>
+          <w:b/>
+          <w:sz w:val="21"/>
+        </w:rPr>
+        <w:t xml:space="preserve">Por qué se usó: </w:t>
+      </w:r>
+      <w:r>
+        <w:rPr>
+          <w:sz w:val="21"/>
+        </w:rPr>
+        <w:t>Los componentes conectados no se coordinan solos: necesitan instrucciones y comprobaciones.</w:t>
+      </w:r>
+    </w:p>
+    <w:p>
+      <w:pPr>
+        <w:spacing w:after="140" w:line="259" w:lineRule="auto"/>
+      </w:pPr>
+      <w:r>
+        <w:rPr>
+          <w:sz w:val="21"/>
+        </w:rPr>
+      </w:r>
+      <w:r>
+        <w:rPr>
+          <w:b/>
+          <w:sz w:val="21"/>
+        </w:rPr>
+        <w:t xml:space="preserve">Python y C. </w:t>
+      </w:r>
+      <w:r>
+        <w:rPr>
+          <w:sz w:val="21"/>
+        </w:rPr>
+        <w:t xml:space="preserve">Dos lenguajes para escribir instrucciones de programación. </w:t>
+      </w:r>
+      <w:r>
+        <w:rPr>
+          <w:b/>
+          <w:sz w:val="21"/>
+        </w:rPr>
+        <w:t xml:space="preserve">Uso: </w:t>
+      </w:r>
+      <w:r>
+        <w:rPr>
+          <w:sz w:val="21"/>
+        </w:rPr>
+        <w:t xml:space="preserve">Python organiza las aplicaciones; C se usa en el programa que controla la placa STM32. </w:t>
+      </w:r>
+      <w:r>
+        <w:rPr>
+          <w:b/>
+          <w:sz w:val="21"/>
+        </w:rPr>
+        <w:t xml:space="preserve">Por qué se usó: </w:t>
+      </w:r>
+      <w:r>
+        <w:rPr>
+          <w:sz w:val="21"/>
+        </w:rPr>
+        <w:t>Se emplearon las herramientas adecuadas a cada parte y se aprovechó la base original de EduSCARA. Solo se nombran si el jurado pregunta por la programación.</w:t>
+      </w:r>
+    </w:p>
+    <w:p>
+      <w:pPr>
+        <w:spacing w:after="140" w:line="259" w:lineRule="auto"/>
+      </w:pPr>
+      <w:r>
+        <w:rPr>
+          <w:sz w:val="21"/>
+        </w:rPr>
+      </w:r>
+      <w:r>
+        <w:rPr>
+          <w:b/>
+          <w:sz w:val="21"/>
+        </w:rPr>
+        <w:t xml:space="preserve">Firmware. </w:t>
+      </w:r>
+      <w:r>
+        <w:rPr>
+          <w:sz w:val="21"/>
+        </w:rPr>
+        <w:t xml:space="preserve">El programa que se guarda y ejecuta dentro de una placa de control. </w:t>
+      </w:r>
+      <w:r>
+        <w:rPr>
+          <w:b/>
+          <w:sz w:val="21"/>
+        </w:rPr>
+        <w:t xml:space="preserve">Uso: </w:t>
+      </w:r>
+      <w:r>
+        <w:rPr>
+          <w:sz w:val="21"/>
+        </w:rPr>
+        <w:t xml:space="preserve">Convertir órdenes en señales y lecturas del equipo. </w:t>
+      </w:r>
+      <w:r>
+        <w:rPr>
+          <w:b/>
+          <w:sz w:val="21"/>
+        </w:rPr>
+        <w:t xml:space="preserve">Por qué se usó: </w:t>
+      </w:r>
+      <w:r>
+        <w:rPr>
+          <w:sz w:val="21"/>
+        </w:rPr>
+        <w:t>Permite que la STM32 maneje los elementos físicos. En la exposición basta decir «programa de la placa».</w:t>
+      </w:r>
+    </w:p>
+    <w:p>
+      <w:pPr>
+        <w:spacing w:after="140" w:line="259" w:lineRule="auto"/>
+      </w:pPr>
+      <w:r>
+        <w:rPr>
+          <w:sz w:val="21"/>
+        </w:rPr>
+      </w:r>
+      <w:r>
+        <w:rPr>
+          <w:b/>
+          <w:sz w:val="21"/>
+        </w:rPr>
+        <w:t xml:space="preserve">Máquina de estados. </w:t>
+      </w:r>
+      <w:r>
+        <w:rPr>
+          <w:sz w:val="21"/>
+        </w:rPr>
+        <w:t xml:space="preserve">Una organización del programa por etapas, con condiciones para pasar de una a otra. </w:t>
+      </w:r>
+      <w:r>
+        <w:rPr>
+          <w:b/>
+          <w:sz w:val="21"/>
+        </w:rPr>
+        <w:t xml:space="preserve">Uso: </w:t>
+      </w:r>
+      <w:r>
+        <w:rPr>
+          <w:sz w:val="21"/>
+        </w:rPr>
+        <w:t xml:space="preserve">Separar turno humano, comprobación, cálculo, traslado y revisión. </w:t>
+      </w:r>
+      <w:r>
+        <w:rPr>
+          <w:b/>
+          <w:sz w:val="21"/>
+        </w:rPr>
+        <w:t xml:space="preserve">Por qué se usó: </w:t>
+      </w:r>
+      <w:r>
+        <w:rPr>
+          <w:sz w:val="21"/>
+        </w:rPr>
+        <w:t>Evita tratar una orden recibida como si toda la tarea ya estuviera terminada. En la exposición se explica con la comparación de una receta.</w:t>
+      </w:r>
+    </w:p>
+    <w:p>
+      <w:pPr>
+        <w:spacing w:after="140" w:line="259" w:lineRule="auto"/>
+      </w:pPr>
+      <w:r>
+        <w:rPr>
+          <w:sz w:val="21"/>
+        </w:rPr>
+      </w:r>
+      <w:r>
+        <w:rPr>
+          <w:b/>
+          <w:sz w:val="21"/>
+        </w:rPr>
+        <w:t xml:space="preserve">Cursos de Arduino - formación previa. </w:t>
+      </w:r>
+      <w:r>
+        <w:rPr>
+          <w:sz w:val="21"/>
+        </w:rPr>
+        <w:t xml:space="preserve">Arduino es una plataforma utilizada para aprender programación y electrónica mediante proyectos con placas y componentes. </w:t>
+      </w:r>
+      <w:r>
+        <w:rPr>
+          <w:b/>
+          <w:sz w:val="21"/>
+        </w:rPr>
+        <w:t xml:space="preserve">Uso: </w:t>
+      </w:r>
+      <w:r>
+        <w:rPr>
+          <w:sz w:val="21"/>
+        </w:rPr>
+        <w:t xml:space="preserve">En los cursos previos el equipo practicó programación, conexiones y conceptos que después pudo aplicar al robot. </w:t>
+      </w:r>
+      <w:r>
+        <w:rPr>
+          <w:b/>
+          <w:sz w:val="21"/>
+        </w:rPr>
+        <w:t xml:space="preserve">Por qué se usó: </w:t>
+      </w:r>
+      <w:r>
+        <w:rPr>
+          <w:sz w:val="21"/>
+        </w:rPr>
+        <w:t>Esos aprendizajes ayudaron a comprender el proyecto. JaqueBot utiliza una placa STM32; mencionar los cursos no significa que el robot esté construido con una placa Arduino.</w:t>
+      </w:r>
+    </w:p>
+    <w:p>
+      <w:pPr>
+        <w:pStyle w:val="Heading1"/>
+        <w:pageBreakBefore/>
       </w:pPr>
       <w:r>
         <w:t>Preguntas del jurado</w:t>
@@ -3497,7 +3505,7 @@
         <w:rPr>
           <w:sz w:val="21"/>
         </w:rPr>
-        <w:t>Desarrollar un brazo que permita explorar tareas de mover objetos y una futura clasificación. Lo construimos y usamos el ajedrez para demostrar cómo reconocer una pieza, decidir un destino y trasladarla. El ejemplo de cajas de medicamentos ayuda a imaginar otra escala; no significa que ya clasifiquemos productos en una empresa.</w:t>
+        <w:t>Aprender a integrar visión artificial, inteligencia artificial y mecánica, aplicando Matemáticas, geometría y Sistemas. Los cursos previos de Arduino nos dieron bases de programación, electrónica y conexiones; en JaqueBot las aplicamos con STM32. Usamos el ajedrez para relacionar una imagen, una decisión y un movimiento. La aplicación industrial es una posibilidad que requiere adaptación y pruebas.</w:t>
       </w:r>
     </w:p>
     <w:p>
@@ -3765,13 +3773,9 @@
       </w:r>
     </w:p>
     <w:p>
-      <w:r>
-        <w:br w:type="page"/>
-      </w:r>
-    </w:p>
-    <w:p>
       <w:pPr>
         <w:pStyle w:val="Heading1"/>
+        <w:pageBreakBefore/>
       </w:pPr>
       <w:r>
         <w:t>Respuestas sobre el proceso y los resultados</w:t>
@@ -3942,7 +3946,7 @@
         <w:rPr>
           <w:sz w:val="21"/>
         </w:rPr>
-        <w:t>A repartir responsabilidades, fabricar y ensamblar, conectar componentes, describir problemas y comprobar soluciones. Aprendimos que un fallo puede venir del programa, de una conexión o de una pieza física, y que conviene revisar por partes.</w:t>
+        <w:t>A aplicar Matemáticas y Sistemas al robot: relacionar imágenes, coordenadas, ángulos y movimiento; usar bases de programación, electrónica y conexiones practicadas en los cursos de Arduino; y reconocer cómo influyen la luz y las etiquetas. La placa del proyecto es STM32. También aprendimos a repartir tareas, probar por partes y comprobar los cambios propuestos por Codex.</w:t>
       </w:r>
     </w:p>
     <w:p>
@@ -3978,7 +3982,7 @@
         <w:rPr>
           <w:sz w:val="21"/>
         </w:rPr>
-        <w:t>El programa calcula y coordina una secuencia, pero las pruebas requieren supervisión por el agarre, la cercanía de las piezas y las referencias que se comprueban a mano. No lo presentamos como un equipo industrial autónomo certificado.</w:t>
+        <w:t>El programa calcula y coordina una secuencia, pero las pruebas requieren supervisión por el agarre, la cercanía de las piezas y las referencias que se comprueban a mano.</w:t>
       </w:r>
     </w:p>
     <w:p>
@@ -4104,13 +4108,9 @@
       </w:hyperlink>
     </w:p>
     <w:p>
-      <w:r>
-        <w:br w:type="page"/>
-      </w:r>
-    </w:p>
-    <w:p>
       <w:pPr>
         <w:pStyle w:val="Heading1"/>
+        <w:pageBreakBefore/>
       </w:pPr>
       <w:r>
         <w:t>Anexo de materiales comprados</w:t>
@@ -5716,13 +5716,9 @@
       </w:r>
     </w:p>
     <w:p>
-      <w:r>
-        <w:br w:type="page"/>
-      </w:r>
-    </w:p>
-    <w:p>
       <w:pPr>
         <w:pStyle w:val="Heading1"/>
+        <w:pageBreakBefore/>
       </w:pPr>
       <w:r>
         <w:t>Anexo de costos y equipos prestados</w:t>
